--- a/Manual.docx
+++ b/Manual.docx
@@ -3,29 +3,975 @@
 <w:document xmlns:wpc="http://schemas.microsoft.com/office/word/2010/wordprocessingCanvas" xmlns:cx="http://schemas.microsoft.com/office/drawing/2014/chartex" xmlns:cx1="http://schemas.microsoft.com/office/drawing/2015/9/8/chartex" xmlns:cx2="http://schemas.microsoft.com/office/drawing/2015/10/21/chartex" xmlns:cx3="http://schemas.microsoft.com/office/drawing/2016/5/9/chartex" xmlns:cx4="http://schemas.microsoft.com/office/drawing/2016/5/10/chartex" xmlns:cx5="http://schemas.microsoft.com/office/drawing/2016/5/11/chartex" xmlns:cx6="http://schemas.microsoft.com/office/drawing/2016/5/12/chartex" xmlns:cx7="http://schemas.microsoft.com/office/drawing/2016/5/13/chartex" xmlns:cx8="http://schemas.microsoft.com/office/drawing/2016/5/14/chartex" xmlns:mc="http://schemas.openxmlformats.org/markup-compatibility/2006" xmlns:aink="http://schemas.microsoft.com/office/drawing/2016/ink" xmlns:am3d="http://schemas.microsoft.com/office/drawing/2017/model3d" xmlns:o="urn:schemas-microsoft-com:office:office" xmlns:oel="http://schemas.microsoft.com/office/2019/extlst" xmlns:r="http://schemas.openxmlformats.org/officeDocument/2006/relationships" xmlns:m="http://schemas.openxmlformats.org/officeDocument/2006/math" xmlns:v="urn:schemas-microsoft-com:vml" xmlns:wp14="http://schemas.microsoft.com/office/word/2010/wordprocessingDrawing" xmlns:wp="http://schemas.openxmlformats.org/drawingml/2006/wordprocessingDrawing" xmlns:w10="urn:schemas-microsoft-com:office:word" xmlns:w="http://schemas.openxmlformats.org/wordprocessingml/2006/main" xmlns:w14="http://schemas.microsoft.com/office/word/2010/wordml" xmlns:w15="http://schemas.microsoft.com/office/word/2012/wordml" xmlns:w16cex="http://schemas.microsoft.com/office/word/2018/wordml/cex" xmlns:w16cid="http://schemas.microsoft.com/office/word/2016/wordml/cid" xmlns:w16="http://schemas.microsoft.com/office/word/2018/wordml" xmlns:w16sdtdh="http://schemas.microsoft.com/office/word/2020/wordml/sdtdatahash" xmlns:w16se="http://schemas.microsoft.com/office/word/2015/wordml/symex" xmlns:wpg="http://schemas.microsoft.com/office/word/2010/wordprocessingGroup" xmlns:wpi="http://schemas.microsoft.com/office/word/2010/wordprocessingInk" xmlns:wne="http://schemas.microsoft.com/office/word/2006/wordml" xmlns:wps="http://schemas.microsoft.com/office/word/2010/wordprocessingShape" mc:Ignorable="w14 w15 w16se w16cid w16 w16cex w16sdtdh wp14">
   <w:body>
     <w:p>
-      <w:r>
-        <w:t>Decription:</w:t>
-      </w:r>
-    </w:p>
-    <w:p>
-      <w:pPr>
-        <w:rPr>
-          <w:lang w:val="en-US"/>
-        </w:rPr>
-      </w:pPr>
-    </w:p>
-    <w:p>
-      <w:pPr>
-        <w:rPr>
-          <w:lang w:val="en-US"/>
-        </w:rPr>
-      </w:pPr>
-      <w:r>
-        <w:rPr>
-          <w:lang w:val="en-US"/>
-        </w:rPr>
-        <w:t>Step-by-step:</w:t>
-      </w:r>
+      <w:pPr>
+        <w:pStyle w:val="Title"/>
+        <w:rPr>
+          <w:rFonts w:ascii="Times" w:hAnsi="Times" w:cs="Times"/>
+          <w:lang w:val="en-US"/>
+        </w:rPr>
+      </w:pPr>
+      <w:r>
+        <w:rPr>
+          <w:rFonts w:ascii="Times" w:hAnsi="Times" w:cs="Times"/>
+          <w:lang w:val="en-US"/>
+        </w:rPr>
+        <w:t>Manual for uploading excel sheets to the centralized CGG meta data database.</w:t>
+      </w:r>
+    </w:p>
+    <w:p>
+      <w:pPr>
+        <w:rPr>
+          <w:rFonts w:ascii="Times" w:hAnsi="Times" w:cs="Times"/>
+          <w:lang w:val="en-US"/>
+        </w:rPr>
+      </w:pPr>
+    </w:p>
+    <w:p>
+      <w:pPr>
+        <w:rPr>
+          <w:rFonts w:ascii="Times" w:hAnsi="Times" w:cs="Times"/>
+          <w:lang w:val="en-US"/>
+        </w:rPr>
+      </w:pPr>
+      <w:r>
+        <w:rPr>
+          <w:rFonts w:ascii="Times" w:hAnsi="Times" w:cs="Times"/>
+          <w:lang w:val="en-US"/>
+        </w:rPr>
+        <w:t xml:space="preserve">The intention for this manual is to guide the user in uploading as well as to introduce them to the processing, </w:t>
+      </w:r>
+      <w:r>
+        <w:rPr>
+          <w:rFonts w:ascii="Times" w:hAnsi="Times" w:cs="Times"/>
+          <w:lang w:val="en-US"/>
+        </w:rPr>
+        <w:t>parsing,</w:t>
+      </w:r>
+      <w:r>
+        <w:rPr>
+          <w:rFonts w:ascii="Times" w:hAnsi="Times" w:cs="Times"/>
+          <w:lang w:val="en-US"/>
+        </w:rPr>
+        <w:t xml:space="preserve"> and formatting of their meta data.</w:t>
+      </w:r>
+    </w:p>
+    <w:p>
+      <w:pPr>
+        <w:rPr>
+          <w:rFonts w:ascii="Times" w:hAnsi="Times" w:cs="Times"/>
+          <w:lang w:val="en-US"/>
+        </w:rPr>
+      </w:pPr>
+    </w:p>
+    <w:sdt>
+      <w:sdtPr>
+        <w:id w:val="1554424262"/>
+        <w:docPartObj>
+          <w:docPartGallery w:val="Table of Contents"/>
+          <w:docPartUnique/>
+        </w:docPartObj>
+      </w:sdtPr>
+      <w:sdtEndPr>
+        <w:rPr>
+          <w:rFonts w:asciiTheme="minorHAnsi" w:eastAsiaTheme="minorHAnsi" w:hAnsiTheme="minorHAnsi" w:cstheme="minorBidi"/>
+          <w:b/>
+          <w:bCs/>
+          <w:noProof/>
+          <w:color w:val="auto"/>
+          <w:kern w:val="2"/>
+          <w:sz w:val="22"/>
+          <w:szCs w:val="22"/>
+          <w:lang w:val="da-DK"/>
+          <w14:ligatures w14:val="standardContextual"/>
+        </w:rPr>
+      </w:sdtEndPr>
+      <w:sdtContent>
+        <w:p>
+          <w:pPr>
+            <w:pStyle w:val="TOCHeading"/>
+            <w:rPr>
+              <w:rFonts w:ascii="Times" w:hAnsi="Times" w:cs="Times"/>
+            </w:rPr>
+          </w:pPr>
+          <w:r>
+            <w:rPr>
+              <w:rFonts w:ascii="Times" w:hAnsi="Times" w:cs="Times"/>
+            </w:rPr>
+            <w:t>Contents</w:t>
+          </w:r>
+        </w:p>
+        <w:p>
+          <w:pPr>
+            <w:pStyle w:val="TOC1"/>
+            <w:tabs>
+              <w:tab w:val="right" w:leader="dot" w:pos="9016"/>
+            </w:tabs>
+            <w:rPr>
+              <w:rFonts w:eastAsiaTheme="minorEastAsia"/>
+              <w:noProof/>
+              <w:lang w:eastAsia="da-DK"/>
+            </w:rPr>
+          </w:pPr>
+          <w:r>
+            <w:fldChar w:fldCharType="begin"/>
+          </w:r>
+          <w:r>
+            <w:instrText xml:space="preserve"> TOC \o "1-3" \h \z \u </w:instrText>
+          </w:r>
+          <w:r>
+            <w:fldChar w:fldCharType="separate"/>
+          </w:r>
+          <w:hyperlink w:anchor="_Toc159310980" w:history="1">
+            <w:r>
+              <w:rPr>
+                <w:rStyle w:val="Hyperlink"/>
+                <w:rFonts w:ascii="Times" w:hAnsi="Times" w:cs="Times"/>
+                <w:noProof/>
+                <w:lang w:val="en-US"/>
+              </w:rPr>
+              <w:t>Step-by-step guide to uploading:</w:t>
+            </w:r>
+            <w:r>
+              <w:rPr>
+                <w:noProof/>
+                <w:webHidden/>
+              </w:rPr>
+              <w:tab/>
+            </w:r>
+            <w:r>
+              <w:rPr>
+                <w:noProof/>
+                <w:webHidden/>
+              </w:rPr>
+              <w:fldChar w:fldCharType="begin"/>
+            </w:r>
+            <w:r>
+              <w:rPr>
+                <w:noProof/>
+                <w:webHidden/>
+              </w:rPr>
+              <w:instrText xml:space="preserve"> PAGEREF _Toc159310980 \h </w:instrText>
+            </w:r>
+            <w:r>
+              <w:rPr>
+                <w:noProof/>
+                <w:webHidden/>
+              </w:rPr>
+            </w:r>
+            <w:r>
+              <w:rPr>
+                <w:noProof/>
+                <w:webHidden/>
+              </w:rPr>
+              <w:fldChar w:fldCharType="separate"/>
+            </w:r>
+            <w:r>
+              <w:rPr>
+                <w:noProof/>
+                <w:webHidden/>
+              </w:rPr>
+              <w:t>2</w:t>
+            </w:r>
+            <w:r>
+              <w:rPr>
+                <w:noProof/>
+                <w:webHidden/>
+              </w:rPr>
+              <w:fldChar w:fldCharType="end"/>
+            </w:r>
+          </w:hyperlink>
+        </w:p>
+        <w:p>
+          <w:pPr>
+            <w:pStyle w:val="TOC1"/>
+            <w:tabs>
+              <w:tab w:val="right" w:leader="dot" w:pos="9016"/>
+            </w:tabs>
+            <w:rPr>
+              <w:rFonts w:eastAsiaTheme="minorEastAsia"/>
+              <w:noProof/>
+              <w:lang w:eastAsia="da-DK"/>
+            </w:rPr>
+          </w:pPr>
+          <w:hyperlink w:anchor="_Toc159310981" w:history="1">
+            <w:r>
+              <w:rPr>
+                <w:rStyle w:val="Hyperlink"/>
+                <w:rFonts w:ascii="Times" w:hAnsi="Times" w:cs="Times"/>
+                <w:noProof/>
+                <w:lang w:val="en-US"/>
+              </w:rPr>
+              <w:t>Details on standard Excel formatting:</w:t>
+            </w:r>
+            <w:r>
+              <w:rPr>
+                <w:noProof/>
+                <w:webHidden/>
+              </w:rPr>
+              <w:tab/>
+            </w:r>
+            <w:r>
+              <w:rPr>
+                <w:noProof/>
+                <w:webHidden/>
+              </w:rPr>
+              <w:fldChar w:fldCharType="begin"/>
+            </w:r>
+            <w:r>
+              <w:rPr>
+                <w:noProof/>
+                <w:webHidden/>
+              </w:rPr>
+              <w:instrText xml:space="preserve"> PAGEREF _Toc159310981 \h </w:instrText>
+            </w:r>
+            <w:r>
+              <w:rPr>
+                <w:noProof/>
+                <w:webHidden/>
+              </w:rPr>
+            </w:r>
+            <w:r>
+              <w:rPr>
+                <w:noProof/>
+                <w:webHidden/>
+              </w:rPr>
+              <w:fldChar w:fldCharType="separate"/>
+            </w:r>
+            <w:r>
+              <w:rPr>
+                <w:noProof/>
+                <w:webHidden/>
+              </w:rPr>
+              <w:t>2</w:t>
+            </w:r>
+            <w:r>
+              <w:rPr>
+                <w:noProof/>
+                <w:webHidden/>
+              </w:rPr>
+              <w:fldChar w:fldCharType="end"/>
+            </w:r>
+          </w:hyperlink>
+        </w:p>
+        <w:p>
+          <w:pPr>
+            <w:pStyle w:val="TOC2"/>
+            <w:tabs>
+              <w:tab w:val="right" w:leader="dot" w:pos="9016"/>
+            </w:tabs>
+            <w:rPr>
+              <w:rFonts w:eastAsiaTheme="minorEastAsia"/>
+              <w:noProof/>
+              <w:lang w:eastAsia="da-DK"/>
+            </w:rPr>
+          </w:pPr>
+          <w:hyperlink w:anchor="_Toc159310982" w:history="1">
+            <w:r>
+              <w:rPr>
+                <w:rStyle w:val="Hyperlink"/>
+                <w:rFonts w:ascii="Times" w:hAnsi="Times" w:cs="Times"/>
+                <w:noProof/>
+                <w:lang w:val="en-US"/>
+              </w:rPr>
+              <w:t>Empty cells (strict)</w:t>
+            </w:r>
+            <w:r>
+              <w:rPr>
+                <w:noProof/>
+                <w:webHidden/>
+              </w:rPr>
+              <w:tab/>
+            </w:r>
+            <w:r>
+              <w:rPr>
+                <w:noProof/>
+                <w:webHidden/>
+              </w:rPr>
+              <w:fldChar w:fldCharType="begin"/>
+            </w:r>
+            <w:r>
+              <w:rPr>
+                <w:noProof/>
+                <w:webHidden/>
+              </w:rPr>
+              <w:instrText xml:space="preserve"> PAGEREF _Toc159310982 \h </w:instrText>
+            </w:r>
+            <w:r>
+              <w:rPr>
+                <w:noProof/>
+                <w:webHidden/>
+              </w:rPr>
+            </w:r>
+            <w:r>
+              <w:rPr>
+                <w:noProof/>
+                <w:webHidden/>
+              </w:rPr>
+              <w:fldChar w:fldCharType="separate"/>
+            </w:r>
+            <w:r>
+              <w:rPr>
+                <w:noProof/>
+                <w:webHidden/>
+              </w:rPr>
+              <w:t>2</w:t>
+            </w:r>
+            <w:r>
+              <w:rPr>
+                <w:noProof/>
+                <w:webHidden/>
+              </w:rPr>
+              <w:fldChar w:fldCharType="end"/>
+            </w:r>
+          </w:hyperlink>
+        </w:p>
+        <w:p>
+          <w:pPr>
+            <w:pStyle w:val="TOC2"/>
+            <w:tabs>
+              <w:tab w:val="right" w:leader="dot" w:pos="9016"/>
+            </w:tabs>
+            <w:rPr>
+              <w:rFonts w:eastAsiaTheme="minorEastAsia"/>
+              <w:noProof/>
+              <w:lang w:eastAsia="da-DK"/>
+            </w:rPr>
+          </w:pPr>
+          <w:hyperlink w:anchor="_Toc159310983" w:history="1">
+            <w:r>
+              <w:rPr>
+                <w:rStyle w:val="Hyperlink"/>
+                <w:rFonts w:ascii="Times" w:hAnsi="Times" w:cs="Times"/>
+                <w:noProof/>
+                <w:lang w:val="en-US"/>
+              </w:rPr>
+              <w:t>Intervals (strict)</w:t>
+            </w:r>
+            <w:r>
+              <w:rPr>
+                <w:noProof/>
+                <w:webHidden/>
+              </w:rPr>
+              <w:tab/>
+            </w:r>
+            <w:r>
+              <w:rPr>
+                <w:noProof/>
+                <w:webHidden/>
+              </w:rPr>
+              <w:fldChar w:fldCharType="begin"/>
+            </w:r>
+            <w:r>
+              <w:rPr>
+                <w:noProof/>
+                <w:webHidden/>
+              </w:rPr>
+              <w:instrText xml:space="preserve"> PAGEREF _Toc159310983 \h </w:instrText>
+            </w:r>
+            <w:r>
+              <w:rPr>
+                <w:noProof/>
+                <w:webHidden/>
+              </w:rPr>
+            </w:r>
+            <w:r>
+              <w:rPr>
+                <w:noProof/>
+                <w:webHidden/>
+              </w:rPr>
+              <w:fldChar w:fldCharType="separate"/>
+            </w:r>
+            <w:r>
+              <w:rPr>
+                <w:noProof/>
+                <w:webHidden/>
+              </w:rPr>
+              <w:t>3</w:t>
+            </w:r>
+            <w:r>
+              <w:rPr>
+                <w:noProof/>
+                <w:webHidden/>
+              </w:rPr>
+              <w:fldChar w:fldCharType="end"/>
+            </w:r>
+          </w:hyperlink>
+        </w:p>
+        <w:p>
+          <w:pPr>
+            <w:pStyle w:val="TOC2"/>
+            <w:tabs>
+              <w:tab w:val="right" w:leader="dot" w:pos="9016"/>
+            </w:tabs>
+            <w:rPr>
+              <w:rFonts w:eastAsiaTheme="minorEastAsia"/>
+              <w:noProof/>
+              <w:lang w:eastAsia="da-DK"/>
+            </w:rPr>
+          </w:pPr>
+          <w:hyperlink w:anchor="_Toc159310984" w:history="1">
+            <w:r>
+              <w:rPr>
+                <w:rStyle w:val="Hyperlink"/>
+                <w:rFonts w:ascii="Times" w:hAnsi="Times" w:cs="Times"/>
+                <w:noProof/>
+                <w:lang w:val="en-US"/>
+              </w:rPr>
+              <w:t>Decimal points (flexible)</w:t>
+            </w:r>
+            <w:r>
+              <w:rPr>
+                <w:noProof/>
+                <w:webHidden/>
+              </w:rPr>
+              <w:tab/>
+            </w:r>
+            <w:r>
+              <w:rPr>
+                <w:noProof/>
+                <w:webHidden/>
+              </w:rPr>
+              <w:fldChar w:fldCharType="begin"/>
+            </w:r>
+            <w:r>
+              <w:rPr>
+                <w:noProof/>
+                <w:webHidden/>
+              </w:rPr>
+              <w:instrText xml:space="preserve"> PAGEREF _Toc159310984 \h </w:instrText>
+            </w:r>
+            <w:r>
+              <w:rPr>
+                <w:noProof/>
+                <w:webHidden/>
+              </w:rPr>
+            </w:r>
+            <w:r>
+              <w:rPr>
+                <w:noProof/>
+                <w:webHidden/>
+              </w:rPr>
+              <w:fldChar w:fldCharType="separate"/>
+            </w:r>
+            <w:r>
+              <w:rPr>
+                <w:noProof/>
+                <w:webHidden/>
+              </w:rPr>
+              <w:t>3</w:t>
+            </w:r>
+            <w:r>
+              <w:rPr>
+                <w:noProof/>
+                <w:webHidden/>
+              </w:rPr>
+              <w:fldChar w:fldCharType="end"/>
+            </w:r>
+          </w:hyperlink>
+        </w:p>
+        <w:p>
+          <w:pPr>
+            <w:pStyle w:val="TOC2"/>
+            <w:tabs>
+              <w:tab w:val="right" w:leader="dot" w:pos="9016"/>
+            </w:tabs>
+            <w:rPr>
+              <w:rFonts w:eastAsiaTheme="minorEastAsia"/>
+              <w:noProof/>
+              <w:lang w:eastAsia="da-DK"/>
+            </w:rPr>
+          </w:pPr>
+          <w:hyperlink w:anchor="_Toc159310985" w:history="1">
+            <w:r>
+              <w:rPr>
+                <w:rStyle w:val="Hyperlink"/>
+                <w:rFonts w:ascii="Times" w:hAnsi="Times" w:cs="Times"/>
+                <w:noProof/>
+                <w:lang w:val="en-US"/>
+              </w:rPr>
+              <w:t>Primary ids (strict)</w:t>
+            </w:r>
+            <w:r>
+              <w:rPr>
+                <w:noProof/>
+                <w:webHidden/>
+              </w:rPr>
+              <w:tab/>
+            </w:r>
+            <w:r>
+              <w:rPr>
+                <w:noProof/>
+                <w:webHidden/>
+              </w:rPr>
+              <w:fldChar w:fldCharType="begin"/>
+            </w:r>
+            <w:r>
+              <w:rPr>
+                <w:noProof/>
+                <w:webHidden/>
+              </w:rPr>
+              <w:instrText xml:space="preserve"> PAGEREF _Toc159310985 \h </w:instrText>
+            </w:r>
+            <w:r>
+              <w:rPr>
+                <w:noProof/>
+                <w:webHidden/>
+              </w:rPr>
+            </w:r>
+            <w:r>
+              <w:rPr>
+                <w:noProof/>
+                <w:webHidden/>
+              </w:rPr>
+              <w:fldChar w:fldCharType="separate"/>
+            </w:r>
+            <w:r>
+              <w:rPr>
+                <w:noProof/>
+                <w:webHidden/>
+              </w:rPr>
+              <w:t>3</w:t>
+            </w:r>
+            <w:r>
+              <w:rPr>
+                <w:noProof/>
+                <w:webHidden/>
+              </w:rPr>
+              <w:fldChar w:fldCharType="end"/>
+            </w:r>
+          </w:hyperlink>
+        </w:p>
+        <w:p>
+          <w:pPr>
+            <w:pStyle w:val="TOC2"/>
+            <w:tabs>
+              <w:tab w:val="right" w:leader="dot" w:pos="9016"/>
+            </w:tabs>
+            <w:rPr>
+              <w:rFonts w:eastAsiaTheme="minorEastAsia"/>
+              <w:noProof/>
+              <w:lang w:eastAsia="da-DK"/>
+            </w:rPr>
+          </w:pPr>
+          <w:hyperlink w:anchor="_Toc159310986" w:history="1">
+            <w:r>
+              <w:rPr>
+                <w:rStyle w:val="Hyperlink"/>
+                <w:rFonts w:ascii="Times" w:hAnsi="Times" w:cs="Times"/>
+                <w:noProof/>
+                <w:lang w:val="en-US"/>
+              </w:rPr>
+              <w:t>Multiple values in one cell (flexible)</w:t>
+            </w:r>
+            <w:r>
+              <w:rPr>
+                <w:noProof/>
+                <w:webHidden/>
+              </w:rPr>
+              <w:tab/>
+            </w:r>
+            <w:r>
+              <w:rPr>
+                <w:noProof/>
+                <w:webHidden/>
+              </w:rPr>
+              <w:fldChar w:fldCharType="begin"/>
+            </w:r>
+            <w:r>
+              <w:rPr>
+                <w:noProof/>
+                <w:webHidden/>
+              </w:rPr>
+              <w:instrText xml:space="preserve"> PAGEREF _Toc159310986 \h </w:instrText>
+            </w:r>
+            <w:r>
+              <w:rPr>
+                <w:noProof/>
+                <w:webHidden/>
+              </w:rPr>
+            </w:r>
+            <w:r>
+              <w:rPr>
+                <w:noProof/>
+                <w:webHidden/>
+              </w:rPr>
+              <w:fldChar w:fldCharType="separate"/>
+            </w:r>
+            <w:r>
+              <w:rPr>
+                <w:noProof/>
+                <w:webHidden/>
+              </w:rPr>
+              <w:t>3</w:t>
+            </w:r>
+            <w:r>
+              <w:rPr>
+                <w:noProof/>
+                <w:webHidden/>
+              </w:rPr>
+              <w:fldChar w:fldCharType="end"/>
+            </w:r>
+          </w:hyperlink>
+        </w:p>
+        <w:p>
+          <w:pPr>
+            <w:pStyle w:val="TOC2"/>
+            <w:tabs>
+              <w:tab w:val="right" w:leader="dot" w:pos="9016"/>
+            </w:tabs>
+            <w:rPr>
+              <w:rFonts w:eastAsiaTheme="minorEastAsia"/>
+              <w:noProof/>
+              <w:lang w:eastAsia="da-DK"/>
+            </w:rPr>
+          </w:pPr>
+          <w:hyperlink w:anchor="_Toc159310987" w:history="1">
+            <w:r>
+              <w:rPr>
+                <w:rStyle w:val="Hyperlink"/>
+                <w:rFonts w:ascii="Times" w:hAnsi="Times" w:cs="Times"/>
+                <w:noProof/>
+                <w:lang w:val="en-US"/>
+              </w:rPr>
+              <w:t>Personal identifiers (flexible)</w:t>
+            </w:r>
+            <w:r>
+              <w:rPr>
+                <w:noProof/>
+                <w:webHidden/>
+              </w:rPr>
+              <w:tab/>
+            </w:r>
+            <w:r>
+              <w:rPr>
+                <w:noProof/>
+                <w:webHidden/>
+              </w:rPr>
+              <w:fldChar w:fldCharType="begin"/>
+            </w:r>
+            <w:r>
+              <w:rPr>
+                <w:noProof/>
+                <w:webHidden/>
+              </w:rPr>
+              <w:instrText xml:space="preserve"> PAGEREF _Toc159310987 \h </w:instrText>
+            </w:r>
+            <w:r>
+              <w:rPr>
+                <w:noProof/>
+                <w:webHidden/>
+              </w:rPr>
+            </w:r>
+            <w:r>
+              <w:rPr>
+                <w:noProof/>
+                <w:webHidden/>
+              </w:rPr>
+              <w:fldChar w:fldCharType="separate"/>
+            </w:r>
+            <w:r>
+              <w:rPr>
+                <w:noProof/>
+                <w:webHidden/>
+              </w:rPr>
+              <w:t>3</w:t>
+            </w:r>
+            <w:r>
+              <w:rPr>
+                <w:noProof/>
+                <w:webHidden/>
+              </w:rPr>
+              <w:fldChar w:fldCharType="end"/>
+            </w:r>
+          </w:hyperlink>
+        </w:p>
+        <w:p>
+          <w:pPr>
+            <w:pStyle w:val="TOC1"/>
+            <w:tabs>
+              <w:tab w:val="right" w:leader="dot" w:pos="9016"/>
+            </w:tabs>
+            <w:rPr>
+              <w:rFonts w:eastAsiaTheme="minorEastAsia"/>
+              <w:noProof/>
+              <w:lang w:eastAsia="da-DK"/>
+            </w:rPr>
+          </w:pPr>
+          <w:hyperlink w:anchor="_Toc159310988" w:history="1">
+            <w:r>
+              <w:rPr>
+                <w:rStyle w:val="Hyperlink"/>
+                <w:rFonts w:ascii="Times" w:hAnsi="Times" w:cs="Times"/>
+                <w:noProof/>
+                <w:lang w:val="en-US"/>
+              </w:rPr>
+              <w:t>Details on formatting and parsing:</w:t>
+            </w:r>
+            <w:r>
+              <w:rPr>
+                <w:noProof/>
+                <w:webHidden/>
+              </w:rPr>
+              <w:tab/>
+            </w:r>
+            <w:r>
+              <w:rPr>
+                <w:noProof/>
+                <w:webHidden/>
+              </w:rPr>
+              <w:fldChar w:fldCharType="begin"/>
+            </w:r>
+            <w:r>
+              <w:rPr>
+                <w:noProof/>
+                <w:webHidden/>
+              </w:rPr>
+              <w:instrText xml:space="preserve"> PAGEREF _Toc159310988 \h </w:instrText>
+            </w:r>
+            <w:r>
+              <w:rPr>
+                <w:noProof/>
+                <w:webHidden/>
+              </w:rPr>
+            </w:r>
+            <w:r>
+              <w:rPr>
+                <w:noProof/>
+                <w:webHidden/>
+              </w:rPr>
+              <w:fldChar w:fldCharType="separate"/>
+            </w:r>
+            <w:r>
+              <w:rPr>
+                <w:noProof/>
+                <w:webHidden/>
+              </w:rPr>
+              <w:t>3</w:t>
+            </w:r>
+            <w:r>
+              <w:rPr>
+                <w:noProof/>
+                <w:webHidden/>
+              </w:rPr>
+              <w:fldChar w:fldCharType="end"/>
+            </w:r>
+          </w:hyperlink>
+        </w:p>
+        <w:p>
+          <w:pPr>
+            <w:pStyle w:val="TOC1"/>
+            <w:tabs>
+              <w:tab w:val="right" w:leader="dot" w:pos="9016"/>
+            </w:tabs>
+            <w:rPr>
+              <w:rFonts w:eastAsiaTheme="minorEastAsia"/>
+              <w:noProof/>
+              <w:lang w:eastAsia="da-DK"/>
+            </w:rPr>
+          </w:pPr>
+          <w:hyperlink w:anchor="_Toc159310989" w:history="1">
+            <w:r>
+              <w:rPr>
+                <w:rStyle w:val="Hyperlink"/>
+                <w:rFonts w:ascii="Times" w:hAnsi="Times" w:cs="Times"/>
+                <w:noProof/>
+                <w:lang w:val="en-US"/>
+              </w:rPr>
+              <w:t>Admin contact info</w:t>
+            </w:r>
+            <w:r>
+              <w:rPr>
+                <w:noProof/>
+                <w:webHidden/>
+              </w:rPr>
+              <w:tab/>
+            </w:r>
+            <w:r>
+              <w:rPr>
+                <w:noProof/>
+                <w:webHidden/>
+              </w:rPr>
+              <w:fldChar w:fldCharType="begin"/>
+            </w:r>
+            <w:r>
+              <w:rPr>
+                <w:noProof/>
+                <w:webHidden/>
+              </w:rPr>
+              <w:instrText xml:space="preserve"> PAGEREF _Toc159310989 \h </w:instrText>
+            </w:r>
+            <w:r>
+              <w:rPr>
+                <w:noProof/>
+                <w:webHidden/>
+              </w:rPr>
+            </w:r>
+            <w:r>
+              <w:rPr>
+                <w:noProof/>
+                <w:webHidden/>
+              </w:rPr>
+              <w:fldChar w:fldCharType="separate"/>
+            </w:r>
+            <w:r>
+              <w:rPr>
+                <w:noProof/>
+                <w:webHidden/>
+              </w:rPr>
+              <w:t>3</w:t>
+            </w:r>
+            <w:r>
+              <w:rPr>
+                <w:noProof/>
+                <w:webHidden/>
+              </w:rPr>
+              <w:fldChar w:fldCharType="end"/>
+            </w:r>
+          </w:hyperlink>
+        </w:p>
+        <w:p>
+          <w:r>
+            <w:rPr>
+              <w:b/>
+              <w:bCs/>
+              <w:noProof/>
+            </w:rPr>
+            <w:fldChar w:fldCharType="end"/>
+          </w:r>
+        </w:p>
+      </w:sdtContent>
+    </w:sdt>
+    <w:p>
+      <w:pPr>
+        <w:rPr>
+          <w:rFonts w:ascii="Times" w:hAnsi="Times" w:cs="Times"/>
+          <w:lang w:val="en-US"/>
+        </w:rPr>
+      </w:pPr>
+    </w:p>
+    <w:p>
+      <w:pPr>
+        <w:rPr>
+          <w:rFonts w:ascii="Times" w:hAnsi="Times" w:cs="Times"/>
+          <w:lang w:val="en-US"/>
+        </w:rPr>
+      </w:pPr>
+    </w:p>
+    <w:p>
+      <w:pPr>
+        <w:rPr>
+          <w:rFonts w:ascii="Times" w:hAnsi="Times" w:cs="Times"/>
+          <w:lang w:val="en-US"/>
+        </w:rPr>
+      </w:pPr>
+    </w:p>
+    <w:p>
+      <w:pPr>
+        <w:rPr>
+          <w:rFonts w:ascii="Times" w:hAnsi="Times" w:cs="Times"/>
+          <w:lang w:val="en-US"/>
+        </w:rPr>
+      </w:pPr>
+    </w:p>
+    <w:p>
+      <w:pPr>
+        <w:rPr>
+          <w:rFonts w:ascii="Times" w:hAnsi="Times" w:cs="Times"/>
+          <w:lang w:val="en-US"/>
+        </w:rPr>
+      </w:pPr>
+    </w:p>
+    <w:p>
+      <w:pPr>
+        <w:rPr>
+          <w:rFonts w:ascii="Times" w:hAnsi="Times" w:cs="Times"/>
+          <w:lang w:val="en-US"/>
+        </w:rPr>
+      </w:pPr>
+    </w:p>
+    <w:p>
+      <w:pPr>
+        <w:rPr>
+          <w:rFonts w:ascii="Times" w:hAnsi="Times" w:cs="Times"/>
+          <w:lang w:val="en-US"/>
+        </w:rPr>
+      </w:pPr>
+    </w:p>
+    <w:p>
+      <w:pPr>
+        <w:rPr>
+          <w:rFonts w:ascii="Times" w:hAnsi="Times" w:cs="Times"/>
+          <w:lang w:val="en-US"/>
+        </w:rPr>
+      </w:pPr>
+    </w:p>
+    <w:p>
+      <w:pPr>
+        <w:rPr>
+          <w:rFonts w:ascii="Times" w:hAnsi="Times" w:cs="Times"/>
+          <w:lang w:val="en-US"/>
+        </w:rPr>
+      </w:pPr>
+    </w:p>
+    <w:p>
+      <w:pPr>
+        <w:rPr>
+          <w:rFonts w:ascii="Times" w:hAnsi="Times" w:cs="Times"/>
+          <w:lang w:val="en-US"/>
+        </w:rPr>
+      </w:pPr>
+    </w:p>
+    <w:p>
+      <w:pPr>
+        <w:rPr>
+          <w:rFonts w:ascii="Times" w:hAnsi="Times" w:cs="Times"/>
+          <w:lang w:val="en-US"/>
+        </w:rPr>
+      </w:pPr>
+    </w:p>
+    <w:p>
+      <w:pPr>
+        <w:rPr>
+          <w:rFonts w:ascii="Times" w:hAnsi="Times" w:cs="Times"/>
+          <w:lang w:val="en-US"/>
+        </w:rPr>
+      </w:pPr>
+    </w:p>
+    <w:p>
+      <w:pPr>
+        <w:rPr>
+          <w:rFonts w:ascii="Times" w:hAnsi="Times" w:cs="Times"/>
+          <w:lang w:val="en-US"/>
+        </w:rPr>
+      </w:pPr>
+    </w:p>
+    <w:p>
+      <w:pPr>
+        <w:pStyle w:val="Heading1"/>
+        <w:rPr>
+          <w:rFonts w:ascii="Times" w:hAnsi="Times" w:cs="Times"/>
+          <w:lang w:val="en-US"/>
+        </w:rPr>
+      </w:pPr>
+      <w:bookmarkStart w:id="0" w:name="_Toc159310729"/>
+      <w:bookmarkStart w:id="1" w:name="_Toc159310980"/>
+      <w:r>
+        <w:rPr>
+          <w:rFonts w:ascii="Times" w:hAnsi="Times" w:cs="Times"/>
+          <w:lang w:val="en-US"/>
+        </w:rPr>
+        <w:lastRenderedPageBreak/>
+        <w:t>Step-by-step</w:t>
+      </w:r>
+      <w:r>
+        <w:rPr>
+          <w:rFonts w:ascii="Times" w:hAnsi="Times" w:cs="Times"/>
+          <w:lang w:val="en-US"/>
+        </w:rPr>
+        <w:t xml:space="preserve"> guide to uploading:</w:t>
+      </w:r>
+      <w:bookmarkEnd w:id="0"/>
+      <w:bookmarkEnd w:id="1"/>
     </w:p>
     <w:p>
       <w:pPr>
@@ -35,183 +981,293 @@
           <w:numId w:val="1"/>
         </w:numPr>
         <w:rPr>
-          <w:lang w:val="en-US"/>
-        </w:rPr>
-      </w:pPr>
-      <w:r>
-        <w:rPr>
+          <w:rFonts w:ascii="Times" w:hAnsi="Times" w:cs="Times"/>
+          <w:lang w:val="en-US"/>
+        </w:rPr>
+      </w:pPr>
+      <w:r>
+        <w:rPr>
+          <w:rFonts w:ascii="Times" w:hAnsi="Times" w:cs="Times"/>
           <w:lang w:val="en-US"/>
         </w:rPr>
         <w:t xml:space="preserve">Go to </w:t>
       </w:r>
-      <w:r>
-        <w:rPr>
-          <w:rFonts w:ascii="Consolas" w:hAnsi="Consolas"/>
-          <w:color w:val="1F2328"/>
-          <w:sz w:val="20"/>
-          <w:szCs w:val="20"/>
-          <w:lang w:val="en-US"/>
-        </w:rPr>
-        <w:t>dandyweb01fl.unicph.domain/upload_excel</w:t>
-      </w:r>
-      <w:r>
-        <w:rPr>
-          <w:rFonts w:ascii="Consolas" w:hAnsi="Consolas"/>
-          <w:color w:val="1F2328"/>
-          <w:sz w:val="20"/>
-          <w:szCs w:val="20"/>
-          <w:lang w:val="en-US"/>
-        </w:rPr>
-        <w:t xml:space="preserve"> in you web browser of choice (Google Chrome is probably best, but others should work fine) </w:t>
-      </w:r>
-      <w:r>
-        <w:rPr>
-          <w:rFonts w:ascii="Consolas" w:hAnsi="Consolas"/>
-          <w:color w:val="1F2328"/>
-          <w:sz w:val="20"/>
-          <w:szCs w:val="20"/>
-          <w:lang w:val="en-US"/>
-        </w:rPr>
-        <w:t>which is the site you will</w:t>
-      </w:r>
-      <w:r>
-        <w:rPr>
-          <w:rFonts w:ascii="Consolas" w:hAnsi="Consolas"/>
-          <w:color w:val="1F2328"/>
-          <w:sz w:val="20"/>
-          <w:szCs w:val="20"/>
+      <w:proofErr w:type="gramStart"/>
+      <w:r>
+        <w:rPr>
+          <w:rFonts w:ascii="Times" w:hAnsi="Times" w:cs="Times"/>
+          <w:color w:val="1F2328"/>
+          <w:lang w:val="en-US"/>
+        </w:rPr>
+        <w:t>dandyweb01fl.unicph.domain</w:t>
+      </w:r>
+      <w:proofErr w:type="gramEnd"/>
+      <w:r>
+        <w:rPr>
+          <w:rFonts w:ascii="Times" w:hAnsi="Times" w:cs="Times"/>
+          <w:color w:val="1F2328"/>
+          <w:lang w:val="en-US"/>
+        </w:rPr>
+        <w:t>/</w:t>
+      </w:r>
+      <w:proofErr w:type="spellStart"/>
+      <w:r>
+        <w:rPr>
+          <w:rFonts w:ascii="Times" w:hAnsi="Times" w:cs="Times"/>
+          <w:color w:val="1F2328"/>
+          <w:lang w:val="en-US"/>
+        </w:rPr>
+        <w:t>upload_excel</w:t>
+      </w:r>
+      <w:proofErr w:type="spellEnd"/>
+      <w:r>
+        <w:rPr>
+          <w:rFonts w:ascii="Times" w:hAnsi="Times" w:cs="Times"/>
+          <w:color w:val="1F2328"/>
+          <w:lang w:val="en-US"/>
+        </w:rPr>
+        <w:t xml:space="preserve"> in </w:t>
+      </w:r>
+      <w:proofErr w:type="spellStart"/>
+      <w:proofErr w:type="gramStart"/>
+      <w:r>
+        <w:rPr>
+          <w:rFonts w:ascii="Times" w:hAnsi="Times" w:cs="Times"/>
+          <w:color w:val="1F2328"/>
+          <w:lang w:val="en-US"/>
+        </w:rPr>
+        <w:t>you</w:t>
+      </w:r>
+      <w:proofErr w:type="spellEnd"/>
+      <w:proofErr w:type="gramEnd"/>
+      <w:r>
+        <w:rPr>
+          <w:rFonts w:ascii="Times" w:hAnsi="Times" w:cs="Times"/>
+          <w:color w:val="1F2328"/>
+          <w:lang w:val="en-US"/>
+        </w:rPr>
+        <w:t xml:space="preserve"> web browser of choice (Google Chrome is probably best, but others should work fine)</w:t>
+      </w:r>
+      <w:r>
+        <w:rPr>
+          <w:rFonts w:ascii="Times" w:hAnsi="Times" w:cs="Times"/>
+          <w:color w:val="1F2328"/>
+          <w:lang w:val="en-US"/>
+        </w:rPr>
+        <w:t xml:space="preserve">. This is the </w:t>
+      </w:r>
+      <w:r>
+        <w:rPr>
+          <w:rFonts w:ascii="Times" w:hAnsi="Times" w:cs="Times"/>
+          <w:color w:val="1F2328"/>
+          <w:lang w:val="en-US"/>
+        </w:rPr>
+        <w:t>site you will</w:t>
+      </w:r>
+      <w:r>
+        <w:rPr>
+          <w:rFonts w:ascii="Times" w:hAnsi="Times" w:cs="Times"/>
+          <w:color w:val="1F2328"/>
           <w:lang w:val="en-US"/>
         </w:rPr>
         <w:t xml:space="preserve"> use to</w:t>
       </w:r>
       <w:r>
         <w:rPr>
-          <w:rFonts w:ascii="Consolas" w:hAnsi="Consolas"/>
-          <w:color w:val="1F2328"/>
-          <w:sz w:val="20"/>
-          <w:szCs w:val="20"/>
+          <w:rFonts w:ascii="Times" w:hAnsi="Times" w:cs="Times"/>
+          <w:color w:val="1F2328"/>
           <w:lang w:val="en-US"/>
         </w:rPr>
         <w:t xml:space="preserve"> upload your</w:t>
       </w:r>
       <w:r>
         <w:rPr>
-          <w:lang w:val="en-US"/>
-        </w:rPr>
-        <w:t xml:space="preserve"> tabular/spreadsheet meta data to the tables in a database. However</w:t>
-      </w:r>
-      <w:r>
-        <w:rPr>
+          <w:rFonts w:ascii="Times" w:hAnsi="Times" w:cs="Times"/>
+          <w:lang w:val="en-US"/>
+        </w:rPr>
+        <w:t xml:space="preserve"> tabular/spreadsheet meta data to the tables in a database. </w:t>
+      </w:r>
+    </w:p>
+    <w:p>
+      <w:pPr>
+        <w:pStyle w:val="ListParagraph"/>
+        <w:rPr>
+          <w:rFonts w:ascii="Times" w:hAnsi="Times" w:cs="Times"/>
+          <w:color w:val="1F2328"/>
+          <w:lang w:val="en-US"/>
+        </w:rPr>
+      </w:pPr>
+      <w:r>
+        <w:rPr>
+          <w:rFonts w:ascii="Times" w:hAnsi="Times" w:cs="Times"/>
+          <w:lang w:val="en-US"/>
+        </w:rPr>
+        <w:t>However</w:t>
+      </w:r>
+      <w:r>
+        <w:rPr>
+          <w:rFonts w:ascii="Times" w:hAnsi="Times" w:cs="Times"/>
           <w:lang w:val="en-US"/>
         </w:rPr>
         <w:t>,</w:t>
       </w:r>
       <w:r>
         <w:rPr>
-          <w:lang w:val="en-US"/>
-        </w:rPr>
-        <w:t xml:space="preserve"> the database tables have a fixed number of columns and the columns have specific names and datatypes. The spreadsheet you upload need to match this. To help you with this, I’ve made a list of</w:t>
-      </w:r>
-      <w:r>
-        <w:rPr>
-          <w:rFonts w:ascii="Consolas" w:hAnsi="Consolas"/>
-          <w:color w:val="1F2328"/>
-          <w:sz w:val="20"/>
-          <w:szCs w:val="20"/>
+          <w:rFonts w:ascii="Times" w:hAnsi="Times" w:cs="Times"/>
+          <w:lang w:val="en-US"/>
+        </w:rPr>
+        <w:t xml:space="preserve"> the database tables have a fixed number of </w:t>
+      </w:r>
+      <w:r>
+        <w:rPr>
+          <w:rFonts w:ascii="Times" w:hAnsi="Times" w:cs="Times"/>
+          <w:lang w:val="en-US"/>
+        </w:rPr>
+        <w:t>columns,</w:t>
+      </w:r>
+      <w:r>
+        <w:rPr>
+          <w:rFonts w:ascii="Times" w:hAnsi="Times" w:cs="Times"/>
+          <w:lang w:val="en-US"/>
+        </w:rPr>
+        <w:t xml:space="preserve"> and the columns have specific names and datatypes. The spreadsheet you upload </w:t>
+      </w:r>
+      <w:r>
+        <w:rPr>
+          <w:rFonts w:ascii="Times" w:hAnsi="Times" w:cs="Times"/>
+          <w:lang w:val="en-US"/>
+        </w:rPr>
+        <w:t>needs</w:t>
+      </w:r>
+      <w:r>
+        <w:rPr>
+          <w:rFonts w:ascii="Times" w:hAnsi="Times" w:cs="Times"/>
+          <w:lang w:val="en-US"/>
+        </w:rPr>
+        <w:t xml:space="preserve"> to match this. To help you with this, I’ve made a list of</w:t>
+      </w:r>
+      <w:r>
+        <w:rPr>
+          <w:rFonts w:ascii="Times" w:hAnsi="Times" w:cs="Times"/>
+          <w:color w:val="1F2328"/>
           <w:lang w:val="en-US"/>
         </w:rPr>
         <w:t xml:space="preserve"> Excel sheet examples and templates </w:t>
       </w:r>
       <w:r>
         <w:rPr>
-          <w:rFonts w:ascii="Consolas" w:hAnsi="Consolas"/>
-          <w:color w:val="1F2328"/>
-          <w:sz w:val="20"/>
-          <w:szCs w:val="20"/>
+          <w:rFonts w:ascii="Times" w:hAnsi="Times" w:cs="Times"/>
+          <w:color w:val="1F2328"/>
           <w:lang w:val="en-US"/>
         </w:rPr>
         <w:t xml:space="preserve">that you will see on the website (the list of blue hyperlinks). </w:t>
       </w:r>
       <w:r>
         <w:rPr>
-          <w:rFonts w:ascii="Consolas" w:hAnsi="Consolas"/>
-          <w:color w:val="1F2328"/>
-          <w:sz w:val="20"/>
-          <w:szCs w:val="20"/>
+          <w:rFonts w:ascii="Times" w:hAnsi="Times" w:cs="Times"/>
+          <w:color w:val="1F2328"/>
           <w:lang w:val="en-US"/>
         </w:rPr>
         <w:t>Download the one that is relevant for you. If you don’t know which ones are, feel free to ask the admi</w:t>
       </w:r>
       <w:r>
         <w:rPr>
-          <w:rFonts w:ascii="Consolas" w:hAnsi="Consolas"/>
-          <w:color w:val="1F2328"/>
-          <w:sz w:val="20"/>
-          <w:szCs w:val="20"/>
+          <w:rFonts w:ascii="Times" w:hAnsi="Times" w:cs="Times"/>
+          <w:color w:val="1F2328"/>
           <w:lang w:val="en-US"/>
         </w:rPr>
         <w:t>n</w:t>
       </w:r>
       <w:r>
         <w:rPr>
-          <w:rFonts w:ascii="Consolas" w:hAnsi="Consolas"/>
-          <w:color w:val="1F2328"/>
-          <w:sz w:val="20"/>
-          <w:szCs w:val="20"/>
+          <w:rFonts w:ascii="Times" w:hAnsi="Times" w:cs="Times"/>
+          <w:color w:val="1F2328"/>
           <w:lang w:val="en-US"/>
         </w:rPr>
         <w:t>.</w:t>
       </w:r>
       <w:r>
         <w:rPr>
-          <w:rFonts w:ascii="Consolas" w:hAnsi="Consolas"/>
-          <w:color w:val="1F2328"/>
-          <w:sz w:val="20"/>
-          <w:szCs w:val="20"/>
-          <w:lang w:val="en-US"/>
-        </w:rPr>
-        <w:t xml:space="preserve"> </w:t>
-      </w:r>
-      <w:r>
-        <w:rPr>
-          <w:rFonts w:ascii="Consolas" w:hAnsi="Consolas"/>
-          <w:color w:val="1F2328"/>
-          <w:sz w:val="20"/>
-          <w:szCs w:val="20"/>
-          <w:lang w:val="en-US"/>
-        </w:rPr>
-        <w:t>The</w:t>
-      </w:r>
-      <w:r>
-        <w:rPr>
-          <w:rFonts w:ascii="Consolas" w:hAnsi="Consolas"/>
-          <w:color w:val="1F2328"/>
-          <w:sz w:val="20"/>
-          <w:szCs w:val="20"/>
+          <w:rFonts w:ascii="Times" w:hAnsi="Times" w:cs="Times"/>
+          <w:color w:val="1F2328"/>
+          <w:lang w:val="en-US"/>
+        </w:rPr>
+        <w:t xml:space="preserve"> To make it easy for you, t</w:t>
+      </w:r>
+      <w:r>
+        <w:rPr>
+          <w:rFonts w:ascii="Times" w:hAnsi="Times" w:cs="Times"/>
+          <w:color w:val="1F2328"/>
+          <w:lang w:val="en-US"/>
+        </w:rPr>
+        <w:t>he</w:t>
+      </w:r>
+      <w:r>
+        <w:rPr>
+          <w:rFonts w:ascii="Times" w:hAnsi="Times" w:cs="Times"/>
+          <w:color w:val="1F2328"/>
           <w:lang w:val="en-US"/>
         </w:rPr>
         <w:t xml:space="preserve"> example/template</w:t>
       </w:r>
       <w:r>
         <w:rPr>
-          <w:rFonts w:ascii="Consolas" w:hAnsi="Consolas"/>
-          <w:color w:val="1F2328"/>
-          <w:sz w:val="20"/>
-          <w:szCs w:val="20"/>
-          <w:lang w:val="en-US"/>
-        </w:rPr>
-        <w:t xml:space="preserve"> sheets should correspond to sheets you are already using</w:t>
-      </w:r>
-      <w:r>
-        <w:rPr>
-          <w:rFonts w:ascii="Consolas" w:hAnsi="Consolas"/>
-          <w:color w:val="1F2328"/>
-          <w:sz w:val="20"/>
-          <w:szCs w:val="20"/>
-          <w:lang w:val="en-US"/>
-        </w:rPr>
-        <w:t>, to make it easy for you, so there should be no need to change your own templates. If this is not the case, and you need the database templates to be edited, feel free to contact admin.</w:t>
-      </w:r>
+          <w:rFonts w:ascii="Times" w:hAnsi="Times" w:cs="Times"/>
+          <w:color w:val="1F2328"/>
+          <w:lang w:val="en-US"/>
+        </w:rPr>
+        <w:t xml:space="preserve"> sheets </w:t>
+      </w:r>
+      <w:r>
+        <w:rPr>
+          <w:rFonts w:ascii="Times" w:hAnsi="Times" w:cs="Times"/>
+          <w:color w:val="1F2328"/>
+          <w:lang w:val="en-US"/>
+        </w:rPr>
+        <w:t>are made such that they</w:t>
+      </w:r>
+      <w:r>
+        <w:rPr>
+          <w:rFonts w:ascii="Times" w:hAnsi="Times" w:cs="Times"/>
+          <w:color w:val="1F2328"/>
+          <w:lang w:val="en-US"/>
+        </w:rPr>
+        <w:t xml:space="preserve"> correspond to sheets you are already using</w:t>
+      </w:r>
+      <w:r>
+        <w:rPr>
+          <w:rFonts w:ascii="Times" w:hAnsi="Times" w:cs="Times"/>
+          <w:color w:val="1F2328"/>
+          <w:lang w:val="en-US"/>
+        </w:rPr>
+        <w:t xml:space="preserve">, </w:t>
+      </w:r>
+      <w:r>
+        <w:rPr>
+          <w:rFonts w:ascii="Times" w:hAnsi="Times" w:cs="Times"/>
+          <w:color w:val="1F2328"/>
+          <w:lang w:val="en-US"/>
+        </w:rPr>
+        <w:t>so there should be no need to change your own templates. If this is not the case, and you need the database templates to be edited, feel free to contact admin</w:t>
+      </w:r>
+      <w:r>
+        <w:rPr>
+          <w:rFonts w:ascii="Times" w:hAnsi="Times" w:cs="Times"/>
+          <w:color w:val="1F2328"/>
+          <w:lang w:val="en-US"/>
+        </w:rPr>
+        <w:t>.</w:t>
+      </w:r>
+    </w:p>
+    <w:p>
+      <w:pPr>
+        <w:pStyle w:val="ListParagraph"/>
+        <w:rPr>
+          <w:rFonts w:ascii="Times" w:hAnsi="Times" w:cs="Times"/>
+          <w:color w:val="1F2328"/>
+          <w:lang w:val="en-US"/>
+        </w:rPr>
+      </w:pPr>
     </w:p>
     <w:p>
       <w:pPr>
@@ -221,21 +1277,33 @@
           <w:numId w:val="1"/>
         </w:numPr>
         <w:rPr>
-          <w:lang w:val="en-US"/>
-        </w:rPr>
-      </w:pPr>
-      <w:r>
-        <w:rPr>
+          <w:rFonts w:ascii="Times" w:hAnsi="Times" w:cs="Times"/>
+          <w:lang w:val="en-US"/>
+        </w:rPr>
+      </w:pPr>
+      <w:r>
+        <w:rPr>
+          <w:rFonts w:ascii="Times" w:hAnsi="Times" w:cs="Times"/>
           <w:lang w:val="en-US"/>
         </w:rPr>
         <w:t xml:space="preserve">Locate the sheet you want to upload </w:t>
       </w:r>
       <w:r>
         <w:rPr>
+          <w:rFonts w:ascii="Times" w:hAnsi="Times" w:cs="Times"/>
           <w:lang w:val="en-US"/>
         </w:rPr>
         <w:t>and open it.</w:t>
       </w:r>
+    </w:p>
+    <w:p>
+      <w:pPr>
+        <w:pStyle w:val="ListParagraph"/>
+        <w:rPr>
+          <w:rFonts w:ascii="Times" w:hAnsi="Times" w:cs="Times"/>
+          <w:lang w:val="en-US"/>
+        </w:rPr>
+      </w:pPr>
     </w:p>
     <w:p>
       <w:pPr>
@@ -245,49 +1313,93 @@
           <w:numId w:val="1"/>
         </w:numPr>
         <w:rPr>
-          <w:lang w:val="en-US"/>
-        </w:rPr>
-      </w:pPr>
-      <w:r>
-        <w:rPr>
-          <w:rFonts w:ascii="Consolas" w:hAnsi="Consolas"/>
-          <w:color w:val="1F2328"/>
-          <w:sz w:val="20"/>
-          <w:szCs w:val="20"/>
+          <w:rFonts w:ascii="Times" w:hAnsi="Times" w:cs="Times"/>
+          <w:lang w:val="en-US"/>
+        </w:rPr>
+      </w:pPr>
+      <w:r>
+        <w:rPr>
+          <w:rFonts w:ascii="Times" w:hAnsi="Times" w:cs="Times"/>
+          <w:color w:val="1F2328"/>
           <w:lang w:val="en-US"/>
         </w:rPr>
         <w:t xml:space="preserve">Save the sheet as “Unicode Text (.txt)” (windows) or “UTF-16 </w:t>
       </w:r>
-      <w:r>
-        <w:rPr>
-          <w:rFonts w:ascii="Consolas" w:hAnsi="Consolas"/>
-          <w:color w:val="1F2328"/>
-          <w:sz w:val="20"/>
-          <w:szCs w:val="20"/>
-          <w:lang w:val="en-US"/>
-        </w:rPr>
-        <w:t xml:space="preserve">unicode </w:t>
-      </w:r>
-      <w:r>
-        <w:rPr>
-          <w:rFonts w:ascii="Consolas" w:hAnsi="Consolas"/>
-          <w:color w:val="1F2328"/>
-          <w:sz w:val="20"/>
-          <w:szCs w:val="20"/>
+      <w:proofErr w:type="spellStart"/>
+      <w:r>
+        <w:rPr>
+          <w:rFonts w:ascii="Times" w:hAnsi="Times" w:cs="Times"/>
+          <w:color w:val="1F2328"/>
+          <w:lang w:val="en-US"/>
+        </w:rPr>
+        <w:t>unicode</w:t>
+      </w:r>
+      <w:proofErr w:type="spellEnd"/>
+      <w:r>
+        <w:rPr>
+          <w:rFonts w:ascii="Times" w:hAnsi="Times" w:cs="Times"/>
+          <w:color w:val="1F2328"/>
+          <w:lang w:val="en-US"/>
+        </w:rPr>
+        <w:t xml:space="preserve"> </w:t>
+      </w:r>
+      <w:r>
+        <w:rPr>
+          <w:rFonts w:ascii="Times" w:hAnsi="Times" w:cs="Times"/>
+          <w:color w:val="1F2328"/>
           <w:lang w:val="en-US"/>
         </w:rPr>
         <w:t>text” (mac).</w:t>
       </w:r>
       <w:r>
         <w:rPr>
-          <w:rFonts w:ascii="Consolas" w:hAnsi="Consolas"/>
-          <w:color w:val="1F2328"/>
-          <w:sz w:val="20"/>
-          <w:szCs w:val="20"/>
-          <w:lang w:val="en-US"/>
-        </w:rPr>
-        <w:t xml:space="preserve"> Important: This will only save the active sheet, and not the whole Excel file, so make sure you are saving the correct sheet, that you want to upload.</w:t>
-      </w:r>
+          <w:rFonts w:ascii="Times" w:hAnsi="Times" w:cs="Times"/>
+          <w:color w:val="1F2328"/>
+          <w:lang w:val="en-US"/>
+        </w:rPr>
+        <w:t xml:space="preserve"> </w:t>
+      </w:r>
+      <w:r>
+        <w:rPr>
+          <w:rFonts w:ascii="Times" w:hAnsi="Times" w:cs="Times"/>
+          <w:color w:val="1F2328"/>
+          <w:lang w:val="en-US"/>
+        </w:rPr>
+        <w:t>Note</w:t>
+      </w:r>
+      <w:r>
+        <w:rPr>
+          <w:rFonts w:ascii="Times" w:hAnsi="Times" w:cs="Times"/>
+          <w:color w:val="1F2328"/>
+          <w:lang w:val="en-US"/>
+        </w:rPr>
+        <w:t xml:space="preserve">: This will only save the active sheet, and not the whole Excel file, so make sure you are saving the correct </w:t>
+      </w:r>
+      <w:r>
+        <w:rPr>
+          <w:rFonts w:ascii="Times" w:hAnsi="Times" w:cs="Times"/>
+          <w:color w:val="1F2328"/>
+          <w:lang w:val="en-US"/>
+        </w:rPr>
+        <w:t>sheet</w:t>
+      </w:r>
+      <w:r>
+        <w:rPr>
+          <w:rFonts w:ascii="Times" w:hAnsi="Times" w:cs="Times"/>
+          <w:color w:val="1F2328"/>
+          <w:lang w:val="en-US"/>
+        </w:rPr>
+        <w:t xml:space="preserve"> that you want to upload.</w:t>
+      </w:r>
+    </w:p>
+    <w:p>
+      <w:pPr>
+        <w:pStyle w:val="ListParagraph"/>
+        <w:rPr>
+          <w:rFonts w:ascii="Times" w:hAnsi="Times" w:cs="Times"/>
+          <w:lang w:val="en-US"/>
+        </w:rPr>
+      </w:pPr>
     </w:p>
     <w:p>
       <w:pPr>
@@ -297,53 +1409,90 @@
           <w:numId w:val="1"/>
         </w:numPr>
         <w:rPr>
-          <w:lang w:val="en-US"/>
-        </w:rPr>
-      </w:pPr>
-      <w:r>
-        <w:rPr>
+          <w:rFonts w:ascii="Times" w:hAnsi="Times" w:cs="Times"/>
+          <w:lang w:val="en-US"/>
+        </w:rPr>
+      </w:pPr>
+      <w:r>
+        <w:rPr>
+          <w:rFonts w:ascii="Times" w:hAnsi="Times" w:cs="Times"/>
           <w:lang w:val="en-US"/>
         </w:rPr>
         <w:t xml:space="preserve">Go </w:t>
       </w:r>
       <w:r>
         <w:rPr>
+          <w:rFonts w:ascii="Times" w:hAnsi="Times" w:cs="Times"/>
           <w:lang w:val="en-US"/>
         </w:rPr>
         <w:t>back to</w:t>
       </w:r>
       <w:r>
         <w:rPr>
+          <w:rFonts w:ascii="Times" w:hAnsi="Times" w:cs="Times"/>
           <w:lang w:val="en-US"/>
         </w:rPr>
         <w:t xml:space="preserve"> </w:t>
       </w:r>
-      <w:r>
-        <w:rPr>
-          <w:rFonts w:ascii="Consolas" w:hAnsi="Consolas"/>
-          <w:color w:val="1F2328"/>
-          <w:sz w:val="20"/>
-          <w:szCs w:val="20"/>
-          <w:lang w:val="en-US"/>
-        </w:rPr>
-        <w:t>dandyweb01fl.unicph.domain/upload_excel</w:t>
-      </w:r>
-      <w:r>
-        <w:rPr>
-          <w:rFonts w:ascii="Consolas" w:hAnsi="Consolas"/>
-          <w:color w:val="1F2328"/>
-          <w:sz w:val="20"/>
-          <w:szCs w:val="20"/>
+      <w:proofErr w:type="gramStart"/>
+      <w:r>
+        <w:rPr>
+          <w:rFonts w:ascii="Times" w:hAnsi="Times" w:cs="Times"/>
+          <w:color w:val="1F2328"/>
+          <w:lang w:val="en-US"/>
+        </w:rPr>
+        <w:t>dandyweb01fl.unicph.domain</w:t>
+      </w:r>
+      <w:proofErr w:type="gramEnd"/>
+      <w:r>
+        <w:rPr>
+          <w:rFonts w:ascii="Times" w:hAnsi="Times" w:cs="Times"/>
+          <w:color w:val="1F2328"/>
+          <w:lang w:val="en-US"/>
+        </w:rPr>
+        <w:t>/</w:t>
+      </w:r>
+      <w:proofErr w:type="spellStart"/>
+      <w:r>
+        <w:rPr>
+          <w:rFonts w:ascii="Times" w:hAnsi="Times" w:cs="Times"/>
+          <w:color w:val="1F2328"/>
+          <w:lang w:val="en-US"/>
+        </w:rPr>
+        <w:t>upload_excel</w:t>
+      </w:r>
+      <w:proofErr w:type="spellEnd"/>
+      <w:r>
+        <w:rPr>
+          <w:rFonts w:ascii="Times" w:hAnsi="Times" w:cs="Times"/>
+          <w:color w:val="1F2328"/>
           <w:lang w:val="en-US"/>
         </w:rPr>
         <w:t>, c</w:t>
       </w:r>
       <w:r>
         <w:rPr>
+          <w:rFonts w:ascii="Times" w:hAnsi="Times" w:cs="Times"/>
           <w:lang w:val="en-US"/>
         </w:rPr>
         <w:t>lick the “Choose File” button and choose the .txt file you just saved</w:t>
       </w:r>
+      <w:r>
+        <w:rPr>
+          <w:rFonts w:ascii="Times" w:hAnsi="Times" w:cs="Times"/>
+          <w:lang w:val="en-US"/>
+        </w:rPr>
+        <w:t>.</w:t>
+      </w:r>
+    </w:p>
+    <w:p>
+      <w:pPr>
+        <w:pStyle w:val="ListParagraph"/>
+        <w:rPr>
+          <w:rFonts w:ascii="Times" w:hAnsi="Times" w:cs="Times"/>
+          <w:lang w:val="en-US"/>
+        </w:rPr>
+      </w:pPr>
     </w:p>
     <w:p>
       <w:pPr>
@@ -353,21 +1502,33 @@
           <w:numId w:val="1"/>
         </w:numPr>
         <w:rPr>
-          <w:lang w:val="en-US"/>
-        </w:rPr>
-      </w:pPr>
-      <w:r>
-        <w:rPr>
+          <w:rFonts w:ascii="Times" w:hAnsi="Times" w:cs="Times"/>
+          <w:lang w:val="en-US"/>
+        </w:rPr>
+      </w:pPr>
+      <w:r>
+        <w:rPr>
+          <w:rFonts w:ascii="Times" w:hAnsi="Times" w:cs="Times"/>
           <w:lang w:val="en-US"/>
         </w:rPr>
         <w:t xml:space="preserve">Select the </w:t>
       </w:r>
       <w:r>
         <w:rPr>
+          <w:rFonts w:ascii="Times" w:hAnsi="Times" w:cs="Times"/>
           <w:lang w:val="en-US"/>
         </w:rPr>
         <w:t xml:space="preserve">spreadsheet type (corresponds to the template links above). </w:t>
       </w:r>
+    </w:p>
+    <w:p>
+      <w:pPr>
+        <w:pStyle w:val="ListParagraph"/>
+        <w:rPr>
+          <w:rFonts w:ascii="Times" w:hAnsi="Times" w:cs="Times"/>
+          <w:lang w:val="en-US"/>
+        </w:rPr>
+      </w:pPr>
     </w:p>
     <w:p>
       <w:pPr>
@@ -377,27 +1538,40 @@
           <w:numId w:val="1"/>
         </w:numPr>
         <w:rPr>
-          <w:lang w:val="en-US"/>
-        </w:rPr>
-      </w:pPr>
-      <w:r>
-        <w:rPr>
+          <w:rFonts w:ascii="Times" w:hAnsi="Times" w:cs="Times"/>
+          <w:lang w:val="en-US"/>
+        </w:rPr>
+      </w:pPr>
+      <w:r>
+        <w:rPr>
+          <w:rFonts w:ascii="Times" w:hAnsi="Times" w:cs="Times"/>
           <w:lang w:val="en-US"/>
         </w:rPr>
         <w:t xml:space="preserve">Select the formatting </w:t>
       </w:r>
       <w:r>
         <w:rPr>
+          <w:rFonts w:ascii="Times" w:hAnsi="Times" w:cs="Times"/>
           <w:lang w:val="en-US"/>
         </w:rPr>
         <w:t xml:space="preserve">options that </w:t>
       </w:r>
       <w:r>
         <w:rPr>
+          <w:rFonts w:ascii="Times" w:hAnsi="Times" w:cs="Times"/>
           <w:lang w:val="en-US"/>
         </w:rPr>
         <w:t xml:space="preserve">are applicable to your sheet. </w:t>
       </w:r>
+    </w:p>
+    <w:p>
+      <w:pPr>
+        <w:pStyle w:val="ListParagraph"/>
+        <w:rPr>
+          <w:rFonts w:ascii="Times" w:hAnsi="Times" w:cs="Times"/>
+          <w:lang w:val="en-US"/>
+        </w:rPr>
+      </w:pPr>
     </w:p>
     <w:p>
       <w:pPr>
@@ -407,15 +1581,33 @@
           <w:numId w:val="1"/>
         </w:numPr>
         <w:rPr>
-          <w:lang w:val="en-US"/>
-        </w:rPr>
-      </w:pPr>
-      <w:r>
-        <w:rPr>
+          <w:rFonts w:ascii="Times" w:hAnsi="Times" w:cs="Times"/>
+          <w:lang w:val="en-US"/>
+        </w:rPr>
+      </w:pPr>
+      <w:r>
+        <w:rPr>
+          <w:rFonts w:ascii="Times" w:hAnsi="Times" w:cs="Times"/>
           <w:lang w:val="en-US"/>
         </w:rPr>
         <w:t>Press upload</w:t>
       </w:r>
+      <w:r>
+        <w:rPr>
+          <w:rFonts w:ascii="Times" w:hAnsi="Times" w:cs="Times"/>
+          <w:lang w:val="en-US"/>
+        </w:rPr>
+        <w:t>.</w:t>
+      </w:r>
+    </w:p>
+    <w:p>
+      <w:pPr>
+        <w:pStyle w:val="ListParagraph"/>
+        <w:rPr>
+          <w:rFonts w:ascii="Times" w:hAnsi="Times" w:cs="Times"/>
+          <w:lang w:val="en-US"/>
+        </w:rPr>
+      </w:pPr>
     </w:p>
     <w:p>
       <w:pPr>
@@ -425,39 +1617,75 @@
           <w:numId w:val="1"/>
         </w:numPr>
         <w:rPr>
-          <w:lang w:val="en-US"/>
-        </w:rPr>
-      </w:pPr>
-      <w:r>
-        <w:rPr>
-          <w:lang w:val="en-US"/>
-        </w:rPr>
-        <w:t>Your data will be parsed, meaning, dates and decimal points will be converted to the database standard (YYYY-MM-DD and “.”).</w:t>
-      </w:r>
-      <w:r>
-        <w:rPr>
-          <w:lang w:val="en-US"/>
-        </w:rPr>
-        <w:t xml:space="preserve"> If the formatting of you data corresponds to the format options you chose, t</w:t>
-      </w:r>
-      <w:r>
-        <w:rPr>
+          <w:rFonts w:ascii="Times" w:hAnsi="Times" w:cs="Times"/>
+          <w:lang w:val="en-US"/>
+        </w:rPr>
+      </w:pPr>
+      <w:r>
+        <w:rPr>
+          <w:rFonts w:ascii="Times" w:hAnsi="Times" w:cs="Times"/>
+          <w:lang w:val="en-US"/>
+        </w:rPr>
+        <w:t>Your data will be parsed, meaning, dates and decimal points will be converted to the database standard (YYYY-MM-DD and “.”)</w:t>
+      </w:r>
+      <w:r>
+        <w:rPr>
+          <w:rFonts w:ascii="Times" w:hAnsi="Times" w:cs="Times"/>
+          <w:lang w:val="en-US"/>
+        </w:rPr>
+        <w:t xml:space="preserve"> (see details below). </w:t>
+      </w:r>
+      <w:r>
+        <w:rPr>
+          <w:rFonts w:ascii="Times" w:hAnsi="Times" w:cs="Times"/>
+          <w:lang w:val="en-US"/>
+        </w:rPr>
+        <w:t xml:space="preserve">If the formatting of </w:t>
+      </w:r>
+      <w:r>
+        <w:rPr>
+          <w:rFonts w:ascii="Times" w:hAnsi="Times" w:cs="Times"/>
+          <w:lang w:val="en-US"/>
+        </w:rPr>
+        <w:t>your</w:t>
+      </w:r>
+      <w:r>
+        <w:rPr>
+          <w:rFonts w:ascii="Times" w:hAnsi="Times" w:cs="Times"/>
+          <w:lang w:val="en-US"/>
+        </w:rPr>
+        <w:t xml:space="preserve"> data corresponds to the format options you chose, t</w:t>
+      </w:r>
+      <w:r>
+        <w:rPr>
+          <w:rFonts w:ascii="Times" w:hAnsi="Times" w:cs="Times"/>
           <w:lang w:val="en-US"/>
         </w:rPr>
         <w:t xml:space="preserve">he </w:t>
       </w:r>
       <w:r>
         <w:rPr>
+          <w:rFonts w:ascii="Times" w:hAnsi="Times" w:cs="Times"/>
           <w:lang w:val="en-US"/>
         </w:rPr>
         <w:t xml:space="preserve">parsed data will be </w:t>
       </w:r>
       <w:r>
         <w:rPr>
+          <w:rFonts w:ascii="Times" w:hAnsi="Times" w:cs="Times"/>
           <w:lang w:val="en-US"/>
         </w:rPr>
         <w:t>displayed as a table. Review the data to make sure it is correct, and press confirm if it is.</w:t>
       </w:r>
+    </w:p>
+    <w:p>
+      <w:pPr>
+        <w:pStyle w:val="ListParagraph"/>
+        <w:rPr>
+          <w:rFonts w:ascii="Times" w:hAnsi="Times" w:cs="Times"/>
+          <w:lang w:val="en-US"/>
+        </w:rPr>
+      </w:pPr>
     </w:p>
     <w:p>
       <w:pPr>
@@ -467,11 +1695,13 @@
           <w:numId w:val="1"/>
         </w:numPr>
         <w:rPr>
-          <w:lang w:val="en-US"/>
-        </w:rPr>
-      </w:pPr>
-      <w:r>
-        <w:rPr>
+          <w:rFonts w:ascii="Times" w:hAnsi="Times" w:cs="Times"/>
+          <w:lang w:val="en-US"/>
+        </w:rPr>
+      </w:pPr>
+      <w:r>
+        <w:rPr>
+          <w:rFonts w:ascii="Times" w:hAnsi="Times" w:cs="Times"/>
           <w:lang w:val="en-US"/>
         </w:rPr>
         <w:t xml:space="preserve">When you press confirm, your data will be uploaded to the database and redirected to a page that shows you exactly how the data looks in the database. Double check that the data looks okay. </w:t>
@@ -480,19 +1710,1093 @@
     <w:p>
       <w:pPr>
         <w:rPr>
-          <w:lang w:val="en-US"/>
-        </w:rPr>
-      </w:pPr>
-      <w:r>
-        <w:rPr>
-          <w:rFonts w:ascii="Consolas" w:hAnsi="Consolas"/>
+          <w:rFonts w:ascii="Times" w:hAnsi="Times" w:cs="Times"/>
           <w:color w:val="1F2328"/>
           <w:sz w:val="20"/>
           <w:szCs w:val="20"/>
           <w:lang w:val="en-US"/>
         </w:rPr>
+      </w:pPr>
+    </w:p>
+    <w:p>
+      <w:pPr>
+        <w:pStyle w:val="Heading1"/>
+        <w:rPr>
+          <w:rFonts w:ascii="Times" w:hAnsi="Times" w:cs="Times"/>
+          <w:lang w:val="en-US"/>
+        </w:rPr>
+      </w:pPr>
+      <w:bookmarkStart w:id="2" w:name="_Toc159310730"/>
+      <w:bookmarkStart w:id="3" w:name="_Toc159310981"/>
+      <w:r>
+        <w:rPr>
+          <w:rFonts w:ascii="Times" w:hAnsi="Times" w:cs="Times"/>
+          <w:lang w:val="en-US"/>
+        </w:rPr>
+        <w:t xml:space="preserve">Standard </w:t>
+      </w:r>
+      <w:r>
+        <w:rPr>
+          <w:rFonts w:ascii="Times" w:hAnsi="Times" w:cs="Times"/>
+          <w:lang w:val="en-US"/>
+        </w:rPr>
+        <w:t>Excel format</w:t>
+      </w:r>
+      <w:r>
+        <w:rPr>
+          <w:rFonts w:ascii="Times" w:hAnsi="Times" w:cs="Times"/>
+          <w:lang w:val="en-US"/>
+        </w:rPr>
+        <w:t xml:space="preserve"> requirements/recommendations</w:t>
+      </w:r>
+      <w:r>
+        <w:rPr>
+          <w:rFonts w:ascii="Times" w:hAnsi="Times" w:cs="Times"/>
+          <w:lang w:val="en-US"/>
+        </w:rPr>
+        <w:t>:</w:t>
+      </w:r>
+      <w:bookmarkEnd w:id="2"/>
+      <w:bookmarkEnd w:id="3"/>
+    </w:p>
+    <w:p>
+      <w:pPr>
+        <w:rPr>
+          <w:rFonts w:ascii="Times" w:hAnsi="Times" w:cs="Times"/>
+          <w:lang w:val="en-US"/>
+        </w:rPr>
+      </w:pPr>
+      <w:r>
+        <w:rPr>
+          <w:rFonts w:ascii="Times" w:hAnsi="Times" w:cs="Times"/>
+          <w:lang w:val="en-US"/>
+        </w:rPr>
+        <w:t xml:space="preserve">The following is what I found to work best with the database, without making any unnecessary extra work for you. Right now, the database </w:t>
+      </w:r>
+      <w:r>
+        <w:rPr>
+          <w:rFonts w:ascii="Times" w:hAnsi="Times" w:cs="Times"/>
+          <w:lang w:val="en-US"/>
+        </w:rPr>
+        <w:t>is</w:t>
+      </w:r>
+      <w:r>
+        <w:rPr>
+          <w:rFonts w:ascii="Times" w:hAnsi="Times" w:cs="Times"/>
+          <w:lang w:val="en-US"/>
+        </w:rPr>
         <w:t xml:space="preserve"> </w:t>
       </w:r>
+      <w:proofErr w:type="gramStart"/>
+      <w:r>
+        <w:rPr>
+          <w:rFonts w:ascii="Times" w:hAnsi="Times" w:cs="Times"/>
+          <w:lang w:val="en-US"/>
+        </w:rPr>
+        <w:t>pretty flexible</w:t>
+      </w:r>
+      <w:proofErr w:type="gramEnd"/>
+      <w:r>
+        <w:rPr>
+          <w:rFonts w:ascii="Times" w:hAnsi="Times" w:cs="Times"/>
+          <w:lang w:val="en-US"/>
+        </w:rPr>
+        <w:t xml:space="preserve"> in terms of format, but in the </w:t>
+      </w:r>
+      <w:r>
+        <w:rPr>
+          <w:rFonts w:ascii="Times" w:hAnsi="Times" w:cs="Times"/>
+          <w:lang w:val="en-US"/>
+        </w:rPr>
+        <w:t>future,</w:t>
+      </w:r>
+      <w:r>
+        <w:rPr>
+          <w:rFonts w:ascii="Times" w:hAnsi="Times" w:cs="Times"/>
+          <w:lang w:val="en-US"/>
+        </w:rPr>
+        <w:t xml:space="preserve"> it will be more rigid. </w:t>
+      </w:r>
+      <w:r>
+        <w:rPr>
+          <w:rFonts w:ascii="Times" w:hAnsi="Times" w:cs="Times"/>
+          <w:lang w:val="en-US"/>
+        </w:rPr>
+        <w:t>So,</w:t>
+      </w:r>
+      <w:r>
+        <w:rPr>
+          <w:rFonts w:ascii="Times" w:hAnsi="Times" w:cs="Times"/>
+          <w:lang w:val="en-US"/>
+        </w:rPr>
+        <w:t xml:space="preserve"> I suggest you try to comply with the recommended formatting suggested below pointing forward, </w:t>
+      </w:r>
+      <w:r>
+        <w:rPr>
+          <w:rFonts w:ascii="Times" w:hAnsi="Times" w:cs="Times"/>
+          <w:lang w:val="en-US"/>
+        </w:rPr>
+        <w:t>t</w:t>
+      </w:r>
+      <w:r>
+        <w:rPr>
+          <w:rFonts w:ascii="Times" w:hAnsi="Times" w:cs="Times"/>
+          <w:lang w:val="en-US"/>
+        </w:rPr>
+        <w:t>o prevent any tedious data cleanup. I indicate if the format is required or recommended</w:t>
+      </w:r>
+      <w:r>
+        <w:rPr>
+          <w:rFonts w:ascii="Times" w:hAnsi="Times" w:cs="Times"/>
+          <w:lang w:val="en-US"/>
+        </w:rPr>
+        <w:t xml:space="preserve"> (future requirement).</w:t>
+      </w:r>
+    </w:p>
+    <w:p>
+      <w:pPr>
+        <w:pStyle w:val="Heading2"/>
+        <w:rPr>
+          <w:rFonts w:ascii="Times" w:hAnsi="Times" w:cs="Times"/>
+          <w:lang w:val="en-US"/>
+        </w:rPr>
+      </w:pPr>
+      <w:bookmarkStart w:id="4" w:name="_Toc159310731"/>
+      <w:bookmarkStart w:id="5" w:name="_Toc159310982"/>
+      <w:r>
+        <w:rPr>
+          <w:rFonts w:ascii="Times" w:hAnsi="Times" w:cs="Times"/>
+          <w:lang w:val="en-US"/>
+        </w:rPr>
+        <w:t>Empty cells</w:t>
+      </w:r>
+      <w:r>
+        <w:rPr>
+          <w:rFonts w:ascii="Times" w:hAnsi="Times" w:cs="Times"/>
+          <w:lang w:val="en-US"/>
+        </w:rPr>
+        <w:t xml:space="preserve"> (</w:t>
+      </w:r>
+      <w:r>
+        <w:rPr>
+          <w:rFonts w:ascii="Times" w:hAnsi="Times" w:cs="Times"/>
+          <w:lang w:val="en-US"/>
+        </w:rPr>
+        <w:t>requirement</w:t>
+      </w:r>
+      <w:r>
+        <w:rPr>
+          <w:rFonts w:ascii="Times" w:hAnsi="Times" w:cs="Times"/>
+          <w:lang w:val="en-US"/>
+        </w:rPr>
+        <w:t>)</w:t>
+      </w:r>
+      <w:bookmarkEnd w:id="4"/>
+      <w:bookmarkEnd w:id="5"/>
+    </w:p>
+    <w:p>
+      <w:pPr>
+        <w:rPr>
+          <w:rFonts w:ascii="Times" w:hAnsi="Times" w:cs="Times"/>
+          <w:color w:val="1F2328"/>
+          <w:lang w:val="en-US"/>
+        </w:rPr>
+      </w:pPr>
+      <w:r>
+        <w:rPr>
+          <w:rFonts w:ascii="Times" w:hAnsi="Times" w:cs="Times"/>
+          <w:color w:val="1F2328"/>
+          <w:lang w:val="en-US"/>
+        </w:rPr>
+        <w:t>Leave cells empty if there is no data to put there. Do not write "N/A" or "-" or anything. Just leave it empty.</w:t>
+      </w:r>
+    </w:p>
+    <w:p>
+      <w:pPr>
+        <w:pStyle w:val="Heading2"/>
+        <w:rPr>
+          <w:rFonts w:ascii="Times" w:hAnsi="Times" w:cs="Times"/>
+          <w:lang w:val="en-US"/>
+        </w:rPr>
+      </w:pPr>
+      <w:bookmarkStart w:id="6" w:name="_Toc159310732"/>
+      <w:bookmarkStart w:id="7" w:name="_Toc159310983"/>
+      <w:r>
+        <w:rPr>
+          <w:rFonts w:ascii="Times" w:hAnsi="Times" w:cs="Times"/>
+          <w:lang w:val="en-US"/>
+        </w:rPr>
+        <w:lastRenderedPageBreak/>
+        <w:t>Intervals</w:t>
+      </w:r>
+      <w:r>
+        <w:rPr>
+          <w:rFonts w:ascii="Times" w:hAnsi="Times" w:cs="Times"/>
+          <w:lang w:val="en-US"/>
+        </w:rPr>
+        <w:t xml:space="preserve"> (</w:t>
+      </w:r>
+      <w:r>
+        <w:rPr>
+          <w:rFonts w:ascii="Times" w:hAnsi="Times" w:cs="Times"/>
+          <w:lang w:val="en-US"/>
+        </w:rPr>
+        <w:t>requirement</w:t>
+      </w:r>
+      <w:r>
+        <w:rPr>
+          <w:rFonts w:ascii="Times" w:hAnsi="Times" w:cs="Times"/>
+          <w:lang w:val="en-US"/>
+        </w:rPr>
+        <w:t>)</w:t>
+      </w:r>
+      <w:bookmarkEnd w:id="6"/>
+      <w:bookmarkEnd w:id="7"/>
+    </w:p>
+    <w:p>
+      <w:pPr>
+        <w:rPr>
+          <w:rStyle w:val="Heading2Char"/>
+          <w:rFonts w:ascii="Times" w:eastAsiaTheme="minorHAnsi" w:hAnsi="Times" w:cs="Times"/>
+          <w:color w:val="1F2328"/>
+          <w:sz w:val="22"/>
+          <w:szCs w:val="22"/>
+          <w:lang w:val="en-US"/>
+        </w:rPr>
+      </w:pPr>
+      <w:r>
+        <w:rPr>
+          <w:rFonts w:ascii="Times" w:hAnsi="Times" w:cs="Times"/>
+          <w:color w:val="1F2328"/>
+          <w:lang w:val="en-US"/>
+        </w:rPr>
+        <w:t>Intervals</w:t>
+      </w:r>
+      <w:r>
+        <w:rPr>
+          <w:rFonts w:ascii="Times" w:hAnsi="Times" w:cs="Times"/>
+          <w:color w:val="1F2328"/>
+          <w:lang w:val="en-US"/>
+        </w:rPr>
+        <w:t xml:space="preserve"> should be in a restricted mathematical notation and only the following characters are allowed: “</w:t>
+      </w:r>
+      <w:proofErr w:type="gramStart"/>
+      <w:r>
+        <w:rPr>
+          <w:rFonts w:ascii="Times" w:hAnsi="Times" w:cs="Times"/>
+          <w:color w:val="1F2328"/>
+          <w:lang w:val="en-US"/>
+        </w:rPr>
+        <w:t>[“ “</w:t>
+      </w:r>
+      <w:proofErr w:type="gramEnd"/>
+      <w:r>
+        <w:rPr>
+          <w:rFonts w:ascii="Times" w:hAnsi="Times" w:cs="Times"/>
+          <w:color w:val="1F2328"/>
+          <w:lang w:val="en-US"/>
+        </w:rPr>
+        <w:t xml:space="preserve">)” “,” and numbers (no decimal allowed, unless you use “.” as decimal point). This means that </w:t>
+      </w:r>
+      <w:r>
+        <w:rPr>
+          <w:rFonts w:ascii="Times" w:eastAsia="Times New Roman" w:hAnsi="Times" w:cs="Times"/>
+          <w:color w:val="000000"/>
+          <w:kern w:val="0"/>
+          <w:lang w:val="en-US" w:eastAsia="da-DK"/>
+          <w14:ligatures w14:val="none"/>
+        </w:rPr>
+        <w:t>[</w:t>
+      </w:r>
+      <w:r>
+        <w:rPr>
+          <w:rFonts w:ascii="Times" w:eastAsia="Times New Roman" w:hAnsi="Times" w:cs="Times"/>
+          <w:color w:val="000000"/>
+          <w:kern w:val="0"/>
+          <w:lang w:val="en-US" w:eastAsia="da-DK"/>
+          <w14:ligatures w14:val="none"/>
+        </w:rPr>
+        <w:t>1, 2) is allowed but not (1, 2), (1, 2] or [1, 2]. This is unfortunately a standard the database follows that is difficult to change.</w:t>
+      </w:r>
+      <w:r>
+        <w:rPr>
+          <w:rFonts w:ascii="Times" w:eastAsia="Times New Roman" w:hAnsi="Times" w:cs="Times"/>
+          <w:color w:val="000000"/>
+          <w:kern w:val="0"/>
+          <w:lang w:val="en-US" w:eastAsia="da-DK"/>
+          <w14:ligatures w14:val="none"/>
+        </w:rPr>
+        <w:t xml:space="preserve"> If this is very difficult for you to comply with, contact </w:t>
+      </w:r>
+      <w:r>
+        <w:rPr>
+          <w:rFonts w:ascii="Times" w:eastAsia="Times New Roman" w:hAnsi="Times" w:cs="Times"/>
+          <w:color w:val="000000"/>
+          <w:kern w:val="0"/>
+          <w:lang w:val="en-US" w:eastAsia="da-DK"/>
+          <w14:ligatures w14:val="none"/>
+        </w:rPr>
+        <w:t>the admin</w:t>
+      </w:r>
+      <w:r>
+        <w:rPr>
+          <w:rFonts w:ascii="Times" w:eastAsia="Times New Roman" w:hAnsi="Times" w:cs="Times"/>
+          <w:color w:val="000000"/>
+          <w:kern w:val="0"/>
+          <w:lang w:val="en-US" w:eastAsia="da-DK"/>
+          <w14:ligatures w14:val="none"/>
+        </w:rPr>
+        <w:t xml:space="preserve"> and we might be able to figure out something.</w:t>
+      </w:r>
+    </w:p>
+    <w:p>
+      <w:pPr>
+        <w:rPr>
+          <w:rStyle w:val="Heading2Char"/>
+          <w:rFonts w:ascii="Times" w:hAnsi="Times" w:cs="Times"/>
+          <w:lang w:val="en-US"/>
+        </w:rPr>
+      </w:pPr>
+      <w:bookmarkStart w:id="8" w:name="_Toc159310733"/>
+      <w:bookmarkStart w:id="9" w:name="_Toc159310984"/>
+      <w:r>
+        <w:rPr>
+          <w:rStyle w:val="Heading2Char"/>
+          <w:rFonts w:ascii="Times" w:hAnsi="Times" w:cs="Times"/>
+          <w:lang w:val="en-US"/>
+        </w:rPr>
+        <w:t>Decimal point</w:t>
+      </w:r>
+      <w:r>
+        <w:rPr>
+          <w:rStyle w:val="Heading2Char"/>
+          <w:rFonts w:ascii="Times" w:hAnsi="Times" w:cs="Times"/>
+          <w:lang w:val="en-US"/>
+        </w:rPr>
+        <w:t>s (</w:t>
+      </w:r>
+      <w:r>
+        <w:rPr>
+          <w:rStyle w:val="Heading2Char"/>
+          <w:rFonts w:ascii="Times" w:hAnsi="Times" w:cs="Times"/>
+          <w:lang w:val="en-US"/>
+        </w:rPr>
+        <w:t>recommendation</w:t>
+      </w:r>
+      <w:r>
+        <w:rPr>
+          <w:rStyle w:val="Heading2Char"/>
+          <w:rFonts w:ascii="Times" w:hAnsi="Times" w:cs="Times"/>
+          <w:lang w:val="en-US"/>
+        </w:rPr>
+        <w:t>)</w:t>
+      </w:r>
+      <w:bookmarkEnd w:id="8"/>
+      <w:bookmarkEnd w:id="9"/>
+    </w:p>
+    <w:p>
+      <w:pPr>
+        <w:rPr>
+          <w:rFonts w:ascii="Times" w:hAnsi="Times" w:cs="Times"/>
+          <w:color w:val="1F2328"/>
+          <w:sz w:val="20"/>
+          <w:szCs w:val="20"/>
+          <w:lang w:val="en-US"/>
+        </w:rPr>
+      </w:pPr>
+      <w:r>
+        <w:rPr>
+          <w:rFonts w:ascii="Times" w:hAnsi="Times" w:cs="Times"/>
+          <w:color w:val="1F2328"/>
+          <w:lang w:val="en-US"/>
+        </w:rPr>
+        <w:t xml:space="preserve">The following is the safest and best approach for the database, as this is </w:t>
+      </w:r>
+      <w:r>
+        <w:rPr>
+          <w:rFonts w:ascii="Times" w:hAnsi="Times" w:cs="Times"/>
+          <w:color w:val="1F2328"/>
+          <w:lang w:val="en-US"/>
+        </w:rPr>
+        <w:t>the standard of the database and therefore does not require error prone parsing:</w:t>
+      </w:r>
+    </w:p>
+    <w:p>
+      <w:pPr>
+        <w:rPr>
+          <w:rFonts w:ascii="Times" w:hAnsi="Times" w:cs="Times"/>
+          <w:color w:val="1F2328"/>
+          <w:lang w:val="en-US"/>
+        </w:rPr>
+      </w:pPr>
+      <w:r>
+        <w:rPr>
+          <w:rFonts w:ascii="Times" w:hAnsi="Times" w:cs="Times"/>
+          <w:color w:val="1F2328"/>
+          <w:lang w:val="en-US"/>
+        </w:rPr>
+        <w:t>Decimal point = "."</w:t>
+      </w:r>
+    </w:p>
+    <w:p>
+      <w:pPr>
+        <w:rPr>
+          <w:rFonts w:ascii="Times" w:hAnsi="Times" w:cs="Times"/>
+          <w:color w:val="1F2328"/>
+          <w:lang w:val="en-US"/>
+        </w:rPr>
+      </w:pPr>
+      <w:r>
+        <w:rPr>
+          <w:rFonts w:ascii="Times" w:hAnsi="Times" w:cs="Times"/>
+          <w:color w:val="1F2328"/>
+          <w:lang w:val="en-US"/>
+        </w:rPr>
+        <w:t xml:space="preserve">Thousand </w:t>
+      </w:r>
+      <w:r>
+        <w:rPr>
+          <w:rFonts w:ascii="Times" w:hAnsi="Times" w:cs="Times"/>
+          <w:color w:val="1F2328"/>
+          <w:lang w:val="en-US"/>
+        </w:rPr>
+        <w:t>separators</w:t>
+      </w:r>
+      <w:r>
+        <w:rPr>
+          <w:rFonts w:ascii="Times" w:hAnsi="Times" w:cs="Times"/>
+          <w:color w:val="1F2328"/>
+          <w:lang w:val="en-US"/>
+        </w:rPr>
+        <w:t xml:space="preserve"> = ","</w:t>
+      </w:r>
+      <w:r>
+        <w:rPr>
+          <w:rFonts w:ascii="Times" w:hAnsi="Times" w:cs="Times"/>
+          <w:color w:val="1F2328"/>
+          <w:lang w:val="en-US"/>
+        </w:rPr>
+        <w:t xml:space="preserve"> or no separator (preferably the latter).</w:t>
+      </w:r>
+    </w:p>
+    <w:p>
+      <w:pPr>
+        <w:rPr>
+          <w:rFonts w:ascii="Times" w:hAnsi="Times" w:cs="Times"/>
+          <w:color w:val="1F2328"/>
+          <w:lang w:val="en-US"/>
+        </w:rPr>
+      </w:pPr>
+      <w:r>
+        <w:rPr>
+          <w:rFonts w:ascii="Times" w:hAnsi="Times" w:cs="Times"/>
+          <w:color w:val="1F2328"/>
+          <w:lang w:val="en-US"/>
+        </w:rPr>
+        <w:t>You can still upload other formats but try</w:t>
+      </w:r>
+      <w:r>
+        <w:rPr>
+          <w:rFonts w:ascii="Times" w:hAnsi="Times" w:cs="Times"/>
+          <w:color w:val="1F2328"/>
+          <w:lang w:val="en-US"/>
+        </w:rPr>
+        <w:t xml:space="preserve"> to change to this format pointing forward</w:t>
+      </w:r>
+      <w:r>
+        <w:rPr>
+          <w:rFonts w:ascii="Times" w:hAnsi="Times" w:cs="Times"/>
+          <w:color w:val="1F2328"/>
+          <w:lang w:val="en-US"/>
+        </w:rPr>
+        <w:t>, as it has better compatibility with the database.</w:t>
+      </w:r>
+      <w:r>
+        <w:rPr>
+          <w:rFonts w:ascii="Times" w:hAnsi="Times" w:cs="Times"/>
+          <w:color w:val="1F2328"/>
+          <w:lang w:val="en-US"/>
+        </w:rPr>
+        <w:t xml:space="preserve"> </w:t>
+      </w:r>
+    </w:p>
+    <w:p>
+      <w:pPr>
+        <w:pStyle w:val="Heading2"/>
+        <w:rPr>
+          <w:rFonts w:ascii="Times" w:hAnsi="Times" w:cs="Times"/>
+          <w:lang w:val="en-US"/>
+        </w:rPr>
+      </w:pPr>
+      <w:bookmarkStart w:id="10" w:name="_Toc159310734"/>
+      <w:bookmarkStart w:id="11" w:name="_Toc159310985"/>
+      <w:r>
+        <w:rPr>
+          <w:rFonts w:ascii="Times" w:hAnsi="Times" w:cs="Times"/>
+          <w:lang w:val="en-US"/>
+        </w:rPr>
+        <w:t>Primary ids</w:t>
+      </w:r>
+      <w:r>
+        <w:rPr>
+          <w:rFonts w:ascii="Times" w:hAnsi="Times" w:cs="Times"/>
+          <w:lang w:val="en-US"/>
+        </w:rPr>
+        <w:t xml:space="preserve"> (</w:t>
+      </w:r>
+      <w:r>
+        <w:rPr>
+          <w:rFonts w:ascii="Times" w:hAnsi="Times" w:cs="Times"/>
+          <w:lang w:val="en-US"/>
+        </w:rPr>
+        <w:t>requirement</w:t>
+      </w:r>
+      <w:r>
+        <w:rPr>
+          <w:rFonts w:ascii="Times" w:hAnsi="Times" w:cs="Times"/>
+          <w:lang w:val="en-US"/>
+        </w:rPr>
+        <w:t>)</w:t>
+      </w:r>
+      <w:bookmarkEnd w:id="10"/>
+      <w:bookmarkEnd w:id="11"/>
+    </w:p>
+    <w:p>
+      <w:pPr>
+        <w:rPr>
+          <w:rFonts w:ascii="Times" w:hAnsi="Times" w:cs="Times"/>
+          <w:lang w:val="en-US"/>
+        </w:rPr>
+      </w:pPr>
+      <w:r>
+        <w:rPr>
+          <w:rFonts w:ascii="Times" w:hAnsi="Times" w:cs="Times"/>
+          <w:lang w:val="en-US"/>
+        </w:rPr>
+        <w:t xml:space="preserve">Primary IDs must </w:t>
+      </w:r>
+      <w:r>
+        <w:rPr>
+          <w:rFonts w:ascii="Times" w:hAnsi="Times" w:cs="Times"/>
+          <w:lang w:val="en-US"/>
+        </w:rPr>
+        <w:t>not be</w:t>
+      </w:r>
+      <w:r>
+        <w:rPr>
+          <w:rFonts w:ascii="Times" w:hAnsi="Times" w:cs="Times"/>
+          <w:lang w:val="en-US"/>
+        </w:rPr>
+        <w:t xml:space="preserve"> null. Remove rows that do not have a primary </w:t>
+      </w:r>
+      <w:r>
+        <w:rPr>
+          <w:rFonts w:ascii="Times" w:hAnsi="Times" w:cs="Times"/>
+          <w:lang w:val="en-US"/>
+        </w:rPr>
+        <w:t>ID</w:t>
+      </w:r>
+      <w:r>
+        <w:rPr>
+          <w:rFonts w:ascii="Times" w:hAnsi="Times" w:cs="Times"/>
+          <w:lang w:val="en-US"/>
+        </w:rPr>
+        <w:t xml:space="preserve"> before uploading, or you will get an error. Primary IDs are defined as </w:t>
+      </w:r>
+      <w:r>
+        <w:rPr>
+          <w:rFonts w:ascii="Times" w:hAnsi="Times" w:cs="Times"/>
+          <w:lang w:val="en-US"/>
+        </w:rPr>
+        <w:t>an</w:t>
+      </w:r>
+      <w:r>
+        <w:rPr>
+          <w:rFonts w:ascii="Times" w:hAnsi="Times" w:cs="Times"/>
+          <w:lang w:val="en-US"/>
+        </w:rPr>
+        <w:t xml:space="preserve"> identifier that uniquely identifies a row of the spreadsheet (archive sample ID, robot sample ID, library ID etc.).</w:t>
+      </w:r>
+      <w:r>
+        <w:rPr>
+          <w:rFonts w:ascii="Times" w:hAnsi="Times" w:cs="Times"/>
+          <w:lang w:val="en-US"/>
+        </w:rPr>
+        <w:t xml:space="preserve"> We might include an option to input exactly which rows you want to upload in the future if this will make it easier for you.</w:t>
+      </w:r>
+    </w:p>
+    <w:p>
+      <w:pPr>
+        <w:pStyle w:val="Heading2"/>
+        <w:rPr>
+          <w:rFonts w:ascii="Times" w:hAnsi="Times" w:cs="Times"/>
+          <w:lang w:val="en-US"/>
+        </w:rPr>
+      </w:pPr>
+      <w:bookmarkStart w:id="12" w:name="_Toc159310735"/>
+      <w:bookmarkStart w:id="13" w:name="_Toc159310986"/>
+      <w:r>
+        <w:rPr>
+          <w:rFonts w:ascii="Times" w:hAnsi="Times" w:cs="Times"/>
+          <w:lang w:val="en-US"/>
+        </w:rPr>
+        <w:t>Multiple values in one cell</w:t>
+      </w:r>
+      <w:r>
+        <w:rPr>
+          <w:rFonts w:ascii="Times" w:hAnsi="Times" w:cs="Times"/>
+          <w:lang w:val="en-US"/>
+        </w:rPr>
+        <w:t xml:space="preserve"> (</w:t>
+      </w:r>
+      <w:r>
+        <w:rPr>
+          <w:rStyle w:val="Heading2Char"/>
+          <w:rFonts w:ascii="Times" w:hAnsi="Times" w:cs="Times"/>
+          <w:lang w:val="en-US"/>
+        </w:rPr>
+        <w:t>recommendation</w:t>
+      </w:r>
+      <w:r>
+        <w:rPr>
+          <w:rFonts w:ascii="Times" w:hAnsi="Times" w:cs="Times"/>
+          <w:lang w:val="en-US"/>
+        </w:rPr>
+        <w:t>)</w:t>
+      </w:r>
+      <w:bookmarkEnd w:id="12"/>
+      <w:bookmarkEnd w:id="13"/>
+    </w:p>
+    <w:p>
+      <w:pPr>
+        <w:rPr>
+          <w:rFonts w:ascii="Times" w:hAnsi="Times" w:cs="Times"/>
+          <w:lang w:val="en-US"/>
+        </w:rPr>
+      </w:pPr>
+      <w:r>
+        <w:rPr>
+          <w:rFonts w:ascii="Times" w:hAnsi="Times" w:cs="Times"/>
+          <w:lang w:val="en-US"/>
+        </w:rPr>
+        <w:t xml:space="preserve">If a column contains multiple values, </w:t>
+      </w:r>
+      <w:r>
+        <w:rPr>
+          <w:rFonts w:ascii="Times" w:hAnsi="Times" w:cs="Times"/>
+          <w:lang w:val="en-US"/>
+        </w:rPr>
+        <w:t>separate</w:t>
+      </w:r>
+      <w:r>
+        <w:rPr>
+          <w:rFonts w:ascii="Times" w:hAnsi="Times" w:cs="Times"/>
+          <w:lang w:val="en-US"/>
+        </w:rPr>
+        <w:t xml:space="preserve"> them with semicolon. For </w:t>
+      </w:r>
+      <w:r>
+        <w:rPr>
+          <w:rFonts w:ascii="Times" w:hAnsi="Times" w:cs="Times"/>
+          <w:lang w:val="en-US"/>
+        </w:rPr>
+        <w:t>example,</w:t>
+      </w:r>
+      <w:r>
+        <w:rPr>
+          <w:rFonts w:ascii="Times" w:hAnsi="Times" w:cs="Times"/>
+          <w:lang w:val="en-US"/>
+        </w:rPr>
+        <w:t xml:space="preserve"> if a sample was taken by multiple people</w:t>
+      </w:r>
+      <w:r>
+        <w:rPr>
+          <w:rFonts w:ascii="Times" w:hAnsi="Times" w:cs="Times"/>
+          <w:lang w:val="en-US"/>
+        </w:rPr>
+        <w:t xml:space="preserve"> </w:t>
+      </w:r>
+      <w:r>
+        <w:rPr>
+          <w:rFonts w:ascii="Times" w:hAnsi="Times" w:cs="Times"/>
+          <w:lang w:val="en-US"/>
+        </w:rPr>
+        <w:t>the 'Sampled By' column input should be "Alice; Bob".</w:t>
+      </w:r>
+    </w:p>
+    <w:p>
+      <w:pPr>
+        <w:pStyle w:val="Heading2"/>
+        <w:rPr>
+          <w:rFonts w:ascii="Times" w:hAnsi="Times" w:cs="Times"/>
+          <w:lang w:val="en-US"/>
+        </w:rPr>
+      </w:pPr>
+      <w:bookmarkStart w:id="14" w:name="_Toc159310736"/>
+      <w:bookmarkStart w:id="15" w:name="_Toc159310987"/>
+      <w:r>
+        <w:rPr>
+          <w:rFonts w:ascii="Times" w:hAnsi="Times" w:cs="Times"/>
+          <w:lang w:val="en-US"/>
+        </w:rPr>
+        <w:t xml:space="preserve">Personal </w:t>
+      </w:r>
+      <w:r>
+        <w:rPr>
+          <w:rFonts w:ascii="Times" w:hAnsi="Times" w:cs="Times"/>
+          <w:lang w:val="en-US"/>
+        </w:rPr>
+        <w:t>identifiers (</w:t>
+      </w:r>
+      <w:r>
+        <w:rPr>
+          <w:rStyle w:val="Heading2Char"/>
+          <w:rFonts w:ascii="Times" w:hAnsi="Times" w:cs="Times"/>
+          <w:lang w:val="en-US"/>
+        </w:rPr>
+        <w:t>recommendation</w:t>
+      </w:r>
+      <w:r>
+        <w:rPr>
+          <w:rFonts w:ascii="Times" w:hAnsi="Times" w:cs="Times"/>
+          <w:lang w:val="en-US"/>
+        </w:rPr>
+        <w:t>)</w:t>
+      </w:r>
+      <w:bookmarkEnd w:id="14"/>
+      <w:bookmarkEnd w:id="15"/>
+    </w:p>
+    <w:p>
+      <w:pPr>
+        <w:rPr>
+          <w:rFonts w:ascii="Times" w:hAnsi="Times" w:cs="Times"/>
+          <w:lang w:val="en-US"/>
+        </w:rPr>
+      </w:pPr>
+      <w:r>
+        <w:rPr>
+          <w:rFonts w:ascii="Times" w:hAnsi="Times" w:cs="Times"/>
+          <w:lang w:val="en-US"/>
+        </w:rPr>
+        <w:t xml:space="preserve">Internal: </w:t>
+      </w:r>
+      <w:r>
+        <w:rPr>
+          <w:rFonts w:ascii="Times" w:hAnsi="Times" w:cs="Times"/>
+          <w:lang w:val="en-US"/>
+        </w:rPr>
+        <w:t>KU ids, as they are guaranteed to be unique</w:t>
+      </w:r>
+      <w:r>
+        <w:rPr>
+          <w:rFonts w:ascii="Times" w:hAnsi="Times" w:cs="Times"/>
+          <w:lang w:val="en-US"/>
+        </w:rPr>
+        <w:t>, and can be used to look up relevant information.</w:t>
+      </w:r>
+    </w:p>
+    <w:p>
+      <w:pPr>
+        <w:rPr>
+          <w:rFonts w:ascii="Times" w:hAnsi="Times" w:cs="Times"/>
+          <w:lang w:val="en-US"/>
+        </w:rPr>
+      </w:pPr>
+      <w:r>
+        <w:rPr>
+          <w:rFonts w:ascii="Times" w:hAnsi="Times" w:cs="Times"/>
+          <w:lang w:val="en-US"/>
+        </w:rPr>
+        <w:t>External: Use email</w:t>
+      </w:r>
+    </w:p>
+    <w:p>
+      <w:pPr>
+        <w:pStyle w:val="Heading1"/>
+        <w:rPr>
+          <w:rFonts w:ascii="Times" w:hAnsi="Times" w:cs="Times"/>
+          <w:lang w:val="en-US"/>
+        </w:rPr>
+      </w:pPr>
+      <w:bookmarkStart w:id="16" w:name="_Toc159310737"/>
+      <w:bookmarkStart w:id="17" w:name="_Toc159310988"/>
+      <w:r>
+        <w:rPr>
+          <w:rFonts w:ascii="Times" w:hAnsi="Times" w:cs="Times"/>
+          <w:lang w:val="en-US"/>
+        </w:rPr>
+        <w:t>Details on formatting and parsing:</w:t>
+      </w:r>
+      <w:bookmarkEnd w:id="16"/>
+      <w:bookmarkEnd w:id="17"/>
+    </w:p>
+    <w:p>
+      <w:pPr>
+        <w:rPr>
+          <w:rFonts w:ascii="Times" w:hAnsi="Times" w:cs="Times"/>
+          <w:lang w:val="en-US"/>
+        </w:rPr>
+      </w:pPr>
+      <w:r>
+        <w:rPr>
+          <w:rFonts w:ascii="Times" w:hAnsi="Times" w:cs="Times"/>
+          <w:lang w:val="en-US"/>
+        </w:rPr>
+        <w:t>When choosing a format</w:t>
+      </w:r>
+      <w:r>
+        <w:rPr>
+          <w:rFonts w:ascii="Times" w:hAnsi="Times" w:cs="Times"/>
+          <w:lang w:val="en-US"/>
+        </w:rPr>
+        <w:t xml:space="preserve"> from the dropdowns</w:t>
+      </w:r>
+      <w:r>
+        <w:rPr>
+          <w:rFonts w:ascii="Times" w:hAnsi="Times" w:cs="Times"/>
+          <w:lang w:val="en-US"/>
+        </w:rPr>
+        <w:t>, a</w:t>
+      </w:r>
+      <w:r>
+        <w:rPr>
+          <w:rFonts w:ascii="Times" w:hAnsi="Times" w:cs="Times"/>
+          <w:lang w:val="en-US"/>
+        </w:rPr>
+        <w:t xml:space="preserve">ny </w:t>
+      </w:r>
+      <w:r>
+        <w:rPr>
+          <w:rFonts w:ascii="Times" w:hAnsi="Times" w:cs="Times"/>
+          <w:lang w:val="en-US"/>
+        </w:rPr>
+        <w:t>colum</w:t>
+      </w:r>
+      <w:r>
+        <w:rPr>
+          <w:rFonts w:ascii="Times" w:hAnsi="Times" w:cs="Times"/>
+          <w:lang w:val="en-US"/>
+        </w:rPr>
+        <w:t>n</w:t>
+      </w:r>
+      <w:r>
+        <w:rPr>
+          <w:rFonts w:ascii="Times" w:hAnsi="Times" w:cs="Times"/>
+          <w:lang w:val="en-US"/>
+        </w:rPr>
+        <w:t xml:space="preserve"> </w:t>
+      </w:r>
+      <w:r>
+        <w:rPr>
+          <w:rFonts w:ascii="Times" w:hAnsi="Times" w:cs="Times"/>
+          <w:lang w:val="en-US"/>
+        </w:rPr>
+        <w:t xml:space="preserve">will be validated against this </w:t>
+      </w:r>
+      <w:r>
+        <w:rPr>
+          <w:rFonts w:ascii="Times" w:hAnsi="Times" w:cs="Times"/>
+          <w:lang w:val="en-US"/>
+        </w:rPr>
+        <w:t>format</w:t>
+      </w:r>
+      <w:r>
+        <w:rPr>
+          <w:rFonts w:ascii="Times" w:hAnsi="Times" w:cs="Times"/>
+          <w:lang w:val="en-US"/>
+        </w:rPr>
+        <w:t xml:space="preserve"> and the data will only be uploaded if it conforms to this </w:t>
+      </w:r>
+      <w:r>
+        <w:rPr>
+          <w:rFonts w:ascii="Times" w:hAnsi="Times" w:cs="Times"/>
+          <w:lang w:val="en-US"/>
+        </w:rPr>
+        <w:t>format</w:t>
+      </w:r>
+      <w:r>
+        <w:rPr>
+          <w:rFonts w:ascii="Times" w:hAnsi="Times" w:cs="Times"/>
+          <w:lang w:val="en-US"/>
+        </w:rPr>
+        <w:t xml:space="preserve">. </w:t>
+      </w:r>
+    </w:p>
+    <w:p>
+      <w:pPr>
+        <w:rPr>
+          <w:rFonts w:ascii="Times" w:hAnsi="Times" w:cs="Times"/>
+          <w:lang w:val="en-US"/>
+        </w:rPr>
+      </w:pPr>
+      <w:r>
+        <w:rPr>
+          <w:rFonts w:ascii="Times" w:hAnsi="Times" w:cs="Times"/>
+          <w:lang w:val="en-US"/>
+        </w:rPr>
+        <w:t>All data will first be parsed as strings and if the format looks ok, it will be transformed to d</w:t>
+      </w:r>
+      <w:r>
+        <w:rPr>
+          <w:rFonts w:ascii="Times" w:hAnsi="Times" w:cs="Times"/>
+          <w:lang w:val="en-US"/>
+        </w:rPr>
+        <w:t>ates</w:t>
+      </w:r>
+      <w:r>
+        <w:rPr>
+          <w:rFonts w:ascii="Times" w:hAnsi="Times" w:cs="Times"/>
+          <w:lang w:val="en-US"/>
+        </w:rPr>
+        <w:t>, floating point numbers, integers, ranges etc.</w:t>
+      </w:r>
+      <w:r>
+        <w:rPr>
+          <w:rFonts w:ascii="Times" w:hAnsi="Times" w:cs="Times"/>
+          <w:lang w:val="en-US"/>
+        </w:rPr>
+        <w:t xml:space="preserve"> </w:t>
+      </w:r>
+    </w:p>
+    <w:p>
+      <w:pPr>
+        <w:rPr>
+          <w:rFonts w:ascii="Times" w:hAnsi="Times" w:cs="Times"/>
+          <w:lang w:val="en-US"/>
+        </w:rPr>
+      </w:pPr>
+      <w:r>
+        <w:rPr>
+          <w:rFonts w:ascii="Times" w:hAnsi="Times" w:cs="Times"/>
+          <w:lang w:val="en-US"/>
+        </w:rPr>
+        <w:t xml:space="preserve">IMPORTANT: Be careful when choosing decimal point </w:t>
+      </w:r>
+      <w:r>
+        <w:rPr>
+          <w:rFonts w:ascii="Times" w:hAnsi="Times" w:cs="Times"/>
+          <w:lang w:val="en-US"/>
+        </w:rPr>
+        <w:t xml:space="preserve">and thousand separator </w:t>
+      </w:r>
+      <w:r>
+        <w:rPr>
+          <w:rFonts w:ascii="Times" w:hAnsi="Times" w:cs="Times"/>
+          <w:lang w:val="en-US"/>
+        </w:rPr>
+        <w:t>formats</w:t>
+      </w:r>
+      <w:r>
+        <w:rPr>
+          <w:rFonts w:ascii="Times" w:hAnsi="Times" w:cs="Times"/>
+          <w:lang w:val="en-US"/>
+        </w:rPr>
+        <w:t xml:space="preserve">. If you </w:t>
+      </w:r>
+      <w:r>
+        <w:rPr>
+          <w:rFonts w:ascii="Times" w:hAnsi="Times" w:cs="Times"/>
+          <w:lang w:val="en-US"/>
+        </w:rPr>
+        <w:t xml:space="preserve">choose wrong, there is no way for the parser to know, and it will parse your data incorrectly. For </w:t>
+      </w:r>
+      <w:r>
+        <w:rPr>
+          <w:rFonts w:ascii="Times" w:hAnsi="Times" w:cs="Times"/>
+          <w:lang w:val="en-US"/>
+        </w:rPr>
+        <w:t>example,</w:t>
+      </w:r>
+      <w:r>
+        <w:rPr>
+          <w:rFonts w:ascii="Times" w:hAnsi="Times" w:cs="Times"/>
+          <w:lang w:val="en-US"/>
+        </w:rPr>
+        <w:t xml:space="preserve"> if you have a small measurement of 1,9 and choose “.” as thousands separator the data will be interpreted as 1900 and not 1 point 9.</w:t>
+      </w:r>
+    </w:p>
+    <w:p>
+      <w:pPr>
+        <w:pStyle w:val="Heading1"/>
+        <w:rPr>
+          <w:rStyle w:val="Strong"/>
+          <w:rFonts w:ascii="Times" w:hAnsi="Times" w:cs="Times"/>
+          <w:b w:val="0"/>
+          <w:bCs w:val="0"/>
+          <w:lang w:val="en-US"/>
+        </w:rPr>
+      </w:pPr>
+      <w:bookmarkStart w:id="18" w:name="_Toc159310738"/>
+      <w:bookmarkStart w:id="19" w:name="_Toc159310989"/>
+      <w:r>
+        <w:rPr>
+          <w:rStyle w:val="Strong"/>
+          <w:rFonts w:ascii="Times" w:hAnsi="Times" w:cs="Times"/>
+          <w:b w:val="0"/>
+          <w:bCs w:val="0"/>
+          <w:lang w:val="en-US"/>
+        </w:rPr>
+        <w:t>Admin contact info</w:t>
+      </w:r>
+      <w:bookmarkEnd w:id="18"/>
+      <w:bookmarkEnd w:id="19"/>
+    </w:p>
+    <w:p>
+      <w:pPr>
+        <w:rPr>
+          <w:rFonts w:ascii="Times" w:hAnsi="Times" w:cs="Times"/>
+          <w:lang w:val="en-US"/>
+        </w:rPr>
+      </w:pPr>
+      <w:r>
+        <w:rPr>
+          <w:rFonts w:ascii="Times" w:hAnsi="Times" w:cs="Times"/>
+          <w:lang w:val="en-US"/>
+        </w:rPr>
+        <w:t xml:space="preserve">Contact </w:t>
+      </w:r>
+      <w:hyperlink r:id="rId6" w:history="1">
+        <w:r>
+          <w:rPr>
+            <w:rStyle w:val="Hyperlink"/>
+            <w:rFonts w:ascii="Times" w:hAnsi="Times" w:cs="Times"/>
+            <w:lang w:val="en-US"/>
+          </w:rPr>
+          <w:t>magnus.johannsen@sund.ku.dk</w:t>
+        </w:r>
+      </w:hyperlink>
+      <w:r>
+        <w:rPr>
+          <w:rFonts w:ascii="Times" w:hAnsi="Times" w:cs="Times"/>
+          <w:lang w:val="en-US"/>
+        </w:rPr>
+        <w:t xml:space="preserve"> if you encounter any errors you cannot resolve, or if you have any questions. </w:t>
+      </w:r>
+    </w:p>
+    <w:p>
+      <w:pPr>
+        <w:pStyle w:val="Heading1"/>
+        <w:rPr>
+          <w:rFonts w:ascii="Times" w:hAnsi="Times" w:cs="Times"/>
+          <w:lang w:val="en-US"/>
+        </w:rPr>
+      </w:pPr>
+    </w:p>
+    <w:p>
+      <w:pPr>
+        <w:rPr>
+          <w:rFonts w:ascii="Times" w:hAnsi="Times" w:cs="Times"/>
+          <w:lang w:val="en-US"/>
+        </w:rPr>
+      </w:pPr>
+    </w:p>
+    <w:p>
+      <w:pPr>
+        <w:rPr>
+          <w:rFonts w:ascii="Times" w:hAnsi="Times" w:cs="Times"/>
+          <w:lang w:val="en-US"/>
+        </w:rPr>
+      </w:pPr>
     </w:p>
     <w:sectPr>
       <w:pgSz w:w="11906" w:h="16838"/>
@@ -1002,6 +3306,71 @@
     <w:name w:val="Normal"/>
     <w:qFormat/>
   </w:style>
+  <w:style w:type="paragraph" w:styleId="Heading1">
+    <w:name w:val="heading 1"/>
+    <w:basedOn w:val="Normal"/>
+    <w:next w:val="Normal"/>
+    <w:link w:val="Heading1Char"/>
+    <w:uiPriority w:val="9"/>
+    <w:qFormat/>
+    <w:rsid w:val="00993880"/>
+    <w:pPr>
+      <w:keepNext/>
+      <w:keepLines/>
+      <w:spacing w:before="240" w:after="0"/>
+      <w:outlineLvl w:val="0"/>
+    </w:pPr>
+    <w:rPr>
+      <w:rFonts w:asciiTheme="majorHAnsi" w:eastAsiaTheme="majorEastAsia" w:hAnsiTheme="majorHAnsi" w:cstheme="majorBidi"/>
+      <w:color w:val="2F5496" w:themeColor="accent1" w:themeShade="BF"/>
+      <w:sz w:val="32"/>
+      <w:szCs w:val="32"/>
+    </w:rPr>
+  </w:style>
+  <w:style w:type="paragraph" w:styleId="Heading2">
+    <w:name w:val="heading 2"/>
+    <w:basedOn w:val="Normal"/>
+    <w:next w:val="Normal"/>
+    <w:link w:val="Heading2Char"/>
+    <w:uiPriority w:val="9"/>
+    <w:unhideWhenUsed/>
+    <w:qFormat/>
+    <w:rsid w:val="00993880"/>
+    <w:pPr>
+      <w:keepNext/>
+      <w:keepLines/>
+      <w:spacing w:before="40" w:after="0"/>
+      <w:outlineLvl w:val="1"/>
+    </w:pPr>
+    <w:rPr>
+      <w:rFonts w:asciiTheme="majorHAnsi" w:eastAsiaTheme="majorEastAsia" w:hAnsiTheme="majorHAnsi" w:cstheme="majorBidi"/>
+      <w:color w:val="2F5496" w:themeColor="accent1" w:themeShade="BF"/>
+      <w:sz w:val="26"/>
+      <w:szCs w:val="26"/>
+    </w:rPr>
+  </w:style>
+  <w:style w:type="paragraph" w:styleId="Heading3">
+    <w:name w:val="heading 3"/>
+    <w:basedOn w:val="Normal"/>
+    <w:next w:val="Normal"/>
+    <w:link w:val="Heading3Char"/>
+    <w:uiPriority w:val="9"/>
+    <w:unhideWhenUsed/>
+    <w:qFormat/>
+    <w:rsid w:val="00993880"/>
+    <w:pPr>
+      <w:keepNext/>
+      <w:keepLines/>
+      <w:spacing w:before="40" w:after="0"/>
+      <w:outlineLvl w:val="2"/>
+    </w:pPr>
+    <w:rPr>
+      <w:rFonts w:asciiTheme="majorHAnsi" w:eastAsiaTheme="majorEastAsia" w:hAnsiTheme="majorHAnsi" w:cstheme="majorBidi"/>
+      <w:color w:val="1F3763" w:themeColor="accent1" w:themeShade="7F"/>
+      <w:sz w:val="24"/>
+      <w:szCs w:val="24"/>
+    </w:rPr>
+  </w:style>
   <w:style w:type="character" w:default="1" w:styleId="DefaultParagraphFont">
     <w:name w:val="Default Paragraph Font"/>
     <w:uiPriority w:val="1"/>
@@ -1039,6 +3408,155 @@
       <w:ind w:left="720"/>
       <w:contextualSpacing/>
     </w:pPr>
+  </w:style>
+  <w:style w:type="character" w:styleId="Hyperlink">
+    <w:name w:val="Hyperlink"/>
+    <w:basedOn w:val="DefaultParagraphFont"/>
+    <w:uiPriority w:val="99"/>
+    <w:unhideWhenUsed/>
+    <w:rsid w:val="00802578"/>
+    <w:rPr>
+      <w:color w:val="0563C1" w:themeColor="hyperlink"/>
+      <w:u w:val="single"/>
+    </w:rPr>
+  </w:style>
+  <w:style w:type="character" w:styleId="UnresolvedMention">
+    <w:name w:val="Unresolved Mention"/>
+    <w:basedOn w:val="DefaultParagraphFont"/>
+    <w:uiPriority w:val="99"/>
+    <w:semiHidden/>
+    <w:unhideWhenUsed/>
+    <w:rsid w:val="00802578"/>
+    <w:rPr>
+      <w:color w:val="605E5C"/>
+      <w:shd w:val="clear" w:color="auto" w:fill="E1DFDD"/>
+    </w:rPr>
+  </w:style>
+  <w:style w:type="character" w:styleId="Strong">
+    <w:name w:val="Strong"/>
+    <w:basedOn w:val="DefaultParagraphFont"/>
+    <w:uiPriority w:val="22"/>
+    <w:qFormat/>
+    <w:rsid w:val="00993880"/>
+    <w:rPr>
+      <w:b/>
+      <w:bCs/>
+    </w:rPr>
+  </w:style>
+  <w:style w:type="character" w:customStyle="1" w:styleId="Heading2Char">
+    <w:name w:val="Heading 2 Char"/>
+    <w:basedOn w:val="DefaultParagraphFont"/>
+    <w:link w:val="Heading2"/>
+    <w:uiPriority w:val="9"/>
+    <w:rsid w:val="00993880"/>
+    <w:rPr>
+      <w:rFonts w:asciiTheme="majorHAnsi" w:eastAsiaTheme="majorEastAsia" w:hAnsiTheme="majorHAnsi" w:cstheme="majorBidi"/>
+      <w:color w:val="2F5496" w:themeColor="accent1" w:themeShade="BF"/>
+      <w:sz w:val="26"/>
+      <w:szCs w:val="26"/>
+    </w:rPr>
+  </w:style>
+  <w:style w:type="character" w:customStyle="1" w:styleId="Heading3Char">
+    <w:name w:val="Heading 3 Char"/>
+    <w:basedOn w:val="DefaultParagraphFont"/>
+    <w:link w:val="Heading3"/>
+    <w:uiPriority w:val="9"/>
+    <w:rsid w:val="00993880"/>
+    <w:rPr>
+      <w:rFonts w:asciiTheme="majorHAnsi" w:eastAsiaTheme="majorEastAsia" w:hAnsiTheme="majorHAnsi" w:cstheme="majorBidi"/>
+      <w:color w:val="1F3763" w:themeColor="accent1" w:themeShade="7F"/>
+      <w:sz w:val="24"/>
+      <w:szCs w:val="24"/>
+    </w:rPr>
+  </w:style>
+  <w:style w:type="character" w:customStyle="1" w:styleId="Heading1Char">
+    <w:name w:val="Heading 1 Char"/>
+    <w:basedOn w:val="DefaultParagraphFont"/>
+    <w:link w:val="Heading1"/>
+    <w:uiPriority w:val="9"/>
+    <w:rsid w:val="00993880"/>
+    <w:rPr>
+      <w:rFonts w:asciiTheme="majorHAnsi" w:eastAsiaTheme="majorEastAsia" w:hAnsiTheme="majorHAnsi" w:cstheme="majorBidi"/>
+      <w:color w:val="2F5496" w:themeColor="accent1" w:themeShade="BF"/>
+      <w:sz w:val="32"/>
+      <w:szCs w:val="32"/>
+    </w:rPr>
+  </w:style>
+  <w:style w:type="paragraph" w:styleId="TOCHeading">
+    <w:name w:val="TOC Heading"/>
+    <w:basedOn w:val="Heading1"/>
+    <w:next w:val="Normal"/>
+    <w:uiPriority w:val="39"/>
+    <w:unhideWhenUsed/>
+    <w:qFormat/>
+    <w:rsid w:val="001F1147"/>
+    <w:pPr>
+      <w:outlineLvl w:val="9"/>
+    </w:pPr>
+    <w:rPr>
+      <w:kern w:val="0"/>
+      <w:lang w:val="en-US"/>
+      <w14:ligatures w14:val="none"/>
+    </w:rPr>
+  </w:style>
+  <w:style w:type="paragraph" w:styleId="TOC1">
+    <w:name w:val="toc 1"/>
+    <w:basedOn w:val="Normal"/>
+    <w:next w:val="Normal"/>
+    <w:autoRedefine/>
+    <w:uiPriority w:val="39"/>
+    <w:unhideWhenUsed/>
+    <w:rsid w:val="001F1147"/>
+    <w:pPr>
+      <w:spacing w:after="100"/>
+    </w:pPr>
+  </w:style>
+  <w:style w:type="paragraph" w:styleId="TOC2">
+    <w:name w:val="toc 2"/>
+    <w:basedOn w:val="Normal"/>
+    <w:next w:val="Normal"/>
+    <w:autoRedefine/>
+    <w:uiPriority w:val="39"/>
+    <w:unhideWhenUsed/>
+    <w:rsid w:val="001F1147"/>
+    <w:pPr>
+      <w:spacing w:after="100"/>
+      <w:ind w:left="220"/>
+    </w:pPr>
+  </w:style>
+  <w:style w:type="paragraph" w:styleId="Title">
+    <w:name w:val="Title"/>
+    <w:basedOn w:val="Normal"/>
+    <w:next w:val="Normal"/>
+    <w:link w:val="TitleChar"/>
+    <w:uiPriority w:val="10"/>
+    <w:qFormat/>
+    <w:rsid w:val="001F1147"/>
+    <w:pPr>
+      <w:spacing w:after="0" w:line="240" w:lineRule="auto"/>
+      <w:contextualSpacing/>
+    </w:pPr>
+    <w:rPr>
+      <w:rFonts w:asciiTheme="majorHAnsi" w:eastAsiaTheme="majorEastAsia" w:hAnsiTheme="majorHAnsi" w:cstheme="majorBidi"/>
+      <w:spacing w:val="-10"/>
+      <w:kern w:val="28"/>
+      <w:sz w:val="56"/>
+      <w:szCs w:val="56"/>
+    </w:rPr>
+  </w:style>
+  <w:style w:type="character" w:customStyle="1" w:styleId="TitleChar">
+    <w:name w:val="Title Char"/>
+    <w:basedOn w:val="DefaultParagraphFont"/>
+    <w:link w:val="Title"/>
+    <w:uiPriority w:val="10"/>
+    <w:rsid w:val="001F1147"/>
+    <w:rPr>
+      <w:rFonts w:asciiTheme="majorHAnsi" w:eastAsiaTheme="majorEastAsia" w:hAnsiTheme="majorHAnsi" w:cstheme="majorBidi"/>
+      <w:spacing w:val="-10"/>
+      <w:kern w:val="28"/>
+      <w:sz w:val="56"/>
+      <w:szCs w:val="56"/>
+    </w:rPr>
   </w:style>
 </w:styles>
 </file>
@@ -1336,4 +3854,16 @@
     </a:ext>
   </a:extLst>
 </a:theme>
+</file>
+
+<file path=customXml/item1.xml><?xml version="1.0" encoding="utf-8"?>
+<b:Sources xmlns:b="http://schemas.openxmlformats.org/officeDocument/2006/bibliography" xmlns="http://schemas.openxmlformats.org/officeDocument/2006/bibliography" SelectedStyle="\APASixthEditionOfficeOnline.xsl" StyleName="APA" Version="6"/>
+</file>
+
+<file path=customXml/itemProps1.xml><?xml version="1.0" encoding="utf-8"?>
+<ds:datastoreItem xmlns:ds="http://schemas.openxmlformats.org/officeDocument/2006/customXml" ds:itemID="{45B1BD1F-AAFA-4155-B110-15E6F057F260}">
+  <ds:schemaRefs>
+    <ds:schemaRef ds:uri="http://schemas.openxmlformats.org/officeDocument/2006/bibliography"/>
+  </ds:schemaRefs>
+</ds:datastoreItem>
 </file>
--- a/Manual.docx
+++ b/Manual.docx
@@ -15,7 +15,32 @@
           <w:rFonts w:ascii="Times" w:hAnsi="Times" w:cs="Times"/>
           <w:lang w:val="en-US"/>
         </w:rPr>
-        <w:t>Manual for uploading excel sheets to the centralized CGG meta data database.</w:t>
+        <w:t>Manual for uploading excel sheets to the centralized CGG meta data database</w:t>
+      </w:r>
+    </w:p>
+    <w:p>
+      <w:pPr>
+        <w:rPr>
+          <w:lang w:val="en-US"/>
+        </w:rPr>
+      </w:pPr>
+      <w:r>
+        <w:rPr>
+          <w:lang w:val="en-US"/>
+        </w:rPr>
+        <w:t xml:space="preserve">Version: </w:t>
+      </w:r>
+      <w:r>
+        <w:rPr>
+          <w:lang w:val="en-US"/>
+        </w:rPr>
+        <w:t>1</w:t>
+      </w:r>
+      <w:r>
+        <w:rPr>
+          <w:lang w:val="en-US"/>
+        </w:rPr>
+        <w:t>, date: 2024-02-11</w:t>
       </w:r>
     </w:p>
     <w:p>
@@ -65,6 +90,15 @@
     </w:p>
     <w:sdt>
       <w:sdtPr>
+        <w:rPr>
+          <w:rFonts w:asciiTheme="minorHAnsi" w:eastAsiaTheme="minorHAnsi" w:hAnsiTheme="minorHAnsi" w:cstheme="minorBidi"/>
+          <w:color w:val="auto"/>
+          <w:kern w:val="2"/>
+          <w:sz w:val="22"/>
+          <w:szCs w:val="22"/>
+          <w:lang w:val="da-DK"/>
+          <w14:ligatures w14:val="standardContextual"/>
+        </w:rPr>
         <w:id w:val="1554424262"/>
         <w:docPartObj>
           <w:docPartGallery w:val="Table of Contents"/>
@@ -73,16 +107,9 @@
       </w:sdtPr>
       <w:sdtEndPr>
         <w:rPr>
-          <w:rFonts w:asciiTheme="minorHAnsi" w:eastAsiaTheme="minorHAnsi" w:hAnsiTheme="minorHAnsi" w:cstheme="minorBidi"/>
           <w:b/>
           <w:bCs/>
           <w:noProof/>
-          <w:color w:val="auto"/>
-          <w:kern w:val="2"/>
-          <w:sz w:val="22"/>
-          <w:szCs w:val="22"/>
-          <w:lang w:val="da-DK"/>
-          <w14:ligatures w14:val="standardContextual"/>
         </w:rPr>
       </w:sdtEndPr>
       <w:sdtContent>
@@ -121,7 +148,7 @@
           <w:r>
             <w:fldChar w:fldCharType="separate"/>
           </w:r>
-          <w:hyperlink w:anchor="_Toc159310980" w:history="1">
+          <w:hyperlink w:anchor="_Toc159397490" w:history="1">
             <w:r>
               <w:rPr>
                 <w:rStyle w:val="Hyperlink"/>
@@ -150,7 +177,7 @@
                 <w:noProof/>
                 <w:webHidden/>
               </w:rPr>
-              <w:instrText xml:space="preserve"> PAGEREF _Toc159310980 \h </w:instrText>
+              <w:instrText xml:space="preserve"> PAGEREF _Toc159397490 \h </w:instrText>
             </w:r>
             <w:r>
               <w:rPr>
@@ -193,7 +220,7 @@
               <w:lang w:eastAsia="da-DK"/>
             </w:rPr>
           </w:pPr>
-          <w:hyperlink w:anchor="_Toc159310981" w:history="1">
+          <w:hyperlink w:anchor="_Toc159397491" w:history="1">
             <w:r>
               <w:rPr>
                 <w:rStyle w:val="Hyperlink"/>
@@ -201,7 +228,7 @@
                 <w:noProof/>
                 <w:lang w:val="en-US"/>
               </w:rPr>
-              <w:t>Details on standard Excel formatting:</w:t>
+              <w:t>Standard Excel format requirements/recommendations:</w:t>
             </w:r>
             <w:r>
               <w:rPr>
@@ -222,7 +249,7 @@
                 <w:noProof/>
                 <w:webHidden/>
               </w:rPr>
-              <w:instrText xml:space="preserve"> PAGEREF _Toc159310981 \h </w:instrText>
+              <w:instrText xml:space="preserve"> PAGEREF _Toc159397491 \h </w:instrText>
             </w:r>
             <w:r>
               <w:rPr>
@@ -265,7 +292,7 @@
               <w:lang w:eastAsia="da-DK"/>
             </w:rPr>
           </w:pPr>
-          <w:hyperlink w:anchor="_Toc159310982" w:history="1">
+          <w:hyperlink w:anchor="_Toc159397492" w:history="1">
             <w:r>
               <w:rPr>
                 <w:rStyle w:val="Hyperlink"/>
@@ -273,7 +300,7 @@
                 <w:noProof/>
                 <w:lang w:val="en-US"/>
               </w:rPr>
-              <w:t>Empty cells (strict)</w:t>
+              <w:t>Empty cells (requirement)</w:t>
             </w:r>
             <w:r>
               <w:rPr>
@@ -294,7 +321,7 @@
                 <w:noProof/>
                 <w:webHidden/>
               </w:rPr>
-              <w:instrText xml:space="preserve"> PAGEREF _Toc159310982 \h </w:instrText>
+              <w:instrText xml:space="preserve"> PAGEREF _Toc159397492 \h </w:instrText>
             </w:r>
             <w:r>
               <w:rPr>
@@ -314,7 +341,7 @@
                 <w:noProof/>
                 <w:webHidden/>
               </w:rPr>
-              <w:t>2</w:t>
+              <w:t>3</w:t>
             </w:r>
             <w:r>
               <w:rPr>
@@ -337,7 +364,7 @@
               <w:lang w:eastAsia="da-DK"/>
             </w:rPr>
           </w:pPr>
-          <w:hyperlink w:anchor="_Toc159310983" w:history="1">
+          <w:hyperlink w:anchor="_Toc159397493" w:history="1">
             <w:r>
               <w:rPr>
                 <w:rStyle w:val="Hyperlink"/>
@@ -345,7 +372,7 @@
                 <w:noProof/>
                 <w:lang w:val="en-US"/>
               </w:rPr>
-              <w:t>Intervals (strict)</w:t>
+              <w:t>Intervals (requirement)</w:t>
             </w:r>
             <w:r>
               <w:rPr>
@@ -366,7 +393,7 @@
                 <w:noProof/>
                 <w:webHidden/>
               </w:rPr>
-              <w:instrText xml:space="preserve"> PAGEREF _Toc159310983 \h </w:instrText>
+              <w:instrText xml:space="preserve"> PAGEREF _Toc159397493 \h </w:instrText>
             </w:r>
             <w:r>
               <w:rPr>
@@ -409,7 +436,7 @@
               <w:lang w:eastAsia="da-DK"/>
             </w:rPr>
           </w:pPr>
-          <w:hyperlink w:anchor="_Toc159310984" w:history="1">
+          <w:hyperlink w:anchor="_Toc159397494" w:history="1">
             <w:r>
               <w:rPr>
                 <w:rStyle w:val="Hyperlink"/>
@@ -417,7 +444,7 @@
                 <w:noProof/>
                 <w:lang w:val="en-US"/>
               </w:rPr>
-              <w:t>Decimal points (flexible)</w:t>
+              <w:t>Decimal points (recommendation)</w:t>
             </w:r>
             <w:r>
               <w:rPr>
@@ -438,7 +465,7 @@
                 <w:noProof/>
                 <w:webHidden/>
               </w:rPr>
-              <w:instrText xml:space="preserve"> PAGEREF _Toc159310984 \h </w:instrText>
+              <w:instrText xml:space="preserve"> PAGEREF _Toc159397494 \h </w:instrText>
             </w:r>
             <w:r>
               <w:rPr>
@@ -481,7 +508,7 @@
               <w:lang w:eastAsia="da-DK"/>
             </w:rPr>
           </w:pPr>
-          <w:hyperlink w:anchor="_Toc159310985" w:history="1">
+          <w:hyperlink w:anchor="_Toc159397495" w:history="1">
             <w:r>
               <w:rPr>
                 <w:rStyle w:val="Hyperlink"/>
@@ -489,7 +516,7 @@
                 <w:noProof/>
                 <w:lang w:val="en-US"/>
               </w:rPr>
-              <w:t>Primary ids (strict)</w:t>
+              <w:t>Primary ids (requirement)</w:t>
             </w:r>
             <w:r>
               <w:rPr>
@@ -510,7 +537,7 @@
                 <w:noProof/>
                 <w:webHidden/>
               </w:rPr>
-              <w:instrText xml:space="preserve"> PAGEREF _Toc159310985 \h </w:instrText>
+              <w:instrText xml:space="preserve"> PAGEREF _Toc159397495 \h </w:instrText>
             </w:r>
             <w:r>
               <w:rPr>
@@ -553,7 +580,7 @@
               <w:lang w:eastAsia="da-DK"/>
             </w:rPr>
           </w:pPr>
-          <w:hyperlink w:anchor="_Toc159310986" w:history="1">
+          <w:hyperlink w:anchor="_Toc159397496" w:history="1">
             <w:r>
               <w:rPr>
                 <w:rStyle w:val="Hyperlink"/>
@@ -561,7 +588,7 @@
                 <w:noProof/>
                 <w:lang w:val="en-US"/>
               </w:rPr>
-              <w:t>Multiple values in one cell (flexible)</w:t>
+              <w:t>Multiple values in one cell (recommendation)</w:t>
             </w:r>
             <w:r>
               <w:rPr>
@@ -582,7 +609,7 @@
                 <w:noProof/>
                 <w:webHidden/>
               </w:rPr>
-              <w:instrText xml:space="preserve"> PAGEREF _Toc159310986 \h </w:instrText>
+              <w:instrText xml:space="preserve"> PAGEREF _Toc159397496 \h </w:instrText>
             </w:r>
             <w:r>
               <w:rPr>
@@ -625,7 +652,7 @@
               <w:lang w:eastAsia="da-DK"/>
             </w:rPr>
           </w:pPr>
-          <w:hyperlink w:anchor="_Toc159310987" w:history="1">
+          <w:hyperlink w:anchor="_Toc159397497" w:history="1">
             <w:r>
               <w:rPr>
                 <w:rStyle w:val="Hyperlink"/>
@@ -633,7 +660,7 @@
                 <w:noProof/>
                 <w:lang w:val="en-US"/>
               </w:rPr>
-              <w:t>Personal identifiers (flexible)</w:t>
+              <w:t>Personal identifiers (recommendation)</w:t>
             </w:r>
             <w:r>
               <w:rPr>
@@ -654,7 +681,7 @@
                 <w:noProof/>
                 <w:webHidden/>
               </w:rPr>
-              <w:instrText xml:space="preserve"> PAGEREF _Toc159310987 \h </w:instrText>
+              <w:instrText xml:space="preserve"> PAGEREF _Toc159397497 \h </w:instrText>
             </w:r>
             <w:r>
               <w:rPr>
@@ -697,7 +724,7 @@
               <w:lang w:eastAsia="da-DK"/>
             </w:rPr>
           </w:pPr>
-          <w:hyperlink w:anchor="_Toc159310988" w:history="1">
+          <w:hyperlink w:anchor="_Toc159397498" w:history="1">
             <w:r>
               <w:rPr>
                 <w:rStyle w:val="Hyperlink"/>
@@ -726,7 +753,7 @@
                 <w:noProof/>
                 <w:webHidden/>
               </w:rPr>
-              <w:instrText xml:space="preserve"> PAGEREF _Toc159310988 \h </w:instrText>
+              <w:instrText xml:space="preserve"> PAGEREF _Toc159397498 \h </w:instrText>
             </w:r>
             <w:r>
               <w:rPr>
@@ -769,7 +796,7 @@
               <w:lang w:eastAsia="da-DK"/>
             </w:rPr>
           </w:pPr>
-          <w:hyperlink w:anchor="_Toc159310989" w:history="1">
+          <w:hyperlink w:anchor="_Toc159397499" w:history="1">
             <w:r>
               <w:rPr>
                 <w:rStyle w:val="Hyperlink"/>
@@ -798,7 +825,7 @@
                 <w:noProof/>
                 <w:webHidden/>
               </w:rPr>
-              <w:instrText xml:space="preserve"> PAGEREF _Toc159310989 \h </w:instrText>
+              <w:instrText xml:space="preserve"> PAGEREF _Toc159397499 \h </w:instrText>
             </w:r>
             <w:r>
               <w:rPr>
@@ -818,7 +845,7 @@
                 <w:noProof/>
                 <w:webHidden/>
               </w:rPr>
-              <w:t>3</w:t>
+              <w:t>4</w:t>
             </w:r>
             <w:r>
               <w:rPr>
@@ -954,7 +981,7 @@
         </w:rPr>
       </w:pPr>
       <w:bookmarkStart w:id="0" w:name="_Toc159310729"/>
-      <w:bookmarkStart w:id="1" w:name="_Toc159310980"/>
+      <w:bookmarkStart w:id="1" w:name="_Toc159397490"/>
       <w:r>
         <w:rPr>
           <w:rFonts w:ascii="Times" w:hAnsi="Times" w:cs="Times"/>
@@ -968,7 +995,7 @@
           <w:rFonts w:ascii="Times" w:hAnsi="Times" w:cs="Times"/>
           <w:lang w:val="en-US"/>
         </w:rPr>
-        <w:t xml:space="preserve"> guide to uploading:</w:t>
+        <w:t xml:space="preserve"> guide to uploading</w:t>
       </w:r>
       <w:bookmarkEnd w:id="0"/>
       <w:bookmarkEnd w:id="1"/>
@@ -990,102 +1017,7 @@
           <w:rFonts w:ascii="Times" w:hAnsi="Times" w:cs="Times"/>
           <w:lang w:val="en-US"/>
         </w:rPr>
-        <w:t xml:space="preserve">Go to </w:t>
-      </w:r>
-      <w:proofErr w:type="gramStart"/>
-      <w:r>
-        <w:rPr>
-          <w:rFonts w:ascii="Times" w:hAnsi="Times" w:cs="Times"/>
-          <w:color w:val="1F2328"/>
-          <w:lang w:val="en-US"/>
-        </w:rPr>
-        <w:t>dandyweb01fl.unicph.domain</w:t>
-      </w:r>
-      <w:proofErr w:type="gramEnd"/>
-      <w:r>
-        <w:rPr>
-          <w:rFonts w:ascii="Times" w:hAnsi="Times" w:cs="Times"/>
-          <w:color w:val="1F2328"/>
-          <w:lang w:val="en-US"/>
-        </w:rPr>
-        <w:t>/</w:t>
-      </w:r>
-      <w:proofErr w:type="spellStart"/>
-      <w:r>
-        <w:rPr>
-          <w:rFonts w:ascii="Times" w:hAnsi="Times" w:cs="Times"/>
-          <w:color w:val="1F2328"/>
-          <w:lang w:val="en-US"/>
-        </w:rPr>
-        <w:t>upload_excel</w:t>
-      </w:r>
-      <w:proofErr w:type="spellEnd"/>
-      <w:r>
-        <w:rPr>
-          <w:rFonts w:ascii="Times" w:hAnsi="Times" w:cs="Times"/>
-          <w:color w:val="1F2328"/>
-          <w:lang w:val="en-US"/>
-        </w:rPr>
-        <w:t xml:space="preserve"> in </w:t>
-      </w:r>
-      <w:proofErr w:type="spellStart"/>
-      <w:proofErr w:type="gramStart"/>
-      <w:r>
-        <w:rPr>
-          <w:rFonts w:ascii="Times" w:hAnsi="Times" w:cs="Times"/>
-          <w:color w:val="1F2328"/>
-          <w:lang w:val="en-US"/>
-        </w:rPr>
-        <w:t>you</w:t>
-      </w:r>
-      <w:proofErr w:type="spellEnd"/>
-      <w:proofErr w:type="gramEnd"/>
-      <w:r>
-        <w:rPr>
-          <w:rFonts w:ascii="Times" w:hAnsi="Times" w:cs="Times"/>
-          <w:color w:val="1F2328"/>
-          <w:lang w:val="en-US"/>
-        </w:rPr>
-        <w:t xml:space="preserve"> web browser of choice (Google Chrome is probably best, but others should work fine)</w:t>
-      </w:r>
-      <w:r>
-        <w:rPr>
-          <w:rFonts w:ascii="Times" w:hAnsi="Times" w:cs="Times"/>
-          <w:color w:val="1F2328"/>
-          <w:lang w:val="en-US"/>
-        </w:rPr>
-        <w:t xml:space="preserve">. This is the </w:t>
-      </w:r>
-      <w:r>
-        <w:rPr>
-          <w:rFonts w:ascii="Times" w:hAnsi="Times" w:cs="Times"/>
-          <w:color w:val="1F2328"/>
-          <w:lang w:val="en-US"/>
-        </w:rPr>
-        <w:t>site you will</w:t>
-      </w:r>
-      <w:r>
-        <w:rPr>
-          <w:rFonts w:ascii="Times" w:hAnsi="Times" w:cs="Times"/>
-          <w:color w:val="1F2328"/>
-          <w:lang w:val="en-US"/>
-        </w:rPr>
-        <w:t xml:space="preserve"> use to</w:t>
-      </w:r>
-      <w:r>
-        <w:rPr>
-          <w:rFonts w:ascii="Times" w:hAnsi="Times" w:cs="Times"/>
-          <w:color w:val="1F2328"/>
-          <w:lang w:val="en-US"/>
-        </w:rPr>
-        <w:t xml:space="preserve"> upload your</w:t>
-      </w:r>
-      <w:r>
-        <w:rPr>
-          <w:rFonts w:ascii="Times" w:hAnsi="Times" w:cs="Times"/>
-          <w:lang w:val="en-US"/>
-        </w:rPr>
-        <w:t xml:space="preserve"> tabular/spreadsheet meta data to the tables in a database. </w:t>
+        <w:t>Log in and connect to the KU VPN</w:t>
       </w:r>
     </w:p>
     <w:p>
@@ -1093,178 +1025,6 @@
         <w:pStyle w:val="ListParagraph"/>
         <w:rPr>
           <w:rFonts w:ascii="Times" w:hAnsi="Times" w:cs="Times"/>
-          <w:color w:val="1F2328"/>
-          <w:lang w:val="en-US"/>
-        </w:rPr>
-      </w:pPr>
-      <w:r>
-        <w:rPr>
-          <w:rFonts w:ascii="Times" w:hAnsi="Times" w:cs="Times"/>
-          <w:lang w:val="en-US"/>
-        </w:rPr>
-        <w:t>However</w:t>
-      </w:r>
-      <w:r>
-        <w:rPr>
-          <w:rFonts w:ascii="Times" w:hAnsi="Times" w:cs="Times"/>
-          <w:lang w:val="en-US"/>
-        </w:rPr>
-        <w:t>,</w:t>
-      </w:r>
-      <w:r>
-        <w:rPr>
-          <w:rFonts w:ascii="Times" w:hAnsi="Times" w:cs="Times"/>
-          <w:lang w:val="en-US"/>
-        </w:rPr>
-        <w:t xml:space="preserve"> the database tables have a fixed number of </w:t>
-      </w:r>
-      <w:r>
-        <w:rPr>
-          <w:rFonts w:ascii="Times" w:hAnsi="Times" w:cs="Times"/>
-          <w:lang w:val="en-US"/>
-        </w:rPr>
-        <w:t>columns,</w:t>
-      </w:r>
-      <w:r>
-        <w:rPr>
-          <w:rFonts w:ascii="Times" w:hAnsi="Times" w:cs="Times"/>
-          <w:lang w:val="en-US"/>
-        </w:rPr>
-        <w:t xml:space="preserve"> and the columns have specific names and datatypes. The spreadsheet you upload </w:t>
-      </w:r>
-      <w:r>
-        <w:rPr>
-          <w:rFonts w:ascii="Times" w:hAnsi="Times" w:cs="Times"/>
-          <w:lang w:val="en-US"/>
-        </w:rPr>
-        <w:t>needs</w:t>
-      </w:r>
-      <w:r>
-        <w:rPr>
-          <w:rFonts w:ascii="Times" w:hAnsi="Times" w:cs="Times"/>
-          <w:lang w:val="en-US"/>
-        </w:rPr>
-        <w:t xml:space="preserve"> to match this. To help you with this, I’ve made a list of</w:t>
-      </w:r>
-      <w:r>
-        <w:rPr>
-          <w:rFonts w:ascii="Times" w:hAnsi="Times" w:cs="Times"/>
-          <w:color w:val="1F2328"/>
-          <w:lang w:val="en-US"/>
-        </w:rPr>
-        <w:t xml:space="preserve"> Excel sheet examples and templates </w:t>
-      </w:r>
-      <w:r>
-        <w:rPr>
-          <w:rFonts w:ascii="Times" w:hAnsi="Times" w:cs="Times"/>
-          <w:color w:val="1F2328"/>
-          <w:lang w:val="en-US"/>
-        </w:rPr>
-        <w:t xml:space="preserve">that you will see on the website (the list of blue hyperlinks). </w:t>
-      </w:r>
-      <w:r>
-        <w:rPr>
-          <w:rFonts w:ascii="Times" w:hAnsi="Times" w:cs="Times"/>
-          <w:color w:val="1F2328"/>
-          <w:lang w:val="en-US"/>
-        </w:rPr>
-        <w:t>Download the one that is relevant for you. If you don’t know which ones are, feel free to ask the admi</w:t>
-      </w:r>
-      <w:r>
-        <w:rPr>
-          <w:rFonts w:ascii="Times" w:hAnsi="Times" w:cs="Times"/>
-          <w:color w:val="1F2328"/>
-          <w:lang w:val="en-US"/>
-        </w:rPr>
-        <w:t>n</w:t>
-      </w:r>
-      <w:r>
-        <w:rPr>
-          <w:rFonts w:ascii="Times" w:hAnsi="Times" w:cs="Times"/>
-          <w:color w:val="1F2328"/>
-          <w:lang w:val="en-US"/>
-        </w:rPr>
-        <w:t>.</w:t>
-      </w:r>
-      <w:r>
-        <w:rPr>
-          <w:rFonts w:ascii="Times" w:hAnsi="Times" w:cs="Times"/>
-          <w:color w:val="1F2328"/>
-          <w:lang w:val="en-US"/>
-        </w:rPr>
-        <w:t xml:space="preserve"> To make it easy for you, t</w:t>
-      </w:r>
-      <w:r>
-        <w:rPr>
-          <w:rFonts w:ascii="Times" w:hAnsi="Times" w:cs="Times"/>
-          <w:color w:val="1F2328"/>
-          <w:lang w:val="en-US"/>
-        </w:rPr>
-        <w:t>he</w:t>
-      </w:r>
-      <w:r>
-        <w:rPr>
-          <w:rFonts w:ascii="Times" w:hAnsi="Times" w:cs="Times"/>
-          <w:color w:val="1F2328"/>
-          <w:lang w:val="en-US"/>
-        </w:rPr>
-        <w:t xml:space="preserve"> example/template</w:t>
-      </w:r>
-      <w:r>
-        <w:rPr>
-          <w:rFonts w:ascii="Times" w:hAnsi="Times" w:cs="Times"/>
-          <w:color w:val="1F2328"/>
-          <w:lang w:val="en-US"/>
-        </w:rPr>
-        <w:t xml:space="preserve"> sheets </w:t>
-      </w:r>
-      <w:r>
-        <w:rPr>
-          <w:rFonts w:ascii="Times" w:hAnsi="Times" w:cs="Times"/>
-          <w:color w:val="1F2328"/>
-          <w:lang w:val="en-US"/>
-        </w:rPr>
-        <w:t>are made such that they</w:t>
-      </w:r>
-      <w:r>
-        <w:rPr>
-          <w:rFonts w:ascii="Times" w:hAnsi="Times" w:cs="Times"/>
-          <w:color w:val="1F2328"/>
-          <w:lang w:val="en-US"/>
-        </w:rPr>
-        <w:t xml:space="preserve"> correspond to sheets you are already using</w:t>
-      </w:r>
-      <w:r>
-        <w:rPr>
-          <w:rFonts w:ascii="Times" w:hAnsi="Times" w:cs="Times"/>
-          <w:color w:val="1F2328"/>
-          <w:lang w:val="en-US"/>
-        </w:rPr>
-        <w:t xml:space="preserve">, </w:t>
-      </w:r>
-      <w:r>
-        <w:rPr>
-          <w:rFonts w:ascii="Times" w:hAnsi="Times" w:cs="Times"/>
-          <w:color w:val="1F2328"/>
-          <w:lang w:val="en-US"/>
-        </w:rPr>
-        <w:t>so there should be no need to change your own templates. If this is not the case, and you need the database templates to be edited, feel free to contact admin</w:t>
-      </w:r>
-      <w:r>
-        <w:rPr>
-          <w:rFonts w:ascii="Times" w:hAnsi="Times" w:cs="Times"/>
-          <w:color w:val="1F2328"/>
-          <w:lang w:val="en-US"/>
-        </w:rPr>
-        <w:t>.</w:t>
-      </w:r>
-    </w:p>
-    <w:p>
-      <w:pPr>
-        <w:pStyle w:val="ListParagraph"/>
-        <w:rPr>
-          <w:rFonts w:ascii="Times" w:hAnsi="Times" w:cs="Times"/>
-          <w:color w:val="1F2328"/>
           <w:lang w:val="en-US"/>
         </w:rPr>
       </w:pPr>
@@ -1286,14 +1046,86 @@
           <w:rFonts w:ascii="Times" w:hAnsi="Times" w:cs="Times"/>
           <w:lang w:val="en-US"/>
         </w:rPr>
-        <w:t xml:space="preserve">Locate the sheet you want to upload </w:t>
-      </w:r>
-      <w:r>
-        <w:rPr>
-          <w:rFonts w:ascii="Times" w:hAnsi="Times" w:cs="Times"/>
-          <w:lang w:val="en-US"/>
-        </w:rPr>
-        <w:t>and open it.</w:t>
+        <w:t xml:space="preserve">Go to </w:t>
+      </w:r>
+      <w:r>
+        <w:rPr>
+          <w:rFonts w:ascii="Times" w:hAnsi="Times" w:cs="Times"/>
+          <w:lang w:val="en-US"/>
+        </w:rPr>
+        <w:t>http://dandyweb01fl.unicph.domain</w:t>
+      </w:r>
+      <w:r>
+        <w:rPr>
+          <w:rFonts w:ascii="Times" w:hAnsi="Times" w:cs="Times"/>
+          <w:lang w:val="en-US"/>
+        </w:rPr>
+        <w:t>:5100</w:t>
+      </w:r>
+      <w:r>
+        <w:rPr>
+          <w:rFonts w:ascii="Times" w:hAnsi="Times" w:cs="Times"/>
+          <w:color w:val="1F2328"/>
+          <w:lang w:val="en-US"/>
+        </w:rPr>
+        <w:t xml:space="preserve"> in </w:t>
+      </w:r>
+      <w:proofErr w:type="spellStart"/>
+      <w:r>
+        <w:rPr>
+          <w:rFonts w:ascii="Times" w:hAnsi="Times" w:cs="Times"/>
+          <w:color w:val="1F2328"/>
+          <w:lang w:val="en-US"/>
+        </w:rPr>
+        <w:t>you</w:t>
+      </w:r>
+      <w:proofErr w:type="spellEnd"/>
+      <w:r>
+        <w:rPr>
+          <w:rFonts w:ascii="Times" w:hAnsi="Times" w:cs="Times"/>
+          <w:color w:val="1F2328"/>
+          <w:lang w:val="en-US"/>
+        </w:rPr>
+        <w:t xml:space="preserve"> web browser of choice (Google Chrome is probably best, but others should work fine)</w:t>
+      </w:r>
+      <w:r>
+        <w:rPr>
+          <w:rFonts w:ascii="Times" w:hAnsi="Times" w:cs="Times"/>
+          <w:color w:val="1F2328"/>
+          <w:lang w:val="en-US"/>
+        </w:rPr>
+        <w:t xml:space="preserve">. This is the </w:t>
+      </w:r>
+      <w:r>
+        <w:rPr>
+          <w:rFonts w:ascii="Times" w:hAnsi="Times" w:cs="Times"/>
+          <w:color w:val="1F2328"/>
+          <w:lang w:val="en-US"/>
+        </w:rPr>
+        <w:t>site you will</w:t>
+      </w:r>
+      <w:r>
+        <w:rPr>
+          <w:rFonts w:ascii="Times" w:hAnsi="Times" w:cs="Times"/>
+          <w:color w:val="1F2328"/>
+          <w:lang w:val="en-US"/>
+        </w:rPr>
+        <w:t xml:space="preserve"> use to</w:t>
+      </w:r>
+      <w:r>
+        <w:rPr>
+          <w:rFonts w:ascii="Times" w:hAnsi="Times" w:cs="Times"/>
+          <w:color w:val="1F2328"/>
+          <w:lang w:val="en-US"/>
+        </w:rPr>
+        <w:t xml:space="preserve"> upload your</w:t>
+      </w:r>
+      <w:r>
+        <w:rPr>
+          <w:rFonts w:ascii="Times" w:hAnsi="Times" w:cs="Times"/>
+          <w:lang w:val="en-US"/>
+        </w:rPr>
+        <w:t xml:space="preserve"> tabular/spreadsheet meta data to the tables in a database. </w:t>
       </w:r>
     </w:p>
     <w:p>
@@ -1301,6 +1133,290 @@
         <w:pStyle w:val="ListParagraph"/>
         <w:rPr>
           <w:rFonts w:ascii="Times" w:hAnsi="Times" w:cs="Times"/>
+          <w:lang w:val="en-US"/>
+        </w:rPr>
+      </w:pPr>
+    </w:p>
+    <w:p>
+      <w:pPr>
+        <w:pStyle w:val="ListParagraph"/>
+        <w:rPr>
+          <w:rFonts w:ascii="Times" w:hAnsi="Times" w:cs="Times"/>
+          <w:lang w:val="en-US"/>
+        </w:rPr>
+      </w:pPr>
+      <w:r>
+        <w:rPr>
+          <w:rFonts w:ascii="Times" w:hAnsi="Times" w:cs="Times"/>
+          <w:lang w:val="en-US"/>
+        </w:rPr>
+        <w:t>The s</w:t>
+      </w:r>
+      <w:r>
+        <w:rPr>
+          <w:rFonts w:ascii="Times" w:hAnsi="Times" w:cs="Times"/>
+          <w:lang w:val="en-US"/>
+        </w:rPr>
+        <w:t>preadsheets you upload must match the tables in the database in column names, column amounts</w:t>
+      </w:r>
+      <w:r>
+        <w:rPr>
+          <w:rFonts w:ascii="Times" w:hAnsi="Times" w:cs="Times"/>
+          <w:lang w:val="en-US"/>
+        </w:rPr>
+        <w:t>,</w:t>
+      </w:r>
+      <w:r>
+        <w:rPr>
+          <w:rFonts w:ascii="Times" w:hAnsi="Times" w:cs="Times"/>
+          <w:lang w:val="en-US"/>
+        </w:rPr>
+        <w:t xml:space="preserve"> data types</w:t>
+      </w:r>
+      <w:r>
+        <w:rPr>
+          <w:rFonts w:ascii="Times" w:hAnsi="Times" w:cs="Times"/>
+          <w:lang w:val="en-US"/>
+        </w:rPr>
+        <w:t xml:space="preserve"> and to some degree data format</w:t>
+      </w:r>
+      <w:r>
+        <w:rPr>
+          <w:rFonts w:ascii="Times" w:hAnsi="Times" w:cs="Times"/>
+          <w:lang w:val="en-US"/>
+        </w:rPr>
+        <w:t xml:space="preserve">. </w:t>
+      </w:r>
+      <w:r>
+        <w:rPr>
+          <w:rFonts w:ascii="Times" w:hAnsi="Times" w:cs="Times"/>
+          <w:color w:val="1F2328"/>
+          <w:lang w:val="en-US"/>
+        </w:rPr>
+        <w:t xml:space="preserve">To make it easy for you, the </w:t>
+      </w:r>
+      <w:r>
+        <w:rPr>
+          <w:rFonts w:ascii="Times" w:hAnsi="Times" w:cs="Times"/>
+          <w:color w:val="1F2328"/>
+          <w:lang w:val="en-US"/>
+        </w:rPr>
+        <w:t>tables in the</w:t>
+      </w:r>
+      <w:r>
+        <w:rPr>
+          <w:rFonts w:ascii="Times" w:hAnsi="Times" w:cs="Times"/>
+          <w:color w:val="1F2328"/>
+          <w:lang w:val="en-US"/>
+        </w:rPr>
+        <w:t xml:space="preserve"> database are made such that they correspond to </w:t>
+      </w:r>
+      <w:r>
+        <w:rPr>
+          <w:rFonts w:ascii="Times" w:hAnsi="Times" w:cs="Times"/>
+          <w:color w:val="1F2328"/>
+          <w:lang w:val="en-US"/>
+        </w:rPr>
+        <w:t xml:space="preserve">the </w:t>
+      </w:r>
+      <w:r>
+        <w:rPr>
+          <w:rFonts w:ascii="Times" w:hAnsi="Times" w:cs="Times"/>
+          <w:color w:val="1F2328"/>
+          <w:lang w:val="en-US"/>
+        </w:rPr>
+        <w:t xml:space="preserve">sheets you are already using, so there should be no need to change your </w:t>
+      </w:r>
+      <w:r>
+        <w:rPr>
+          <w:rFonts w:ascii="Times" w:hAnsi="Times" w:cs="Times"/>
+          <w:color w:val="1F2328"/>
+          <w:lang w:val="en-US"/>
+        </w:rPr>
+        <w:t>current</w:t>
+      </w:r>
+      <w:r>
+        <w:rPr>
+          <w:rFonts w:ascii="Times" w:hAnsi="Times" w:cs="Times"/>
+          <w:color w:val="1F2328"/>
+          <w:lang w:val="en-US"/>
+        </w:rPr>
+        <w:t xml:space="preserve"> spreadsheet</w:t>
+      </w:r>
+      <w:r>
+        <w:rPr>
+          <w:rFonts w:ascii="Times" w:hAnsi="Times" w:cs="Times"/>
+          <w:color w:val="1F2328"/>
+          <w:lang w:val="en-US"/>
+        </w:rPr>
+        <w:t xml:space="preserve"> templates</w:t>
+      </w:r>
+      <w:r>
+        <w:rPr>
+          <w:rFonts w:ascii="Times" w:hAnsi="Times" w:cs="Times"/>
+          <w:color w:val="1F2328"/>
+          <w:lang w:val="en-US"/>
+        </w:rPr>
+        <w:t>, and you should be able to upload</w:t>
+      </w:r>
+      <w:r>
+        <w:rPr>
+          <w:rFonts w:ascii="Times" w:hAnsi="Times" w:cs="Times"/>
+          <w:color w:val="1F2328"/>
+          <w:lang w:val="en-US"/>
+        </w:rPr>
+        <w:t xml:space="preserve"> your data with</w:t>
+      </w:r>
+      <w:r>
+        <w:rPr>
+          <w:rFonts w:ascii="Times" w:hAnsi="Times" w:cs="Times"/>
+          <w:color w:val="1F2328"/>
+          <w:lang w:val="en-US"/>
+        </w:rPr>
+        <w:t xml:space="preserve"> no problems. If you encounter any </w:t>
+      </w:r>
+      <w:r>
+        <w:rPr>
+          <w:rFonts w:ascii="Times" w:hAnsi="Times" w:cs="Times"/>
+          <w:color w:val="1F2328"/>
+          <w:lang w:val="en-US"/>
+        </w:rPr>
+        <w:t>issues,</w:t>
+      </w:r>
+      <w:r>
+        <w:rPr>
+          <w:rFonts w:ascii="Times" w:hAnsi="Times" w:cs="Times"/>
+          <w:color w:val="1F2328"/>
+          <w:lang w:val="en-US"/>
+        </w:rPr>
+        <w:t xml:space="preserve"> </w:t>
+      </w:r>
+      <w:r>
+        <w:rPr>
+          <w:rFonts w:ascii="Times" w:hAnsi="Times" w:cs="Times"/>
+          <w:lang w:val="en-US"/>
+        </w:rPr>
+        <w:t>I’ve made a list of</w:t>
+      </w:r>
+      <w:r>
+        <w:rPr>
+          <w:rFonts w:ascii="Times" w:hAnsi="Times" w:cs="Times"/>
+          <w:color w:val="1F2328"/>
+          <w:lang w:val="en-US"/>
+        </w:rPr>
+        <w:t xml:space="preserve"> </w:t>
+      </w:r>
+      <w:r>
+        <w:rPr>
+          <w:rFonts w:ascii="Times" w:hAnsi="Times" w:cs="Times"/>
+          <w:color w:val="1F2328"/>
+          <w:lang w:val="en-US"/>
+        </w:rPr>
+        <w:t xml:space="preserve">database compatible </w:t>
+      </w:r>
+      <w:r>
+        <w:rPr>
+          <w:rFonts w:ascii="Times" w:hAnsi="Times" w:cs="Times"/>
+          <w:color w:val="1F2328"/>
+          <w:lang w:val="en-US"/>
+        </w:rPr>
+        <w:t>Excel sheet</w:t>
+      </w:r>
+      <w:r>
+        <w:rPr>
+          <w:rFonts w:ascii="Times" w:hAnsi="Times" w:cs="Times"/>
+          <w:color w:val="1F2328"/>
+          <w:lang w:val="en-US"/>
+        </w:rPr>
+        <w:t xml:space="preserve">s, </w:t>
+      </w:r>
+      <w:r>
+        <w:rPr>
+          <w:rFonts w:ascii="Times" w:hAnsi="Times" w:cs="Times"/>
+          <w:color w:val="1F2328"/>
+          <w:lang w:val="en-US"/>
+        </w:rPr>
+        <w:t>that you will see on the website (the list of blue hyperlinks)</w:t>
+      </w:r>
+      <w:r>
+        <w:rPr>
+          <w:rFonts w:ascii="Times" w:hAnsi="Times" w:cs="Times"/>
+          <w:color w:val="1F2328"/>
+          <w:lang w:val="en-US"/>
+        </w:rPr>
+        <w:t xml:space="preserve">. </w:t>
+      </w:r>
+      <w:r>
+        <w:rPr>
+          <w:rFonts w:ascii="Times" w:hAnsi="Times" w:cs="Times"/>
+          <w:color w:val="1F2328"/>
+          <w:lang w:val="en-US"/>
+        </w:rPr>
+        <w:t>Download the one that is relevant for you</w:t>
+      </w:r>
+      <w:r>
+        <w:rPr>
+          <w:rFonts w:ascii="Times" w:hAnsi="Times" w:cs="Times"/>
+          <w:color w:val="1F2328"/>
+          <w:lang w:val="en-US"/>
+        </w:rPr>
+        <w:t>.</w:t>
+      </w:r>
+      <w:r>
+        <w:rPr>
+          <w:rFonts w:ascii="Times" w:hAnsi="Times" w:cs="Times"/>
+          <w:color w:val="1F2328"/>
+          <w:lang w:val="en-US"/>
+        </w:rPr>
+        <w:t xml:space="preserve"> If you don’t know which ones are, feel free to ask the admi</w:t>
+      </w:r>
+      <w:r>
+        <w:rPr>
+          <w:rFonts w:ascii="Times" w:hAnsi="Times" w:cs="Times"/>
+          <w:color w:val="1F2328"/>
+          <w:lang w:val="en-US"/>
+        </w:rPr>
+        <w:t>n</w:t>
+      </w:r>
+      <w:r>
+        <w:rPr>
+          <w:rFonts w:ascii="Times" w:hAnsi="Times" w:cs="Times"/>
+          <w:color w:val="1F2328"/>
+          <w:lang w:val="en-US"/>
+        </w:rPr>
+        <w:t>.</w:t>
+      </w:r>
+      <w:r>
+        <w:rPr>
+          <w:rFonts w:ascii="Times" w:hAnsi="Times" w:cs="Times"/>
+          <w:color w:val="1F2328"/>
+          <w:lang w:val="en-US"/>
+        </w:rPr>
+        <w:t xml:space="preserve"> </w:t>
+      </w:r>
+      <w:r>
+        <w:rPr>
+          <w:rFonts w:ascii="Times" w:hAnsi="Times" w:cs="Times"/>
+          <w:color w:val="1F2328"/>
+          <w:lang w:val="en-US"/>
+        </w:rPr>
+        <w:t>If this is not the case, and you need the database templates to be edited, feel free to contact admin</w:t>
+      </w:r>
+      <w:r>
+        <w:rPr>
+          <w:rFonts w:ascii="Times" w:hAnsi="Times" w:cs="Times"/>
+          <w:color w:val="1F2328"/>
+          <w:lang w:val="en-US"/>
+        </w:rPr>
+        <w:t>.</w:t>
+      </w:r>
+    </w:p>
+    <w:p>
+      <w:pPr>
+        <w:pStyle w:val="ListParagraph"/>
+        <w:rPr>
+          <w:rFonts w:ascii="Times" w:hAnsi="Times" w:cs="Times"/>
+          <w:color w:val="1F2328"/>
           <w:lang w:val="en-US"/>
         </w:rPr>
       </w:pPr>
@@ -1320,76 +1436,16 @@
       <w:r>
         <w:rPr>
           <w:rFonts w:ascii="Times" w:hAnsi="Times" w:cs="Times"/>
-          <w:color w:val="1F2328"/>
-          <w:lang w:val="en-US"/>
-        </w:rPr>
-        <w:t xml:space="preserve">Save the sheet as “Unicode Text (.txt)” (windows) or “UTF-16 </w:t>
-      </w:r>
-      <w:proofErr w:type="spellStart"/>
-      <w:r>
-        <w:rPr>
-          <w:rFonts w:ascii="Times" w:hAnsi="Times" w:cs="Times"/>
-          <w:color w:val="1F2328"/>
-          <w:lang w:val="en-US"/>
-        </w:rPr>
-        <w:t>unicode</w:t>
-      </w:r>
-      <w:proofErr w:type="spellEnd"/>
-      <w:r>
-        <w:rPr>
-          <w:rFonts w:ascii="Times" w:hAnsi="Times" w:cs="Times"/>
-          <w:color w:val="1F2328"/>
-          <w:lang w:val="en-US"/>
-        </w:rPr>
-        <w:t xml:space="preserve"> </w:t>
-      </w:r>
-      <w:r>
-        <w:rPr>
-          <w:rFonts w:ascii="Times" w:hAnsi="Times" w:cs="Times"/>
-          <w:color w:val="1F2328"/>
-          <w:lang w:val="en-US"/>
-        </w:rPr>
-        <w:t>text” (mac).</w:t>
-      </w:r>
-      <w:r>
-        <w:rPr>
-          <w:rFonts w:ascii="Times" w:hAnsi="Times" w:cs="Times"/>
-          <w:color w:val="1F2328"/>
-          <w:lang w:val="en-US"/>
-        </w:rPr>
-        <w:t xml:space="preserve"> </w:t>
-      </w:r>
-      <w:r>
-        <w:rPr>
-          <w:rFonts w:ascii="Times" w:hAnsi="Times" w:cs="Times"/>
-          <w:color w:val="1F2328"/>
-          <w:lang w:val="en-US"/>
-        </w:rPr>
-        <w:t>Note</w:t>
-      </w:r>
-      <w:r>
-        <w:rPr>
-          <w:rFonts w:ascii="Times" w:hAnsi="Times" w:cs="Times"/>
-          <w:color w:val="1F2328"/>
-          <w:lang w:val="en-US"/>
-        </w:rPr>
-        <w:t xml:space="preserve">: This will only save the active sheet, and not the whole Excel file, so make sure you are saving the correct </w:t>
-      </w:r>
-      <w:r>
-        <w:rPr>
-          <w:rFonts w:ascii="Times" w:hAnsi="Times" w:cs="Times"/>
-          <w:color w:val="1F2328"/>
-          <w:lang w:val="en-US"/>
-        </w:rPr>
-        <w:t>sheet</w:t>
-      </w:r>
-      <w:r>
-        <w:rPr>
-          <w:rFonts w:ascii="Times" w:hAnsi="Times" w:cs="Times"/>
-          <w:color w:val="1F2328"/>
-          <w:lang w:val="en-US"/>
-        </w:rPr>
-        <w:t xml:space="preserve"> that you want to upload.</w:t>
+          <w:lang w:val="en-US"/>
+        </w:rPr>
+        <w:t xml:space="preserve">Locate the sheet you want to upload </w:t>
+      </w:r>
+      <w:r>
+        <w:rPr>
+          <w:rFonts w:ascii="Times" w:hAnsi="Times" w:cs="Times"/>
+          <w:lang w:val="en-US"/>
+        </w:rPr>
+        <w:t>and open it.</w:t>
       </w:r>
     </w:p>
     <w:p>
@@ -1416,73 +1472,76 @@
       <w:r>
         <w:rPr>
           <w:rFonts w:ascii="Times" w:hAnsi="Times" w:cs="Times"/>
-          <w:lang w:val="en-US"/>
-        </w:rPr>
-        <w:t xml:space="preserve">Go </w:t>
-      </w:r>
-      <w:r>
-        <w:rPr>
-          <w:rFonts w:ascii="Times" w:hAnsi="Times" w:cs="Times"/>
-          <w:lang w:val="en-US"/>
-        </w:rPr>
-        <w:t>back to</w:t>
-      </w:r>
-      <w:r>
-        <w:rPr>
-          <w:rFonts w:ascii="Times" w:hAnsi="Times" w:cs="Times"/>
+          <w:color w:val="1F2328"/>
+          <w:lang w:val="en-US"/>
+        </w:rPr>
+        <w:t xml:space="preserve">Save the sheet as “Unicode Text (.txt)” (windows) or “UTF-16 </w:t>
+      </w:r>
+      <w:proofErr w:type="spellStart"/>
+      <w:r>
+        <w:rPr>
+          <w:rFonts w:ascii="Times" w:hAnsi="Times" w:cs="Times"/>
+          <w:color w:val="1F2328"/>
+          <w:lang w:val="en-US"/>
+        </w:rPr>
+        <w:t>unicode</w:t>
+      </w:r>
+      <w:proofErr w:type="spellEnd"/>
+      <w:r>
+        <w:rPr>
+          <w:rFonts w:ascii="Times" w:hAnsi="Times" w:cs="Times"/>
+          <w:color w:val="1F2328"/>
           <w:lang w:val="en-US"/>
         </w:rPr>
         <w:t xml:space="preserve"> </w:t>
       </w:r>
-      <w:proofErr w:type="gramStart"/>
-      <w:r>
-        <w:rPr>
-          <w:rFonts w:ascii="Times" w:hAnsi="Times" w:cs="Times"/>
-          <w:color w:val="1F2328"/>
-          <w:lang w:val="en-US"/>
-        </w:rPr>
-        <w:t>dandyweb01fl.unicph.domain</w:t>
-      </w:r>
-      <w:proofErr w:type="gramEnd"/>
-      <w:r>
-        <w:rPr>
-          <w:rFonts w:ascii="Times" w:hAnsi="Times" w:cs="Times"/>
-          <w:color w:val="1F2328"/>
-          <w:lang w:val="en-US"/>
-        </w:rPr>
-        <w:t>/</w:t>
-      </w:r>
-      <w:proofErr w:type="spellStart"/>
-      <w:r>
-        <w:rPr>
-          <w:rFonts w:ascii="Times" w:hAnsi="Times" w:cs="Times"/>
-          <w:color w:val="1F2328"/>
-          <w:lang w:val="en-US"/>
-        </w:rPr>
-        <w:t>upload_excel</w:t>
-      </w:r>
-      <w:proofErr w:type="spellEnd"/>
-      <w:r>
-        <w:rPr>
-          <w:rFonts w:ascii="Times" w:hAnsi="Times" w:cs="Times"/>
-          <w:color w:val="1F2328"/>
-          <w:lang w:val="en-US"/>
-        </w:rPr>
-        <w:t>, c</w:t>
-      </w:r>
-      <w:r>
-        <w:rPr>
-          <w:rFonts w:ascii="Times" w:hAnsi="Times" w:cs="Times"/>
-          <w:lang w:val="en-US"/>
-        </w:rPr>
-        <w:t>lick the “Choose File” button and choose the .txt file you just saved</w:t>
-      </w:r>
-      <w:r>
-        <w:rPr>
-          <w:rFonts w:ascii="Times" w:hAnsi="Times" w:cs="Times"/>
-          <w:lang w:val="en-US"/>
-        </w:rPr>
-        <w:t>.</w:t>
+      <w:r>
+        <w:rPr>
+          <w:rFonts w:ascii="Times" w:hAnsi="Times" w:cs="Times"/>
+          <w:color w:val="1F2328"/>
+          <w:lang w:val="en-US"/>
+        </w:rPr>
+        <w:t>text” (mac).</w:t>
+      </w:r>
+      <w:r>
+        <w:rPr>
+          <w:rFonts w:ascii="Times" w:hAnsi="Times" w:cs="Times"/>
+          <w:color w:val="1F2328"/>
+          <w:lang w:val="en-US"/>
+        </w:rPr>
+        <w:t xml:space="preserve"> </w:t>
+      </w:r>
+      <w:r>
+        <w:rPr>
+          <w:rFonts w:ascii="Times" w:hAnsi="Times" w:cs="Times"/>
+          <w:color w:val="1F2328"/>
+          <w:lang w:val="en-US"/>
+        </w:rPr>
+        <w:t>Note</w:t>
+      </w:r>
+      <w:r>
+        <w:rPr>
+          <w:rFonts w:ascii="Times" w:hAnsi="Times" w:cs="Times"/>
+          <w:color w:val="1F2328"/>
+          <w:lang w:val="en-US"/>
+        </w:rPr>
+        <w:t xml:space="preserve">: This will only save the active sheet, and not the whole Excel file, so make sure you are saving the correct </w:t>
+      </w:r>
+      <w:r>
+        <w:rPr>
+          <w:rFonts w:ascii="Times" w:hAnsi="Times" w:cs="Times"/>
+          <w:color w:val="1F2328"/>
+          <w:lang w:val="en-US"/>
+        </w:rPr>
+        <w:t>sheet</w:t>
+      </w:r>
+      <w:r>
+        <w:rPr>
+          <w:rFonts w:ascii="Times" w:hAnsi="Times" w:cs="Times"/>
+          <w:color w:val="1F2328"/>
+          <w:lang w:val="en-US"/>
+        </w:rPr>
+        <w:t xml:space="preserve"> that you want to upload.</w:t>
       </w:r>
     </w:p>
     <w:p>
@@ -1511,14 +1570,57 @@
           <w:rFonts w:ascii="Times" w:hAnsi="Times" w:cs="Times"/>
           <w:lang w:val="en-US"/>
         </w:rPr>
-        <w:t xml:space="preserve">Select the </w:t>
-      </w:r>
-      <w:r>
-        <w:rPr>
-          <w:rFonts w:ascii="Times" w:hAnsi="Times" w:cs="Times"/>
-          <w:lang w:val="en-US"/>
-        </w:rPr>
-        <w:t xml:space="preserve">spreadsheet type (corresponds to the template links above). </w:t>
+        <w:t xml:space="preserve">Go </w:t>
+      </w:r>
+      <w:r>
+        <w:rPr>
+          <w:rFonts w:ascii="Times" w:hAnsi="Times" w:cs="Times"/>
+          <w:lang w:val="en-US"/>
+        </w:rPr>
+        <w:t>back to</w:t>
+      </w:r>
+      <w:r>
+        <w:rPr>
+          <w:rFonts w:ascii="Times" w:hAnsi="Times" w:cs="Times"/>
+          <w:lang w:val="en-US"/>
+        </w:rPr>
+        <w:t xml:space="preserve"> </w:t>
+      </w:r>
+      <w:r>
+        <w:rPr>
+          <w:rFonts w:ascii="Times" w:hAnsi="Times" w:cs="Times"/>
+          <w:lang w:val="en-US"/>
+        </w:rPr>
+        <w:t>http://dandyweb01fl.unicph.domain</w:t>
+      </w:r>
+      <w:r>
+        <w:rPr>
+          <w:rFonts w:ascii="Times" w:hAnsi="Times" w:cs="Times"/>
+          <w:lang w:val="en-US"/>
+        </w:rPr>
+        <w:t>:5100</w:t>
+      </w:r>
+      <w:r>
+        <w:rPr>
+          <w:rFonts w:ascii="Times" w:hAnsi="Times" w:cs="Times"/>
+          <w:color w:val="1F2328"/>
+          <w:lang w:val="en-US"/>
+        </w:rPr>
+        <w:t>, c</w:t>
+      </w:r>
+      <w:r>
+        <w:rPr>
+          <w:rFonts w:ascii="Times" w:hAnsi="Times" w:cs="Times"/>
+          <w:lang w:val="en-US"/>
+        </w:rPr>
+        <w:t>lick the “Choose File” button and choose the .txt file you just saved</w:t>
+      </w:r>
+      <w:r>
+        <w:rPr>
+          <w:rFonts w:ascii="Times" w:hAnsi="Times" w:cs="Times"/>
+          <w:lang w:val="en-US"/>
+        </w:rPr>
+        <w:t>.</w:t>
       </w:r>
     </w:p>
     <w:p>
@@ -1547,21 +1649,28 @@
           <w:rFonts w:ascii="Times" w:hAnsi="Times" w:cs="Times"/>
           <w:lang w:val="en-US"/>
         </w:rPr>
-        <w:t xml:space="preserve">Select the formatting </w:t>
-      </w:r>
-      <w:r>
-        <w:rPr>
-          <w:rFonts w:ascii="Times" w:hAnsi="Times" w:cs="Times"/>
-          <w:lang w:val="en-US"/>
-        </w:rPr>
-        <w:t xml:space="preserve">options that </w:t>
-      </w:r>
-      <w:r>
-        <w:rPr>
-          <w:rFonts w:ascii="Times" w:hAnsi="Times" w:cs="Times"/>
-          <w:lang w:val="en-US"/>
-        </w:rPr>
-        <w:t xml:space="preserve">are applicable to your sheet. </w:t>
+        <w:t xml:space="preserve">Select the </w:t>
+      </w:r>
+      <w:r>
+        <w:rPr>
+          <w:rFonts w:ascii="Times" w:hAnsi="Times" w:cs="Times"/>
+          <w:lang w:val="en-US"/>
+        </w:rPr>
+        <w:t>spreadsheet type.</w:t>
+      </w:r>
+      <w:r>
+        <w:rPr>
+          <w:rFonts w:ascii="Times" w:hAnsi="Times" w:cs="Times"/>
+          <w:lang w:val="en-US"/>
+        </w:rPr>
+        <w:t xml:space="preserve"> This will ensure that your data is uploaded to the correct table, and that the database knows which sheet to expect (as described earlier, it is programmed to accept a fixed amount of standard sheets). </w:t>
+      </w:r>
+      <w:r>
+        <w:rPr>
+          <w:rFonts w:ascii="Times" w:hAnsi="Times" w:cs="Times"/>
+          <w:lang w:val="en-US"/>
+        </w:rPr>
+        <w:t xml:space="preserve"> </w:t>
       </w:r>
     </w:p>
     <w:p>
@@ -1590,14 +1699,21 @@
           <w:rFonts w:ascii="Times" w:hAnsi="Times" w:cs="Times"/>
           <w:lang w:val="en-US"/>
         </w:rPr>
-        <w:t>Press upload</w:t>
-      </w:r>
-      <w:r>
-        <w:rPr>
-          <w:rFonts w:ascii="Times" w:hAnsi="Times" w:cs="Times"/>
-          <w:lang w:val="en-US"/>
-        </w:rPr>
-        <w:t>.</w:t>
+        <w:t xml:space="preserve">Select the formatting </w:t>
+      </w:r>
+      <w:r>
+        <w:rPr>
+          <w:rFonts w:ascii="Times" w:hAnsi="Times" w:cs="Times"/>
+          <w:lang w:val="en-US"/>
+        </w:rPr>
+        <w:t xml:space="preserve">options that </w:t>
+      </w:r>
+      <w:r>
+        <w:rPr>
+          <w:rFonts w:ascii="Times" w:hAnsi="Times" w:cs="Times"/>
+          <w:lang w:val="en-US"/>
+        </w:rPr>
+        <w:t xml:space="preserve">are applicable to your sheet. </w:t>
       </w:r>
     </w:p>
     <w:p>
@@ -1626,56 +1742,14 @@
           <w:rFonts w:ascii="Times" w:hAnsi="Times" w:cs="Times"/>
           <w:lang w:val="en-US"/>
         </w:rPr>
-        <w:t>Your data will be parsed, meaning, dates and decimal points will be converted to the database standard (YYYY-MM-DD and “.”)</w:t>
-      </w:r>
-      <w:r>
-        <w:rPr>
-          <w:rFonts w:ascii="Times" w:hAnsi="Times" w:cs="Times"/>
-          <w:lang w:val="en-US"/>
-        </w:rPr>
-        <w:t xml:space="preserve"> (see details below). </w:t>
-      </w:r>
-      <w:r>
-        <w:rPr>
-          <w:rFonts w:ascii="Times" w:hAnsi="Times" w:cs="Times"/>
-          <w:lang w:val="en-US"/>
-        </w:rPr>
-        <w:t xml:space="preserve">If the formatting of </w:t>
-      </w:r>
-      <w:r>
-        <w:rPr>
-          <w:rFonts w:ascii="Times" w:hAnsi="Times" w:cs="Times"/>
-          <w:lang w:val="en-US"/>
-        </w:rPr>
-        <w:t>your</w:t>
-      </w:r>
-      <w:r>
-        <w:rPr>
-          <w:rFonts w:ascii="Times" w:hAnsi="Times" w:cs="Times"/>
-          <w:lang w:val="en-US"/>
-        </w:rPr>
-        <w:t xml:space="preserve"> data corresponds to the format options you chose, t</w:t>
-      </w:r>
-      <w:r>
-        <w:rPr>
-          <w:rFonts w:ascii="Times" w:hAnsi="Times" w:cs="Times"/>
-          <w:lang w:val="en-US"/>
-        </w:rPr>
-        <w:t xml:space="preserve">he </w:t>
-      </w:r>
-      <w:r>
-        <w:rPr>
-          <w:rFonts w:ascii="Times" w:hAnsi="Times" w:cs="Times"/>
-          <w:lang w:val="en-US"/>
-        </w:rPr>
-        <w:t xml:space="preserve">parsed data will be </w:t>
-      </w:r>
-      <w:r>
-        <w:rPr>
-          <w:rFonts w:ascii="Times" w:hAnsi="Times" w:cs="Times"/>
-          <w:lang w:val="en-US"/>
-        </w:rPr>
-        <w:t>displayed as a table. Review the data to make sure it is correct, and press confirm if it is.</w:t>
+        <w:t>Press upload</w:t>
+      </w:r>
+      <w:r>
+        <w:rPr>
+          <w:rFonts w:ascii="Times" w:hAnsi="Times" w:cs="Times"/>
+          <w:lang w:val="en-US"/>
+        </w:rPr>
+        <w:t>.</w:t>
       </w:r>
     </w:p>
     <w:p>
@@ -1704,6 +1778,84 @@
           <w:rFonts w:ascii="Times" w:hAnsi="Times" w:cs="Times"/>
           <w:lang w:val="en-US"/>
         </w:rPr>
+        <w:t>Your data will be parsed, meaning, dates and decimal points will be converted to the database standard (YYYY-MM-DD and “.”)</w:t>
+      </w:r>
+      <w:r>
+        <w:rPr>
+          <w:rFonts w:ascii="Times" w:hAnsi="Times" w:cs="Times"/>
+          <w:lang w:val="en-US"/>
+        </w:rPr>
+        <w:t xml:space="preserve"> (see details below). </w:t>
+      </w:r>
+      <w:r>
+        <w:rPr>
+          <w:rFonts w:ascii="Times" w:hAnsi="Times" w:cs="Times"/>
+          <w:lang w:val="en-US"/>
+        </w:rPr>
+        <w:t xml:space="preserve">If the formatting of </w:t>
+      </w:r>
+      <w:r>
+        <w:rPr>
+          <w:rFonts w:ascii="Times" w:hAnsi="Times" w:cs="Times"/>
+          <w:lang w:val="en-US"/>
+        </w:rPr>
+        <w:t>your</w:t>
+      </w:r>
+      <w:r>
+        <w:rPr>
+          <w:rFonts w:ascii="Times" w:hAnsi="Times" w:cs="Times"/>
+          <w:lang w:val="en-US"/>
+        </w:rPr>
+        <w:t xml:space="preserve"> data corresponds to the format options you chose, t</w:t>
+      </w:r>
+      <w:r>
+        <w:rPr>
+          <w:rFonts w:ascii="Times" w:hAnsi="Times" w:cs="Times"/>
+          <w:lang w:val="en-US"/>
+        </w:rPr>
+        <w:t xml:space="preserve">he </w:t>
+      </w:r>
+      <w:r>
+        <w:rPr>
+          <w:rFonts w:ascii="Times" w:hAnsi="Times" w:cs="Times"/>
+          <w:lang w:val="en-US"/>
+        </w:rPr>
+        <w:t xml:space="preserve">parsed data will be </w:t>
+      </w:r>
+      <w:r>
+        <w:rPr>
+          <w:rFonts w:ascii="Times" w:hAnsi="Times" w:cs="Times"/>
+          <w:lang w:val="en-US"/>
+        </w:rPr>
+        <w:t>displayed as a table. Review the data to make sure it is correct, and press confirm if it is.</w:t>
+      </w:r>
+    </w:p>
+    <w:p>
+      <w:pPr>
+        <w:pStyle w:val="ListParagraph"/>
+        <w:rPr>
+          <w:rFonts w:ascii="Times" w:hAnsi="Times" w:cs="Times"/>
+          <w:lang w:val="en-US"/>
+        </w:rPr>
+      </w:pPr>
+    </w:p>
+    <w:p>
+      <w:pPr>
+        <w:pStyle w:val="ListParagraph"/>
+        <w:numPr>
+          <w:ilvl w:val="0"/>
+          <w:numId w:val="1"/>
+        </w:numPr>
+        <w:rPr>
+          <w:rFonts w:ascii="Times" w:hAnsi="Times" w:cs="Times"/>
+          <w:lang w:val="en-US"/>
+        </w:rPr>
+      </w:pPr>
+      <w:r>
+        <w:rPr>
+          <w:rFonts w:ascii="Times" w:hAnsi="Times" w:cs="Times"/>
+          <w:lang w:val="en-US"/>
+        </w:rPr>
         <w:t xml:space="preserve">When you press confirm, your data will be uploaded to the database and redirected to a page that shows you exactly how the data looks in the database. Double check that the data looks okay. </w:t>
       </w:r>
     </w:p>
@@ -1727,7 +1879,7 @@
         </w:rPr>
       </w:pPr>
       <w:bookmarkStart w:id="2" w:name="_Toc159310730"/>
-      <w:bookmarkStart w:id="3" w:name="_Toc159310981"/>
+      <w:bookmarkStart w:id="3" w:name="_Toc159397491"/>
       <w:r>
         <w:rPr>
           <w:rFonts w:ascii="Times" w:hAnsi="Times" w:cs="Times"/>
@@ -1748,13 +1900,6 @@
           <w:lang w:val="en-US"/>
         </w:rPr>
         <w:t xml:space="preserve"> requirements/recommendations</w:t>
-      </w:r>
-      <w:r>
-        <w:rPr>
-          <w:rFonts w:ascii="Times" w:hAnsi="Times" w:cs="Times"/>
-          <w:lang w:val="en-US"/>
-        </w:rPr>
-        <w:t>:</w:t>
       </w:r>
       <w:bookmarkEnd w:id="2"/>
       <w:bookmarkEnd w:id="3"/>
@@ -1771,7 +1916,7 @@
           <w:rFonts w:ascii="Times" w:hAnsi="Times" w:cs="Times"/>
           <w:lang w:val="en-US"/>
         </w:rPr>
-        <w:t xml:space="preserve">The following is what I found to work best with the database, without making any unnecessary extra work for you. Right now, the database </w:t>
+        <w:t xml:space="preserve">Right now, the database </w:t>
       </w:r>
       <w:r>
         <w:rPr>
@@ -1787,15 +1932,13 @@
         </w:rPr>
         <w:t xml:space="preserve"> </w:t>
       </w:r>
-      <w:proofErr w:type="gramStart"/>
-      <w:r>
-        <w:rPr>
-          <w:rFonts w:ascii="Times" w:hAnsi="Times" w:cs="Times"/>
-          <w:lang w:val="en-US"/>
-        </w:rPr>
-        <w:t>pretty flexible</w:t>
-      </w:r>
-      <w:proofErr w:type="gramEnd"/>
+      <w:r>
+        <w:rPr>
+          <w:rFonts w:ascii="Times" w:hAnsi="Times" w:cs="Times"/>
+          <w:lang w:val="en-US"/>
+        </w:rPr>
+        <w:t>flexible</w:t>
+      </w:r>
       <w:r>
         <w:rPr>
           <w:rFonts w:ascii="Times" w:hAnsi="Times" w:cs="Times"/>
@@ -1815,21 +1958,49 @@
           <w:rFonts w:ascii="Times" w:hAnsi="Times" w:cs="Times"/>
           <w:lang w:val="en-US"/>
         </w:rPr>
-        <w:t xml:space="preserve"> it will be more rigid. </w:t>
-      </w:r>
-      <w:r>
-        <w:rPr>
-          <w:rFonts w:ascii="Times" w:hAnsi="Times" w:cs="Times"/>
-          <w:lang w:val="en-US"/>
-        </w:rPr>
-        <w:t>So,</w:t>
-      </w:r>
-      <w:r>
-        <w:rPr>
-          <w:rFonts w:ascii="Times" w:hAnsi="Times" w:cs="Times"/>
-          <w:lang w:val="en-US"/>
-        </w:rPr>
-        <w:t xml:space="preserve"> I suggest you try to comply with the recommended formatting suggested below pointing forward, </w:t>
+        <w:t xml:space="preserve"> it will </w:t>
+      </w:r>
+      <w:r>
+        <w:rPr>
+          <w:rFonts w:ascii="Times" w:hAnsi="Times" w:cs="Times"/>
+          <w:lang w:val="en-US"/>
+        </w:rPr>
+        <w:t xml:space="preserve">most likely </w:t>
+      </w:r>
+      <w:r>
+        <w:rPr>
+          <w:rFonts w:ascii="Times" w:hAnsi="Times" w:cs="Times"/>
+          <w:lang w:val="en-US"/>
+        </w:rPr>
+        <w:t>be more rigid. I indicate if the format is required or recommended</w:t>
+      </w:r>
+      <w:r>
+        <w:rPr>
+          <w:rFonts w:ascii="Times" w:hAnsi="Times" w:cs="Times"/>
+          <w:lang w:val="en-US"/>
+        </w:rPr>
+        <w:t xml:space="preserve"> but I</w:t>
+      </w:r>
+      <w:r>
+        <w:rPr>
+          <w:rFonts w:ascii="Times" w:hAnsi="Times" w:cs="Times"/>
+          <w:lang w:val="en-US"/>
+        </w:rPr>
+        <w:t xml:space="preserve"> suggest you try to comply with the recommended formatting </w:t>
+      </w:r>
+      <w:r>
+        <w:rPr>
+          <w:rFonts w:ascii="Times" w:hAnsi="Times" w:cs="Times"/>
+          <w:lang w:val="en-US"/>
+        </w:rPr>
+        <w:t>as well</w:t>
+      </w:r>
+      <w:r>
+        <w:rPr>
+          <w:rFonts w:ascii="Times" w:hAnsi="Times" w:cs="Times"/>
+          <w:lang w:val="en-US"/>
+        </w:rPr>
+        <w:t xml:space="preserve"> pointing forward, </w:t>
       </w:r>
       <w:r>
         <w:rPr>
@@ -1843,14 +2014,14 @@
           <w:rFonts w:ascii="Times" w:hAnsi="Times" w:cs="Times"/>
           <w:lang w:val="en-US"/>
         </w:rPr>
-        <w:t>o prevent any tedious data cleanup. I indicate if the format is required or recommended</w:t>
-      </w:r>
-      <w:r>
-        <w:rPr>
-          <w:rFonts w:ascii="Times" w:hAnsi="Times" w:cs="Times"/>
-          <w:lang w:val="en-US"/>
-        </w:rPr>
-        <w:t xml:space="preserve"> (future requirement).</w:t>
+        <w:t>o prevent any tedious data cleanup</w:t>
+      </w:r>
+      <w:r>
+        <w:rPr>
+          <w:rFonts w:ascii="Times" w:hAnsi="Times" w:cs="Times"/>
+          <w:lang w:val="en-US"/>
+        </w:rPr>
+        <w:t xml:space="preserve"> in the future as the recommended formats will most likely become required eventually.</w:t>
       </w:r>
     </w:p>
     <w:p>
@@ -1862,12 +2033,13 @@
         </w:rPr>
       </w:pPr>
       <w:bookmarkStart w:id="4" w:name="_Toc159310731"/>
-      <w:bookmarkStart w:id="5" w:name="_Toc159310982"/>
-      <w:r>
-        <w:rPr>
-          <w:rFonts w:ascii="Times" w:hAnsi="Times" w:cs="Times"/>
-          <w:lang w:val="en-US"/>
-        </w:rPr>
+      <w:bookmarkStart w:id="5" w:name="_Toc159397492"/>
+      <w:r>
+        <w:rPr>
+          <w:rFonts w:ascii="Times" w:hAnsi="Times" w:cs="Times"/>
+          <w:lang w:val="en-US"/>
+        </w:rPr>
+        <w:lastRenderedPageBreak/>
         <w:t>Empty cells</w:t>
       </w:r>
       <w:r>
@@ -1879,10 +2051,11 @@
       </w:r>
       <w:r>
         <w:rPr>
-          <w:rFonts w:ascii="Times" w:hAnsi="Times" w:cs="Times"/>
-          <w:lang w:val="en-US"/>
-        </w:rPr>
-        <w:t>requirement</w:t>
+          <w:rStyle w:val="Heading2Char"/>
+          <w:rFonts w:ascii="Times" w:hAnsi="Times" w:cs="Times"/>
+          <w:lang w:val="en-US"/>
+        </w:rPr>
+        <w:t>recommendation</w:t>
       </w:r>
       <w:r>
         <w:rPr>
@@ -1920,13 +2093,12 @@
         </w:rPr>
       </w:pPr>
       <w:bookmarkStart w:id="6" w:name="_Toc159310732"/>
-      <w:bookmarkStart w:id="7" w:name="_Toc159310983"/>
-      <w:r>
-        <w:rPr>
-          <w:rFonts w:ascii="Times" w:hAnsi="Times" w:cs="Times"/>
-          <w:lang w:val="en-US"/>
-        </w:rPr>
-        <w:lastRenderedPageBreak/>
+      <w:bookmarkStart w:id="7" w:name="_Toc159397493"/>
+      <w:r>
+        <w:rPr>
+          <w:rFonts w:ascii="Times" w:hAnsi="Times" w:cs="Times"/>
+          <w:lang w:val="en-US"/>
+        </w:rPr>
         <w:t>Intervals</w:t>
       </w:r>
       <w:r>
@@ -1941,7 +2113,7 @@
           <w:rFonts w:ascii="Times" w:hAnsi="Times" w:cs="Times"/>
           <w:lang w:val="en-US"/>
         </w:rPr>
-        <w:t>requirement</w:t>
+        <w:t>required</w:t>
       </w:r>
       <w:r>
         <w:rPr>
@@ -1970,33 +2142,7 @@
           <w:color w:val="1F2328"/>
           <w:lang w:val="en-US"/>
         </w:rPr>
-        <w:t>Intervals</w:t>
-      </w:r>
-      <w:r>
-        <w:rPr>
-          <w:rFonts w:ascii="Times" w:hAnsi="Times" w:cs="Times"/>
-          <w:color w:val="1F2328"/>
-          <w:lang w:val="en-US"/>
-        </w:rPr>
-        <w:t xml:space="preserve"> should be in a restricted mathematical notation and only the following characters are allowed: “</w:t>
-      </w:r>
-      <w:proofErr w:type="gramStart"/>
-      <w:r>
-        <w:rPr>
-          <w:rFonts w:ascii="Times" w:hAnsi="Times" w:cs="Times"/>
-          <w:color w:val="1F2328"/>
-          <w:lang w:val="en-US"/>
-        </w:rPr>
-        <w:t>[“ “</w:t>
-      </w:r>
-      <w:proofErr w:type="gramEnd"/>
-      <w:r>
-        <w:rPr>
-          <w:rFonts w:ascii="Times" w:hAnsi="Times" w:cs="Times"/>
-          <w:color w:val="1F2328"/>
-          <w:lang w:val="en-US"/>
-        </w:rPr>
-        <w:t xml:space="preserve">)” “,” and numbers (no decimal allowed, unless you use “.” as decimal point). This means that </w:t>
+        <w:t xml:space="preserve">Intervals should be in a restricted mathematical notation and only the following characters are allowed: “[“ “)” “,” and numbers (no decimal allowed, unless you use “.” as decimal point). This means that </w:t>
       </w:r>
       <w:r>
         <w:rPr>
@@ -2058,7 +2204,7 @@
         </w:rPr>
       </w:pPr>
       <w:bookmarkStart w:id="8" w:name="_Toc159310733"/>
-      <w:bookmarkStart w:id="9" w:name="_Toc159310984"/>
+      <w:bookmarkStart w:id="9" w:name="_Toc159397494"/>
       <w:r>
         <w:rPr>
           <w:rStyle w:val="Heading2Char"/>
@@ -2168,15 +2314,7 @@
           <w:color w:val="1F2328"/>
           <w:lang w:val="en-US"/>
         </w:rPr>
-        <w:t xml:space="preserve"> = ","</w:t>
-      </w:r>
-      <w:r>
-        <w:rPr>
-          <w:rFonts w:ascii="Times" w:hAnsi="Times" w:cs="Times"/>
-          <w:color w:val="1F2328"/>
-          <w:lang w:val="en-US"/>
-        </w:rPr>
-        <w:t xml:space="preserve"> or no separator (preferably the latter).</w:t>
+        <w:t xml:space="preserve"> = "," or no separator (preferably the latter).</w:t>
       </w:r>
     </w:p>
     <w:p>
@@ -2229,7 +2367,7 @@
         </w:rPr>
       </w:pPr>
       <w:bookmarkStart w:id="10" w:name="_Toc159310734"/>
-      <w:bookmarkStart w:id="11" w:name="_Toc159310985"/>
+      <w:bookmarkStart w:id="11" w:name="_Toc159397495"/>
       <w:r>
         <w:rPr>
           <w:rFonts w:ascii="Times" w:hAnsi="Times" w:cs="Times"/>
@@ -2273,21 +2411,21 @@
           <w:rFonts w:ascii="Times" w:hAnsi="Times" w:cs="Times"/>
           <w:lang w:val="en-US"/>
         </w:rPr>
-        <w:t xml:space="preserve">Primary IDs must </w:t>
-      </w:r>
-      <w:r>
-        <w:rPr>
-          <w:rFonts w:ascii="Times" w:hAnsi="Times" w:cs="Times"/>
-          <w:lang w:val="en-US"/>
-        </w:rPr>
-        <w:t>not be</w:t>
-      </w:r>
-      <w:r>
-        <w:rPr>
-          <w:rFonts w:ascii="Times" w:hAnsi="Times" w:cs="Times"/>
-          <w:lang w:val="en-US"/>
-        </w:rPr>
-        <w:t xml:space="preserve"> null. Remove rows that do not have a primary </w:t>
+        <w:t>Primary ID</w:t>
+      </w:r>
+      <w:r>
+        <w:rPr>
+          <w:rFonts w:ascii="Times" w:hAnsi="Times" w:cs="Times"/>
+          <w:lang w:val="en-US"/>
+        </w:rPr>
+        <w:t xml:space="preserve"> columns cannot be empty</w:t>
+      </w:r>
+      <w:r>
+        <w:rPr>
+          <w:rFonts w:ascii="Times" w:hAnsi="Times" w:cs="Times"/>
+          <w:lang w:val="en-US"/>
+        </w:rPr>
+        <w:t xml:space="preserve">. Remove rows that do not have a primary </w:t>
       </w:r>
       <w:r>
         <w:rPr>
@@ -2315,14 +2453,99 @@
           <w:rFonts w:ascii="Times" w:hAnsi="Times" w:cs="Times"/>
           <w:lang w:val="en-US"/>
         </w:rPr>
-        <w:t xml:space="preserve"> identifier that uniquely identifies a row of the spreadsheet (archive sample ID, robot sample ID, library ID etc.).</w:t>
-      </w:r>
-      <w:r>
-        <w:rPr>
-          <w:rFonts w:ascii="Times" w:hAnsi="Times" w:cs="Times"/>
-          <w:lang w:val="en-US"/>
-        </w:rPr>
-        <w:t xml:space="preserve"> We might include an option to input exactly which rows you want to upload in the future if this will make it easier for you.</w:t>
+        <w:t xml:space="preserve"> identifier that uniquely identifies a row of the spreadsheet (archive sample ID, robot sample ID, library ID</w:t>
+      </w:r>
+      <w:r>
+        <w:rPr>
+          <w:rFonts w:ascii="Times" w:hAnsi="Times" w:cs="Times"/>
+          <w:lang w:val="en-US"/>
+        </w:rPr>
+        <w:t>, field sample ID</w:t>
+      </w:r>
+      <w:r>
+        <w:rPr>
+          <w:rFonts w:ascii="Times" w:hAnsi="Times" w:cs="Times"/>
+          <w:lang w:val="en-US"/>
+        </w:rPr>
+        <w:t xml:space="preserve"> etc.).</w:t>
+      </w:r>
+      <w:r>
+        <w:rPr>
+          <w:rFonts w:ascii="Times" w:hAnsi="Times" w:cs="Times"/>
+          <w:lang w:val="en-US"/>
+        </w:rPr>
+        <w:t xml:space="preserve"> </w:t>
+      </w:r>
+    </w:p>
+    <w:p>
+      <w:pPr>
+        <w:rPr>
+          <w:rFonts w:ascii="Times" w:hAnsi="Times" w:cs="Times"/>
+          <w:lang w:val="en-US"/>
+        </w:rPr>
+      </w:pPr>
+      <w:r>
+        <w:rPr>
+          <w:rFonts w:ascii="Times" w:hAnsi="Times" w:cs="Times"/>
+          <w:lang w:val="en-US"/>
+        </w:rPr>
+        <w:t xml:space="preserve">Note: </w:t>
+      </w:r>
+      <w:r>
+        <w:rPr>
+          <w:rFonts w:ascii="Times" w:hAnsi="Times" w:cs="Times"/>
+          <w:lang w:val="en-US"/>
+        </w:rPr>
+        <w:t xml:space="preserve">We </w:t>
+      </w:r>
+      <w:r>
+        <w:rPr>
+          <w:rFonts w:ascii="Times" w:hAnsi="Times" w:cs="Times"/>
+          <w:lang w:val="en-US"/>
+        </w:rPr>
+        <w:t>can</w:t>
+      </w:r>
+      <w:r>
+        <w:rPr>
+          <w:rFonts w:ascii="Times" w:hAnsi="Times" w:cs="Times"/>
+          <w:lang w:val="en-US"/>
+        </w:rPr>
+        <w:t xml:space="preserve"> include an</w:t>
+      </w:r>
+      <w:r>
+        <w:rPr>
+          <w:rFonts w:ascii="Times" w:hAnsi="Times" w:cs="Times"/>
+          <w:lang w:val="en-US"/>
+        </w:rPr>
+        <w:t xml:space="preserve"> input field on the website where you </w:t>
+      </w:r>
+      <w:r>
+        <w:rPr>
+          <w:rFonts w:ascii="Times" w:hAnsi="Times" w:cs="Times"/>
+          <w:lang w:val="en-US"/>
+        </w:rPr>
+        <w:t xml:space="preserve">input exactly which rows you want to upload </w:t>
+      </w:r>
+      <w:r>
+        <w:rPr>
+          <w:rFonts w:ascii="Times" w:hAnsi="Times" w:cs="Times"/>
+          <w:lang w:val="en-US"/>
+        </w:rPr>
+        <w:t>of your sheet</w:t>
+      </w:r>
+      <w:r>
+        <w:rPr>
+          <w:rFonts w:ascii="Times" w:hAnsi="Times" w:cs="Times"/>
+          <w:lang w:val="en-US"/>
+        </w:rPr>
+        <w:t xml:space="preserve"> if this will make it easier for you</w:t>
+      </w:r>
+      <w:r>
+        <w:rPr>
+          <w:rFonts w:ascii="Times" w:hAnsi="Times" w:cs="Times"/>
+          <w:lang w:val="en-US"/>
+        </w:rPr>
+        <w:t>.</w:t>
       </w:r>
     </w:p>
     <w:p>
@@ -2334,7 +2557,7 @@
         </w:rPr>
       </w:pPr>
       <w:bookmarkStart w:id="12" w:name="_Toc159310735"/>
-      <w:bookmarkStart w:id="13" w:name="_Toc159310986"/>
+      <w:bookmarkStart w:id="13" w:name="_Toc159397496"/>
       <w:r>
         <w:rPr>
           <w:rFonts w:ascii="Times" w:hAnsi="Times" w:cs="Times"/>
@@ -2379,49 +2602,7 @@
           <w:rFonts w:ascii="Times" w:hAnsi="Times" w:cs="Times"/>
           <w:lang w:val="en-US"/>
         </w:rPr>
-        <w:t xml:space="preserve">If a column contains multiple values, </w:t>
-      </w:r>
-      <w:r>
-        <w:rPr>
-          <w:rFonts w:ascii="Times" w:hAnsi="Times" w:cs="Times"/>
-          <w:lang w:val="en-US"/>
-        </w:rPr>
-        <w:t>separate</w:t>
-      </w:r>
-      <w:r>
-        <w:rPr>
-          <w:rFonts w:ascii="Times" w:hAnsi="Times" w:cs="Times"/>
-          <w:lang w:val="en-US"/>
-        </w:rPr>
-        <w:t xml:space="preserve"> them with semicolon. For </w:t>
-      </w:r>
-      <w:r>
-        <w:rPr>
-          <w:rFonts w:ascii="Times" w:hAnsi="Times" w:cs="Times"/>
-          <w:lang w:val="en-US"/>
-        </w:rPr>
-        <w:t>example,</w:t>
-      </w:r>
-      <w:r>
-        <w:rPr>
-          <w:rFonts w:ascii="Times" w:hAnsi="Times" w:cs="Times"/>
-          <w:lang w:val="en-US"/>
-        </w:rPr>
-        <w:t xml:space="preserve"> if a sample was taken by multiple people</w:t>
-      </w:r>
-      <w:r>
-        <w:rPr>
-          <w:rFonts w:ascii="Times" w:hAnsi="Times" w:cs="Times"/>
-          <w:lang w:val="en-US"/>
-        </w:rPr>
-        <w:t xml:space="preserve"> </w:t>
-      </w:r>
-      <w:r>
-        <w:rPr>
-          <w:rFonts w:ascii="Times" w:hAnsi="Times" w:cs="Times"/>
-          <w:lang w:val="en-US"/>
-        </w:rPr>
-        <w:t>the 'Sampled By' column input should be "Alice; Bob".</w:t>
+        <w:t>If a column contains multiple values, separate them with semicolon. For example, if a sample was taken by multiple people the 'Sampled By' column input should be "Alice; Bob".</w:t>
       </w:r>
     </w:p>
     <w:p>
@@ -2433,7 +2614,7 @@
         </w:rPr>
       </w:pPr>
       <w:bookmarkStart w:id="14" w:name="_Toc159310736"/>
-      <w:bookmarkStart w:id="15" w:name="_Toc159310987"/>
+      <w:bookmarkStart w:id="15" w:name="_Toc159397497"/>
       <w:r>
         <w:rPr>
           <w:rFonts w:ascii="Times" w:hAnsi="Times" w:cs="Times"/>
@@ -2519,7 +2700,7 @@
         </w:rPr>
       </w:pPr>
       <w:bookmarkStart w:id="16" w:name="_Toc159310737"/>
-      <w:bookmarkStart w:id="17" w:name="_Toc159310988"/>
+      <w:bookmarkStart w:id="17" w:name="_Toc159397498"/>
       <w:r>
         <w:rPr>
           <w:rFonts w:ascii="Times" w:hAnsi="Times" w:cs="Times"/>
@@ -2556,14 +2737,7 @@
           <w:rFonts w:ascii="Times" w:hAnsi="Times" w:cs="Times"/>
           <w:lang w:val="en-US"/>
         </w:rPr>
-        <w:t>, a</w:t>
-      </w:r>
-      <w:r>
-        <w:rPr>
-          <w:rFonts w:ascii="Times" w:hAnsi="Times" w:cs="Times"/>
-          <w:lang w:val="en-US"/>
-        </w:rPr>
-        <w:t xml:space="preserve">ny </w:t>
+        <w:t xml:space="preserve">, any </w:t>
       </w:r>
       <w:r>
         <w:rPr>
@@ -2584,79 +2758,122 @@
           <w:rFonts w:ascii="Times" w:hAnsi="Times" w:cs="Times"/>
           <w:lang w:val="en-US"/>
         </w:rPr>
+        <w:t xml:space="preserve"> will be validated against this </w:t>
+      </w:r>
+      <w:r>
+        <w:rPr>
+          <w:rFonts w:ascii="Times" w:hAnsi="Times" w:cs="Times"/>
+          <w:lang w:val="en-US"/>
+        </w:rPr>
+        <w:t>format</w:t>
+      </w:r>
+      <w:r>
+        <w:rPr>
+          <w:rFonts w:ascii="Times" w:hAnsi="Times" w:cs="Times"/>
+          <w:lang w:val="en-US"/>
+        </w:rPr>
+        <w:t xml:space="preserve"> and the data will only be uploaded if it conforms to this </w:t>
+      </w:r>
+      <w:r>
+        <w:rPr>
+          <w:rFonts w:ascii="Times" w:hAnsi="Times" w:cs="Times"/>
+          <w:lang w:val="en-US"/>
+        </w:rPr>
+        <w:t>format</w:t>
+      </w:r>
+      <w:r>
+        <w:rPr>
+          <w:rFonts w:ascii="Times" w:hAnsi="Times" w:cs="Times"/>
+          <w:lang w:val="en-US"/>
+        </w:rPr>
+        <w:t xml:space="preserve">. </w:t>
+      </w:r>
+    </w:p>
+    <w:p>
+      <w:pPr>
+        <w:rPr>
+          <w:rFonts w:ascii="Times" w:hAnsi="Times" w:cs="Times"/>
+          <w:lang w:val="en-US"/>
+        </w:rPr>
+      </w:pPr>
+      <w:r>
+        <w:rPr>
+          <w:rFonts w:ascii="Times" w:hAnsi="Times" w:cs="Times"/>
+          <w:lang w:val="en-US"/>
+        </w:rPr>
+        <w:t xml:space="preserve">All data will first be parsed as </w:t>
+      </w:r>
+      <w:r>
+        <w:rPr>
+          <w:rFonts w:ascii="Times" w:hAnsi="Times" w:cs="Times"/>
+          <w:lang w:val="en-US"/>
+        </w:rPr>
+        <w:t xml:space="preserve">text </w:t>
+      </w:r>
+      <w:r>
+        <w:rPr>
+          <w:rFonts w:ascii="Times" w:hAnsi="Times" w:cs="Times"/>
+          <w:lang w:val="en-US"/>
+        </w:rPr>
+        <w:t>strings</w:t>
+      </w:r>
+      <w:r>
+        <w:rPr>
+          <w:rFonts w:ascii="Times" w:hAnsi="Times" w:cs="Times"/>
+          <w:lang w:val="en-US"/>
+        </w:rPr>
+        <w:t xml:space="preserve"> (a string of </w:t>
+      </w:r>
+      <w:r>
+        <w:rPr>
+          <w:rFonts w:ascii="Times" w:hAnsi="Times" w:cs="Times"/>
+          <w:lang w:val="en-US"/>
+        </w:rPr>
+        <w:t>Unicode</w:t>
+      </w:r>
+      <w:r>
+        <w:rPr>
+          <w:rStyle w:val="FootnoteReference"/>
+          <w:rFonts w:ascii="Times" w:hAnsi="Times" w:cs="Times"/>
+          <w:lang w:val="en-US"/>
+        </w:rPr>
+        <w:footnoteReference w:id="1"/>
+      </w:r>
+      <w:r>
+        <w:rPr>
+          <w:rFonts w:ascii="Times" w:hAnsi="Times" w:cs="Times"/>
+          <w:lang w:val="en-US"/>
+        </w:rPr>
+        <w:t xml:space="preserve"> characters)</w:t>
+      </w:r>
+      <w:r>
+        <w:rPr>
+          <w:rFonts w:ascii="Times" w:hAnsi="Times" w:cs="Times"/>
+          <w:lang w:val="en-US"/>
+        </w:rPr>
+        <w:t xml:space="preserve"> and if the format looks ok, it will be transformed to d</w:t>
+      </w:r>
+      <w:r>
+        <w:rPr>
+          <w:rFonts w:ascii="Times" w:hAnsi="Times" w:cs="Times"/>
+          <w:lang w:val="en-US"/>
+        </w:rPr>
+        <w:t>ates</w:t>
+      </w:r>
+      <w:r>
+        <w:rPr>
+          <w:rFonts w:ascii="Times" w:hAnsi="Times" w:cs="Times"/>
+          <w:lang w:val="en-US"/>
+        </w:rPr>
+        <w:t>, floating point numbers, integers, ranges etc.</w:t>
+      </w:r>
+      <w:r>
+        <w:rPr>
+          <w:rFonts w:ascii="Times" w:hAnsi="Times" w:cs="Times"/>
+          <w:lang w:val="en-US"/>
+        </w:rPr>
         <w:t xml:space="preserve"> </w:t>
       </w:r>
-      <w:r>
-        <w:rPr>
-          <w:rFonts w:ascii="Times" w:hAnsi="Times" w:cs="Times"/>
-          <w:lang w:val="en-US"/>
-        </w:rPr>
-        <w:t xml:space="preserve">will be validated against this </w:t>
-      </w:r>
-      <w:r>
-        <w:rPr>
-          <w:rFonts w:ascii="Times" w:hAnsi="Times" w:cs="Times"/>
-          <w:lang w:val="en-US"/>
-        </w:rPr>
-        <w:t>format</w:t>
-      </w:r>
-      <w:r>
-        <w:rPr>
-          <w:rFonts w:ascii="Times" w:hAnsi="Times" w:cs="Times"/>
-          <w:lang w:val="en-US"/>
-        </w:rPr>
-        <w:t xml:space="preserve"> and the data will only be uploaded if it conforms to this </w:t>
-      </w:r>
-      <w:r>
-        <w:rPr>
-          <w:rFonts w:ascii="Times" w:hAnsi="Times" w:cs="Times"/>
-          <w:lang w:val="en-US"/>
-        </w:rPr>
-        <w:t>format</w:t>
-      </w:r>
-      <w:r>
-        <w:rPr>
-          <w:rFonts w:ascii="Times" w:hAnsi="Times" w:cs="Times"/>
-          <w:lang w:val="en-US"/>
-        </w:rPr>
-        <w:t xml:space="preserve">. </w:t>
-      </w:r>
-    </w:p>
-    <w:p>
-      <w:pPr>
-        <w:rPr>
-          <w:rFonts w:ascii="Times" w:hAnsi="Times" w:cs="Times"/>
-          <w:lang w:val="en-US"/>
-        </w:rPr>
-      </w:pPr>
-      <w:r>
-        <w:rPr>
-          <w:rFonts w:ascii="Times" w:hAnsi="Times" w:cs="Times"/>
-          <w:lang w:val="en-US"/>
-        </w:rPr>
-        <w:t>All data will first be parsed as strings and if the format looks ok, it will be transformed to d</w:t>
-      </w:r>
-      <w:r>
-        <w:rPr>
-          <w:rFonts w:ascii="Times" w:hAnsi="Times" w:cs="Times"/>
-          <w:lang w:val="en-US"/>
-        </w:rPr>
-        <w:t>ates</w:t>
-      </w:r>
-      <w:r>
-        <w:rPr>
-          <w:rFonts w:ascii="Times" w:hAnsi="Times" w:cs="Times"/>
-          <w:lang w:val="en-US"/>
-        </w:rPr>
-        <w:t>, floating point numbers, integers, ranges etc.</w:t>
-      </w:r>
-      <w:r>
-        <w:rPr>
-          <w:rFonts w:ascii="Times" w:hAnsi="Times" w:cs="Times"/>
-          <w:lang w:val="en-US"/>
-        </w:rPr>
-        <w:t xml:space="preserve"> </w:t>
-      </w:r>
     </w:p>
     <w:p>
       <w:pPr>
@@ -2698,7 +2915,21 @@
           <w:rFonts w:ascii="Times" w:hAnsi="Times" w:cs="Times"/>
           <w:lang w:val="en-US"/>
         </w:rPr>
-        <w:t xml:space="preserve">choose wrong, there is no way for the parser to know, and it will parse your data incorrectly. For </w:t>
+        <w:t>choose wrong, there is no way for the parser to know</w:t>
+      </w:r>
+      <w:r>
+        <w:rPr>
+          <w:rFonts w:ascii="Times" w:hAnsi="Times" w:cs="Times"/>
+          <w:lang w:val="en-US"/>
+        </w:rPr>
+        <w:t xml:space="preserve"> if it is an error</w:t>
+      </w:r>
+      <w:r>
+        <w:rPr>
+          <w:rFonts w:ascii="Times" w:hAnsi="Times" w:cs="Times"/>
+          <w:lang w:val="en-US"/>
+        </w:rPr>
+        <w:t xml:space="preserve">, and it will parse your data incorrectly. For </w:t>
       </w:r>
       <w:r>
         <w:rPr>
@@ -2727,7 +2958,7 @@
         </w:rPr>
       </w:pPr>
       <w:bookmarkStart w:id="18" w:name="_Toc159310738"/>
-      <w:bookmarkStart w:id="19" w:name="_Toc159310989"/>
+      <w:bookmarkStart w:id="19" w:name="_Toc159397499"/>
       <w:r>
         <w:rPr>
           <w:rStyle w:val="Strong"/>
@@ -2736,6 +2967,7 @@
           <w:bCs w:val="0"/>
           <w:lang w:val="en-US"/>
         </w:rPr>
+        <w:lastRenderedPageBreak/>
         <w:t>Admin contact info</w:t>
       </w:r>
       <w:bookmarkEnd w:id="18"/>
@@ -2755,7 +2987,7 @@
         </w:rPr>
         <w:t xml:space="preserve">Contact </w:t>
       </w:r>
-      <w:hyperlink r:id="rId6" w:history="1">
+      <w:hyperlink r:id="rId8" w:history="1">
         <w:r>
           <w:rPr>
             <w:rStyle w:val="Hyperlink"/>
@@ -2806,6 +3038,89 @@
     </w:sectPr>
   </w:body>
 </w:document>
+</file>
+
+<file path=word/endnotes.xml><?xml version="1.0" encoding="utf-8"?>
+<w:endnotes xmlns:wpc="http://schemas.microsoft.com/office/word/2010/wordprocessingCanvas" xmlns:cx="http://schemas.microsoft.com/office/drawing/2014/chartex" xmlns:cx1="http://schemas.microsoft.com/office/drawing/2015/9/8/chartex" xmlns:cx2="http://schemas.microsoft.com/office/drawing/2015/10/21/chartex" xmlns:cx3="http://schemas.microsoft.com/office/drawing/2016/5/9/chartex" xmlns:cx4="http://schemas.microsoft.com/office/drawing/2016/5/10/chartex" xmlns:cx5="http://schemas.microsoft.com/office/drawing/2016/5/11/chartex" xmlns:cx6="http://schemas.microsoft.com/office/drawing/2016/5/12/chartex" xmlns:cx7="http://schemas.microsoft.com/office/drawing/2016/5/13/chartex" xmlns:cx8="http://schemas.microsoft.com/office/drawing/2016/5/14/chartex" xmlns:mc="http://schemas.openxmlformats.org/markup-compatibility/2006" xmlns:aink="http://schemas.microsoft.com/office/drawing/2016/ink" xmlns:am3d="http://schemas.microsoft.com/office/drawing/2017/model3d" xmlns:o="urn:schemas-microsoft-com:office:office" xmlns:oel="http://schemas.microsoft.com/office/2019/extlst" xmlns:r="http://schemas.openxmlformats.org/officeDocument/2006/relationships" xmlns:m="http://schemas.openxmlformats.org/officeDocument/2006/math" xmlns:v="urn:schemas-microsoft-com:vml" xmlns:wp14="http://schemas.microsoft.com/office/word/2010/wordprocessingDrawing" xmlns:wp="http://schemas.openxmlformats.org/drawingml/2006/wordprocessingDrawing" xmlns:w10="urn:schemas-microsoft-com:office:word" xmlns:w="http://schemas.openxmlformats.org/wordprocessingml/2006/main" xmlns:w14="http://schemas.microsoft.com/office/word/2010/wordml" xmlns:w15="http://schemas.microsoft.com/office/word/2012/wordml" xmlns:w16cex="http://schemas.microsoft.com/office/word/2018/wordml/cex" xmlns:w16cid="http://schemas.microsoft.com/office/word/2016/wordml/cid" xmlns:w16="http://schemas.microsoft.com/office/word/2018/wordml" xmlns:w16sdtdh="http://schemas.microsoft.com/office/word/2020/wordml/sdtdatahash" xmlns:w16se="http://schemas.microsoft.com/office/word/2015/wordml/symex" xmlns:wpg="http://schemas.microsoft.com/office/word/2010/wordprocessingGroup" xmlns:wpi="http://schemas.microsoft.com/office/word/2010/wordprocessingInk" xmlns:wne="http://schemas.microsoft.com/office/word/2006/wordml" xmlns:wps="http://schemas.microsoft.com/office/word/2010/wordprocessingShape" mc:Ignorable="w14 w15 w16se w16cid w16 w16cex w16sdtdh wp14">
+  <w:endnote w:type="separator" w:id="-1">
+    <w:p>
+      <w:pPr>
+        <w:spacing w:after="0" w:line="240" w:lineRule="auto"/>
+      </w:pPr>
+      <w:r>
+        <w:separator/>
+      </w:r>
+    </w:p>
+  </w:endnote>
+  <w:endnote w:type="continuationSeparator" w:id="0">
+    <w:p>
+      <w:pPr>
+        <w:spacing w:after="0" w:line="240" w:lineRule="auto"/>
+      </w:pPr>
+      <w:r>
+        <w:continuationSeparator/>
+      </w:r>
+    </w:p>
+  </w:endnote>
+</w:endnotes>
+</file>
+
+<file path=word/footnotes.xml><?xml version="1.0" encoding="utf-8"?>
+<w:footnotes xmlns:wpc="http://schemas.microsoft.com/office/word/2010/wordprocessingCanvas" xmlns:cx="http://schemas.microsoft.com/office/drawing/2014/chartex" xmlns:cx1="http://schemas.microsoft.com/office/drawing/2015/9/8/chartex" xmlns:cx2="http://schemas.microsoft.com/office/drawing/2015/10/21/chartex" xmlns:cx3="http://schemas.microsoft.com/office/drawing/2016/5/9/chartex" xmlns:cx4="http://schemas.microsoft.com/office/drawing/2016/5/10/chartex" xmlns:cx5="http://schemas.microsoft.com/office/drawing/2016/5/11/chartex" xmlns:cx6="http://schemas.microsoft.com/office/drawing/2016/5/12/chartex" xmlns:cx7="http://schemas.microsoft.com/office/drawing/2016/5/13/chartex" xmlns:cx8="http://schemas.microsoft.com/office/drawing/2016/5/14/chartex" xmlns:mc="http://schemas.openxmlformats.org/markup-compatibility/2006" xmlns:aink="http://schemas.microsoft.com/office/drawing/2016/ink" xmlns:am3d="http://schemas.microsoft.com/office/drawing/2017/model3d" xmlns:o="urn:schemas-microsoft-com:office:office" xmlns:oel="http://schemas.microsoft.com/office/2019/extlst" xmlns:r="http://schemas.openxmlformats.org/officeDocument/2006/relationships" xmlns:m="http://schemas.openxmlformats.org/officeDocument/2006/math" xmlns:v="urn:schemas-microsoft-com:vml" xmlns:wp14="http://schemas.microsoft.com/office/word/2010/wordprocessingDrawing" xmlns:wp="http://schemas.openxmlformats.org/drawingml/2006/wordprocessingDrawing" xmlns:w10="urn:schemas-microsoft-com:office:word" xmlns:w="http://schemas.openxmlformats.org/wordprocessingml/2006/main" xmlns:w14="http://schemas.microsoft.com/office/word/2010/wordml" xmlns:w15="http://schemas.microsoft.com/office/word/2012/wordml" xmlns:w16cex="http://schemas.microsoft.com/office/word/2018/wordml/cex" xmlns:w16cid="http://schemas.microsoft.com/office/word/2016/wordml/cid" xmlns:w16="http://schemas.microsoft.com/office/word/2018/wordml" xmlns:w16sdtdh="http://schemas.microsoft.com/office/word/2020/wordml/sdtdatahash" xmlns:w16se="http://schemas.microsoft.com/office/word/2015/wordml/symex" xmlns:wpg="http://schemas.microsoft.com/office/word/2010/wordprocessingGroup" xmlns:wpi="http://schemas.microsoft.com/office/word/2010/wordprocessingInk" xmlns:wne="http://schemas.microsoft.com/office/word/2006/wordml" xmlns:wps="http://schemas.microsoft.com/office/word/2010/wordprocessingShape" mc:Ignorable="w14 w15 w16se w16cid w16 w16cex w16sdtdh wp14">
+  <w:footnote w:type="separator" w:id="-1">
+    <w:p>
+      <w:pPr>
+        <w:spacing w:after="0" w:line="240" w:lineRule="auto"/>
+      </w:pPr>
+      <w:r>
+        <w:separator/>
+      </w:r>
+    </w:p>
+  </w:footnote>
+  <w:footnote w:type="continuationSeparator" w:id="0">
+    <w:p>
+      <w:pPr>
+        <w:spacing w:after="0" w:line="240" w:lineRule="auto"/>
+      </w:pPr>
+      <w:r>
+        <w:continuationSeparator/>
+      </w:r>
+    </w:p>
+  </w:footnote>
+  <w:footnote w:id="1">
+    <w:p>
+      <w:pPr>
+        <w:pStyle w:val="FootnoteText"/>
+        <w:rPr>
+          <w:lang w:val="en-US"/>
+        </w:rPr>
+      </w:pPr>
+      <w:r>
+        <w:rPr>
+          <w:rStyle w:val="FootnoteReference"/>
+        </w:rPr>
+        <w:footnoteRef/>
+      </w:r>
+      <w:r>
+        <w:rPr>
+          <w:lang w:val="en-US"/>
+        </w:rPr>
+        <w:t xml:space="preserve"> </w:t>
+      </w:r>
+      <w:r>
+        <w:rPr>
+          <w:rFonts w:ascii="Segoe UI" w:hAnsi="Segoe UI" w:cs="Segoe UI"/>
+          <w:color w:val="0D0D0D"/>
+          <w:sz w:val="14"/>
+          <w:szCs w:val="14"/>
+          <w:shd w:val="clear" w:color="auto" w:fill="FFFFFF"/>
+          <w:lang w:val="en-US"/>
+        </w:rPr>
+        <w:t>Unicode characters are a standardized encoding system representing textual characters from multiple writing systems, enabling consistent representation of text across various platforms and languages.</w:t>
+      </w:r>
+    </w:p>
+  </w:footnote>
+</w:footnotes>
 </file>
 
 <file path=word/numbering.xml><?xml version="1.0" encoding="utf-8"?>
@@ -2826,7 +3141,7 @@
         <w:rFonts w:hint="default"/>
       </w:rPr>
     </w:lvl>
-    <w:lvl w:ilvl="1" w:tplc="04060019" w:tentative="1">
+    <w:lvl w:ilvl="1" w:tplc="04060019">
       <w:start w:val="1"/>
       <w:numFmt w:val="lowerLetter"/>
       <w:lvlText w:val="%2."/>
@@ -3558,6 +3873,45 @@
       <w:szCs w:val="56"/>
     </w:rPr>
   </w:style>
+  <w:style w:type="paragraph" w:styleId="FootnoteText">
+    <w:name w:val="footnote text"/>
+    <w:basedOn w:val="Normal"/>
+    <w:link w:val="FootnoteTextChar"/>
+    <w:uiPriority w:val="99"/>
+    <w:semiHidden/>
+    <w:unhideWhenUsed/>
+    <w:rsid w:val="002341E4"/>
+    <w:pPr>
+      <w:spacing w:after="0" w:line="240" w:lineRule="auto"/>
+    </w:pPr>
+    <w:rPr>
+      <w:sz w:val="20"/>
+      <w:szCs w:val="20"/>
+    </w:rPr>
+  </w:style>
+  <w:style w:type="character" w:customStyle="1" w:styleId="FootnoteTextChar">
+    <w:name w:val="Footnote Text Char"/>
+    <w:basedOn w:val="DefaultParagraphFont"/>
+    <w:link w:val="FootnoteText"/>
+    <w:uiPriority w:val="99"/>
+    <w:semiHidden/>
+    <w:rsid w:val="002341E4"/>
+    <w:rPr>
+      <w:sz w:val="20"/>
+      <w:szCs w:val="20"/>
+    </w:rPr>
+  </w:style>
+  <w:style w:type="character" w:styleId="FootnoteReference">
+    <w:name w:val="footnote reference"/>
+    <w:basedOn w:val="DefaultParagraphFont"/>
+    <w:uiPriority w:val="99"/>
+    <w:semiHidden/>
+    <w:unhideWhenUsed/>
+    <w:rsid w:val="002341E4"/>
+    <w:rPr>
+      <w:vertAlign w:val="superscript"/>
+    </w:rPr>
+  </w:style>
 </w:styles>
 </file>
 

--- a/Manual.docx
+++ b/Manual.docx
@@ -1,22 +1,31 @@
 
 <file path=word/document.xml><?xml version="1.0" encoding="utf-8"?>
-<w:document xmlns:wpc="http://schemas.microsoft.com/office/word/2010/wordprocessingCanvas" xmlns:cx="http://schemas.microsoft.com/office/drawing/2014/chartex" xmlns:cx1="http://schemas.microsoft.com/office/drawing/2015/9/8/chartex" xmlns:cx2="http://schemas.microsoft.com/office/drawing/2015/10/21/chartex" xmlns:cx3="http://schemas.microsoft.com/office/drawing/2016/5/9/chartex" xmlns:cx4="http://schemas.microsoft.com/office/drawing/2016/5/10/chartex" xmlns:cx5="http://schemas.microsoft.com/office/drawing/2016/5/11/chartex" xmlns:cx6="http://schemas.microsoft.com/office/drawing/2016/5/12/chartex" xmlns:cx7="http://schemas.microsoft.com/office/drawing/2016/5/13/chartex" xmlns:cx8="http://schemas.microsoft.com/office/drawing/2016/5/14/chartex" xmlns:mc="http://schemas.openxmlformats.org/markup-compatibility/2006" xmlns:aink="http://schemas.microsoft.com/office/drawing/2016/ink" xmlns:am3d="http://schemas.microsoft.com/office/drawing/2017/model3d" xmlns:o="urn:schemas-microsoft-com:office:office" xmlns:oel="http://schemas.microsoft.com/office/2019/extlst" xmlns:r="http://schemas.openxmlformats.org/officeDocument/2006/relationships" xmlns:m="http://schemas.openxmlformats.org/officeDocument/2006/math" xmlns:v="urn:schemas-microsoft-com:vml" xmlns:wp14="http://schemas.microsoft.com/office/word/2010/wordprocessingDrawing" xmlns:wp="http://schemas.openxmlformats.org/drawingml/2006/wordprocessingDrawing" xmlns:w10="urn:schemas-microsoft-com:office:word" xmlns:w="http://schemas.openxmlformats.org/wordprocessingml/2006/main" xmlns:w14="http://schemas.microsoft.com/office/word/2010/wordml" xmlns:w15="http://schemas.microsoft.com/office/word/2012/wordml" xmlns:w16cex="http://schemas.microsoft.com/office/word/2018/wordml/cex" xmlns:w16cid="http://schemas.microsoft.com/office/word/2016/wordml/cid" xmlns:w16="http://schemas.microsoft.com/office/word/2018/wordml" xmlns:w16sdtdh="http://schemas.microsoft.com/office/word/2020/wordml/sdtdatahash" xmlns:w16se="http://schemas.microsoft.com/office/word/2015/wordml/symex" xmlns:wpg="http://schemas.microsoft.com/office/word/2010/wordprocessingGroup" xmlns:wpi="http://schemas.microsoft.com/office/word/2010/wordprocessingInk" xmlns:wne="http://schemas.microsoft.com/office/word/2006/wordml" xmlns:wps="http://schemas.microsoft.com/office/word/2010/wordprocessingShape" mc:Ignorable="w14 w15 w16se w16cid w16 w16cex w16sdtdh wp14">
+<w:document xmlns:wpc="http://schemas.microsoft.com/office/word/2010/wordprocessingCanvas" xmlns:cx="http://schemas.microsoft.com/office/drawing/2014/chartex" xmlns:cx1="http://schemas.microsoft.com/office/drawing/2015/9/8/chartex" xmlns:cx2="http://schemas.microsoft.com/office/drawing/2015/10/21/chartex" xmlns:cx3="http://schemas.microsoft.com/office/drawing/2016/5/9/chartex" xmlns:cx4="http://schemas.microsoft.com/office/drawing/2016/5/10/chartex" xmlns:cx5="http://schemas.microsoft.com/office/drawing/2016/5/11/chartex" xmlns:cx6="http://schemas.microsoft.com/office/drawing/2016/5/12/chartex" xmlns:cx7="http://schemas.microsoft.com/office/drawing/2016/5/13/chartex" xmlns:cx8="http://schemas.microsoft.com/office/drawing/2016/5/14/chartex" xmlns:mc="http://schemas.openxmlformats.org/markup-compatibility/2006" xmlns:aink="http://schemas.microsoft.com/office/drawing/2016/ink" xmlns:am3d="http://schemas.microsoft.com/office/drawing/2017/model3d" xmlns:o="urn:schemas-microsoft-com:office:office" xmlns:oel="http://schemas.microsoft.com/office/2019/extlst" xmlns:r="http://schemas.openxmlformats.org/officeDocument/2006/relationships" xmlns:m="http://schemas.openxmlformats.org/officeDocument/2006/math" xmlns:v="urn:schemas-microsoft-com:vml" xmlns:wp14="http://schemas.microsoft.com/office/word/2010/wordprocessingDrawing" xmlns:wp="http://schemas.openxmlformats.org/drawingml/2006/wordprocessingDrawing" xmlns:w10="urn:schemas-microsoft-com:office:word" xmlns:w="http://schemas.openxmlformats.org/wordprocessingml/2006/main" xmlns:w14="http://schemas.microsoft.com/office/word/2010/wordml" xmlns:w15="http://schemas.microsoft.com/office/word/2012/wordml" xmlns:w16cex="http://schemas.microsoft.com/office/word/2018/wordml/cex" xmlns:w16cid="http://schemas.microsoft.com/office/word/2016/wordml/cid" xmlns:w16="http://schemas.microsoft.com/office/word/2018/wordml" xmlns:w16du="http://schemas.microsoft.com/office/word/2023/wordml/word16du" xmlns:w16sdtdh="http://schemas.microsoft.com/office/word/2020/wordml/sdtdatahash" xmlns:w16se="http://schemas.microsoft.com/office/word/2015/wordml/symex" xmlns:wpg="http://schemas.microsoft.com/office/word/2010/wordprocessingGroup" xmlns:wpi="http://schemas.microsoft.com/office/word/2010/wordprocessingInk" xmlns:wne="http://schemas.microsoft.com/office/word/2006/wordml" xmlns:wps="http://schemas.microsoft.com/office/word/2010/wordprocessingShape" mc:Ignorable="w14 w15 w16se w16cid w16 w16cex w16sdtdh w16du wp14">
   <w:body>
     <w:p>
       <w:pPr>
-        <w:pStyle w:val="Title"/>
-        <w:rPr>
-          <w:rFonts w:ascii="Times" w:hAnsi="Times" w:cs="Times"/>
-          <w:lang w:val="en-US"/>
-        </w:rPr>
-      </w:pPr>
-      <w:r>
-        <w:rPr>
-          <w:rFonts w:ascii="Times" w:hAnsi="Times" w:cs="Times"/>
-          <w:lang w:val="en-US"/>
-        </w:rPr>
-        <w:t>Manual for uploading excel sheets to the centralized CGG meta data database</w:t>
-      </w:r>
+        <w:pStyle w:val="Titel"/>
+        <w:rPr>
+          <w:rFonts w:ascii="Times" w:hAnsi="Times" w:cs="Times"/>
+          <w:lang w:val="en-US"/>
+        </w:rPr>
+      </w:pPr>
+      <w:r>
+        <w:rPr>
+          <w:rFonts w:ascii="Times" w:hAnsi="Times" w:cs="Times"/>
+          <w:lang w:val="en-US"/>
+        </w:rPr>
+        <w:t xml:space="preserve">Manual for uploading excel sheets to the centralized CGG meta data </w:t>
+      </w:r>
+      <w:proofErr w:type="gramStart"/>
+      <w:r>
+        <w:rPr>
+          <w:rFonts w:ascii="Times" w:hAnsi="Times" w:cs="Times"/>
+          <w:lang w:val="en-US"/>
+        </w:rPr>
+        <w:t>database</w:t>
+      </w:r>
+      <w:proofErr w:type="gramEnd"/>
     </w:p>
     <w:p>
       <w:pPr>
@@ -40,7 +49,13 @@
         <w:rPr>
           <w:lang w:val="en-US"/>
         </w:rPr>
-        <w:t>, date: 2024-02-11</w:t>
+        <w:t>, date: 2024-02-</w:t>
+      </w:r>
+      <w:r>
+        <w:rPr>
+          <w:lang w:val="en-US"/>
+        </w:rPr>
+        <w:t>27</w:t>
       </w:r>
     </w:p>
     <w:p>
@@ -115,7 +130,7 @@
       <w:sdtContent>
         <w:p>
           <w:pPr>
-            <w:pStyle w:val="TOCHeading"/>
+            <w:pStyle w:val="Overskrift"/>
             <w:rPr>
               <w:rFonts w:ascii="Times" w:hAnsi="Times" w:cs="Times"/>
             </w:rPr>
@@ -129,7 +144,7 @@
         </w:p>
         <w:p>
           <w:pPr>
-            <w:pStyle w:val="TOC1"/>
+            <w:pStyle w:val="Indholdsfortegnelse1"/>
             <w:tabs>
               <w:tab w:val="right" w:leader="dot" w:pos="9016"/>
             </w:tabs>
@@ -210,7 +225,7 @@
         </w:p>
         <w:p>
           <w:pPr>
-            <w:pStyle w:val="TOC1"/>
+            <w:pStyle w:val="Indholdsfortegnelse1"/>
             <w:tabs>
               <w:tab w:val="right" w:leader="dot" w:pos="9016"/>
             </w:tabs>
@@ -282,7 +297,7 @@
         </w:p>
         <w:p>
           <w:pPr>
-            <w:pStyle w:val="TOC2"/>
+            <w:pStyle w:val="Indholdsfortegnelse2"/>
             <w:tabs>
               <w:tab w:val="right" w:leader="dot" w:pos="9016"/>
             </w:tabs>
@@ -354,7 +369,7 @@
         </w:p>
         <w:p>
           <w:pPr>
-            <w:pStyle w:val="TOC2"/>
+            <w:pStyle w:val="Indholdsfortegnelse2"/>
             <w:tabs>
               <w:tab w:val="right" w:leader="dot" w:pos="9016"/>
             </w:tabs>
@@ -426,7 +441,7 @@
         </w:p>
         <w:p>
           <w:pPr>
-            <w:pStyle w:val="TOC2"/>
+            <w:pStyle w:val="Indholdsfortegnelse2"/>
             <w:tabs>
               <w:tab w:val="right" w:leader="dot" w:pos="9016"/>
             </w:tabs>
@@ -498,7 +513,7 @@
         </w:p>
         <w:p>
           <w:pPr>
-            <w:pStyle w:val="TOC2"/>
+            <w:pStyle w:val="Indholdsfortegnelse2"/>
             <w:tabs>
               <w:tab w:val="right" w:leader="dot" w:pos="9016"/>
             </w:tabs>
@@ -570,7 +585,7 @@
         </w:p>
         <w:p>
           <w:pPr>
-            <w:pStyle w:val="TOC2"/>
+            <w:pStyle w:val="Indholdsfortegnelse2"/>
             <w:tabs>
               <w:tab w:val="right" w:leader="dot" w:pos="9016"/>
             </w:tabs>
@@ -642,7 +657,7 @@
         </w:p>
         <w:p>
           <w:pPr>
-            <w:pStyle w:val="TOC2"/>
+            <w:pStyle w:val="Indholdsfortegnelse2"/>
             <w:tabs>
               <w:tab w:val="right" w:leader="dot" w:pos="9016"/>
             </w:tabs>
@@ -714,7 +729,7 @@
         </w:p>
         <w:p>
           <w:pPr>
-            <w:pStyle w:val="TOC1"/>
+            <w:pStyle w:val="Indholdsfortegnelse1"/>
             <w:tabs>
               <w:tab w:val="right" w:leader="dot" w:pos="9016"/>
             </w:tabs>
@@ -786,7 +801,7 @@
         </w:p>
         <w:p>
           <w:pPr>
-            <w:pStyle w:val="TOC1"/>
+            <w:pStyle w:val="Indholdsfortegnelse1"/>
             <w:tabs>
               <w:tab w:val="right" w:leader="dot" w:pos="9016"/>
             </w:tabs>
@@ -974,7 +989,7 @@
     </w:p>
     <w:p>
       <w:pPr>
-        <w:pStyle w:val="Heading1"/>
+        <w:pStyle w:val="Overskrift1"/>
         <w:rPr>
           <w:rFonts w:ascii="Times" w:hAnsi="Times" w:cs="Times"/>
           <w:lang w:val="en-US"/>
@@ -995,14 +1010,23 @@
           <w:rFonts w:ascii="Times" w:hAnsi="Times" w:cs="Times"/>
           <w:lang w:val="en-US"/>
         </w:rPr>
-        <w:t xml:space="preserve"> guide to uploading</w:t>
+        <w:t xml:space="preserve"> guide to </w:t>
+      </w:r>
+      <w:proofErr w:type="gramStart"/>
+      <w:r>
+        <w:rPr>
+          <w:rFonts w:ascii="Times" w:hAnsi="Times" w:cs="Times"/>
+          <w:lang w:val="en-US"/>
+        </w:rPr>
+        <w:t>uploading</w:t>
       </w:r>
       <w:bookmarkEnd w:id="0"/>
       <w:bookmarkEnd w:id="1"/>
-    </w:p>
-    <w:p>
-      <w:pPr>
-        <w:pStyle w:val="ListParagraph"/>
+      <w:proofErr w:type="gramEnd"/>
+    </w:p>
+    <w:p>
+      <w:pPr>
+        <w:pStyle w:val="Listeafsnit"/>
         <w:numPr>
           <w:ilvl w:val="0"/>
           <w:numId w:val="1"/>
@@ -1022,16 +1046,16 @@
     </w:p>
     <w:p>
       <w:pPr>
-        <w:pStyle w:val="ListParagraph"/>
-        <w:rPr>
-          <w:rFonts w:ascii="Times" w:hAnsi="Times" w:cs="Times"/>
-          <w:lang w:val="en-US"/>
-        </w:rPr>
-      </w:pPr>
-    </w:p>
-    <w:p>
-      <w:pPr>
-        <w:pStyle w:val="ListParagraph"/>
+        <w:pStyle w:val="Listeafsnit"/>
+        <w:rPr>
+          <w:rFonts w:ascii="Times" w:hAnsi="Times" w:cs="Times"/>
+          <w:lang w:val="en-US"/>
+        </w:rPr>
+      </w:pPr>
+    </w:p>
+    <w:p>
+      <w:pPr>
+        <w:pStyle w:val="Listeafsnit"/>
         <w:numPr>
           <w:ilvl w:val="0"/>
           <w:numId w:val="1"/>
@@ -1130,16 +1154,16 @@
     </w:p>
     <w:p>
       <w:pPr>
-        <w:pStyle w:val="ListParagraph"/>
-        <w:rPr>
-          <w:rFonts w:ascii="Times" w:hAnsi="Times" w:cs="Times"/>
-          <w:lang w:val="en-US"/>
-        </w:rPr>
-      </w:pPr>
-    </w:p>
-    <w:p>
-      <w:pPr>
-        <w:pStyle w:val="ListParagraph"/>
+        <w:pStyle w:val="Listeafsnit"/>
+        <w:rPr>
+          <w:rFonts w:ascii="Times" w:hAnsi="Times" w:cs="Times"/>
+          <w:lang w:val="en-US"/>
+        </w:rPr>
+      </w:pPr>
+    </w:p>
+    <w:p>
+      <w:pPr>
+        <w:pStyle w:val="Listeafsnit"/>
         <w:rPr>
           <w:rFonts w:ascii="Times" w:hAnsi="Times" w:cs="Times"/>
           <w:lang w:val="en-US"/>
@@ -1193,39 +1217,7 @@
           <w:color w:val="1F2328"/>
           <w:lang w:val="en-US"/>
         </w:rPr>
-        <w:t xml:space="preserve">To make it easy for you, the </w:t>
-      </w:r>
-      <w:r>
-        <w:rPr>
-          <w:rFonts w:ascii="Times" w:hAnsi="Times" w:cs="Times"/>
-          <w:color w:val="1F2328"/>
-          <w:lang w:val="en-US"/>
-        </w:rPr>
-        <w:t>tables in the</w:t>
-      </w:r>
-      <w:r>
-        <w:rPr>
-          <w:rFonts w:ascii="Times" w:hAnsi="Times" w:cs="Times"/>
-          <w:color w:val="1F2328"/>
-          <w:lang w:val="en-US"/>
-        </w:rPr>
-        <w:t xml:space="preserve"> database are made such that they correspond to </w:t>
-      </w:r>
-      <w:r>
-        <w:rPr>
-          <w:rFonts w:ascii="Times" w:hAnsi="Times" w:cs="Times"/>
-          <w:color w:val="1F2328"/>
-          <w:lang w:val="en-US"/>
-        </w:rPr>
-        <w:t xml:space="preserve">the </w:t>
-      </w:r>
-      <w:r>
-        <w:rPr>
-          <w:rFonts w:ascii="Times" w:hAnsi="Times" w:cs="Times"/>
-          <w:color w:val="1F2328"/>
-          <w:lang w:val="en-US"/>
-        </w:rPr>
-        <w:t xml:space="preserve">sheets you are already using, so there should be no need to change your </w:t>
+        <w:t xml:space="preserve">To make it easy for you, the tables in the database are made such that they correspond to the sheets you are already using, so there should be no need to change your </w:t>
       </w:r>
       <w:r>
         <w:rPr>
@@ -1241,23 +1233,7 @@
           <w:color w:val="1F2328"/>
           <w:lang w:val="en-US"/>
         </w:rPr>
-        <w:t xml:space="preserve"> spreadsheet</w:t>
-      </w:r>
-      <w:r>
-        <w:rPr>
-          <w:rFonts w:ascii="Times" w:hAnsi="Times" w:cs="Times"/>
-          <w:color w:val="1F2328"/>
-          <w:lang w:val="en-US"/>
-        </w:rPr>
-        <w:t xml:space="preserve"> templates</w:t>
-      </w:r>
-      <w:r>
-        <w:rPr>
-          <w:rFonts w:ascii="Times" w:hAnsi="Times" w:cs="Times"/>
-          <w:color w:val="1F2328"/>
-          <w:lang w:val="en-US"/>
-        </w:rPr>
-        <w:t>, and you should be able to upload</w:t>
+        <w:t xml:space="preserve"> spreadsheet templates, and you should be able to upload</w:t>
       </w:r>
       <w:r>
         <w:rPr>
@@ -1413,17 +1389,17 @@
     </w:p>
     <w:p>
       <w:pPr>
-        <w:pStyle w:val="ListParagraph"/>
-        <w:rPr>
-          <w:rFonts w:ascii="Times" w:hAnsi="Times" w:cs="Times"/>
-          <w:color w:val="1F2328"/>
-          <w:lang w:val="en-US"/>
-        </w:rPr>
-      </w:pPr>
-    </w:p>
-    <w:p>
-      <w:pPr>
-        <w:pStyle w:val="ListParagraph"/>
+        <w:pStyle w:val="Listeafsnit"/>
+        <w:rPr>
+          <w:rFonts w:ascii="Times" w:hAnsi="Times" w:cs="Times"/>
+          <w:color w:val="1F2328"/>
+          <w:lang w:val="en-US"/>
+        </w:rPr>
+      </w:pPr>
+    </w:p>
+    <w:p>
+      <w:pPr>
+        <w:pStyle w:val="Listeafsnit"/>
         <w:numPr>
           <w:ilvl w:val="0"/>
           <w:numId w:val="1"/>
@@ -1450,16 +1426,16 @@
     </w:p>
     <w:p>
       <w:pPr>
-        <w:pStyle w:val="ListParagraph"/>
-        <w:rPr>
-          <w:rFonts w:ascii="Times" w:hAnsi="Times" w:cs="Times"/>
-          <w:lang w:val="en-US"/>
-        </w:rPr>
-      </w:pPr>
-    </w:p>
-    <w:p>
-      <w:pPr>
-        <w:pStyle w:val="ListParagraph"/>
+        <w:pStyle w:val="Listeafsnit"/>
+        <w:rPr>
+          <w:rFonts w:ascii="Times" w:hAnsi="Times" w:cs="Times"/>
+          <w:lang w:val="en-US"/>
+        </w:rPr>
+      </w:pPr>
+    </w:p>
+    <w:p>
+      <w:pPr>
+        <w:pStyle w:val="Listeafsnit"/>
         <w:numPr>
           <w:ilvl w:val="0"/>
           <w:numId w:val="1"/>
@@ -1546,16 +1522,16 @@
     </w:p>
     <w:p>
       <w:pPr>
-        <w:pStyle w:val="ListParagraph"/>
-        <w:rPr>
-          <w:rFonts w:ascii="Times" w:hAnsi="Times" w:cs="Times"/>
-          <w:lang w:val="en-US"/>
-        </w:rPr>
-      </w:pPr>
-    </w:p>
-    <w:p>
-      <w:pPr>
-        <w:pStyle w:val="ListParagraph"/>
+        <w:pStyle w:val="Listeafsnit"/>
+        <w:rPr>
+          <w:rFonts w:ascii="Times" w:hAnsi="Times" w:cs="Times"/>
+          <w:lang w:val="en-US"/>
+        </w:rPr>
+      </w:pPr>
+    </w:p>
+    <w:p>
+      <w:pPr>
+        <w:pStyle w:val="Listeafsnit"/>
         <w:numPr>
           <w:ilvl w:val="0"/>
           <w:numId w:val="1"/>
@@ -1625,16 +1601,16 @@
     </w:p>
     <w:p>
       <w:pPr>
-        <w:pStyle w:val="ListParagraph"/>
-        <w:rPr>
-          <w:rFonts w:ascii="Times" w:hAnsi="Times" w:cs="Times"/>
-          <w:lang w:val="en-US"/>
-        </w:rPr>
-      </w:pPr>
-    </w:p>
-    <w:p>
-      <w:pPr>
-        <w:pStyle w:val="ListParagraph"/>
+        <w:pStyle w:val="Listeafsnit"/>
+        <w:rPr>
+          <w:rFonts w:ascii="Times" w:hAnsi="Times" w:cs="Times"/>
+          <w:lang w:val="en-US"/>
+        </w:rPr>
+      </w:pPr>
+    </w:p>
+    <w:p>
+      <w:pPr>
+        <w:pStyle w:val="Listeafsnit"/>
         <w:numPr>
           <w:ilvl w:val="0"/>
           <w:numId w:val="1"/>
@@ -1663,7 +1639,23 @@
           <w:rFonts w:ascii="Times" w:hAnsi="Times" w:cs="Times"/>
           <w:lang w:val="en-US"/>
         </w:rPr>
-        <w:t xml:space="preserve"> This will ensure that your data is uploaded to the correct table, and that the database knows which sheet to expect (as described earlier, it is programmed to accept a fixed amount of standard sheets). </w:t>
+        <w:t xml:space="preserve"> This will ensure that your data is uploaded to the correct table, and that the database knows which sheet to expect (as described earlier, it is programmed to accept a fixed </w:t>
+      </w:r>
+      <w:proofErr w:type="gramStart"/>
+      <w:r>
+        <w:rPr>
+          <w:rFonts w:ascii="Times" w:hAnsi="Times" w:cs="Times"/>
+          <w:lang w:val="en-US"/>
+        </w:rPr>
+        <w:t>amount</w:t>
+      </w:r>
+      <w:proofErr w:type="gramEnd"/>
+      <w:r>
+        <w:rPr>
+          <w:rFonts w:ascii="Times" w:hAnsi="Times" w:cs="Times"/>
+          <w:lang w:val="en-US"/>
+        </w:rPr>
+        <w:t xml:space="preserve"> of standard sheets). </w:t>
       </w:r>
       <w:r>
         <w:rPr>
@@ -1675,16 +1667,16 @@
     </w:p>
     <w:p>
       <w:pPr>
-        <w:pStyle w:val="ListParagraph"/>
-        <w:rPr>
-          <w:rFonts w:ascii="Times" w:hAnsi="Times" w:cs="Times"/>
-          <w:lang w:val="en-US"/>
-        </w:rPr>
-      </w:pPr>
-    </w:p>
-    <w:p>
-      <w:pPr>
-        <w:pStyle w:val="ListParagraph"/>
+        <w:pStyle w:val="Listeafsnit"/>
+        <w:rPr>
+          <w:rFonts w:ascii="Times" w:hAnsi="Times" w:cs="Times"/>
+          <w:lang w:val="en-US"/>
+        </w:rPr>
+      </w:pPr>
+    </w:p>
+    <w:p>
+      <w:pPr>
+        <w:pStyle w:val="Listeafsnit"/>
         <w:numPr>
           <w:ilvl w:val="0"/>
           <w:numId w:val="1"/>
@@ -1718,16 +1710,16 @@
     </w:p>
     <w:p>
       <w:pPr>
-        <w:pStyle w:val="ListParagraph"/>
-        <w:rPr>
-          <w:rFonts w:ascii="Times" w:hAnsi="Times" w:cs="Times"/>
-          <w:lang w:val="en-US"/>
-        </w:rPr>
-      </w:pPr>
-    </w:p>
-    <w:p>
-      <w:pPr>
-        <w:pStyle w:val="ListParagraph"/>
+        <w:pStyle w:val="Listeafsnit"/>
+        <w:rPr>
+          <w:rFonts w:ascii="Times" w:hAnsi="Times" w:cs="Times"/>
+          <w:lang w:val="en-US"/>
+        </w:rPr>
+      </w:pPr>
+    </w:p>
+    <w:p>
+      <w:pPr>
+        <w:pStyle w:val="Listeafsnit"/>
         <w:numPr>
           <w:ilvl w:val="0"/>
           <w:numId w:val="1"/>
@@ -1754,16 +1746,16 @@
     </w:p>
     <w:p>
       <w:pPr>
-        <w:pStyle w:val="ListParagraph"/>
-        <w:rPr>
-          <w:rFonts w:ascii="Times" w:hAnsi="Times" w:cs="Times"/>
-          <w:lang w:val="en-US"/>
-        </w:rPr>
-      </w:pPr>
-    </w:p>
-    <w:p>
-      <w:pPr>
-        <w:pStyle w:val="ListParagraph"/>
+        <w:pStyle w:val="Listeafsnit"/>
+        <w:rPr>
+          <w:rFonts w:ascii="Times" w:hAnsi="Times" w:cs="Times"/>
+          <w:lang w:val="en-US"/>
+        </w:rPr>
+      </w:pPr>
+    </w:p>
+    <w:p>
+      <w:pPr>
+        <w:pStyle w:val="Listeafsnit"/>
         <w:numPr>
           <w:ilvl w:val="0"/>
           <w:numId w:val="1"/>
@@ -1832,16 +1824,16 @@
     </w:p>
     <w:p>
       <w:pPr>
-        <w:pStyle w:val="ListParagraph"/>
-        <w:rPr>
-          <w:rFonts w:ascii="Times" w:hAnsi="Times" w:cs="Times"/>
-          <w:lang w:val="en-US"/>
-        </w:rPr>
-      </w:pPr>
-    </w:p>
-    <w:p>
-      <w:pPr>
-        <w:pStyle w:val="ListParagraph"/>
+        <w:pStyle w:val="Listeafsnit"/>
+        <w:rPr>
+          <w:rFonts w:ascii="Times" w:hAnsi="Times" w:cs="Times"/>
+          <w:lang w:val="en-US"/>
+        </w:rPr>
+      </w:pPr>
+    </w:p>
+    <w:p>
+      <w:pPr>
+        <w:pStyle w:val="Listeafsnit"/>
         <w:numPr>
           <w:ilvl w:val="0"/>
           <w:numId w:val="1"/>
@@ -1872,7 +1864,7 @@
     </w:p>
     <w:p>
       <w:pPr>
-        <w:pStyle w:val="Heading1"/>
+        <w:pStyle w:val="Overskrift1"/>
         <w:rPr>
           <w:rFonts w:ascii="Times" w:hAnsi="Times" w:cs="Times"/>
           <w:lang w:val="en-US"/>
@@ -2026,7 +2018,7 @@
     </w:p>
     <w:p>
       <w:pPr>
-        <w:pStyle w:val="Heading2"/>
+        <w:pStyle w:val="Overskrift2"/>
         <w:rPr>
           <w:rFonts w:ascii="Times" w:hAnsi="Times" w:cs="Times"/>
           <w:lang w:val="en-US"/>
@@ -2051,7 +2043,7 @@
       </w:r>
       <w:r>
         <w:rPr>
-          <w:rStyle w:val="Heading2Char"/>
+          <w:rStyle w:val="Overskrift2Tegn"/>
           <w:rFonts w:ascii="Times" w:hAnsi="Times" w:cs="Times"/>
           <w:lang w:val="en-US"/>
         </w:rPr>
@@ -2086,7 +2078,7 @@
     </w:p>
     <w:p>
       <w:pPr>
-        <w:pStyle w:val="Heading2"/>
+        <w:pStyle w:val="Overskrift2"/>
         <w:rPr>
           <w:rFonts w:ascii="Times" w:hAnsi="Times" w:cs="Times"/>
           <w:lang w:val="en-US"/>
@@ -2128,7 +2120,7 @@
     <w:p>
       <w:pPr>
         <w:rPr>
-          <w:rStyle w:val="Heading2Char"/>
+          <w:rStyle w:val="Overskrift2Tegn"/>
           <w:rFonts w:ascii="Times" w:eastAsiaTheme="minorHAnsi" w:hAnsi="Times" w:cs="Times"/>
           <w:color w:val="1F2328"/>
           <w:sz w:val="22"/>
@@ -2142,7 +2134,25 @@
           <w:color w:val="1F2328"/>
           <w:lang w:val="en-US"/>
         </w:rPr>
-        <w:t xml:space="preserve">Intervals should be in a restricted mathematical notation and only the following characters are allowed: “[“ “)” “,” and numbers (no decimal allowed, unless you use “.” as decimal point). This means that </w:t>
+        <w:t>Intervals should be in a restricted mathematical notation and only the following characters are allowed: “</w:t>
+      </w:r>
+      <w:proofErr w:type="gramStart"/>
+      <w:r>
+        <w:rPr>
+          <w:rFonts w:ascii="Times" w:hAnsi="Times" w:cs="Times"/>
+          <w:color w:val="1F2328"/>
+          <w:lang w:val="en-US"/>
+        </w:rPr>
+        <w:t>[“ “</w:t>
+      </w:r>
+      <w:proofErr w:type="gramEnd"/>
+      <w:r>
+        <w:rPr>
+          <w:rFonts w:ascii="Times" w:hAnsi="Times" w:cs="Times"/>
+          <w:color w:val="1F2328"/>
+          <w:lang w:val="en-US"/>
+        </w:rPr>
+        <w:t xml:space="preserve">)” “,” and numbers (no decimal allowed, unless you use “.” as decimal point). This means that </w:t>
       </w:r>
       <w:r>
         <w:rPr>
@@ -2198,7 +2208,7 @@
     <w:p>
       <w:pPr>
         <w:rPr>
-          <w:rStyle w:val="Heading2Char"/>
+          <w:rStyle w:val="Overskrift2Tegn"/>
           <w:rFonts w:ascii="Times" w:hAnsi="Times" w:cs="Times"/>
           <w:lang w:val="en-US"/>
         </w:rPr>
@@ -2207,7 +2217,7 @@
       <w:bookmarkStart w:id="9" w:name="_Toc159397494"/>
       <w:r>
         <w:rPr>
-          <w:rStyle w:val="Heading2Char"/>
+          <w:rStyle w:val="Overskrift2Tegn"/>
           <w:rFonts w:ascii="Times" w:hAnsi="Times" w:cs="Times"/>
           <w:lang w:val="en-US"/>
         </w:rPr>
@@ -2215,7 +2225,7 @@
       </w:r>
       <w:r>
         <w:rPr>
-          <w:rStyle w:val="Heading2Char"/>
+          <w:rStyle w:val="Overskrift2Tegn"/>
           <w:rFonts w:ascii="Times" w:hAnsi="Times" w:cs="Times"/>
           <w:lang w:val="en-US"/>
         </w:rPr>
@@ -2223,7 +2233,7 @@
       </w:r>
       <w:r>
         <w:rPr>
-          <w:rStyle w:val="Heading2Char"/>
+          <w:rStyle w:val="Overskrift2Tegn"/>
           <w:rFonts w:ascii="Times" w:hAnsi="Times" w:cs="Times"/>
           <w:lang w:val="en-US"/>
         </w:rPr>
@@ -2231,7 +2241,7 @@
       </w:r>
       <w:r>
         <w:rPr>
-          <w:rStyle w:val="Heading2Char"/>
+          <w:rStyle w:val="Overskrift2Tegn"/>
           <w:rFonts w:ascii="Times" w:hAnsi="Times" w:cs="Times"/>
           <w:lang w:val="en-US"/>
         </w:rPr>
@@ -2360,7 +2370,7 @@
     </w:p>
     <w:p>
       <w:pPr>
-        <w:pStyle w:val="Heading2"/>
+        <w:pStyle w:val="Overskrift2"/>
         <w:rPr>
           <w:rFonts w:ascii="Times" w:hAnsi="Times" w:cs="Times"/>
           <w:lang w:val="en-US"/>
@@ -2550,7 +2560,7 @@
     </w:p>
     <w:p>
       <w:pPr>
-        <w:pStyle w:val="Heading2"/>
+        <w:pStyle w:val="Overskrift2"/>
         <w:rPr>
           <w:rFonts w:ascii="Times" w:hAnsi="Times" w:cs="Times"/>
           <w:lang w:val="en-US"/>
@@ -2574,7 +2584,7 @@
       </w:r>
       <w:r>
         <w:rPr>
-          <w:rStyle w:val="Heading2Char"/>
+          <w:rStyle w:val="Overskrift2Tegn"/>
           <w:rFonts w:ascii="Times" w:hAnsi="Times" w:cs="Times"/>
           <w:lang w:val="en-US"/>
         </w:rPr>
@@ -2607,7 +2617,7 @@
     </w:p>
     <w:p>
       <w:pPr>
-        <w:pStyle w:val="Heading2"/>
+        <w:pStyle w:val="Overskrift2"/>
         <w:rPr>
           <w:rFonts w:ascii="Times" w:hAnsi="Times" w:cs="Times"/>
           <w:lang w:val="en-US"/>
@@ -2631,7 +2641,7 @@
       </w:r>
       <w:r>
         <w:rPr>
-          <w:rStyle w:val="Heading2Char"/>
+          <w:rStyle w:val="Overskrift2Tegn"/>
           <w:rFonts w:ascii="Times" w:hAnsi="Times" w:cs="Times"/>
           <w:lang w:val="en-US"/>
         </w:rPr>
@@ -2693,7 +2703,7 @@
     </w:p>
     <w:p>
       <w:pPr>
-        <w:pStyle w:val="Heading1"/>
+        <w:pStyle w:val="Overskrift1"/>
         <w:rPr>
           <w:rFonts w:ascii="Times" w:hAnsi="Times" w:cs="Times"/>
           <w:lang w:val="en-US"/>
@@ -2833,7 +2843,7 @@
       </w:r>
       <w:r>
         <w:rPr>
-          <w:rStyle w:val="FootnoteReference"/>
+          <w:rStyle w:val="Fodnotehenvisning"/>
           <w:rFonts w:ascii="Times" w:hAnsi="Times" w:cs="Times"/>
           <w:lang w:val="en-US"/>
         </w:rPr>
@@ -2948,26 +2958,94 @@
     </w:p>
     <w:p>
       <w:pPr>
-        <w:pStyle w:val="Heading1"/>
-        <w:rPr>
-          <w:rStyle w:val="Strong"/>
+        <w:pStyle w:val="Overskrift1"/>
+        <w:rPr>
+          <w:rStyle w:val="Strk"/>
           <w:rFonts w:ascii="Times" w:hAnsi="Times" w:cs="Times"/>
           <w:b w:val="0"/>
           <w:bCs w:val="0"/>
-          <w:lang w:val="en-US"/>
         </w:rPr>
       </w:pPr>
       <w:bookmarkStart w:id="18" w:name="_Toc159310738"/>
       <w:bookmarkStart w:id="19" w:name="_Toc159397499"/>
-      <w:r>
-        <w:rPr>
-          <w:rStyle w:val="Strong"/>
+      <w:proofErr w:type="spellStart"/>
+      <w:r>
+        <w:rPr>
+          <w:rStyle w:val="Strk"/>
           <w:rFonts w:ascii="Times" w:hAnsi="Times" w:cs="Times"/>
           <w:b w:val="0"/>
           <w:bCs w:val="0"/>
-          <w:lang w:val="en-US"/>
         </w:rPr>
         <w:lastRenderedPageBreak/>
+        <w:t>Error</w:t>
+      </w:r>
+      <w:r>
+        <w:rPr>
+          <w:rStyle w:val="Strk"/>
+          <w:rFonts w:ascii="Times" w:hAnsi="Times" w:cs="Times"/>
+          <w:b w:val="0"/>
+          <w:bCs w:val="0"/>
+        </w:rPr>
+        <w:t>s</w:t>
+      </w:r>
+      <w:proofErr w:type="spellEnd"/>
+    </w:p>
+    <w:p>
+      <w:pPr>
+        <w:rPr>
+          <w:rFonts w:ascii="Times" w:hAnsi="Times" w:cs="Times"/>
+          <w:lang w:val="en-US"/>
+        </w:rPr>
+      </w:pPr>
+      <w:r>
+        <w:rPr>
+          <w:rFonts w:ascii="Times" w:hAnsi="Times" w:cs="Times"/>
+          <w:lang w:val="en-US"/>
+        </w:rPr>
+        <w:t>During upload, you will most likely encounter errors. Most of the time, these are due to unexpected formatting, and should be easily fixed by yourself. However, if you encounter any errors that you cannot fix yourself, make sure to contact admin with the time and date of when the error happened and the traceback shown on the error page.</w:t>
+      </w:r>
+    </w:p>
+    <w:p>
+      <w:pPr>
+        <w:rPr>
+          <w:rFonts w:ascii="Times" w:hAnsi="Times" w:cs="Times"/>
+          <w:lang w:val="en-US" w:eastAsia="da-DK"/>
+        </w:rPr>
+      </w:pPr>
+      <w:r>
+        <w:rPr>
+          <w:rFonts w:ascii="Times" w:hAnsi="Times" w:cs="Times"/>
+          <w:lang w:val="en-US" w:eastAsia="da-DK"/>
+        </w:rPr>
+        <w:t>If you encounter a “Internal Server Error”, this means you encountered an error I did not anticipate.  Please notify me with the time and date for when it occurred, so I can investigate the error log.</w:t>
+      </w:r>
+    </w:p>
+    <w:p>
+      <w:pPr>
+        <w:rPr>
+          <w:lang w:val="en-US"/>
+        </w:rPr>
+      </w:pPr>
+    </w:p>
+    <w:p>
+      <w:pPr>
+        <w:pStyle w:val="Overskrift1"/>
+        <w:rPr>
+          <w:rStyle w:val="Strk"/>
+          <w:rFonts w:ascii="Times" w:hAnsi="Times" w:cs="Times"/>
+          <w:b w:val="0"/>
+          <w:bCs w:val="0"/>
+          <w:lang w:val="en-US"/>
+        </w:rPr>
+      </w:pPr>
+      <w:r>
+        <w:rPr>
+          <w:rStyle w:val="Strk"/>
+          <w:rFonts w:ascii="Times" w:hAnsi="Times" w:cs="Times"/>
+          <w:b w:val="0"/>
+          <w:bCs w:val="0"/>
+          <w:lang w:val="en-US"/>
+        </w:rPr>
         <w:t>Admin contact info</w:t>
       </w:r>
       <w:bookmarkEnd w:id="18"/>
@@ -3007,7 +3085,7 @@
     </w:p>
     <w:p>
       <w:pPr>
-        <w:pStyle w:val="Heading1"/>
+        <w:pStyle w:val="Overskrift1"/>
         <w:rPr>
           <w:rFonts w:ascii="Times" w:hAnsi="Times" w:cs="Times"/>
           <w:lang w:val="en-US"/>
@@ -3041,7 +3119,7 @@
 </file>
 
 <file path=word/endnotes.xml><?xml version="1.0" encoding="utf-8"?>
-<w:endnotes xmlns:wpc="http://schemas.microsoft.com/office/word/2010/wordprocessingCanvas" xmlns:cx="http://schemas.microsoft.com/office/drawing/2014/chartex" xmlns:cx1="http://schemas.microsoft.com/office/drawing/2015/9/8/chartex" xmlns:cx2="http://schemas.microsoft.com/office/drawing/2015/10/21/chartex" xmlns:cx3="http://schemas.microsoft.com/office/drawing/2016/5/9/chartex" xmlns:cx4="http://schemas.microsoft.com/office/drawing/2016/5/10/chartex" xmlns:cx5="http://schemas.microsoft.com/office/drawing/2016/5/11/chartex" xmlns:cx6="http://schemas.microsoft.com/office/drawing/2016/5/12/chartex" xmlns:cx7="http://schemas.microsoft.com/office/drawing/2016/5/13/chartex" xmlns:cx8="http://schemas.microsoft.com/office/drawing/2016/5/14/chartex" xmlns:mc="http://schemas.openxmlformats.org/markup-compatibility/2006" xmlns:aink="http://schemas.microsoft.com/office/drawing/2016/ink" xmlns:am3d="http://schemas.microsoft.com/office/drawing/2017/model3d" xmlns:o="urn:schemas-microsoft-com:office:office" xmlns:oel="http://schemas.microsoft.com/office/2019/extlst" xmlns:r="http://schemas.openxmlformats.org/officeDocument/2006/relationships" xmlns:m="http://schemas.openxmlformats.org/officeDocument/2006/math" xmlns:v="urn:schemas-microsoft-com:vml" xmlns:wp14="http://schemas.microsoft.com/office/word/2010/wordprocessingDrawing" xmlns:wp="http://schemas.openxmlformats.org/drawingml/2006/wordprocessingDrawing" xmlns:w10="urn:schemas-microsoft-com:office:word" xmlns:w="http://schemas.openxmlformats.org/wordprocessingml/2006/main" xmlns:w14="http://schemas.microsoft.com/office/word/2010/wordml" xmlns:w15="http://schemas.microsoft.com/office/word/2012/wordml" xmlns:w16cex="http://schemas.microsoft.com/office/word/2018/wordml/cex" xmlns:w16cid="http://schemas.microsoft.com/office/word/2016/wordml/cid" xmlns:w16="http://schemas.microsoft.com/office/word/2018/wordml" xmlns:w16sdtdh="http://schemas.microsoft.com/office/word/2020/wordml/sdtdatahash" xmlns:w16se="http://schemas.microsoft.com/office/word/2015/wordml/symex" xmlns:wpg="http://schemas.microsoft.com/office/word/2010/wordprocessingGroup" xmlns:wpi="http://schemas.microsoft.com/office/word/2010/wordprocessingInk" xmlns:wne="http://schemas.microsoft.com/office/word/2006/wordml" xmlns:wps="http://schemas.microsoft.com/office/word/2010/wordprocessingShape" mc:Ignorable="w14 w15 w16se w16cid w16 w16cex w16sdtdh wp14">
+<w:endnotes xmlns:wpc="http://schemas.microsoft.com/office/word/2010/wordprocessingCanvas" xmlns:cx="http://schemas.microsoft.com/office/drawing/2014/chartex" xmlns:cx1="http://schemas.microsoft.com/office/drawing/2015/9/8/chartex" xmlns:cx2="http://schemas.microsoft.com/office/drawing/2015/10/21/chartex" xmlns:cx3="http://schemas.microsoft.com/office/drawing/2016/5/9/chartex" xmlns:cx4="http://schemas.microsoft.com/office/drawing/2016/5/10/chartex" xmlns:cx5="http://schemas.microsoft.com/office/drawing/2016/5/11/chartex" xmlns:cx6="http://schemas.microsoft.com/office/drawing/2016/5/12/chartex" xmlns:cx7="http://schemas.microsoft.com/office/drawing/2016/5/13/chartex" xmlns:cx8="http://schemas.microsoft.com/office/drawing/2016/5/14/chartex" xmlns:mc="http://schemas.openxmlformats.org/markup-compatibility/2006" xmlns:aink="http://schemas.microsoft.com/office/drawing/2016/ink" xmlns:am3d="http://schemas.microsoft.com/office/drawing/2017/model3d" xmlns:o="urn:schemas-microsoft-com:office:office" xmlns:oel="http://schemas.microsoft.com/office/2019/extlst" xmlns:r="http://schemas.openxmlformats.org/officeDocument/2006/relationships" xmlns:m="http://schemas.openxmlformats.org/officeDocument/2006/math" xmlns:v="urn:schemas-microsoft-com:vml" xmlns:wp14="http://schemas.microsoft.com/office/word/2010/wordprocessingDrawing" xmlns:wp="http://schemas.openxmlformats.org/drawingml/2006/wordprocessingDrawing" xmlns:w10="urn:schemas-microsoft-com:office:word" xmlns:w="http://schemas.openxmlformats.org/wordprocessingml/2006/main" xmlns:w14="http://schemas.microsoft.com/office/word/2010/wordml" xmlns:w15="http://schemas.microsoft.com/office/word/2012/wordml" xmlns:w16cex="http://schemas.microsoft.com/office/word/2018/wordml/cex" xmlns:w16cid="http://schemas.microsoft.com/office/word/2016/wordml/cid" xmlns:w16="http://schemas.microsoft.com/office/word/2018/wordml" xmlns:w16du="http://schemas.microsoft.com/office/word/2023/wordml/word16du" xmlns:w16sdtdh="http://schemas.microsoft.com/office/word/2020/wordml/sdtdatahash" xmlns:w16se="http://schemas.microsoft.com/office/word/2015/wordml/symex" xmlns:wpg="http://schemas.microsoft.com/office/word/2010/wordprocessingGroup" xmlns:wpi="http://schemas.microsoft.com/office/word/2010/wordprocessingInk" xmlns:wne="http://schemas.microsoft.com/office/word/2006/wordml" xmlns:wps="http://schemas.microsoft.com/office/word/2010/wordprocessingShape" mc:Ignorable="w14 w15 w16se w16cid w16 w16cex w16sdtdh w16du wp14">
   <w:endnote w:type="separator" w:id="-1">
     <w:p>
       <w:pPr>
@@ -3066,7 +3144,7 @@
 </file>
 
 <file path=word/footnotes.xml><?xml version="1.0" encoding="utf-8"?>
-<w:footnotes xmlns:wpc="http://schemas.microsoft.com/office/word/2010/wordprocessingCanvas" xmlns:cx="http://schemas.microsoft.com/office/drawing/2014/chartex" xmlns:cx1="http://schemas.microsoft.com/office/drawing/2015/9/8/chartex" xmlns:cx2="http://schemas.microsoft.com/office/drawing/2015/10/21/chartex" xmlns:cx3="http://schemas.microsoft.com/office/drawing/2016/5/9/chartex" xmlns:cx4="http://schemas.microsoft.com/office/drawing/2016/5/10/chartex" xmlns:cx5="http://schemas.microsoft.com/office/drawing/2016/5/11/chartex" xmlns:cx6="http://schemas.microsoft.com/office/drawing/2016/5/12/chartex" xmlns:cx7="http://schemas.microsoft.com/office/drawing/2016/5/13/chartex" xmlns:cx8="http://schemas.microsoft.com/office/drawing/2016/5/14/chartex" xmlns:mc="http://schemas.openxmlformats.org/markup-compatibility/2006" xmlns:aink="http://schemas.microsoft.com/office/drawing/2016/ink" xmlns:am3d="http://schemas.microsoft.com/office/drawing/2017/model3d" xmlns:o="urn:schemas-microsoft-com:office:office" xmlns:oel="http://schemas.microsoft.com/office/2019/extlst" xmlns:r="http://schemas.openxmlformats.org/officeDocument/2006/relationships" xmlns:m="http://schemas.openxmlformats.org/officeDocument/2006/math" xmlns:v="urn:schemas-microsoft-com:vml" xmlns:wp14="http://schemas.microsoft.com/office/word/2010/wordprocessingDrawing" xmlns:wp="http://schemas.openxmlformats.org/drawingml/2006/wordprocessingDrawing" xmlns:w10="urn:schemas-microsoft-com:office:word" xmlns:w="http://schemas.openxmlformats.org/wordprocessingml/2006/main" xmlns:w14="http://schemas.microsoft.com/office/word/2010/wordml" xmlns:w15="http://schemas.microsoft.com/office/word/2012/wordml" xmlns:w16cex="http://schemas.microsoft.com/office/word/2018/wordml/cex" xmlns:w16cid="http://schemas.microsoft.com/office/word/2016/wordml/cid" xmlns:w16="http://schemas.microsoft.com/office/word/2018/wordml" xmlns:w16sdtdh="http://schemas.microsoft.com/office/word/2020/wordml/sdtdatahash" xmlns:w16se="http://schemas.microsoft.com/office/word/2015/wordml/symex" xmlns:wpg="http://schemas.microsoft.com/office/word/2010/wordprocessingGroup" xmlns:wpi="http://schemas.microsoft.com/office/word/2010/wordprocessingInk" xmlns:wne="http://schemas.microsoft.com/office/word/2006/wordml" xmlns:wps="http://schemas.microsoft.com/office/word/2010/wordprocessingShape" mc:Ignorable="w14 w15 w16se w16cid w16 w16cex w16sdtdh wp14">
+<w:footnotes xmlns:wpc="http://schemas.microsoft.com/office/word/2010/wordprocessingCanvas" xmlns:cx="http://schemas.microsoft.com/office/drawing/2014/chartex" xmlns:cx1="http://schemas.microsoft.com/office/drawing/2015/9/8/chartex" xmlns:cx2="http://schemas.microsoft.com/office/drawing/2015/10/21/chartex" xmlns:cx3="http://schemas.microsoft.com/office/drawing/2016/5/9/chartex" xmlns:cx4="http://schemas.microsoft.com/office/drawing/2016/5/10/chartex" xmlns:cx5="http://schemas.microsoft.com/office/drawing/2016/5/11/chartex" xmlns:cx6="http://schemas.microsoft.com/office/drawing/2016/5/12/chartex" xmlns:cx7="http://schemas.microsoft.com/office/drawing/2016/5/13/chartex" xmlns:cx8="http://schemas.microsoft.com/office/drawing/2016/5/14/chartex" xmlns:mc="http://schemas.openxmlformats.org/markup-compatibility/2006" xmlns:aink="http://schemas.microsoft.com/office/drawing/2016/ink" xmlns:am3d="http://schemas.microsoft.com/office/drawing/2017/model3d" xmlns:o="urn:schemas-microsoft-com:office:office" xmlns:oel="http://schemas.microsoft.com/office/2019/extlst" xmlns:r="http://schemas.openxmlformats.org/officeDocument/2006/relationships" xmlns:m="http://schemas.openxmlformats.org/officeDocument/2006/math" xmlns:v="urn:schemas-microsoft-com:vml" xmlns:wp14="http://schemas.microsoft.com/office/word/2010/wordprocessingDrawing" xmlns:wp="http://schemas.openxmlformats.org/drawingml/2006/wordprocessingDrawing" xmlns:w10="urn:schemas-microsoft-com:office:word" xmlns:w="http://schemas.openxmlformats.org/wordprocessingml/2006/main" xmlns:w14="http://schemas.microsoft.com/office/word/2010/wordml" xmlns:w15="http://schemas.microsoft.com/office/word/2012/wordml" xmlns:w16cex="http://schemas.microsoft.com/office/word/2018/wordml/cex" xmlns:w16cid="http://schemas.microsoft.com/office/word/2016/wordml/cid" xmlns:w16="http://schemas.microsoft.com/office/word/2018/wordml" xmlns:w16du="http://schemas.microsoft.com/office/word/2023/wordml/word16du" xmlns:w16sdtdh="http://schemas.microsoft.com/office/word/2020/wordml/sdtdatahash" xmlns:w16se="http://schemas.microsoft.com/office/word/2015/wordml/symex" xmlns:wpg="http://schemas.microsoft.com/office/word/2010/wordprocessingGroup" xmlns:wpi="http://schemas.microsoft.com/office/word/2010/wordprocessingInk" xmlns:wne="http://schemas.microsoft.com/office/word/2006/wordml" xmlns:wps="http://schemas.microsoft.com/office/word/2010/wordprocessingShape" mc:Ignorable="w14 w15 w16se w16cid w16 w16cex w16sdtdh w16du wp14">
   <w:footnote w:type="separator" w:id="-1">
     <w:p>
       <w:pPr>
@@ -3090,14 +3168,14 @@
   <w:footnote w:id="1">
     <w:p>
       <w:pPr>
-        <w:pStyle w:val="FootnoteText"/>
-        <w:rPr>
-          <w:lang w:val="en-US"/>
-        </w:rPr>
-      </w:pPr>
-      <w:r>
-        <w:rPr>
-          <w:rStyle w:val="FootnoteReference"/>
+        <w:pStyle w:val="Fodnotetekst"/>
+        <w:rPr>
+          <w:lang w:val="en-US"/>
+        </w:rPr>
+      </w:pPr>
+      <w:r>
+        <w:rPr>
+          <w:rStyle w:val="Fodnotehenvisning"/>
         </w:rPr>
         <w:footnoteRef/>
       </w:r>
@@ -3124,7 +3202,7 @@
 </file>
 
 <file path=word/numbering.xml><?xml version="1.0" encoding="utf-8"?>
-<w:numbering xmlns:wpc="http://schemas.microsoft.com/office/word/2010/wordprocessingCanvas" xmlns:cx="http://schemas.microsoft.com/office/drawing/2014/chartex" xmlns:cx1="http://schemas.microsoft.com/office/drawing/2015/9/8/chartex" xmlns:cx2="http://schemas.microsoft.com/office/drawing/2015/10/21/chartex" xmlns:cx3="http://schemas.microsoft.com/office/drawing/2016/5/9/chartex" xmlns:cx4="http://schemas.microsoft.com/office/drawing/2016/5/10/chartex" xmlns:cx5="http://schemas.microsoft.com/office/drawing/2016/5/11/chartex" xmlns:cx6="http://schemas.microsoft.com/office/drawing/2016/5/12/chartex" xmlns:cx7="http://schemas.microsoft.com/office/drawing/2016/5/13/chartex" xmlns:cx8="http://schemas.microsoft.com/office/drawing/2016/5/14/chartex" xmlns:mc="http://schemas.openxmlformats.org/markup-compatibility/2006" xmlns:aink="http://schemas.microsoft.com/office/drawing/2016/ink" xmlns:am3d="http://schemas.microsoft.com/office/drawing/2017/model3d" xmlns:o="urn:schemas-microsoft-com:office:office" xmlns:oel="http://schemas.microsoft.com/office/2019/extlst" xmlns:r="http://schemas.openxmlformats.org/officeDocument/2006/relationships" xmlns:m="http://schemas.openxmlformats.org/officeDocument/2006/math" xmlns:v="urn:schemas-microsoft-com:vml" xmlns:wp14="http://schemas.microsoft.com/office/word/2010/wordprocessingDrawing" xmlns:wp="http://schemas.openxmlformats.org/drawingml/2006/wordprocessingDrawing" xmlns:w10="urn:schemas-microsoft-com:office:word" xmlns:w="http://schemas.openxmlformats.org/wordprocessingml/2006/main" xmlns:w14="http://schemas.microsoft.com/office/word/2010/wordml" xmlns:w15="http://schemas.microsoft.com/office/word/2012/wordml" xmlns:w16cex="http://schemas.microsoft.com/office/word/2018/wordml/cex" xmlns:w16cid="http://schemas.microsoft.com/office/word/2016/wordml/cid" xmlns:w16="http://schemas.microsoft.com/office/word/2018/wordml" xmlns:w16sdtdh="http://schemas.microsoft.com/office/word/2020/wordml/sdtdatahash" xmlns:w16se="http://schemas.microsoft.com/office/word/2015/wordml/symex" xmlns:wpg="http://schemas.microsoft.com/office/word/2010/wordprocessingGroup" xmlns:wpi="http://schemas.microsoft.com/office/word/2010/wordprocessingInk" xmlns:wne="http://schemas.microsoft.com/office/word/2006/wordml" xmlns:wps="http://schemas.microsoft.com/office/word/2010/wordprocessingShape" mc:Ignorable="w14 w15 w16se w16cid w16 w16cex w16sdtdh wp14">
+<w:numbering xmlns:wpc="http://schemas.microsoft.com/office/word/2010/wordprocessingCanvas" xmlns:cx="http://schemas.microsoft.com/office/drawing/2014/chartex" xmlns:cx1="http://schemas.microsoft.com/office/drawing/2015/9/8/chartex" xmlns:cx2="http://schemas.microsoft.com/office/drawing/2015/10/21/chartex" xmlns:cx3="http://schemas.microsoft.com/office/drawing/2016/5/9/chartex" xmlns:cx4="http://schemas.microsoft.com/office/drawing/2016/5/10/chartex" xmlns:cx5="http://schemas.microsoft.com/office/drawing/2016/5/11/chartex" xmlns:cx6="http://schemas.microsoft.com/office/drawing/2016/5/12/chartex" xmlns:cx7="http://schemas.microsoft.com/office/drawing/2016/5/13/chartex" xmlns:cx8="http://schemas.microsoft.com/office/drawing/2016/5/14/chartex" xmlns:mc="http://schemas.openxmlformats.org/markup-compatibility/2006" xmlns:aink="http://schemas.microsoft.com/office/drawing/2016/ink" xmlns:am3d="http://schemas.microsoft.com/office/drawing/2017/model3d" xmlns:o="urn:schemas-microsoft-com:office:office" xmlns:oel="http://schemas.microsoft.com/office/2019/extlst" xmlns:r="http://schemas.openxmlformats.org/officeDocument/2006/relationships" xmlns:m="http://schemas.openxmlformats.org/officeDocument/2006/math" xmlns:v="urn:schemas-microsoft-com:vml" xmlns:wp14="http://schemas.microsoft.com/office/word/2010/wordprocessingDrawing" xmlns:wp="http://schemas.openxmlformats.org/drawingml/2006/wordprocessingDrawing" xmlns:w10="urn:schemas-microsoft-com:office:word" xmlns:w="http://schemas.openxmlformats.org/wordprocessingml/2006/main" xmlns:w14="http://schemas.microsoft.com/office/word/2010/wordml" xmlns:w15="http://schemas.microsoft.com/office/word/2012/wordml" xmlns:w16cex="http://schemas.microsoft.com/office/word/2018/wordml/cex" xmlns:w16cid="http://schemas.microsoft.com/office/word/2016/wordml/cid" xmlns:w16="http://schemas.microsoft.com/office/word/2018/wordml" xmlns:w16du="http://schemas.microsoft.com/office/word/2023/wordml/word16du" xmlns:w16sdtdh="http://schemas.microsoft.com/office/word/2020/wordml/sdtdatahash" xmlns:w16se="http://schemas.microsoft.com/office/word/2015/wordml/symex" xmlns:wpg="http://schemas.microsoft.com/office/word/2010/wordprocessingGroup" xmlns:wpi="http://schemas.microsoft.com/office/word/2010/wordprocessingInk" xmlns:wne="http://schemas.microsoft.com/office/word/2006/wordml" xmlns:wps="http://schemas.microsoft.com/office/word/2010/wordprocessingShape" mc:Ignorable="w14 w15 w16se w16cid w16 w16cex w16sdtdh w16du wp14">
   <w:abstractNum w:abstractNumId="0" w15:restartNumberingAfterBreak="0">
     <w:nsid w:val="76B4186A"/>
     <w:multiLevelType w:val="hybridMultilevel"/>
@@ -3221,7 +3299,7 @@
 </file>
 
 <file path=word/styles.xml><?xml version="1.0" encoding="utf-8"?>
-<w:styles xmlns:mc="http://schemas.openxmlformats.org/markup-compatibility/2006" xmlns:r="http://schemas.openxmlformats.org/officeDocument/2006/relationships" xmlns:w="http://schemas.openxmlformats.org/wordprocessingml/2006/main" xmlns:w14="http://schemas.microsoft.com/office/word/2010/wordml" xmlns:w15="http://schemas.microsoft.com/office/word/2012/wordml" xmlns:w16cex="http://schemas.microsoft.com/office/word/2018/wordml/cex" xmlns:w16cid="http://schemas.microsoft.com/office/word/2016/wordml/cid" xmlns:w16="http://schemas.microsoft.com/office/word/2018/wordml" xmlns:w16sdtdh="http://schemas.microsoft.com/office/word/2020/wordml/sdtdatahash" xmlns:w16se="http://schemas.microsoft.com/office/word/2015/wordml/symex" mc:Ignorable="w14 w15 w16se w16cid w16 w16cex w16sdtdh">
+<w:styles xmlns:mc="http://schemas.openxmlformats.org/markup-compatibility/2006" xmlns:r="http://schemas.openxmlformats.org/officeDocument/2006/relationships" xmlns:w="http://schemas.openxmlformats.org/wordprocessingml/2006/main" xmlns:w14="http://schemas.microsoft.com/office/word/2010/wordml" xmlns:w15="http://schemas.microsoft.com/office/word/2012/wordml" xmlns:w16cex="http://schemas.microsoft.com/office/word/2018/wordml/cex" xmlns:w16cid="http://schemas.microsoft.com/office/word/2016/wordml/cid" xmlns:w16="http://schemas.microsoft.com/office/word/2018/wordml" xmlns:w16du="http://schemas.microsoft.com/office/word/2023/wordml/word16du" xmlns:w16sdtdh="http://schemas.microsoft.com/office/word/2020/wordml/sdtdatahash" xmlns:w16se="http://schemas.microsoft.com/office/word/2015/wordml/symex" mc:Ignorable="w14 w15 w16se w16cid w16 w16cex w16sdtdh w16du">
   <w:docDefaults>
     <w:rPrDefault>
       <w:rPr>
@@ -3621,11 +3699,11 @@
     <w:name w:val="Normal"/>
     <w:qFormat/>
   </w:style>
-  <w:style w:type="paragraph" w:styleId="Heading1">
+  <w:style w:type="paragraph" w:styleId="Overskrift1">
     <w:name w:val="heading 1"/>
     <w:basedOn w:val="Normal"/>
     <w:next w:val="Normal"/>
-    <w:link w:val="Heading1Char"/>
+    <w:link w:val="Overskrift1Tegn"/>
     <w:uiPriority w:val="9"/>
     <w:qFormat/>
     <w:rsid w:val="00993880"/>
@@ -3642,11 +3720,11 @@
       <w:szCs w:val="32"/>
     </w:rPr>
   </w:style>
-  <w:style w:type="paragraph" w:styleId="Heading2">
+  <w:style w:type="paragraph" w:styleId="Overskrift2">
     <w:name w:val="heading 2"/>
     <w:basedOn w:val="Normal"/>
     <w:next w:val="Normal"/>
-    <w:link w:val="Heading2Char"/>
+    <w:link w:val="Overskrift2Tegn"/>
     <w:uiPriority w:val="9"/>
     <w:unhideWhenUsed/>
     <w:qFormat/>
@@ -3664,11 +3742,11 @@
       <w:szCs w:val="26"/>
     </w:rPr>
   </w:style>
-  <w:style w:type="paragraph" w:styleId="Heading3">
+  <w:style w:type="paragraph" w:styleId="Overskrift3">
     <w:name w:val="heading 3"/>
     <w:basedOn w:val="Normal"/>
     <w:next w:val="Normal"/>
-    <w:link w:val="Heading3Char"/>
+    <w:link w:val="Overskrift3Tegn"/>
     <w:uiPriority w:val="9"/>
     <w:unhideWhenUsed/>
     <w:qFormat/>
@@ -3686,13 +3764,13 @@
       <w:szCs w:val="24"/>
     </w:rPr>
   </w:style>
-  <w:style w:type="character" w:default="1" w:styleId="DefaultParagraphFont">
+  <w:style w:type="character" w:default="1" w:styleId="Standardskrifttypeiafsnit">
     <w:name w:val="Default Paragraph Font"/>
     <w:uiPriority w:val="1"/>
     <w:semiHidden/>
     <w:unhideWhenUsed/>
   </w:style>
-  <w:style w:type="table" w:default="1" w:styleId="TableNormal">
+  <w:style w:type="table" w:default="1" w:styleId="Tabel-Normal">
     <w:name w:val="Normal Table"/>
     <w:uiPriority w:val="99"/>
     <w:semiHidden/>
@@ -3707,13 +3785,13 @@
       </w:tblCellMar>
     </w:tblPr>
   </w:style>
-  <w:style w:type="numbering" w:default="1" w:styleId="NoList">
+  <w:style w:type="numbering" w:default="1" w:styleId="Ingenoversigt">
     <w:name w:val="No List"/>
     <w:uiPriority w:val="99"/>
     <w:semiHidden/>
     <w:unhideWhenUsed/>
   </w:style>
-  <w:style w:type="paragraph" w:styleId="ListParagraph">
+  <w:style w:type="paragraph" w:styleId="Listeafsnit">
     <w:name w:val="List Paragraph"/>
     <w:basedOn w:val="Normal"/>
     <w:uiPriority w:val="34"/>
@@ -3726,7 +3804,7 @@
   </w:style>
   <w:style w:type="character" w:styleId="Hyperlink">
     <w:name w:val="Hyperlink"/>
-    <w:basedOn w:val="DefaultParagraphFont"/>
+    <w:basedOn w:val="Standardskrifttypeiafsnit"/>
     <w:uiPriority w:val="99"/>
     <w:unhideWhenUsed/>
     <w:rsid w:val="00802578"/>
@@ -3735,9 +3813,9 @@
       <w:u w:val="single"/>
     </w:rPr>
   </w:style>
-  <w:style w:type="character" w:styleId="UnresolvedMention">
+  <w:style w:type="character" w:styleId="Ulstomtale">
     <w:name w:val="Unresolved Mention"/>
-    <w:basedOn w:val="DefaultParagraphFont"/>
+    <w:basedOn w:val="Standardskrifttypeiafsnit"/>
     <w:uiPriority w:val="99"/>
     <w:semiHidden/>
     <w:unhideWhenUsed/>
@@ -3747,9 +3825,9 @@
       <w:shd w:val="clear" w:color="auto" w:fill="E1DFDD"/>
     </w:rPr>
   </w:style>
-  <w:style w:type="character" w:styleId="Strong">
+  <w:style w:type="character" w:styleId="Strk">
     <w:name w:val="Strong"/>
-    <w:basedOn w:val="DefaultParagraphFont"/>
+    <w:basedOn w:val="Standardskrifttypeiafsnit"/>
     <w:uiPriority w:val="22"/>
     <w:qFormat/>
     <w:rsid w:val="00993880"/>
@@ -3758,10 +3836,10 @@
       <w:bCs/>
     </w:rPr>
   </w:style>
-  <w:style w:type="character" w:customStyle="1" w:styleId="Heading2Char">
-    <w:name w:val="Heading 2 Char"/>
-    <w:basedOn w:val="DefaultParagraphFont"/>
-    <w:link w:val="Heading2"/>
+  <w:style w:type="character" w:customStyle="1" w:styleId="Overskrift2Tegn">
+    <w:name w:val="Overskrift 2 Tegn"/>
+    <w:basedOn w:val="Standardskrifttypeiafsnit"/>
+    <w:link w:val="Overskrift2"/>
     <w:uiPriority w:val="9"/>
     <w:rsid w:val="00993880"/>
     <w:rPr>
@@ -3771,10 +3849,10 @@
       <w:szCs w:val="26"/>
     </w:rPr>
   </w:style>
-  <w:style w:type="character" w:customStyle="1" w:styleId="Heading3Char">
-    <w:name w:val="Heading 3 Char"/>
-    <w:basedOn w:val="DefaultParagraphFont"/>
-    <w:link w:val="Heading3"/>
+  <w:style w:type="character" w:customStyle="1" w:styleId="Overskrift3Tegn">
+    <w:name w:val="Overskrift 3 Tegn"/>
+    <w:basedOn w:val="Standardskrifttypeiafsnit"/>
+    <w:link w:val="Overskrift3"/>
     <w:uiPriority w:val="9"/>
     <w:rsid w:val="00993880"/>
     <w:rPr>
@@ -3784,10 +3862,10 @@
       <w:szCs w:val="24"/>
     </w:rPr>
   </w:style>
-  <w:style w:type="character" w:customStyle="1" w:styleId="Heading1Char">
-    <w:name w:val="Heading 1 Char"/>
-    <w:basedOn w:val="DefaultParagraphFont"/>
-    <w:link w:val="Heading1"/>
+  <w:style w:type="character" w:customStyle="1" w:styleId="Overskrift1Tegn">
+    <w:name w:val="Overskrift 1 Tegn"/>
+    <w:basedOn w:val="Standardskrifttypeiafsnit"/>
+    <w:link w:val="Overskrift1"/>
     <w:uiPriority w:val="9"/>
     <w:rsid w:val="00993880"/>
     <w:rPr>
@@ -3797,9 +3875,9 @@
       <w:szCs w:val="32"/>
     </w:rPr>
   </w:style>
-  <w:style w:type="paragraph" w:styleId="TOCHeading">
+  <w:style w:type="paragraph" w:styleId="Overskrift">
     <w:name w:val="TOC Heading"/>
-    <w:basedOn w:val="Heading1"/>
+    <w:basedOn w:val="Overskrift1"/>
     <w:next w:val="Normal"/>
     <w:uiPriority w:val="39"/>
     <w:unhideWhenUsed/>
@@ -3814,7 +3892,7 @@
       <w14:ligatures w14:val="none"/>
     </w:rPr>
   </w:style>
-  <w:style w:type="paragraph" w:styleId="TOC1">
+  <w:style w:type="paragraph" w:styleId="Indholdsfortegnelse1">
     <w:name w:val="toc 1"/>
     <w:basedOn w:val="Normal"/>
     <w:next w:val="Normal"/>
@@ -3826,7 +3904,7 @@
       <w:spacing w:after="100"/>
     </w:pPr>
   </w:style>
-  <w:style w:type="paragraph" w:styleId="TOC2">
+  <w:style w:type="paragraph" w:styleId="Indholdsfortegnelse2">
     <w:name w:val="toc 2"/>
     <w:basedOn w:val="Normal"/>
     <w:next w:val="Normal"/>
@@ -3839,11 +3917,11 @@
       <w:ind w:left="220"/>
     </w:pPr>
   </w:style>
-  <w:style w:type="paragraph" w:styleId="Title">
+  <w:style w:type="paragraph" w:styleId="Titel">
     <w:name w:val="Title"/>
     <w:basedOn w:val="Normal"/>
     <w:next w:val="Normal"/>
-    <w:link w:val="TitleChar"/>
+    <w:link w:val="TitelTegn"/>
     <w:uiPriority w:val="10"/>
     <w:qFormat/>
     <w:rsid w:val="001F1147"/>
@@ -3859,10 +3937,10 @@
       <w:szCs w:val="56"/>
     </w:rPr>
   </w:style>
-  <w:style w:type="character" w:customStyle="1" w:styleId="TitleChar">
-    <w:name w:val="Title Char"/>
-    <w:basedOn w:val="DefaultParagraphFont"/>
-    <w:link w:val="Title"/>
+  <w:style w:type="character" w:customStyle="1" w:styleId="TitelTegn">
+    <w:name w:val="Titel Tegn"/>
+    <w:basedOn w:val="Standardskrifttypeiafsnit"/>
+    <w:link w:val="Titel"/>
     <w:uiPriority w:val="10"/>
     <w:rsid w:val="001F1147"/>
     <w:rPr>
@@ -3873,10 +3951,10 @@
       <w:szCs w:val="56"/>
     </w:rPr>
   </w:style>
-  <w:style w:type="paragraph" w:styleId="FootnoteText">
+  <w:style w:type="paragraph" w:styleId="Fodnotetekst">
     <w:name w:val="footnote text"/>
     <w:basedOn w:val="Normal"/>
-    <w:link w:val="FootnoteTextChar"/>
+    <w:link w:val="FodnotetekstTegn"/>
     <w:uiPriority w:val="99"/>
     <w:semiHidden/>
     <w:unhideWhenUsed/>
@@ -3889,10 +3967,10 @@
       <w:szCs w:val="20"/>
     </w:rPr>
   </w:style>
-  <w:style w:type="character" w:customStyle="1" w:styleId="FootnoteTextChar">
-    <w:name w:val="Footnote Text Char"/>
-    <w:basedOn w:val="DefaultParagraphFont"/>
-    <w:link w:val="FootnoteText"/>
+  <w:style w:type="character" w:customStyle="1" w:styleId="FodnotetekstTegn">
+    <w:name w:val="Fodnotetekst Tegn"/>
+    <w:basedOn w:val="Standardskrifttypeiafsnit"/>
+    <w:link w:val="Fodnotetekst"/>
     <w:uiPriority w:val="99"/>
     <w:semiHidden/>
     <w:rsid w:val="002341E4"/>
@@ -3901,9 +3979,9 @@
       <w:szCs w:val="20"/>
     </w:rPr>
   </w:style>
-  <w:style w:type="character" w:styleId="FootnoteReference">
+  <w:style w:type="character" w:styleId="Fodnotehenvisning">
     <w:name w:val="footnote reference"/>
-    <w:basedOn w:val="DefaultParagraphFont"/>
+    <w:basedOn w:val="Standardskrifttypeiafsnit"/>
     <w:uiPriority w:val="99"/>
     <w:semiHidden/>
     <w:unhideWhenUsed/>

--- a/Manual.docx
+++ b/Manual.docx
@@ -1,10 +1,10 @@
 
 <file path=word/document.xml><?xml version="1.0" encoding="utf-8"?>
-<w:document xmlns:wpc="http://schemas.microsoft.com/office/word/2010/wordprocessingCanvas" xmlns:cx="http://schemas.microsoft.com/office/drawing/2014/chartex" xmlns:cx1="http://schemas.microsoft.com/office/drawing/2015/9/8/chartex" xmlns:cx2="http://schemas.microsoft.com/office/drawing/2015/10/21/chartex" xmlns:cx3="http://schemas.microsoft.com/office/drawing/2016/5/9/chartex" xmlns:cx4="http://schemas.microsoft.com/office/drawing/2016/5/10/chartex" xmlns:cx5="http://schemas.microsoft.com/office/drawing/2016/5/11/chartex" xmlns:cx6="http://schemas.microsoft.com/office/drawing/2016/5/12/chartex" xmlns:cx7="http://schemas.microsoft.com/office/drawing/2016/5/13/chartex" xmlns:cx8="http://schemas.microsoft.com/office/drawing/2016/5/14/chartex" xmlns:mc="http://schemas.openxmlformats.org/markup-compatibility/2006" xmlns:aink="http://schemas.microsoft.com/office/drawing/2016/ink" xmlns:am3d="http://schemas.microsoft.com/office/drawing/2017/model3d" xmlns:o="urn:schemas-microsoft-com:office:office" xmlns:oel="http://schemas.microsoft.com/office/2019/extlst" xmlns:r="http://schemas.openxmlformats.org/officeDocument/2006/relationships" xmlns:m="http://schemas.openxmlformats.org/officeDocument/2006/math" xmlns:v="urn:schemas-microsoft-com:vml" xmlns:wp14="http://schemas.microsoft.com/office/word/2010/wordprocessingDrawing" xmlns:wp="http://schemas.openxmlformats.org/drawingml/2006/wordprocessingDrawing" xmlns:w10="urn:schemas-microsoft-com:office:word" xmlns:w="http://schemas.openxmlformats.org/wordprocessingml/2006/main" xmlns:w14="http://schemas.microsoft.com/office/word/2010/wordml" xmlns:w15="http://schemas.microsoft.com/office/word/2012/wordml" xmlns:w16cex="http://schemas.microsoft.com/office/word/2018/wordml/cex" xmlns:w16cid="http://schemas.microsoft.com/office/word/2016/wordml/cid" xmlns:w16="http://schemas.microsoft.com/office/word/2018/wordml" xmlns:w16du="http://schemas.microsoft.com/office/word/2023/wordml/word16du" xmlns:w16sdtdh="http://schemas.microsoft.com/office/word/2020/wordml/sdtdatahash" xmlns:w16se="http://schemas.microsoft.com/office/word/2015/wordml/symex" xmlns:wpg="http://schemas.microsoft.com/office/word/2010/wordprocessingGroup" xmlns:wpi="http://schemas.microsoft.com/office/word/2010/wordprocessingInk" xmlns:wne="http://schemas.microsoft.com/office/word/2006/wordml" xmlns:wps="http://schemas.microsoft.com/office/word/2010/wordprocessingShape" mc:Ignorable="w14 w15 w16se w16cid w16 w16cex w16sdtdh w16du wp14">
+<w:document xmlns:wpc="http://schemas.microsoft.com/office/word/2010/wordprocessingCanvas" xmlns:cx="http://schemas.microsoft.com/office/drawing/2014/chartex" xmlns:cx1="http://schemas.microsoft.com/office/drawing/2015/9/8/chartex" xmlns:cx2="http://schemas.microsoft.com/office/drawing/2015/10/21/chartex" xmlns:cx3="http://schemas.microsoft.com/office/drawing/2016/5/9/chartex" xmlns:cx4="http://schemas.microsoft.com/office/drawing/2016/5/10/chartex" xmlns:cx5="http://schemas.microsoft.com/office/drawing/2016/5/11/chartex" xmlns:cx6="http://schemas.microsoft.com/office/drawing/2016/5/12/chartex" xmlns:cx7="http://schemas.microsoft.com/office/drawing/2016/5/13/chartex" xmlns:cx8="http://schemas.microsoft.com/office/drawing/2016/5/14/chartex" xmlns:mc="http://schemas.openxmlformats.org/markup-compatibility/2006" xmlns:aink="http://schemas.microsoft.com/office/drawing/2016/ink" xmlns:am3d="http://schemas.microsoft.com/office/drawing/2017/model3d" xmlns:o="urn:schemas-microsoft-com:office:office" xmlns:oel="http://schemas.microsoft.com/office/2019/extlst" xmlns:r="http://schemas.openxmlformats.org/officeDocument/2006/relationships" xmlns:m="http://schemas.openxmlformats.org/officeDocument/2006/math" xmlns:v="urn:schemas-microsoft-com:vml" xmlns:wp14="http://schemas.microsoft.com/office/word/2010/wordprocessingDrawing" xmlns:wp="http://schemas.openxmlformats.org/drawingml/2006/wordprocessingDrawing" xmlns:w10="urn:schemas-microsoft-com:office:word" xmlns:w="http://schemas.openxmlformats.org/wordprocessingml/2006/main" xmlns:w14="http://schemas.microsoft.com/office/word/2010/wordml" xmlns:w15="http://schemas.microsoft.com/office/word/2012/wordml" xmlns:w16cex="http://schemas.microsoft.com/office/word/2018/wordml/cex" xmlns:w16cid="http://schemas.microsoft.com/office/word/2016/wordml/cid" xmlns:w16="http://schemas.microsoft.com/office/word/2018/wordml" xmlns:w16sdtdh="http://schemas.microsoft.com/office/word/2020/wordml/sdtdatahash" xmlns:w16se="http://schemas.microsoft.com/office/word/2015/wordml/symex" xmlns:wpg="http://schemas.microsoft.com/office/word/2010/wordprocessingGroup" xmlns:wpi="http://schemas.microsoft.com/office/word/2010/wordprocessingInk" xmlns:wne="http://schemas.microsoft.com/office/word/2006/wordml" xmlns:wps="http://schemas.microsoft.com/office/word/2010/wordprocessingShape" mc:Ignorable="w14 w15 w16se w16cid w16 w16cex w16sdtdh wp14">
   <w:body>
     <w:p>
       <w:pPr>
-        <w:pStyle w:val="Titel"/>
+        <w:pStyle w:val="Title"/>
         <w:rPr>
           <w:rFonts w:ascii="Times" w:hAnsi="Times" w:cs="Times"/>
           <w:lang w:val="en-US"/>
@@ -43,19 +43,31 @@
         <w:rPr>
           <w:lang w:val="en-US"/>
         </w:rPr>
-        <w:t>1</w:t>
-      </w:r>
-      <w:r>
-        <w:rPr>
-          <w:lang w:val="en-US"/>
-        </w:rPr>
-        <w:t>, date: 2024-02-</w:t>
-      </w:r>
-      <w:r>
-        <w:rPr>
-          <w:lang w:val="en-US"/>
-        </w:rPr>
-        <w:t>27</w:t>
+        <w:t>2</w:t>
+      </w:r>
+      <w:r>
+        <w:rPr>
+          <w:lang w:val="en-US"/>
+        </w:rPr>
+        <w:t>, date: 2024-0</w:t>
+      </w:r>
+      <w:r>
+        <w:rPr>
+          <w:lang w:val="en-US"/>
+        </w:rPr>
+        <w:t>3</w:t>
+      </w:r>
+      <w:r>
+        <w:rPr>
+          <w:lang w:val="en-US"/>
+        </w:rPr>
+        <w:t>-</w:t>
+      </w:r>
+      <w:r>
+        <w:rPr>
+          <w:lang w:val="en-US"/>
+        </w:rPr>
+        <w:t>08</w:t>
       </w:r>
     </w:p>
     <w:p>
@@ -130,7 +142,7 @@
       <w:sdtContent>
         <w:p>
           <w:pPr>
-            <w:pStyle w:val="Overskrift"/>
+            <w:pStyle w:val="TOCHeading"/>
             <w:rPr>
               <w:rFonts w:ascii="Times" w:hAnsi="Times" w:cs="Times"/>
             </w:rPr>
@@ -144,7 +156,7 @@
         </w:p>
         <w:p>
           <w:pPr>
-            <w:pStyle w:val="Indholdsfortegnelse1"/>
+            <w:pStyle w:val="TOC1"/>
             <w:tabs>
               <w:tab w:val="right" w:leader="dot" w:pos="9016"/>
             </w:tabs>
@@ -225,7 +237,7 @@
         </w:p>
         <w:p>
           <w:pPr>
-            <w:pStyle w:val="Indholdsfortegnelse1"/>
+            <w:pStyle w:val="TOC1"/>
             <w:tabs>
               <w:tab w:val="right" w:leader="dot" w:pos="9016"/>
             </w:tabs>
@@ -284,7 +296,7 @@
                 <w:noProof/>
                 <w:webHidden/>
               </w:rPr>
-              <w:t>2</w:t>
+              <w:t>3</w:t>
             </w:r>
             <w:r>
               <w:rPr>
@@ -297,7 +309,7 @@
         </w:p>
         <w:p>
           <w:pPr>
-            <w:pStyle w:val="Indholdsfortegnelse2"/>
+            <w:pStyle w:val="TOC2"/>
             <w:tabs>
               <w:tab w:val="right" w:leader="dot" w:pos="9016"/>
             </w:tabs>
@@ -369,7 +381,7 @@
         </w:p>
         <w:p>
           <w:pPr>
-            <w:pStyle w:val="Indholdsfortegnelse2"/>
+            <w:pStyle w:val="TOC2"/>
             <w:tabs>
               <w:tab w:val="right" w:leader="dot" w:pos="9016"/>
             </w:tabs>
@@ -441,7 +453,7 @@
         </w:p>
         <w:p>
           <w:pPr>
-            <w:pStyle w:val="Indholdsfortegnelse2"/>
+            <w:pStyle w:val="TOC2"/>
             <w:tabs>
               <w:tab w:val="right" w:leader="dot" w:pos="9016"/>
             </w:tabs>
@@ -513,7 +525,7 @@
         </w:p>
         <w:p>
           <w:pPr>
-            <w:pStyle w:val="Indholdsfortegnelse2"/>
+            <w:pStyle w:val="TOC2"/>
             <w:tabs>
               <w:tab w:val="right" w:leader="dot" w:pos="9016"/>
             </w:tabs>
@@ -585,7 +597,7 @@
         </w:p>
         <w:p>
           <w:pPr>
-            <w:pStyle w:val="Indholdsfortegnelse2"/>
+            <w:pStyle w:val="TOC2"/>
             <w:tabs>
               <w:tab w:val="right" w:leader="dot" w:pos="9016"/>
             </w:tabs>
@@ -657,7 +669,7 @@
         </w:p>
         <w:p>
           <w:pPr>
-            <w:pStyle w:val="Indholdsfortegnelse2"/>
+            <w:pStyle w:val="TOC2"/>
             <w:tabs>
               <w:tab w:val="right" w:leader="dot" w:pos="9016"/>
             </w:tabs>
@@ -729,7 +741,7 @@
         </w:p>
         <w:p>
           <w:pPr>
-            <w:pStyle w:val="Indholdsfortegnelse1"/>
+            <w:pStyle w:val="TOC1"/>
             <w:tabs>
               <w:tab w:val="right" w:leader="dot" w:pos="9016"/>
             </w:tabs>
@@ -788,7 +800,7 @@
                 <w:noProof/>
                 <w:webHidden/>
               </w:rPr>
-              <w:t>3</w:t>
+              <w:t>4</w:t>
             </w:r>
             <w:r>
               <w:rPr>
@@ -801,7 +813,7 @@
         </w:p>
         <w:p>
           <w:pPr>
-            <w:pStyle w:val="Indholdsfortegnelse1"/>
+            <w:pStyle w:val="TOC1"/>
             <w:tabs>
               <w:tab w:val="right" w:leader="dot" w:pos="9016"/>
             </w:tabs>
@@ -989,7 +1001,7 @@
     </w:p>
     <w:p>
       <w:pPr>
-        <w:pStyle w:val="Overskrift1"/>
+        <w:pStyle w:val="Heading1"/>
         <w:rPr>
           <w:rFonts w:ascii="Times" w:hAnsi="Times" w:cs="Times"/>
           <w:lang w:val="en-US"/>
@@ -1026,7 +1038,7 @@
     </w:p>
     <w:p>
       <w:pPr>
-        <w:pStyle w:val="Listeafsnit"/>
+        <w:pStyle w:val="ListParagraph"/>
         <w:numPr>
           <w:ilvl w:val="0"/>
           <w:numId w:val="1"/>
@@ -1046,16 +1058,16 @@
     </w:p>
     <w:p>
       <w:pPr>
-        <w:pStyle w:val="Listeafsnit"/>
-        <w:rPr>
-          <w:rFonts w:ascii="Times" w:hAnsi="Times" w:cs="Times"/>
-          <w:lang w:val="en-US"/>
-        </w:rPr>
-      </w:pPr>
-    </w:p>
-    <w:p>
-      <w:pPr>
-        <w:pStyle w:val="Listeafsnit"/>
+        <w:pStyle w:val="ListParagraph"/>
+        <w:rPr>
+          <w:rFonts w:ascii="Times" w:hAnsi="Times" w:cs="Times"/>
+          <w:lang w:val="en-US"/>
+        </w:rPr>
+      </w:pPr>
+    </w:p>
+    <w:p>
+      <w:pPr>
+        <w:pStyle w:val="ListParagraph"/>
         <w:numPr>
           <w:ilvl w:val="0"/>
           <w:numId w:val="1"/>
@@ -1149,23 +1161,38 @@
           <w:rFonts w:ascii="Times" w:hAnsi="Times" w:cs="Times"/>
           <w:lang w:val="en-US"/>
         </w:rPr>
-        <w:t xml:space="preserve"> tabular/spreadsheet meta data to the tables in a database. </w:t>
-      </w:r>
-    </w:p>
-    <w:p>
-      <w:pPr>
-        <w:pStyle w:val="Listeafsnit"/>
-        <w:rPr>
-          <w:rFonts w:ascii="Times" w:hAnsi="Times" w:cs="Times"/>
-          <w:lang w:val="en-US"/>
-        </w:rPr>
-      </w:pPr>
-    </w:p>
-    <w:p>
-      <w:pPr>
-        <w:pStyle w:val="Listeafsnit"/>
-        <w:rPr>
-          <w:rFonts w:ascii="Times" w:hAnsi="Times" w:cs="Times"/>
+        <w:t xml:space="preserve"> tabular/spreadsheet meta data to the tables in </w:t>
+      </w:r>
+      <w:r>
+        <w:rPr>
+          <w:rFonts w:ascii="Times" w:hAnsi="Times" w:cs="Times"/>
+          <w:lang w:val="en-US"/>
+        </w:rPr>
+        <w:t>the database</w:t>
+      </w:r>
+      <w:r>
+        <w:rPr>
+          <w:rFonts w:ascii="Times" w:hAnsi="Times" w:cs="Times"/>
+          <w:lang w:val="en-US"/>
+        </w:rPr>
+        <w:t xml:space="preserve">. </w:t>
+      </w:r>
+    </w:p>
+    <w:p>
+      <w:pPr>
+        <w:pStyle w:val="ListParagraph"/>
+        <w:rPr>
+          <w:rFonts w:ascii="Times" w:hAnsi="Times" w:cs="Times"/>
+          <w:lang w:val="en-US"/>
+        </w:rPr>
+      </w:pPr>
+    </w:p>
+    <w:p>
+      <w:pPr>
+        <w:pStyle w:val="ListParagraph"/>
+        <w:rPr>
+          <w:rFonts w:ascii="Times" w:hAnsi="Times" w:cs="Times"/>
+          <w:color w:val="1F2328"/>
           <w:lang w:val="en-US"/>
         </w:rPr>
       </w:pPr>
@@ -1344,7 +1371,23 @@
           <w:color w:val="1F2328"/>
           <w:lang w:val="en-US"/>
         </w:rPr>
-        <w:t xml:space="preserve"> If you don’t know which ones are, feel free to ask the admi</w:t>
+        <w:t xml:space="preserve"> If you don’t know which ones are, </w:t>
+      </w:r>
+      <w:r>
+        <w:rPr>
+          <w:rFonts w:ascii="Times" w:hAnsi="Times" w:cs="Times"/>
+          <w:color w:val="1F2328"/>
+          <w:lang w:val="en-US"/>
+        </w:rPr>
+        <w:t>or if you need them updated, contact</w:t>
+      </w:r>
+      <w:r>
+        <w:rPr>
+          <w:rFonts w:ascii="Times" w:hAnsi="Times" w:cs="Times"/>
+          <w:color w:val="1F2328"/>
+          <w:lang w:val="en-US"/>
+        </w:rPr>
+        <w:t xml:space="preserve"> admi</w:t>
       </w:r>
       <w:r>
         <w:rPr>
@@ -1360,46 +1403,927 @@
           <w:color w:val="1F2328"/>
           <w:lang w:val="en-US"/>
         </w:rPr>
-        <w:t>.</w:t>
-      </w:r>
-      <w:r>
-        <w:rPr>
-          <w:rFonts w:ascii="Times" w:hAnsi="Times" w:cs="Times"/>
-          <w:color w:val="1F2328"/>
-          <w:lang w:val="en-US"/>
-        </w:rPr>
-        <w:t xml:space="preserve"> </w:t>
-      </w:r>
-      <w:r>
-        <w:rPr>
-          <w:rFonts w:ascii="Times" w:hAnsi="Times" w:cs="Times"/>
-          <w:color w:val="1F2328"/>
-          <w:lang w:val="en-US"/>
-        </w:rPr>
-        <w:t>If this is not the case, and you need the database templates to be edited, feel free to contact admin</w:t>
-      </w:r>
-      <w:r>
-        <w:rPr>
-          <w:rFonts w:ascii="Times" w:hAnsi="Times" w:cs="Times"/>
-          <w:color w:val="1F2328"/>
-          <w:lang w:val="en-US"/>
-        </w:rPr>
-        <w:t>.</w:t>
-      </w:r>
-    </w:p>
-    <w:p>
-      <w:pPr>
-        <w:pStyle w:val="Listeafsnit"/>
-        <w:rPr>
-          <w:rFonts w:ascii="Times" w:hAnsi="Times" w:cs="Times"/>
-          <w:color w:val="1F2328"/>
-          <w:lang w:val="en-US"/>
-        </w:rPr>
-      </w:pPr>
-    </w:p>
-    <w:p>
-      <w:pPr>
-        <w:pStyle w:val="Listeafsnit"/>
+        <w:t xml:space="preserve">. Some of the sheets you can download </w:t>
+      </w:r>
+      <w:r>
+        <w:rPr>
+          <w:rFonts w:ascii="Times" w:hAnsi="Times" w:cs="Times"/>
+          <w:color w:val="1F2328"/>
+          <w:lang w:val="en-US"/>
+        </w:rPr>
+        <w:t>looks like this:</w:t>
+      </w:r>
+    </w:p>
+    <w:tbl>
+      <w:tblPr>
+        <w:tblW w:w="5202" w:type="dxa"/>
+        <w:jc w:val="center"/>
+        <w:tblBorders>
+          <w:top w:val="single" w:sz="4" w:space="0" w:color="auto"/>
+          <w:left w:val="single" w:sz="4" w:space="0" w:color="auto"/>
+          <w:bottom w:val="single" w:sz="4" w:space="0" w:color="auto"/>
+          <w:right w:val="single" w:sz="4" w:space="0" w:color="auto"/>
+          <w:insideH w:val="single" w:sz="4" w:space="0" w:color="auto"/>
+          <w:insideV w:val="single" w:sz="4" w:space="0" w:color="auto"/>
+        </w:tblBorders>
+        <w:tblCellMar>
+          <w:left w:w="70" w:type="dxa"/>
+          <w:right w:w="70" w:type="dxa"/>
+        </w:tblCellMar>
+        <w:tblLook w:val="04A0" w:firstRow="1" w:lastRow="0" w:firstColumn="1" w:lastColumn="0" w:noHBand="0" w:noVBand="1"/>
+      </w:tblPr>
+      <w:tblGrid>
+        <w:gridCol w:w="2405"/>
+        <w:gridCol w:w="2797"/>
+      </w:tblGrid>
+      <w:tr>
+        <w:trPr>
+          <w:trHeight w:val="224"/>
+          <w:jc w:val="center"/>
+        </w:trPr>
+        <w:tc>
+          <w:tcPr>
+            <w:tcW w:w="2405" w:type="dxa"/>
+            <w:shd w:val="clear" w:color="auto" w:fill="auto"/>
+            <w:noWrap/>
+            <w:hideMark/>
+          </w:tcPr>
+          <w:p>
+            <w:pPr>
+              <w:spacing w:after="0" w:line="240" w:lineRule="auto"/>
+              <w:jc w:val="center"/>
+              <w:rPr>
+                <w:rFonts w:ascii="Calibri" w:eastAsia="Times New Roman" w:hAnsi="Calibri" w:cs="Calibri"/>
+                <w:b/>
+                <w:bCs/>
+                <w:kern w:val="0"/>
+                <w:lang w:eastAsia="da-DK"/>
+                <w14:ligatures w14:val="none"/>
+              </w:rPr>
+            </w:pPr>
+            <w:r>
+              <w:rPr>
+                <w:rFonts w:ascii="Calibri" w:eastAsia="Times New Roman" w:hAnsi="Calibri" w:cs="Calibri"/>
+                <w:b/>
+                <w:bCs/>
+                <w:kern w:val="0"/>
+                <w:lang w:eastAsia="da-DK"/>
+                <w14:ligatures w14:val="none"/>
+              </w:rPr>
+              <w:t xml:space="preserve">Column </w:t>
+            </w:r>
+            <w:proofErr w:type="spellStart"/>
+            <w:r>
+              <w:rPr>
+                <w:rFonts w:ascii="Calibri" w:eastAsia="Times New Roman" w:hAnsi="Calibri" w:cs="Calibri"/>
+                <w:b/>
+                <w:bCs/>
+                <w:kern w:val="0"/>
+                <w:lang w:eastAsia="da-DK"/>
+                <w14:ligatures w14:val="none"/>
+              </w:rPr>
+              <w:t>Name</w:t>
+            </w:r>
+            <w:proofErr w:type="spellEnd"/>
+          </w:p>
+        </w:tc>
+        <w:tc>
+          <w:tcPr>
+            <w:tcW w:w="2797" w:type="dxa"/>
+            <w:shd w:val="clear" w:color="auto" w:fill="auto"/>
+            <w:noWrap/>
+            <w:hideMark/>
+          </w:tcPr>
+          <w:p>
+            <w:pPr>
+              <w:spacing w:after="0" w:line="240" w:lineRule="auto"/>
+              <w:jc w:val="center"/>
+              <w:rPr>
+                <w:rFonts w:ascii="Calibri" w:eastAsia="Times New Roman" w:hAnsi="Calibri" w:cs="Calibri"/>
+                <w:b/>
+                <w:bCs/>
+                <w:kern w:val="0"/>
+                <w:lang w:eastAsia="da-DK"/>
+                <w14:ligatures w14:val="none"/>
+              </w:rPr>
+            </w:pPr>
+            <w:r>
+              <w:rPr>
+                <w:rFonts w:ascii="Calibri" w:eastAsia="Times New Roman" w:hAnsi="Calibri" w:cs="Calibri"/>
+                <w:b/>
+                <w:bCs/>
+                <w:kern w:val="0"/>
+                <w:lang w:eastAsia="da-DK"/>
+                <w14:ligatures w14:val="none"/>
+              </w:rPr>
+              <w:t>Data Type</w:t>
+            </w:r>
+          </w:p>
+        </w:tc>
+      </w:tr>
+      <w:tr>
+        <w:trPr>
+          <w:trHeight w:val="224"/>
+          <w:jc w:val="center"/>
+        </w:trPr>
+        <w:tc>
+          <w:tcPr>
+            <w:tcW w:w="2405" w:type="dxa"/>
+            <w:shd w:val="clear" w:color="auto" w:fill="auto"/>
+            <w:noWrap/>
+            <w:vAlign w:val="bottom"/>
+            <w:hideMark/>
+          </w:tcPr>
+          <w:p>
+            <w:pPr>
+              <w:spacing w:after="0" w:line="240" w:lineRule="auto"/>
+              <w:rPr>
+                <w:rFonts w:ascii="Calibri" w:eastAsia="Times New Roman" w:hAnsi="Calibri" w:cs="Calibri"/>
+                <w:color w:val="000000"/>
+                <w:kern w:val="0"/>
+                <w:lang w:eastAsia="da-DK"/>
+                <w14:ligatures w14:val="none"/>
+              </w:rPr>
+            </w:pPr>
+            <w:r>
+              <w:rPr>
+                <w:rFonts w:ascii="Calibri" w:eastAsia="Times New Roman" w:hAnsi="Calibri" w:cs="Calibri"/>
+                <w:color w:val="000000"/>
+                <w:kern w:val="0"/>
+                <w:lang w:eastAsia="da-DK"/>
+                <w14:ligatures w14:val="none"/>
+              </w:rPr>
+              <w:t xml:space="preserve">Customer </w:t>
+            </w:r>
+            <w:proofErr w:type="spellStart"/>
+            <w:r>
+              <w:rPr>
+                <w:rFonts w:ascii="Calibri" w:eastAsia="Times New Roman" w:hAnsi="Calibri" w:cs="Calibri"/>
+                <w:color w:val="000000"/>
+                <w:kern w:val="0"/>
+                <w:lang w:eastAsia="da-DK"/>
+                <w14:ligatures w14:val="none"/>
+              </w:rPr>
+              <w:t>Name</w:t>
+            </w:r>
+            <w:proofErr w:type="spellEnd"/>
+          </w:p>
+        </w:tc>
+        <w:tc>
+          <w:tcPr>
+            <w:tcW w:w="2797" w:type="dxa"/>
+            <w:shd w:val="clear" w:color="auto" w:fill="auto"/>
+            <w:noWrap/>
+            <w:vAlign w:val="bottom"/>
+            <w:hideMark/>
+          </w:tcPr>
+          <w:p>
+            <w:pPr>
+              <w:spacing w:after="0" w:line="240" w:lineRule="auto"/>
+              <w:rPr>
+                <w:rFonts w:ascii="Calibri" w:eastAsia="Times New Roman" w:hAnsi="Calibri" w:cs="Calibri"/>
+                <w:color w:val="000000"/>
+                <w:kern w:val="0"/>
+                <w:lang w:eastAsia="da-DK"/>
+                <w14:ligatures w14:val="none"/>
+              </w:rPr>
+            </w:pPr>
+            <w:proofErr w:type="spellStart"/>
+            <w:r>
+              <w:rPr>
+                <w:rFonts w:ascii="Calibri" w:eastAsia="Times New Roman" w:hAnsi="Calibri" w:cs="Calibri"/>
+                <w:color w:val="000000"/>
+                <w:kern w:val="0"/>
+                <w:lang w:eastAsia="da-DK"/>
+                <w14:ligatures w14:val="none"/>
+              </w:rPr>
+              <w:t>text</w:t>
+            </w:r>
+            <w:proofErr w:type="spellEnd"/>
+          </w:p>
+        </w:tc>
+      </w:tr>
+      <w:tr>
+        <w:trPr>
+          <w:trHeight w:val="224"/>
+          <w:jc w:val="center"/>
+        </w:trPr>
+        <w:tc>
+          <w:tcPr>
+            <w:tcW w:w="2405" w:type="dxa"/>
+            <w:shd w:val="clear" w:color="auto" w:fill="auto"/>
+            <w:noWrap/>
+            <w:vAlign w:val="bottom"/>
+            <w:hideMark/>
+          </w:tcPr>
+          <w:p>
+            <w:pPr>
+              <w:spacing w:after="0" w:line="240" w:lineRule="auto"/>
+              <w:rPr>
+                <w:rFonts w:ascii="Calibri" w:eastAsia="Times New Roman" w:hAnsi="Calibri" w:cs="Calibri"/>
+                <w:color w:val="000000"/>
+                <w:kern w:val="0"/>
+                <w:lang w:eastAsia="da-DK"/>
+                <w14:ligatures w14:val="none"/>
+              </w:rPr>
+            </w:pPr>
+            <w:r>
+              <w:rPr>
+                <w:rFonts w:ascii="Calibri" w:eastAsia="Times New Roman" w:hAnsi="Calibri" w:cs="Calibri"/>
+                <w:color w:val="000000"/>
+                <w:kern w:val="0"/>
+                <w:lang w:eastAsia="da-DK"/>
+                <w14:ligatures w14:val="none"/>
+              </w:rPr>
+              <w:t>Order Date</w:t>
+            </w:r>
+          </w:p>
+        </w:tc>
+        <w:tc>
+          <w:tcPr>
+            <w:tcW w:w="2797" w:type="dxa"/>
+            <w:shd w:val="clear" w:color="auto" w:fill="auto"/>
+            <w:noWrap/>
+            <w:vAlign w:val="bottom"/>
+            <w:hideMark/>
+          </w:tcPr>
+          <w:p>
+            <w:pPr>
+              <w:spacing w:after="0" w:line="240" w:lineRule="auto"/>
+              <w:rPr>
+                <w:rFonts w:ascii="Calibri" w:eastAsia="Times New Roman" w:hAnsi="Calibri" w:cs="Calibri"/>
+                <w:color w:val="000000"/>
+                <w:kern w:val="0"/>
+                <w:lang w:eastAsia="da-DK"/>
+                <w14:ligatures w14:val="none"/>
+              </w:rPr>
+            </w:pPr>
+            <w:r>
+              <w:rPr>
+                <w:rFonts w:ascii="Calibri" w:eastAsia="Times New Roman" w:hAnsi="Calibri" w:cs="Calibri"/>
+                <w:color w:val="000000"/>
+                <w:kern w:val="0"/>
+                <w:lang w:eastAsia="da-DK"/>
+                <w14:ligatures w14:val="none"/>
+              </w:rPr>
+              <w:t xml:space="preserve">timestamp </w:t>
+            </w:r>
+            <w:proofErr w:type="spellStart"/>
+            <w:r>
+              <w:rPr>
+                <w:rFonts w:ascii="Calibri" w:eastAsia="Times New Roman" w:hAnsi="Calibri" w:cs="Calibri"/>
+                <w:color w:val="000000"/>
+                <w:kern w:val="0"/>
+                <w:lang w:eastAsia="da-DK"/>
+                <w14:ligatures w14:val="none"/>
+              </w:rPr>
+              <w:t>without</w:t>
+            </w:r>
+            <w:proofErr w:type="spellEnd"/>
+            <w:r>
+              <w:rPr>
+                <w:rFonts w:ascii="Calibri" w:eastAsia="Times New Roman" w:hAnsi="Calibri" w:cs="Calibri"/>
+                <w:color w:val="000000"/>
+                <w:kern w:val="0"/>
+                <w:lang w:eastAsia="da-DK"/>
+                <w14:ligatures w14:val="none"/>
+              </w:rPr>
+              <w:t xml:space="preserve"> time zone</w:t>
+            </w:r>
+          </w:p>
+        </w:tc>
+      </w:tr>
+      <w:tr>
+        <w:trPr>
+          <w:trHeight w:val="224"/>
+          <w:jc w:val="center"/>
+        </w:trPr>
+        <w:tc>
+          <w:tcPr>
+            <w:tcW w:w="2405" w:type="dxa"/>
+            <w:shd w:val="clear" w:color="auto" w:fill="auto"/>
+            <w:noWrap/>
+            <w:vAlign w:val="bottom"/>
+            <w:hideMark/>
+          </w:tcPr>
+          <w:p>
+            <w:pPr>
+              <w:spacing w:after="0" w:line="240" w:lineRule="auto"/>
+              <w:rPr>
+                <w:rFonts w:ascii="Calibri" w:eastAsia="Times New Roman" w:hAnsi="Calibri" w:cs="Calibri"/>
+                <w:color w:val="000000"/>
+                <w:kern w:val="0"/>
+                <w:lang w:eastAsia="da-DK"/>
+                <w14:ligatures w14:val="none"/>
+              </w:rPr>
+            </w:pPr>
+            <w:r>
+              <w:rPr>
+                <w:rFonts w:ascii="Calibri" w:eastAsia="Times New Roman" w:hAnsi="Calibri" w:cs="Calibri"/>
+                <w:color w:val="000000"/>
+                <w:kern w:val="0"/>
+                <w:lang w:eastAsia="da-DK"/>
+                <w14:ligatures w14:val="none"/>
+              </w:rPr>
+              <w:t>Order ID</w:t>
+            </w:r>
+          </w:p>
+        </w:tc>
+        <w:tc>
+          <w:tcPr>
+            <w:tcW w:w="2797" w:type="dxa"/>
+            <w:shd w:val="clear" w:color="auto" w:fill="auto"/>
+            <w:noWrap/>
+            <w:vAlign w:val="bottom"/>
+            <w:hideMark/>
+          </w:tcPr>
+          <w:p>
+            <w:pPr>
+              <w:spacing w:after="0" w:line="240" w:lineRule="auto"/>
+              <w:rPr>
+                <w:rFonts w:ascii="Calibri" w:eastAsia="Times New Roman" w:hAnsi="Calibri" w:cs="Calibri"/>
+                <w:color w:val="000000"/>
+                <w:kern w:val="0"/>
+                <w:lang w:eastAsia="da-DK"/>
+                <w14:ligatures w14:val="none"/>
+              </w:rPr>
+            </w:pPr>
+            <w:proofErr w:type="spellStart"/>
+            <w:r>
+              <w:rPr>
+                <w:rFonts w:ascii="Calibri" w:eastAsia="Times New Roman" w:hAnsi="Calibri" w:cs="Calibri"/>
+                <w:color w:val="000000"/>
+                <w:kern w:val="0"/>
+                <w:lang w:eastAsia="da-DK"/>
+                <w14:ligatures w14:val="none"/>
+              </w:rPr>
+              <w:t>text</w:t>
+            </w:r>
+            <w:proofErr w:type="spellEnd"/>
+          </w:p>
+        </w:tc>
+      </w:tr>
+    </w:tbl>
+    <w:p>
+      <w:pPr>
+        <w:pStyle w:val="ListParagraph"/>
+        <w:rPr>
+          <w:rFonts w:ascii="Times" w:hAnsi="Times" w:cs="Times"/>
+          <w:lang w:val="en-US"/>
+        </w:rPr>
+      </w:pPr>
+    </w:p>
+    <w:p>
+      <w:pPr>
+        <w:pStyle w:val="ListParagraph"/>
+        <w:rPr>
+          <w:rFonts w:ascii="Times" w:hAnsi="Times" w:cs="Times"/>
+          <w:color w:val="1F2328"/>
+          <w:lang w:val="en-US"/>
+        </w:rPr>
+      </w:pPr>
+      <w:r>
+        <w:rPr>
+          <w:rFonts w:ascii="Times" w:hAnsi="Times" w:cs="Times"/>
+          <w:color w:val="1F2328"/>
+          <w:lang w:val="en-US"/>
+        </w:rPr>
+        <w:t>This means your spreadsheet should look like this:</w:t>
+      </w:r>
+    </w:p>
+    <w:tbl>
+      <w:tblPr>
+        <w:tblW w:w="6789" w:type="dxa"/>
+        <w:jc w:val="center"/>
+        <w:tblBorders>
+          <w:top w:val="single" w:sz="4" w:space="0" w:color="auto"/>
+          <w:left w:val="single" w:sz="4" w:space="0" w:color="auto"/>
+          <w:bottom w:val="single" w:sz="4" w:space="0" w:color="auto"/>
+          <w:right w:val="single" w:sz="4" w:space="0" w:color="auto"/>
+          <w:insideH w:val="single" w:sz="4" w:space="0" w:color="auto"/>
+          <w:insideV w:val="single" w:sz="4" w:space="0" w:color="auto"/>
+        </w:tblBorders>
+        <w:tblCellMar>
+          <w:left w:w="70" w:type="dxa"/>
+          <w:right w:w="70" w:type="dxa"/>
+        </w:tblCellMar>
+        <w:tblLook w:val="04A0" w:firstRow="1" w:lastRow="0" w:firstColumn="1" w:lastColumn="0" w:noHBand="0" w:noVBand="1"/>
+      </w:tblPr>
+      <w:tblGrid>
+        <w:gridCol w:w="2405"/>
+        <w:gridCol w:w="2797"/>
+        <w:gridCol w:w="1587"/>
+      </w:tblGrid>
+      <w:tr>
+        <w:trPr>
+          <w:trHeight w:val="224"/>
+          <w:jc w:val="center"/>
+        </w:trPr>
+        <w:tc>
+          <w:tcPr>
+            <w:tcW w:w="2405" w:type="dxa"/>
+            <w:shd w:val="clear" w:color="auto" w:fill="auto"/>
+            <w:noWrap/>
+            <w:hideMark/>
+          </w:tcPr>
+          <w:p>
+            <w:pPr>
+              <w:spacing w:after="0" w:line="240" w:lineRule="auto"/>
+              <w:jc w:val="center"/>
+              <w:rPr>
+                <w:rFonts w:ascii="Calibri" w:eastAsia="Times New Roman" w:hAnsi="Calibri" w:cs="Calibri"/>
+                <w:b/>
+                <w:bCs/>
+                <w:kern w:val="0"/>
+                <w:lang w:eastAsia="da-DK"/>
+                <w14:ligatures w14:val="none"/>
+              </w:rPr>
+            </w:pPr>
+            <w:r>
+              <w:rPr>
+                <w:rFonts w:ascii="Calibri" w:eastAsia="Times New Roman" w:hAnsi="Calibri" w:cs="Calibri"/>
+                <w:b/>
+                <w:bCs/>
+                <w:color w:val="000000"/>
+                <w:kern w:val="0"/>
+                <w:lang w:eastAsia="da-DK"/>
+                <w14:ligatures w14:val="none"/>
+              </w:rPr>
+              <w:t xml:space="preserve">Customer </w:t>
+            </w:r>
+            <w:proofErr w:type="spellStart"/>
+            <w:r>
+              <w:rPr>
+                <w:rFonts w:ascii="Calibri" w:eastAsia="Times New Roman" w:hAnsi="Calibri" w:cs="Calibri"/>
+                <w:b/>
+                <w:bCs/>
+                <w:color w:val="000000"/>
+                <w:kern w:val="0"/>
+                <w:lang w:eastAsia="da-DK"/>
+                <w14:ligatures w14:val="none"/>
+              </w:rPr>
+              <w:t>Name</w:t>
+            </w:r>
+            <w:proofErr w:type="spellEnd"/>
+          </w:p>
+        </w:tc>
+        <w:tc>
+          <w:tcPr>
+            <w:tcW w:w="2797" w:type="dxa"/>
+            <w:shd w:val="clear" w:color="auto" w:fill="auto"/>
+            <w:noWrap/>
+            <w:hideMark/>
+          </w:tcPr>
+          <w:p>
+            <w:pPr>
+              <w:spacing w:after="0" w:line="240" w:lineRule="auto"/>
+              <w:jc w:val="center"/>
+              <w:rPr>
+                <w:rFonts w:ascii="Calibri" w:eastAsia="Times New Roman" w:hAnsi="Calibri" w:cs="Calibri"/>
+                <w:b/>
+                <w:bCs/>
+                <w:kern w:val="0"/>
+                <w:lang w:eastAsia="da-DK"/>
+                <w14:ligatures w14:val="none"/>
+              </w:rPr>
+            </w:pPr>
+            <w:r>
+              <w:rPr>
+                <w:rFonts w:ascii="Calibri" w:eastAsia="Times New Roman" w:hAnsi="Calibri" w:cs="Calibri"/>
+                <w:b/>
+                <w:bCs/>
+                <w:color w:val="000000"/>
+                <w:kern w:val="0"/>
+                <w:lang w:eastAsia="da-DK"/>
+                <w14:ligatures w14:val="none"/>
+              </w:rPr>
+              <w:t>Order Date</w:t>
+            </w:r>
+          </w:p>
+        </w:tc>
+        <w:tc>
+          <w:tcPr>
+            <w:tcW w:w="1587" w:type="dxa"/>
+            <w:shd w:val="clear" w:color="auto" w:fill="auto"/>
+            <w:noWrap/>
+            <w:hideMark/>
+          </w:tcPr>
+          <w:p>
+            <w:pPr>
+              <w:spacing w:after="0" w:line="240" w:lineRule="auto"/>
+              <w:jc w:val="center"/>
+              <w:rPr>
+                <w:rFonts w:ascii="Calibri" w:eastAsia="Times New Roman" w:hAnsi="Calibri" w:cs="Calibri"/>
+                <w:b/>
+                <w:bCs/>
+                <w:kern w:val="0"/>
+                <w:lang w:eastAsia="da-DK"/>
+                <w14:ligatures w14:val="none"/>
+              </w:rPr>
+            </w:pPr>
+            <w:r>
+              <w:rPr>
+                <w:rFonts w:ascii="Calibri" w:eastAsia="Times New Roman" w:hAnsi="Calibri" w:cs="Calibri"/>
+                <w:b/>
+                <w:bCs/>
+                <w:color w:val="000000"/>
+                <w:kern w:val="0"/>
+                <w:lang w:eastAsia="da-DK"/>
+                <w14:ligatures w14:val="none"/>
+              </w:rPr>
+              <w:t>Order ID</w:t>
+            </w:r>
+          </w:p>
+        </w:tc>
+      </w:tr>
+      <w:tr>
+        <w:trPr>
+          <w:trHeight w:val="224"/>
+          <w:jc w:val="center"/>
+        </w:trPr>
+        <w:tc>
+          <w:tcPr>
+            <w:tcW w:w="2405" w:type="dxa"/>
+            <w:shd w:val="clear" w:color="auto" w:fill="auto"/>
+            <w:noWrap/>
+            <w:vAlign w:val="bottom"/>
+            <w:hideMark/>
+          </w:tcPr>
+          <w:p>
+            <w:pPr>
+              <w:spacing w:after="0" w:line="240" w:lineRule="auto"/>
+              <w:rPr>
+                <w:rFonts w:ascii="Calibri" w:eastAsia="Times New Roman" w:hAnsi="Calibri" w:cs="Calibri"/>
+                <w:color w:val="000000"/>
+                <w:kern w:val="0"/>
+                <w:lang w:eastAsia="da-DK"/>
+                <w14:ligatures w14:val="none"/>
+              </w:rPr>
+            </w:pPr>
+            <w:proofErr w:type="spellStart"/>
+            <w:r>
+              <w:rPr>
+                <w:rFonts w:ascii="Calibri" w:eastAsia="Times New Roman" w:hAnsi="Calibri" w:cs="Calibri"/>
+                <w:color w:val="000000"/>
+                <w:kern w:val="0"/>
+                <w:lang w:eastAsia="da-DK"/>
+                <w14:ligatures w14:val="none"/>
+              </w:rPr>
+              <w:t>text</w:t>
+            </w:r>
+            <w:proofErr w:type="spellEnd"/>
+          </w:p>
+        </w:tc>
+        <w:tc>
+          <w:tcPr>
+            <w:tcW w:w="2797" w:type="dxa"/>
+            <w:shd w:val="clear" w:color="auto" w:fill="auto"/>
+            <w:noWrap/>
+            <w:vAlign w:val="bottom"/>
+            <w:hideMark/>
+          </w:tcPr>
+          <w:p>
+            <w:pPr>
+              <w:spacing w:after="0" w:line="240" w:lineRule="auto"/>
+              <w:rPr>
+                <w:rFonts w:ascii="Calibri" w:eastAsia="Times New Roman" w:hAnsi="Calibri" w:cs="Calibri"/>
+                <w:color w:val="000000"/>
+                <w:kern w:val="0"/>
+                <w:lang w:eastAsia="da-DK"/>
+                <w14:ligatures w14:val="none"/>
+              </w:rPr>
+            </w:pPr>
+            <w:r>
+              <w:rPr>
+                <w:rFonts w:ascii="Calibri" w:eastAsia="Times New Roman" w:hAnsi="Calibri" w:cs="Calibri"/>
+                <w:color w:val="000000"/>
+                <w:kern w:val="0"/>
+                <w:lang w:eastAsia="da-DK"/>
+                <w14:ligatures w14:val="none"/>
+              </w:rPr>
+              <w:t xml:space="preserve">timestamp </w:t>
+            </w:r>
+            <w:proofErr w:type="spellStart"/>
+            <w:r>
+              <w:rPr>
+                <w:rFonts w:ascii="Calibri" w:eastAsia="Times New Roman" w:hAnsi="Calibri" w:cs="Calibri"/>
+                <w:color w:val="000000"/>
+                <w:kern w:val="0"/>
+                <w:lang w:eastAsia="da-DK"/>
+                <w14:ligatures w14:val="none"/>
+              </w:rPr>
+              <w:t>without</w:t>
+            </w:r>
+            <w:proofErr w:type="spellEnd"/>
+            <w:r>
+              <w:rPr>
+                <w:rFonts w:ascii="Calibri" w:eastAsia="Times New Roman" w:hAnsi="Calibri" w:cs="Calibri"/>
+                <w:color w:val="000000"/>
+                <w:kern w:val="0"/>
+                <w:lang w:eastAsia="da-DK"/>
+                <w14:ligatures w14:val="none"/>
+              </w:rPr>
+              <w:t xml:space="preserve"> time zone</w:t>
+            </w:r>
+          </w:p>
+        </w:tc>
+        <w:tc>
+          <w:tcPr>
+            <w:tcW w:w="1587" w:type="dxa"/>
+            <w:shd w:val="clear" w:color="auto" w:fill="auto"/>
+            <w:noWrap/>
+            <w:vAlign w:val="bottom"/>
+            <w:hideMark/>
+          </w:tcPr>
+          <w:p>
+            <w:pPr>
+              <w:spacing w:after="0" w:line="240" w:lineRule="auto"/>
+              <w:rPr>
+                <w:rFonts w:ascii="Calibri" w:eastAsia="Times New Roman" w:hAnsi="Calibri" w:cs="Calibri"/>
+                <w:color w:val="000000"/>
+                <w:kern w:val="0"/>
+                <w:lang w:eastAsia="da-DK"/>
+                <w14:ligatures w14:val="none"/>
+              </w:rPr>
+            </w:pPr>
+            <w:proofErr w:type="spellStart"/>
+            <w:r>
+              <w:rPr>
+                <w:rFonts w:ascii="Calibri" w:eastAsia="Times New Roman" w:hAnsi="Calibri" w:cs="Calibri"/>
+                <w:color w:val="000000"/>
+                <w:kern w:val="0"/>
+                <w:lang w:eastAsia="da-DK"/>
+                <w14:ligatures w14:val="none"/>
+              </w:rPr>
+              <w:t>text</w:t>
+            </w:r>
+            <w:proofErr w:type="spellEnd"/>
+          </w:p>
+        </w:tc>
+      </w:tr>
+      <w:tr>
+        <w:trPr>
+          <w:trHeight w:val="224"/>
+          <w:jc w:val="center"/>
+        </w:trPr>
+        <w:tc>
+          <w:tcPr>
+            <w:tcW w:w="2405" w:type="dxa"/>
+            <w:shd w:val="clear" w:color="auto" w:fill="auto"/>
+            <w:noWrap/>
+            <w:vAlign w:val="bottom"/>
+            <w:hideMark/>
+          </w:tcPr>
+          <w:p>
+            <w:pPr>
+              <w:spacing w:after="0" w:line="240" w:lineRule="auto"/>
+              <w:rPr>
+                <w:rFonts w:ascii="Calibri" w:eastAsia="Times New Roman" w:hAnsi="Calibri" w:cs="Calibri"/>
+                <w:color w:val="000000"/>
+                <w:kern w:val="0"/>
+                <w:lang w:eastAsia="da-DK"/>
+                <w14:ligatures w14:val="none"/>
+              </w:rPr>
+            </w:pPr>
+            <w:proofErr w:type="spellStart"/>
+            <w:r>
+              <w:rPr>
+                <w:rFonts w:ascii="Calibri" w:eastAsia="Times New Roman" w:hAnsi="Calibri" w:cs="Calibri"/>
+                <w:color w:val="000000"/>
+                <w:kern w:val="0"/>
+                <w:lang w:eastAsia="da-DK"/>
+                <w14:ligatures w14:val="none"/>
+              </w:rPr>
+              <w:t>text</w:t>
+            </w:r>
+            <w:proofErr w:type="spellEnd"/>
+          </w:p>
+        </w:tc>
+        <w:tc>
+          <w:tcPr>
+            <w:tcW w:w="2797" w:type="dxa"/>
+            <w:shd w:val="clear" w:color="auto" w:fill="auto"/>
+            <w:noWrap/>
+            <w:vAlign w:val="bottom"/>
+            <w:hideMark/>
+          </w:tcPr>
+          <w:p>
+            <w:pPr>
+              <w:spacing w:after="0" w:line="240" w:lineRule="auto"/>
+              <w:rPr>
+                <w:rFonts w:ascii="Calibri" w:eastAsia="Times New Roman" w:hAnsi="Calibri" w:cs="Calibri"/>
+                <w:color w:val="000000"/>
+                <w:kern w:val="0"/>
+                <w:lang w:eastAsia="da-DK"/>
+                <w14:ligatures w14:val="none"/>
+              </w:rPr>
+            </w:pPr>
+            <w:r>
+              <w:rPr>
+                <w:rFonts w:ascii="Calibri" w:eastAsia="Times New Roman" w:hAnsi="Calibri" w:cs="Calibri"/>
+                <w:color w:val="000000"/>
+                <w:kern w:val="0"/>
+                <w:lang w:eastAsia="da-DK"/>
+                <w14:ligatures w14:val="none"/>
+              </w:rPr>
+              <w:t xml:space="preserve">timestamp </w:t>
+            </w:r>
+            <w:proofErr w:type="spellStart"/>
+            <w:r>
+              <w:rPr>
+                <w:rFonts w:ascii="Calibri" w:eastAsia="Times New Roman" w:hAnsi="Calibri" w:cs="Calibri"/>
+                <w:color w:val="000000"/>
+                <w:kern w:val="0"/>
+                <w:lang w:eastAsia="da-DK"/>
+                <w14:ligatures w14:val="none"/>
+              </w:rPr>
+              <w:t>without</w:t>
+            </w:r>
+            <w:proofErr w:type="spellEnd"/>
+            <w:r>
+              <w:rPr>
+                <w:rFonts w:ascii="Calibri" w:eastAsia="Times New Roman" w:hAnsi="Calibri" w:cs="Calibri"/>
+                <w:color w:val="000000"/>
+                <w:kern w:val="0"/>
+                <w:lang w:eastAsia="da-DK"/>
+                <w14:ligatures w14:val="none"/>
+              </w:rPr>
+              <w:t xml:space="preserve"> time zone</w:t>
+            </w:r>
+          </w:p>
+        </w:tc>
+        <w:tc>
+          <w:tcPr>
+            <w:tcW w:w="1587" w:type="dxa"/>
+            <w:shd w:val="clear" w:color="auto" w:fill="auto"/>
+            <w:noWrap/>
+            <w:vAlign w:val="bottom"/>
+            <w:hideMark/>
+          </w:tcPr>
+          <w:p>
+            <w:pPr>
+              <w:spacing w:after="0" w:line="240" w:lineRule="auto"/>
+              <w:rPr>
+                <w:rFonts w:ascii="Calibri" w:eastAsia="Times New Roman" w:hAnsi="Calibri" w:cs="Calibri"/>
+                <w:color w:val="000000"/>
+                <w:kern w:val="0"/>
+                <w:lang w:eastAsia="da-DK"/>
+                <w14:ligatures w14:val="none"/>
+              </w:rPr>
+            </w:pPr>
+            <w:proofErr w:type="spellStart"/>
+            <w:r>
+              <w:rPr>
+                <w:rFonts w:ascii="Calibri" w:eastAsia="Times New Roman" w:hAnsi="Calibri" w:cs="Calibri"/>
+                <w:color w:val="000000"/>
+                <w:kern w:val="0"/>
+                <w:lang w:eastAsia="da-DK"/>
+                <w14:ligatures w14:val="none"/>
+              </w:rPr>
+              <w:t>text</w:t>
+            </w:r>
+            <w:proofErr w:type="spellEnd"/>
+          </w:p>
+        </w:tc>
+      </w:tr>
+      <w:tr>
+        <w:trPr>
+          <w:trHeight w:val="224"/>
+          <w:jc w:val="center"/>
+        </w:trPr>
+        <w:tc>
+          <w:tcPr>
+            <w:tcW w:w="2405" w:type="dxa"/>
+            <w:shd w:val="clear" w:color="auto" w:fill="auto"/>
+            <w:noWrap/>
+            <w:vAlign w:val="bottom"/>
+            <w:hideMark/>
+          </w:tcPr>
+          <w:p>
+            <w:pPr>
+              <w:spacing w:after="0" w:line="240" w:lineRule="auto"/>
+              <w:rPr>
+                <w:rFonts w:ascii="Calibri" w:eastAsia="Times New Roman" w:hAnsi="Calibri" w:cs="Calibri"/>
+                <w:color w:val="000000"/>
+                <w:kern w:val="0"/>
+                <w:lang w:eastAsia="da-DK"/>
+                <w14:ligatures w14:val="none"/>
+              </w:rPr>
+            </w:pPr>
+            <w:proofErr w:type="spellStart"/>
+            <w:r>
+              <w:rPr>
+                <w:rFonts w:ascii="Calibri" w:eastAsia="Times New Roman" w:hAnsi="Calibri" w:cs="Calibri"/>
+                <w:color w:val="000000"/>
+                <w:kern w:val="0"/>
+                <w:lang w:eastAsia="da-DK"/>
+                <w14:ligatures w14:val="none"/>
+              </w:rPr>
+              <w:t>text</w:t>
+            </w:r>
+            <w:proofErr w:type="spellEnd"/>
+          </w:p>
+        </w:tc>
+        <w:tc>
+          <w:tcPr>
+            <w:tcW w:w="2797" w:type="dxa"/>
+            <w:shd w:val="clear" w:color="auto" w:fill="auto"/>
+            <w:noWrap/>
+            <w:vAlign w:val="bottom"/>
+            <w:hideMark/>
+          </w:tcPr>
+          <w:p>
+            <w:pPr>
+              <w:spacing w:after="0" w:line="240" w:lineRule="auto"/>
+              <w:rPr>
+                <w:rFonts w:ascii="Calibri" w:eastAsia="Times New Roman" w:hAnsi="Calibri" w:cs="Calibri"/>
+                <w:color w:val="000000"/>
+                <w:kern w:val="0"/>
+                <w:lang w:eastAsia="da-DK"/>
+                <w14:ligatures w14:val="none"/>
+              </w:rPr>
+            </w:pPr>
+            <w:r>
+              <w:rPr>
+                <w:rFonts w:ascii="Calibri" w:eastAsia="Times New Roman" w:hAnsi="Calibri" w:cs="Calibri"/>
+                <w:color w:val="000000"/>
+                <w:kern w:val="0"/>
+                <w:lang w:eastAsia="da-DK"/>
+                <w14:ligatures w14:val="none"/>
+              </w:rPr>
+              <w:t xml:space="preserve">timestamp </w:t>
+            </w:r>
+            <w:proofErr w:type="spellStart"/>
+            <w:r>
+              <w:rPr>
+                <w:rFonts w:ascii="Calibri" w:eastAsia="Times New Roman" w:hAnsi="Calibri" w:cs="Calibri"/>
+                <w:color w:val="000000"/>
+                <w:kern w:val="0"/>
+                <w:lang w:eastAsia="da-DK"/>
+                <w14:ligatures w14:val="none"/>
+              </w:rPr>
+              <w:t>without</w:t>
+            </w:r>
+            <w:proofErr w:type="spellEnd"/>
+            <w:r>
+              <w:rPr>
+                <w:rFonts w:ascii="Calibri" w:eastAsia="Times New Roman" w:hAnsi="Calibri" w:cs="Calibri"/>
+                <w:color w:val="000000"/>
+                <w:kern w:val="0"/>
+                <w:lang w:eastAsia="da-DK"/>
+                <w14:ligatures w14:val="none"/>
+              </w:rPr>
+              <w:t xml:space="preserve"> time zone</w:t>
+            </w:r>
+          </w:p>
+        </w:tc>
+        <w:tc>
+          <w:tcPr>
+            <w:tcW w:w="1587" w:type="dxa"/>
+            <w:shd w:val="clear" w:color="auto" w:fill="auto"/>
+            <w:noWrap/>
+            <w:vAlign w:val="bottom"/>
+            <w:hideMark/>
+          </w:tcPr>
+          <w:p>
+            <w:pPr>
+              <w:spacing w:after="0" w:line="240" w:lineRule="auto"/>
+              <w:rPr>
+                <w:rFonts w:ascii="Calibri" w:eastAsia="Times New Roman" w:hAnsi="Calibri" w:cs="Calibri"/>
+                <w:color w:val="000000"/>
+                <w:kern w:val="0"/>
+                <w:lang w:eastAsia="da-DK"/>
+                <w14:ligatures w14:val="none"/>
+              </w:rPr>
+            </w:pPr>
+            <w:proofErr w:type="spellStart"/>
+            <w:r>
+              <w:rPr>
+                <w:rFonts w:ascii="Calibri" w:eastAsia="Times New Roman" w:hAnsi="Calibri" w:cs="Calibri"/>
+                <w:color w:val="000000"/>
+                <w:kern w:val="0"/>
+                <w:lang w:eastAsia="da-DK"/>
+                <w14:ligatures w14:val="none"/>
+              </w:rPr>
+              <w:t>text</w:t>
+            </w:r>
+            <w:proofErr w:type="spellEnd"/>
+          </w:p>
+        </w:tc>
+      </w:tr>
+    </w:tbl>
+    <w:p>
+      <w:pPr>
+        <w:rPr>
+          <w:rFonts w:ascii="Times" w:hAnsi="Times" w:cs="Times"/>
+          <w:color w:val="1F2328"/>
+          <w:lang w:val="en-US"/>
+        </w:rPr>
+      </w:pPr>
+    </w:p>
+    <w:p>
+      <w:pPr>
+        <w:pStyle w:val="ListParagraph"/>
         <w:numPr>
           <w:ilvl w:val="0"/>
           <w:numId w:val="1"/>
@@ -1426,16 +2350,16 @@
     </w:p>
     <w:p>
       <w:pPr>
-        <w:pStyle w:val="Listeafsnit"/>
-        <w:rPr>
-          <w:rFonts w:ascii="Times" w:hAnsi="Times" w:cs="Times"/>
-          <w:lang w:val="en-US"/>
-        </w:rPr>
-      </w:pPr>
-    </w:p>
-    <w:p>
-      <w:pPr>
-        <w:pStyle w:val="Listeafsnit"/>
+        <w:pStyle w:val="ListParagraph"/>
+        <w:rPr>
+          <w:rFonts w:ascii="Times" w:hAnsi="Times" w:cs="Times"/>
+          <w:lang w:val="en-US"/>
+        </w:rPr>
+      </w:pPr>
+    </w:p>
+    <w:p>
+      <w:pPr>
+        <w:pStyle w:val="ListParagraph"/>
         <w:numPr>
           <w:ilvl w:val="0"/>
           <w:numId w:val="1"/>
@@ -1522,16 +2446,16 @@
     </w:p>
     <w:p>
       <w:pPr>
-        <w:pStyle w:val="Listeafsnit"/>
-        <w:rPr>
-          <w:rFonts w:ascii="Times" w:hAnsi="Times" w:cs="Times"/>
-          <w:lang w:val="en-US"/>
-        </w:rPr>
-      </w:pPr>
-    </w:p>
-    <w:p>
-      <w:pPr>
-        <w:pStyle w:val="Listeafsnit"/>
+        <w:pStyle w:val="ListParagraph"/>
+        <w:rPr>
+          <w:rFonts w:ascii="Times" w:hAnsi="Times" w:cs="Times"/>
+          <w:lang w:val="en-US"/>
+        </w:rPr>
+      </w:pPr>
+    </w:p>
+    <w:p>
+      <w:pPr>
+        <w:pStyle w:val="ListParagraph"/>
         <w:numPr>
           <w:ilvl w:val="0"/>
           <w:numId w:val="1"/>
@@ -1601,16 +2525,16 @@
     </w:p>
     <w:p>
       <w:pPr>
-        <w:pStyle w:val="Listeafsnit"/>
-        <w:rPr>
-          <w:rFonts w:ascii="Times" w:hAnsi="Times" w:cs="Times"/>
-          <w:lang w:val="en-US"/>
-        </w:rPr>
-      </w:pPr>
-    </w:p>
-    <w:p>
-      <w:pPr>
-        <w:pStyle w:val="Listeafsnit"/>
+        <w:pStyle w:val="ListParagraph"/>
+        <w:rPr>
+          <w:rFonts w:ascii="Times" w:hAnsi="Times" w:cs="Times"/>
+          <w:lang w:val="en-US"/>
+        </w:rPr>
+      </w:pPr>
+    </w:p>
+    <w:p>
+      <w:pPr>
+        <w:pStyle w:val="ListParagraph"/>
         <w:numPr>
           <w:ilvl w:val="0"/>
           <w:numId w:val="1"/>
@@ -1667,16 +2591,16 @@
     </w:p>
     <w:p>
       <w:pPr>
-        <w:pStyle w:val="Listeafsnit"/>
-        <w:rPr>
-          <w:rFonts w:ascii="Times" w:hAnsi="Times" w:cs="Times"/>
-          <w:lang w:val="en-US"/>
-        </w:rPr>
-      </w:pPr>
-    </w:p>
-    <w:p>
-      <w:pPr>
-        <w:pStyle w:val="Listeafsnit"/>
+        <w:pStyle w:val="ListParagraph"/>
+        <w:rPr>
+          <w:rFonts w:ascii="Times" w:hAnsi="Times" w:cs="Times"/>
+          <w:lang w:val="en-US"/>
+        </w:rPr>
+      </w:pPr>
+    </w:p>
+    <w:p>
+      <w:pPr>
+        <w:pStyle w:val="ListParagraph"/>
         <w:numPr>
           <w:ilvl w:val="0"/>
           <w:numId w:val="1"/>
@@ -1710,16 +2634,16 @@
     </w:p>
     <w:p>
       <w:pPr>
-        <w:pStyle w:val="Listeafsnit"/>
-        <w:rPr>
-          <w:rFonts w:ascii="Times" w:hAnsi="Times" w:cs="Times"/>
-          <w:lang w:val="en-US"/>
-        </w:rPr>
-      </w:pPr>
-    </w:p>
-    <w:p>
-      <w:pPr>
-        <w:pStyle w:val="Listeafsnit"/>
+        <w:pStyle w:val="ListParagraph"/>
+        <w:rPr>
+          <w:rFonts w:ascii="Times" w:hAnsi="Times" w:cs="Times"/>
+          <w:lang w:val="en-US"/>
+        </w:rPr>
+      </w:pPr>
+    </w:p>
+    <w:p>
+      <w:pPr>
+        <w:pStyle w:val="ListParagraph"/>
         <w:numPr>
           <w:ilvl w:val="0"/>
           <w:numId w:val="1"/>
@@ -1746,16 +2670,16 @@
     </w:p>
     <w:p>
       <w:pPr>
-        <w:pStyle w:val="Listeafsnit"/>
-        <w:rPr>
-          <w:rFonts w:ascii="Times" w:hAnsi="Times" w:cs="Times"/>
-          <w:lang w:val="en-US"/>
-        </w:rPr>
-      </w:pPr>
-    </w:p>
-    <w:p>
-      <w:pPr>
-        <w:pStyle w:val="Listeafsnit"/>
+        <w:pStyle w:val="ListParagraph"/>
+        <w:rPr>
+          <w:rFonts w:ascii="Times" w:hAnsi="Times" w:cs="Times"/>
+          <w:lang w:val="en-US"/>
+        </w:rPr>
+      </w:pPr>
+    </w:p>
+    <w:p>
+      <w:pPr>
+        <w:pStyle w:val="ListParagraph"/>
         <w:numPr>
           <w:ilvl w:val="0"/>
           <w:numId w:val="1"/>
@@ -1824,16 +2748,16 @@
     </w:p>
     <w:p>
       <w:pPr>
-        <w:pStyle w:val="Listeafsnit"/>
-        <w:rPr>
-          <w:rFonts w:ascii="Times" w:hAnsi="Times" w:cs="Times"/>
-          <w:lang w:val="en-US"/>
-        </w:rPr>
-      </w:pPr>
-    </w:p>
-    <w:p>
-      <w:pPr>
-        <w:pStyle w:val="Listeafsnit"/>
+        <w:pStyle w:val="ListParagraph"/>
+        <w:rPr>
+          <w:rFonts w:ascii="Times" w:hAnsi="Times" w:cs="Times"/>
+          <w:lang w:val="en-US"/>
+        </w:rPr>
+      </w:pPr>
+    </w:p>
+    <w:p>
+      <w:pPr>
+        <w:pStyle w:val="ListParagraph"/>
         <w:numPr>
           <w:ilvl w:val="0"/>
           <w:numId w:val="1"/>
@@ -1848,6 +2772,7 @@
           <w:rFonts w:ascii="Times" w:hAnsi="Times" w:cs="Times"/>
           <w:lang w:val="en-US"/>
         </w:rPr>
+        <w:lastRenderedPageBreak/>
         <w:t xml:space="preserve">When you press confirm, your data will be uploaded to the database and redirected to a page that shows you exactly how the data looks in the database. Double check that the data looks okay. </w:t>
       </w:r>
     </w:p>
@@ -1864,7 +2789,7 @@
     </w:p>
     <w:p>
       <w:pPr>
-        <w:pStyle w:val="Overskrift1"/>
+        <w:pStyle w:val="Heading1"/>
         <w:rPr>
           <w:rFonts w:ascii="Times" w:hAnsi="Times" w:cs="Times"/>
           <w:lang w:val="en-US"/>
@@ -2018,7 +2943,7 @@
     </w:p>
     <w:p>
       <w:pPr>
-        <w:pStyle w:val="Overskrift2"/>
+        <w:pStyle w:val="Heading2"/>
         <w:rPr>
           <w:rFonts w:ascii="Times" w:hAnsi="Times" w:cs="Times"/>
           <w:lang w:val="en-US"/>
@@ -2031,7 +2956,6 @@
           <w:rFonts w:ascii="Times" w:hAnsi="Times" w:cs="Times"/>
           <w:lang w:val="en-US"/>
         </w:rPr>
-        <w:lastRenderedPageBreak/>
         <w:t>Empty cells</w:t>
       </w:r>
       <w:r>
@@ -2043,7 +2967,7 @@
       </w:r>
       <w:r>
         <w:rPr>
-          <w:rStyle w:val="Overskrift2Tegn"/>
+          <w:rStyle w:val="Heading2Char"/>
           <w:rFonts w:ascii="Times" w:hAnsi="Times" w:cs="Times"/>
           <w:lang w:val="en-US"/>
         </w:rPr>
@@ -2078,7 +3002,7 @@
     </w:p>
     <w:p>
       <w:pPr>
-        <w:pStyle w:val="Overskrift2"/>
+        <w:pStyle w:val="Heading2"/>
         <w:rPr>
           <w:rFonts w:ascii="Times" w:hAnsi="Times" w:cs="Times"/>
           <w:lang w:val="en-US"/>
@@ -2120,7 +3044,7 @@
     <w:p>
       <w:pPr>
         <w:rPr>
-          <w:rStyle w:val="Overskrift2Tegn"/>
+          <w:rStyle w:val="Heading2Char"/>
           <w:rFonts w:ascii="Times" w:eastAsiaTheme="minorHAnsi" w:hAnsi="Times" w:cs="Times"/>
           <w:color w:val="1F2328"/>
           <w:sz w:val="22"/>
@@ -2208,7 +3132,7 @@
     <w:p>
       <w:pPr>
         <w:rPr>
-          <w:rStyle w:val="Overskrift2Tegn"/>
+          <w:rStyle w:val="Heading2Char"/>
           <w:rFonts w:ascii="Times" w:hAnsi="Times" w:cs="Times"/>
           <w:lang w:val="en-US"/>
         </w:rPr>
@@ -2217,7 +3141,7 @@
       <w:bookmarkStart w:id="9" w:name="_Toc159397494"/>
       <w:r>
         <w:rPr>
-          <w:rStyle w:val="Overskrift2Tegn"/>
+          <w:rStyle w:val="Heading2Char"/>
           <w:rFonts w:ascii="Times" w:hAnsi="Times" w:cs="Times"/>
           <w:lang w:val="en-US"/>
         </w:rPr>
@@ -2225,7 +3149,7 @@
       </w:r>
       <w:r>
         <w:rPr>
-          <w:rStyle w:val="Overskrift2Tegn"/>
+          <w:rStyle w:val="Heading2Char"/>
           <w:rFonts w:ascii="Times" w:hAnsi="Times" w:cs="Times"/>
           <w:lang w:val="en-US"/>
         </w:rPr>
@@ -2233,7 +3157,7 @@
       </w:r>
       <w:r>
         <w:rPr>
-          <w:rStyle w:val="Overskrift2Tegn"/>
+          <w:rStyle w:val="Heading2Char"/>
           <w:rFonts w:ascii="Times" w:hAnsi="Times" w:cs="Times"/>
           <w:lang w:val="en-US"/>
         </w:rPr>
@@ -2241,7 +3165,7 @@
       </w:r>
       <w:r>
         <w:rPr>
-          <w:rStyle w:val="Overskrift2Tegn"/>
+          <w:rStyle w:val="Heading2Char"/>
           <w:rFonts w:ascii="Times" w:hAnsi="Times" w:cs="Times"/>
           <w:lang w:val="en-US"/>
         </w:rPr>
@@ -2370,7 +3294,7 @@
     </w:p>
     <w:p>
       <w:pPr>
-        <w:pStyle w:val="Overskrift2"/>
+        <w:pStyle w:val="Heading2"/>
         <w:rPr>
           <w:rFonts w:ascii="Times" w:hAnsi="Times" w:cs="Times"/>
           <w:lang w:val="en-US"/>
@@ -2560,7 +3484,7 @@
     </w:p>
     <w:p>
       <w:pPr>
-        <w:pStyle w:val="Overskrift2"/>
+        <w:pStyle w:val="Heading2"/>
         <w:rPr>
           <w:rFonts w:ascii="Times" w:hAnsi="Times" w:cs="Times"/>
           <w:lang w:val="en-US"/>
@@ -2584,7 +3508,7 @@
       </w:r>
       <w:r>
         <w:rPr>
-          <w:rStyle w:val="Overskrift2Tegn"/>
+          <w:rStyle w:val="Heading2Char"/>
           <w:rFonts w:ascii="Times" w:hAnsi="Times" w:cs="Times"/>
           <w:lang w:val="en-US"/>
         </w:rPr>
@@ -2617,7 +3541,7 @@
     </w:p>
     <w:p>
       <w:pPr>
-        <w:pStyle w:val="Overskrift2"/>
+        <w:pStyle w:val="Heading2"/>
         <w:rPr>
           <w:rFonts w:ascii="Times" w:hAnsi="Times" w:cs="Times"/>
           <w:lang w:val="en-US"/>
@@ -2641,7 +3565,7 @@
       </w:r>
       <w:r>
         <w:rPr>
-          <w:rStyle w:val="Overskrift2Tegn"/>
+          <w:rStyle w:val="Heading2Char"/>
           <w:rFonts w:ascii="Times" w:hAnsi="Times" w:cs="Times"/>
           <w:lang w:val="en-US"/>
         </w:rPr>
@@ -2703,7 +3627,7 @@
     </w:p>
     <w:p>
       <w:pPr>
-        <w:pStyle w:val="Overskrift1"/>
+        <w:pStyle w:val="Heading1"/>
         <w:rPr>
           <w:rFonts w:ascii="Times" w:hAnsi="Times" w:cs="Times"/>
           <w:lang w:val="en-US"/>
@@ -2716,6 +3640,7 @@
           <w:rFonts w:ascii="Times" w:hAnsi="Times" w:cs="Times"/>
           <w:lang w:val="en-US"/>
         </w:rPr>
+        <w:lastRenderedPageBreak/>
         <w:t>Details on formatting and parsing:</w:t>
       </w:r>
       <w:bookmarkEnd w:id="16"/>
@@ -2843,7 +3768,7 @@
       </w:r>
       <w:r>
         <w:rPr>
-          <w:rStyle w:val="Fodnotehenvisning"/>
+          <w:rStyle w:val="FootnoteReference"/>
           <w:rFonts w:ascii="Times" w:hAnsi="Times" w:cs="Times"/>
           <w:lang w:val="en-US"/>
         </w:rPr>
@@ -2958,89 +3883,79 @@
     </w:p>
     <w:p>
       <w:pPr>
-        <w:pStyle w:val="Overskrift1"/>
-        <w:rPr>
-          <w:rStyle w:val="Strk"/>
+        <w:pStyle w:val="Heading1"/>
+        <w:rPr>
+          <w:rStyle w:val="Strong"/>
           <w:rFonts w:ascii="Times" w:hAnsi="Times" w:cs="Times"/>
           <w:b w:val="0"/>
           <w:bCs w:val="0"/>
+          <w:lang w:val="en-US"/>
         </w:rPr>
       </w:pPr>
       <w:bookmarkStart w:id="18" w:name="_Toc159310738"/>
       <w:bookmarkStart w:id="19" w:name="_Toc159397499"/>
-      <w:proofErr w:type="spellStart"/>
-      <w:r>
-        <w:rPr>
-          <w:rStyle w:val="Strk"/>
+      <w:r>
+        <w:rPr>
+          <w:rStyle w:val="Strong"/>
           <w:rFonts w:ascii="Times" w:hAnsi="Times" w:cs="Times"/>
           <w:b w:val="0"/>
           <w:bCs w:val="0"/>
-        </w:rPr>
-        <w:lastRenderedPageBreak/>
-        <w:t>Error</w:t>
-      </w:r>
-      <w:r>
-        <w:rPr>
-          <w:rStyle w:val="Strk"/>
+          <w:lang w:val="en-US"/>
+        </w:rPr>
+        <w:t>Errors</w:t>
+      </w:r>
+    </w:p>
+    <w:p>
+      <w:pPr>
+        <w:rPr>
+          <w:rFonts w:ascii="Times" w:hAnsi="Times" w:cs="Times"/>
+          <w:lang w:val="en-US"/>
+        </w:rPr>
+      </w:pPr>
+      <w:r>
+        <w:rPr>
+          <w:rFonts w:ascii="Times" w:hAnsi="Times" w:cs="Times"/>
+          <w:lang w:val="en-US"/>
+        </w:rPr>
+        <w:t>During upload, you will most likely encounter errors. Most of the time, these are due to unexpected formatting, and should be easily fixed by yourself. However, if you encounter any errors that you cannot fix yourself, make sure to contact admin with the time and date of when the error happened and the traceback shown on the error page.</w:t>
+      </w:r>
+    </w:p>
+    <w:p>
+      <w:pPr>
+        <w:rPr>
+          <w:rFonts w:ascii="Times" w:hAnsi="Times" w:cs="Times"/>
+          <w:lang w:val="en-US" w:eastAsia="da-DK"/>
+        </w:rPr>
+      </w:pPr>
+      <w:r>
+        <w:rPr>
+          <w:rFonts w:ascii="Times" w:hAnsi="Times" w:cs="Times"/>
+          <w:lang w:val="en-US" w:eastAsia="da-DK"/>
+        </w:rPr>
+        <w:t>If you encounter a “Internal Server Error”, this means you encountered an error I did not anticipate.  Please notify me with the time and date for when it occurred, so I can investigate the error log.</w:t>
+      </w:r>
+    </w:p>
+    <w:p>
+      <w:pPr>
+        <w:rPr>
+          <w:lang w:val="en-US"/>
+        </w:rPr>
+      </w:pPr>
+    </w:p>
+    <w:p>
+      <w:pPr>
+        <w:pStyle w:val="Heading1"/>
+        <w:rPr>
+          <w:rStyle w:val="Strong"/>
           <w:rFonts w:ascii="Times" w:hAnsi="Times" w:cs="Times"/>
           <w:b w:val="0"/>
           <w:bCs w:val="0"/>
-        </w:rPr>
-        <w:t>s</w:t>
-      </w:r>
-      <w:proofErr w:type="spellEnd"/>
-    </w:p>
-    <w:p>
-      <w:pPr>
-        <w:rPr>
-          <w:rFonts w:ascii="Times" w:hAnsi="Times" w:cs="Times"/>
-          <w:lang w:val="en-US"/>
-        </w:rPr>
-      </w:pPr>
-      <w:r>
-        <w:rPr>
-          <w:rFonts w:ascii="Times" w:hAnsi="Times" w:cs="Times"/>
-          <w:lang w:val="en-US"/>
-        </w:rPr>
-        <w:t>During upload, you will most likely encounter errors. Most of the time, these are due to unexpected formatting, and should be easily fixed by yourself. However, if you encounter any errors that you cannot fix yourself, make sure to contact admin with the time and date of when the error happened and the traceback shown on the error page.</w:t>
-      </w:r>
-    </w:p>
-    <w:p>
-      <w:pPr>
-        <w:rPr>
-          <w:rFonts w:ascii="Times" w:hAnsi="Times" w:cs="Times"/>
-          <w:lang w:val="en-US" w:eastAsia="da-DK"/>
-        </w:rPr>
-      </w:pPr>
-      <w:r>
-        <w:rPr>
-          <w:rFonts w:ascii="Times" w:hAnsi="Times" w:cs="Times"/>
-          <w:lang w:val="en-US" w:eastAsia="da-DK"/>
-        </w:rPr>
-        <w:t>If you encounter a “Internal Server Error”, this means you encountered an error I did not anticipate.  Please notify me with the time and date for when it occurred, so I can investigate the error log.</w:t>
-      </w:r>
-    </w:p>
-    <w:p>
-      <w:pPr>
-        <w:rPr>
-          <w:lang w:val="en-US"/>
-        </w:rPr>
-      </w:pPr>
-    </w:p>
-    <w:p>
-      <w:pPr>
-        <w:pStyle w:val="Overskrift1"/>
-        <w:rPr>
-          <w:rStyle w:val="Strk"/>
-          <w:rFonts w:ascii="Times" w:hAnsi="Times" w:cs="Times"/>
-          <w:b w:val="0"/>
-          <w:bCs w:val="0"/>
-          <w:lang w:val="en-US"/>
-        </w:rPr>
-      </w:pPr>
-      <w:r>
-        <w:rPr>
-          <w:rStyle w:val="Strk"/>
+          <w:lang w:val="en-US"/>
+        </w:rPr>
+      </w:pPr>
+      <w:r>
+        <w:rPr>
+          <w:rStyle w:val="Strong"/>
           <w:rFonts w:ascii="Times" w:hAnsi="Times" w:cs="Times"/>
           <w:b w:val="0"/>
           <w:bCs w:val="0"/>
@@ -3085,7 +4000,7 @@
     </w:p>
     <w:p>
       <w:pPr>
-        <w:pStyle w:val="Overskrift1"/>
+        <w:pStyle w:val="Heading1"/>
         <w:rPr>
           <w:rFonts w:ascii="Times" w:hAnsi="Times" w:cs="Times"/>
           <w:lang w:val="en-US"/>
@@ -3119,7 +4034,7 @@
 </file>
 
 <file path=word/endnotes.xml><?xml version="1.0" encoding="utf-8"?>
-<w:endnotes xmlns:wpc="http://schemas.microsoft.com/office/word/2010/wordprocessingCanvas" xmlns:cx="http://schemas.microsoft.com/office/drawing/2014/chartex" xmlns:cx1="http://schemas.microsoft.com/office/drawing/2015/9/8/chartex" xmlns:cx2="http://schemas.microsoft.com/office/drawing/2015/10/21/chartex" xmlns:cx3="http://schemas.microsoft.com/office/drawing/2016/5/9/chartex" xmlns:cx4="http://schemas.microsoft.com/office/drawing/2016/5/10/chartex" xmlns:cx5="http://schemas.microsoft.com/office/drawing/2016/5/11/chartex" xmlns:cx6="http://schemas.microsoft.com/office/drawing/2016/5/12/chartex" xmlns:cx7="http://schemas.microsoft.com/office/drawing/2016/5/13/chartex" xmlns:cx8="http://schemas.microsoft.com/office/drawing/2016/5/14/chartex" xmlns:mc="http://schemas.openxmlformats.org/markup-compatibility/2006" xmlns:aink="http://schemas.microsoft.com/office/drawing/2016/ink" xmlns:am3d="http://schemas.microsoft.com/office/drawing/2017/model3d" xmlns:o="urn:schemas-microsoft-com:office:office" xmlns:oel="http://schemas.microsoft.com/office/2019/extlst" xmlns:r="http://schemas.openxmlformats.org/officeDocument/2006/relationships" xmlns:m="http://schemas.openxmlformats.org/officeDocument/2006/math" xmlns:v="urn:schemas-microsoft-com:vml" xmlns:wp14="http://schemas.microsoft.com/office/word/2010/wordprocessingDrawing" xmlns:wp="http://schemas.openxmlformats.org/drawingml/2006/wordprocessingDrawing" xmlns:w10="urn:schemas-microsoft-com:office:word" xmlns:w="http://schemas.openxmlformats.org/wordprocessingml/2006/main" xmlns:w14="http://schemas.microsoft.com/office/word/2010/wordml" xmlns:w15="http://schemas.microsoft.com/office/word/2012/wordml" xmlns:w16cex="http://schemas.microsoft.com/office/word/2018/wordml/cex" xmlns:w16cid="http://schemas.microsoft.com/office/word/2016/wordml/cid" xmlns:w16="http://schemas.microsoft.com/office/word/2018/wordml" xmlns:w16du="http://schemas.microsoft.com/office/word/2023/wordml/word16du" xmlns:w16sdtdh="http://schemas.microsoft.com/office/word/2020/wordml/sdtdatahash" xmlns:w16se="http://schemas.microsoft.com/office/word/2015/wordml/symex" xmlns:wpg="http://schemas.microsoft.com/office/word/2010/wordprocessingGroup" xmlns:wpi="http://schemas.microsoft.com/office/word/2010/wordprocessingInk" xmlns:wne="http://schemas.microsoft.com/office/word/2006/wordml" xmlns:wps="http://schemas.microsoft.com/office/word/2010/wordprocessingShape" mc:Ignorable="w14 w15 w16se w16cid w16 w16cex w16sdtdh w16du wp14">
+<w:endnotes xmlns:wpc="http://schemas.microsoft.com/office/word/2010/wordprocessingCanvas" xmlns:cx="http://schemas.microsoft.com/office/drawing/2014/chartex" xmlns:cx1="http://schemas.microsoft.com/office/drawing/2015/9/8/chartex" xmlns:cx2="http://schemas.microsoft.com/office/drawing/2015/10/21/chartex" xmlns:cx3="http://schemas.microsoft.com/office/drawing/2016/5/9/chartex" xmlns:cx4="http://schemas.microsoft.com/office/drawing/2016/5/10/chartex" xmlns:cx5="http://schemas.microsoft.com/office/drawing/2016/5/11/chartex" xmlns:cx6="http://schemas.microsoft.com/office/drawing/2016/5/12/chartex" xmlns:cx7="http://schemas.microsoft.com/office/drawing/2016/5/13/chartex" xmlns:cx8="http://schemas.microsoft.com/office/drawing/2016/5/14/chartex" xmlns:mc="http://schemas.openxmlformats.org/markup-compatibility/2006" xmlns:aink="http://schemas.microsoft.com/office/drawing/2016/ink" xmlns:am3d="http://schemas.microsoft.com/office/drawing/2017/model3d" xmlns:o="urn:schemas-microsoft-com:office:office" xmlns:oel="http://schemas.microsoft.com/office/2019/extlst" xmlns:r="http://schemas.openxmlformats.org/officeDocument/2006/relationships" xmlns:m="http://schemas.openxmlformats.org/officeDocument/2006/math" xmlns:v="urn:schemas-microsoft-com:vml" xmlns:wp14="http://schemas.microsoft.com/office/word/2010/wordprocessingDrawing" xmlns:wp="http://schemas.openxmlformats.org/drawingml/2006/wordprocessingDrawing" xmlns:w10="urn:schemas-microsoft-com:office:word" xmlns:w="http://schemas.openxmlformats.org/wordprocessingml/2006/main" xmlns:w14="http://schemas.microsoft.com/office/word/2010/wordml" xmlns:w15="http://schemas.microsoft.com/office/word/2012/wordml" xmlns:w16cex="http://schemas.microsoft.com/office/word/2018/wordml/cex" xmlns:w16cid="http://schemas.microsoft.com/office/word/2016/wordml/cid" xmlns:w16="http://schemas.microsoft.com/office/word/2018/wordml" xmlns:w16sdtdh="http://schemas.microsoft.com/office/word/2020/wordml/sdtdatahash" xmlns:w16se="http://schemas.microsoft.com/office/word/2015/wordml/symex" xmlns:wpg="http://schemas.microsoft.com/office/word/2010/wordprocessingGroup" xmlns:wpi="http://schemas.microsoft.com/office/word/2010/wordprocessingInk" xmlns:wne="http://schemas.microsoft.com/office/word/2006/wordml" xmlns:wps="http://schemas.microsoft.com/office/word/2010/wordprocessingShape" mc:Ignorable="w14 w15 w16se w16cid w16 w16cex w16sdtdh wp14">
   <w:endnote w:type="separator" w:id="-1">
     <w:p>
       <w:pPr>
@@ -3144,7 +4059,7 @@
 </file>
 
 <file path=word/footnotes.xml><?xml version="1.0" encoding="utf-8"?>
-<w:footnotes xmlns:wpc="http://schemas.microsoft.com/office/word/2010/wordprocessingCanvas" xmlns:cx="http://schemas.microsoft.com/office/drawing/2014/chartex" xmlns:cx1="http://schemas.microsoft.com/office/drawing/2015/9/8/chartex" xmlns:cx2="http://schemas.microsoft.com/office/drawing/2015/10/21/chartex" xmlns:cx3="http://schemas.microsoft.com/office/drawing/2016/5/9/chartex" xmlns:cx4="http://schemas.microsoft.com/office/drawing/2016/5/10/chartex" xmlns:cx5="http://schemas.microsoft.com/office/drawing/2016/5/11/chartex" xmlns:cx6="http://schemas.microsoft.com/office/drawing/2016/5/12/chartex" xmlns:cx7="http://schemas.microsoft.com/office/drawing/2016/5/13/chartex" xmlns:cx8="http://schemas.microsoft.com/office/drawing/2016/5/14/chartex" xmlns:mc="http://schemas.openxmlformats.org/markup-compatibility/2006" xmlns:aink="http://schemas.microsoft.com/office/drawing/2016/ink" xmlns:am3d="http://schemas.microsoft.com/office/drawing/2017/model3d" xmlns:o="urn:schemas-microsoft-com:office:office" xmlns:oel="http://schemas.microsoft.com/office/2019/extlst" xmlns:r="http://schemas.openxmlformats.org/officeDocument/2006/relationships" xmlns:m="http://schemas.openxmlformats.org/officeDocument/2006/math" xmlns:v="urn:schemas-microsoft-com:vml" xmlns:wp14="http://schemas.microsoft.com/office/word/2010/wordprocessingDrawing" xmlns:wp="http://schemas.openxmlformats.org/drawingml/2006/wordprocessingDrawing" xmlns:w10="urn:schemas-microsoft-com:office:word" xmlns:w="http://schemas.openxmlformats.org/wordprocessingml/2006/main" xmlns:w14="http://schemas.microsoft.com/office/word/2010/wordml" xmlns:w15="http://schemas.microsoft.com/office/word/2012/wordml" xmlns:w16cex="http://schemas.microsoft.com/office/word/2018/wordml/cex" xmlns:w16cid="http://schemas.microsoft.com/office/word/2016/wordml/cid" xmlns:w16="http://schemas.microsoft.com/office/word/2018/wordml" xmlns:w16du="http://schemas.microsoft.com/office/word/2023/wordml/word16du" xmlns:w16sdtdh="http://schemas.microsoft.com/office/word/2020/wordml/sdtdatahash" xmlns:w16se="http://schemas.microsoft.com/office/word/2015/wordml/symex" xmlns:wpg="http://schemas.microsoft.com/office/word/2010/wordprocessingGroup" xmlns:wpi="http://schemas.microsoft.com/office/word/2010/wordprocessingInk" xmlns:wne="http://schemas.microsoft.com/office/word/2006/wordml" xmlns:wps="http://schemas.microsoft.com/office/word/2010/wordprocessingShape" mc:Ignorable="w14 w15 w16se w16cid w16 w16cex w16sdtdh w16du wp14">
+<w:footnotes xmlns:wpc="http://schemas.microsoft.com/office/word/2010/wordprocessingCanvas" xmlns:cx="http://schemas.microsoft.com/office/drawing/2014/chartex" xmlns:cx1="http://schemas.microsoft.com/office/drawing/2015/9/8/chartex" xmlns:cx2="http://schemas.microsoft.com/office/drawing/2015/10/21/chartex" xmlns:cx3="http://schemas.microsoft.com/office/drawing/2016/5/9/chartex" xmlns:cx4="http://schemas.microsoft.com/office/drawing/2016/5/10/chartex" xmlns:cx5="http://schemas.microsoft.com/office/drawing/2016/5/11/chartex" xmlns:cx6="http://schemas.microsoft.com/office/drawing/2016/5/12/chartex" xmlns:cx7="http://schemas.microsoft.com/office/drawing/2016/5/13/chartex" xmlns:cx8="http://schemas.microsoft.com/office/drawing/2016/5/14/chartex" xmlns:mc="http://schemas.openxmlformats.org/markup-compatibility/2006" xmlns:aink="http://schemas.microsoft.com/office/drawing/2016/ink" xmlns:am3d="http://schemas.microsoft.com/office/drawing/2017/model3d" xmlns:o="urn:schemas-microsoft-com:office:office" xmlns:oel="http://schemas.microsoft.com/office/2019/extlst" xmlns:r="http://schemas.openxmlformats.org/officeDocument/2006/relationships" xmlns:m="http://schemas.openxmlformats.org/officeDocument/2006/math" xmlns:v="urn:schemas-microsoft-com:vml" xmlns:wp14="http://schemas.microsoft.com/office/word/2010/wordprocessingDrawing" xmlns:wp="http://schemas.openxmlformats.org/drawingml/2006/wordprocessingDrawing" xmlns:w10="urn:schemas-microsoft-com:office:word" xmlns:w="http://schemas.openxmlformats.org/wordprocessingml/2006/main" xmlns:w14="http://schemas.microsoft.com/office/word/2010/wordml" xmlns:w15="http://schemas.microsoft.com/office/word/2012/wordml" xmlns:w16cex="http://schemas.microsoft.com/office/word/2018/wordml/cex" xmlns:w16cid="http://schemas.microsoft.com/office/word/2016/wordml/cid" xmlns:w16="http://schemas.microsoft.com/office/word/2018/wordml" xmlns:w16sdtdh="http://schemas.microsoft.com/office/word/2020/wordml/sdtdatahash" xmlns:w16se="http://schemas.microsoft.com/office/word/2015/wordml/symex" xmlns:wpg="http://schemas.microsoft.com/office/word/2010/wordprocessingGroup" xmlns:wpi="http://schemas.microsoft.com/office/word/2010/wordprocessingInk" xmlns:wne="http://schemas.microsoft.com/office/word/2006/wordml" xmlns:wps="http://schemas.microsoft.com/office/word/2010/wordprocessingShape" mc:Ignorable="w14 w15 w16se w16cid w16 w16cex w16sdtdh wp14">
   <w:footnote w:type="separator" w:id="-1">
     <w:p>
       <w:pPr>
@@ -3168,14 +4083,14 @@
   <w:footnote w:id="1">
     <w:p>
       <w:pPr>
-        <w:pStyle w:val="Fodnotetekst"/>
-        <w:rPr>
-          <w:lang w:val="en-US"/>
-        </w:rPr>
-      </w:pPr>
-      <w:r>
-        <w:rPr>
-          <w:rStyle w:val="Fodnotehenvisning"/>
+        <w:pStyle w:val="FootnoteText"/>
+        <w:rPr>
+          <w:lang w:val="en-US"/>
+        </w:rPr>
+      </w:pPr>
+      <w:r>
+        <w:rPr>
+          <w:rStyle w:val="FootnoteReference"/>
         </w:rPr>
         <w:footnoteRef/>
       </w:r>
@@ -3202,7 +4117,7 @@
 </file>
 
 <file path=word/numbering.xml><?xml version="1.0" encoding="utf-8"?>
-<w:numbering xmlns:wpc="http://schemas.microsoft.com/office/word/2010/wordprocessingCanvas" xmlns:cx="http://schemas.microsoft.com/office/drawing/2014/chartex" xmlns:cx1="http://schemas.microsoft.com/office/drawing/2015/9/8/chartex" xmlns:cx2="http://schemas.microsoft.com/office/drawing/2015/10/21/chartex" xmlns:cx3="http://schemas.microsoft.com/office/drawing/2016/5/9/chartex" xmlns:cx4="http://schemas.microsoft.com/office/drawing/2016/5/10/chartex" xmlns:cx5="http://schemas.microsoft.com/office/drawing/2016/5/11/chartex" xmlns:cx6="http://schemas.microsoft.com/office/drawing/2016/5/12/chartex" xmlns:cx7="http://schemas.microsoft.com/office/drawing/2016/5/13/chartex" xmlns:cx8="http://schemas.microsoft.com/office/drawing/2016/5/14/chartex" xmlns:mc="http://schemas.openxmlformats.org/markup-compatibility/2006" xmlns:aink="http://schemas.microsoft.com/office/drawing/2016/ink" xmlns:am3d="http://schemas.microsoft.com/office/drawing/2017/model3d" xmlns:o="urn:schemas-microsoft-com:office:office" xmlns:oel="http://schemas.microsoft.com/office/2019/extlst" xmlns:r="http://schemas.openxmlformats.org/officeDocument/2006/relationships" xmlns:m="http://schemas.openxmlformats.org/officeDocument/2006/math" xmlns:v="urn:schemas-microsoft-com:vml" xmlns:wp14="http://schemas.microsoft.com/office/word/2010/wordprocessingDrawing" xmlns:wp="http://schemas.openxmlformats.org/drawingml/2006/wordprocessingDrawing" xmlns:w10="urn:schemas-microsoft-com:office:word" xmlns:w="http://schemas.openxmlformats.org/wordprocessingml/2006/main" xmlns:w14="http://schemas.microsoft.com/office/word/2010/wordml" xmlns:w15="http://schemas.microsoft.com/office/word/2012/wordml" xmlns:w16cex="http://schemas.microsoft.com/office/word/2018/wordml/cex" xmlns:w16cid="http://schemas.microsoft.com/office/word/2016/wordml/cid" xmlns:w16="http://schemas.microsoft.com/office/word/2018/wordml" xmlns:w16du="http://schemas.microsoft.com/office/word/2023/wordml/word16du" xmlns:w16sdtdh="http://schemas.microsoft.com/office/word/2020/wordml/sdtdatahash" xmlns:w16se="http://schemas.microsoft.com/office/word/2015/wordml/symex" xmlns:wpg="http://schemas.microsoft.com/office/word/2010/wordprocessingGroup" xmlns:wpi="http://schemas.microsoft.com/office/word/2010/wordprocessingInk" xmlns:wne="http://schemas.microsoft.com/office/word/2006/wordml" xmlns:wps="http://schemas.microsoft.com/office/word/2010/wordprocessingShape" mc:Ignorable="w14 w15 w16se w16cid w16 w16cex w16sdtdh w16du wp14">
+<w:numbering xmlns:wpc="http://schemas.microsoft.com/office/word/2010/wordprocessingCanvas" xmlns:cx="http://schemas.microsoft.com/office/drawing/2014/chartex" xmlns:cx1="http://schemas.microsoft.com/office/drawing/2015/9/8/chartex" xmlns:cx2="http://schemas.microsoft.com/office/drawing/2015/10/21/chartex" xmlns:cx3="http://schemas.microsoft.com/office/drawing/2016/5/9/chartex" xmlns:cx4="http://schemas.microsoft.com/office/drawing/2016/5/10/chartex" xmlns:cx5="http://schemas.microsoft.com/office/drawing/2016/5/11/chartex" xmlns:cx6="http://schemas.microsoft.com/office/drawing/2016/5/12/chartex" xmlns:cx7="http://schemas.microsoft.com/office/drawing/2016/5/13/chartex" xmlns:cx8="http://schemas.microsoft.com/office/drawing/2016/5/14/chartex" xmlns:mc="http://schemas.openxmlformats.org/markup-compatibility/2006" xmlns:aink="http://schemas.microsoft.com/office/drawing/2016/ink" xmlns:am3d="http://schemas.microsoft.com/office/drawing/2017/model3d" xmlns:o="urn:schemas-microsoft-com:office:office" xmlns:oel="http://schemas.microsoft.com/office/2019/extlst" xmlns:r="http://schemas.openxmlformats.org/officeDocument/2006/relationships" xmlns:m="http://schemas.openxmlformats.org/officeDocument/2006/math" xmlns:v="urn:schemas-microsoft-com:vml" xmlns:wp14="http://schemas.microsoft.com/office/word/2010/wordprocessingDrawing" xmlns:wp="http://schemas.openxmlformats.org/drawingml/2006/wordprocessingDrawing" xmlns:w10="urn:schemas-microsoft-com:office:word" xmlns:w="http://schemas.openxmlformats.org/wordprocessingml/2006/main" xmlns:w14="http://schemas.microsoft.com/office/word/2010/wordml" xmlns:w15="http://schemas.microsoft.com/office/word/2012/wordml" xmlns:w16cex="http://schemas.microsoft.com/office/word/2018/wordml/cex" xmlns:w16cid="http://schemas.microsoft.com/office/word/2016/wordml/cid" xmlns:w16="http://schemas.microsoft.com/office/word/2018/wordml" xmlns:w16sdtdh="http://schemas.microsoft.com/office/word/2020/wordml/sdtdatahash" xmlns:w16se="http://schemas.microsoft.com/office/word/2015/wordml/symex" xmlns:wpg="http://schemas.microsoft.com/office/word/2010/wordprocessingGroup" xmlns:wpi="http://schemas.microsoft.com/office/word/2010/wordprocessingInk" xmlns:wne="http://schemas.microsoft.com/office/word/2006/wordml" xmlns:wps="http://schemas.microsoft.com/office/word/2010/wordprocessingShape" mc:Ignorable="w14 w15 w16se w16cid w16 w16cex w16sdtdh wp14">
   <w:abstractNum w:abstractNumId="0" w15:restartNumberingAfterBreak="0">
     <w:nsid w:val="76B4186A"/>
     <w:multiLevelType w:val="hybridMultilevel"/>
@@ -3299,7 +4214,7 @@
 </file>
 
 <file path=word/styles.xml><?xml version="1.0" encoding="utf-8"?>
-<w:styles xmlns:mc="http://schemas.openxmlformats.org/markup-compatibility/2006" xmlns:r="http://schemas.openxmlformats.org/officeDocument/2006/relationships" xmlns:w="http://schemas.openxmlformats.org/wordprocessingml/2006/main" xmlns:w14="http://schemas.microsoft.com/office/word/2010/wordml" xmlns:w15="http://schemas.microsoft.com/office/word/2012/wordml" xmlns:w16cex="http://schemas.microsoft.com/office/word/2018/wordml/cex" xmlns:w16cid="http://schemas.microsoft.com/office/word/2016/wordml/cid" xmlns:w16="http://schemas.microsoft.com/office/word/2018/wordml" xmlns:w16du="http://schemas.microsoft.com/office/word/2023/wordml/word16du" xmlns:w16sdtdh="http://schemas.microsoft.com/office/word/2020/wordml/sdtdatahash" xmlns:w16se="http://schemas.microsoft.com/office/word/2015/wordml/symex" mc:Ignorable="w14 w15 w16se w16cid w16 w16cex w16sdtdh w16du">
+<w:styles xmlns:mc="http://schemas.openxmlformats.org/markup-compatibility/2006" xmlns:r="http://schemas.openxmlformats.org/officeDocument/2006/relationships" xmlns:w="http://schemas.openxmlformats.org/wordprocessingml/2006/main" xmlns:w14="http://schemas.microsoft.com/office/word/2010/wordml" xmlns:w15="http://schemas.microsoft.com/office/word/2012/wordml" xmlns:w16cex="http://schemas.microsoft.com/office/word/2018/wordml/cex" xmlns:w16cid="http://schemas.microsoft.com/office/word/2016/wordml/cid" xmlns:w16="http://schemas.microsoft.com/office/word/2018/wordml" xmlns:w16sdtdh="http://schemas.microsoft.com/office/word/2020/wordml/sdtdatahash" xmlns:w16se="http://schemas.microsoft.com/office/word/2015/wordml/symex" mc:Ignorable="w14 w15 w16se w16cid w16 w16cex w16sdtdh">
   <w:docDefaults>
     <w:rPrDefault>
       <w:rPr>
@@ -3698,12 +4613,13 @@
   <w:style w:type="paragraph" w:default="1" w:styleId="Normal">
     <w:name w:val="Normal"/>
     <w:qFormat/>
+    <w:rsid w:val="00D152C3"/>
   </w:style>
-  <w:style w:type="paragraph" w:styleId="Overskrift1">
+  <w:style w:type="paragraph" w:styleId="Heading1">
     <w:name w:val="heading 1"/>
     <w:basedOn w:val="Normal"/>
     <w:next w:val="Normal"/>
-    <w:link w:val="Overskrift1Tegn"/>
+    <w:link w:val="Heading1Char"/>
     <w:uiPriority w:val="9"/>
     <w:qFormat/>
     <w:rsid w:val="00993880"/>
@@ -3720,11 +4636,11 @@
       <w:szCs w:val="32"/>
     </w:rPr>
   </w:style>
-  <w:style w:type="paragraph" w:styleId="Overskrift2">
+  <w:style w:type="paragraph" w:styleId="Heading2">
     <w:name w:val="heading 2"/>
     <w:basedOn w:val="Normal"/>
     <w:next w:val="Normal"/>
-    <w:link w:val="Overskrift2Tegn"/>
+    <w:link w:val="Heading2Char"/>
     <w:uiPriority w:val="9"/>
     <w:unhideWhenUsed/>
     <w:qFormat/>
@@ -3742,11 +4658,11 @@
       <w:szCs w:val="26"/>
     </w:rPr>
   </w:style>
-  <w:style w:type="paragraph" w:styleId="Overskrift3">
+  <w:style w:type="paragraph" w:styleId="Heading3">
     <w:name w:val="heading 3"/>
     <w:basedOn w:val="Normal"/>
     <w:next w:val="Normal"/>
-    <w:link w:val="Overskrift3Tegn"/>
+    <w:link w:val="Heading3Char"/>
     <w:uiPriority w:val="9"/>
     <w:unhideWhenUsed/>
     <w:qFormat/>
@@ -3764,13 +4680,13 @@
       <w:szCs w:val="24"/>
     </w:rPr>
   </w:style>
-  <w:style w:type="character" w:default="1" w:styleId="Standardskrifttypeiafsnit">
+  <w:style w:type="character" w:default="1" w:styleId="DefaultParagraphFont">
     <w:name w:val="Default Paragraph Font"/>
     <w:uiPriority w:val="1"/>
     <w:semiHidden/>
     <w:unhideWhenUsed/>
   </w:style>
-  <w:style w:type="table" w:default="1" w:styleId="Tabel-Normal">
+  <w:style w:type="table" w:default="1" w:styleId="TableNormal">
     <w:name w:val="Normal Table"/>
     <w:uiPriority w:val="99"/>
     <w:semiHidden/>
@@ -3785,13 +4701,13 @@
       </w:tblCellMar>
     </w:tblPr>
   </w:style>
-  <w:style w:type="numbering" w:default="1" w:styleId="Ingenoversigt">
+  <w:style w:type="numbering" w:default="1" w:styleId="NoList">
     <w:name w:val="No List"/>
     <w:uiPriority w:val="99"/>
     <w:semiHidden/>
     <w:unhideWhenUsed/>
   </w:style>
-  <w:style w:type="paragraph" w:styleId="Listeafsnit">
+  <w:style w:type="paragraph" w:styleId="ListParagraph">
     <w:name w:val="List Paragraph"/>
     <w:basedOn w:val="Normal"/>
     <w:uiPriority w:val="34"/>
@@ -3804,7 +4720,7 @@
   </w:style>
   <w:style w:type="character" w:styleId="Hyperlink">
     <w:name w:val="Hyperlink"/>
-    <w:basedOn w:val="Standardskrifttypeiafsnit"/>
+    <w:basedOn w:val="DefaultParagraphFont"/>
     <w:uiPriority w:val="99"/>
     <w:unhideWhenUsed/>
     <w:rsid w:val="00802578"/>
@@ -3813,9 +4729,9 @@
       <w:u w:val="single"/>
     </w:rPr>
   </w:style>
-  <w:style w:type="character" w:styleId="Ulstomtale">
+  <w:style w:type="character" w:styleId="UnresolvedMention">
     <w:name w:val="Unresolved Mention"/>
-    <w:basedOn w:val="Standardskrifttypeiafsnit"/>
+    <w:basedOn w:val="DefaultParagraphFont"/>
     <w:uiPriority w:val="99"/>
     <w:semiHidden/>
     <w:unhideWhenUsed/>
@@ -3825,9 +4741,9 @@
       <w:shd w:val="clear" w:color="auto" w:fill="E1DFDD"/>
     </w:rPr>
   </w:style>
-  <w:style w:type="character" w:styleId="Strk">
+  <w:style w:type="character" w:styleId="Strong">
     <w:name w:val="Strong"/>
-    <w:basedOn w:val="Standardskrifttypeiafsnit"/>
+    <w:basedOn w:val="DefaultParagraphFont"/>
     <w:uiPriority w:val="22"/>
     <w:qFormat/>
     <w:rsid w:val="00993880"/>
@@ -3836,10 +4752,10 @@
       <w:bCs/>
     </w:rPr>
   </w:style>
-  <w:style w:type="character" w:customStyle="1" w:styleId="Overskrift2Tegn">
-    <w:name w:val="Overskrift 2 Tegn"/>
-    <w:basedOn w:val="Standardskrifttypeiafsnit"/>
-    <w:link w:val="Overskrift2"/>
+  <w:style w:type="character" w:customStyle="1" w:styleId="Heading2Char">
+    <w:name w:val="Heading 2 Char"/>
+    <w:basedOn w:val="DefaultParagraphFont"/>
+    <w:link w:val="Heading2"/>
     <w:uiPriority w:val="9"/>
     <w:rsid w:val="00993880"/>
     <w:rPr>
@@ -3849,10 +4765,10 @@
       <w:szCs w:val="26"/>
     </w:rPr>
   </w:style>
-  <w:style w:type="character" w:customStyle="1" w:styleId="Overskrift3Tegn">
-    <w:name w:val="Overskrift 3 Tegn"/>
-    <w:basedOn w:val="Standardskrifttypeiafsnit"/>
-    <w:link w:val="Overskrift3"/>
+  <w:style w:type="character" w:customStyle="1" w:styleId="Heading3Char">
+    <w:name w:val="Heading 3 Char"/>
+    <w:basedOn w:val="DefaultParagraphFont"/>
+    <w:link w:val="Heading3"/>
     <w:uiPriority w:val="9"/>
     <w:rsid w:val="00993880"/>
     <w:rPr>
@@ -3862,10 +4778,10 @@
       <w:szCs w:val="24"/>
     </w:rPr>
   </w:style>
-  <w:style w:type="character" w:customStyle="1" w:styleId="Overskrift1Tegn">
-    <w:name w:val="Overskrift 1 Tegn"/>
-    <w:basedOn w:val="Standardskrifttypeiafsnit"/>
-    <w:link w:val="Overskrift1"/>
+  <w:style w:type="character" w:customStyle="1" w:styleId="Heading1Char">
+    <w:name w:val="Heading 1 Char"/>
+    <w:basedOn w:val="DefaultParagraphFont"/>
+    <w:link w:val="Heading1"/>
     <w:uiPriority w:val="9"/>
     <w:rsid w:val="00993880"/>
     <w:rPr>
@@ -3875,9 +4791,9 @@
       <w:szCs w:val="32"/>
     </w:rPr>
   </w:style>
-  <w:style w:type="paragraph" w:styleId="Overskrift">
+  <w:style w:type="paragraph" w:styleId="TOCHeading">
     <w:name w:val="TOC Heading"/>
-    <w:basedOn w:val="Overskrift1"/>
+    <w:basedOn w:val="Heading1"/>
     <w:next w:val="Normal"/>
     <w:uiPriority w:val="39"/>
     <w:unhideWhenUsed/>
@@ -3892,7 +4808,7 @@
       <w14:ligatures w14:val="none"/>
     </w:rPr>
   </w:style>
-  <w:style w:type="paragraph" w:styleId="Indholdsfortegnelse1">
+  <w:style w:type="paragraph" w:styleId="TOC1">
     <w:name w:val="toc 1"/>
     <w:basedOn w:val="Normal"/>
     <w:next w:val="Normal"/>
@@ -3904,7 +4820,7 @@
       <w:spacing w:after="100"/>
     </w:pPr>
   </w:style>
-  <w:style w:type="paragraph" w:styleId="Indholdsfortegnelse2">
+  <w:style w:type="paragraph" w:styleId="TOC2">
     <w:name w:val="toc 2"/>
     <w:basedOn w:val="Normal"/>
     <w:next w:val="Normal"/>
@@ -3917,11 +4833,11 @@
       <w:ind w:left="220"/>
     </w:pPr>
   </w:style>
-  <w:style w:type="paragraph" w:styleId="Titel">
+  <w:style w:type="paragraph" w:styleId="Title">
     <w:name w:val="Title"/>
     <w:basedOn w:val="Normal"/>
     <w:next w:val="Normal"/>
-    <w:link w:val="TitelTegn"/>
+    <w:link w:val="TitleChar"/>
     <w:uiPriority w:val="10"/>
     <w:qFormat/>
     <w:rsid w:val="001F1147"/>
@@ -3937,10 +4853,10 @@
       <w:szCs w:val="56"/>
     </w:rPr>
   </w:style>
-  <w:style w:type="character" w:customStyle="1" w:styleId="TitelTegn">
-    <w:name w:val="Titel Tegn"/>
-    <w:basedOn w:val="Standardskrifttypeiafsnit"/>
-    <w:link w:val="Titel"/>
+  <w:style w:type="character" w:customStyle="1" w:styleId="TitleChar">
+    <w:name w:val="Title Char"/>
+    <w:basedOn w:val="DefaultParagraphFont"/>
+    <w:link w:val="Title"/>
     <w:uiPriority w:val="10"/>
     <w:rsid w:val="001F1147"/>
     <w:rPr>
@@ -3951,10 +4867,10 @@
       <w:szCs w:val="56"/>
     </w:rPr>
   </w:style>
-  <w:style w:type="paragraph" w:styleId="Fodnotetekst">
+  <w:style w:type="paragraph" w:styleId="FootnoteText">
     <w:name w:val="footnote text"/>
     <w:basedOn w:val="Normal"/>
-    <w:link w:val="FodnotetekstTegn"/>
+    <w:link w:val="FootnoteTextChar"/>
     <w:uiPriority w:val="99"/>
     <w:semiHidden/>
     <w:unhideWhenUsed/>
@@ -3967,10 +4883,10 @@
       <w:szCs w:val="20"/>
     </w:rPr>
   </w:style>
-  <w:style w:type="character" w:customStyle="1" w:styleId="FodnotetekstTegn">
-    <w:name w:val="Fodnotetekst Tegn"/>
-    <w:basedOn w:val="Standardskrifttypeiafsnit"/>
-    <w:link w:val="Fodnotetekst"/>
+  <w:style w:type="character" w:customStyle="1" w:styleId="FootnoteTextChar">
+    <w:name w:val="Footnote Text Char"/>
+    <w:basedOn w:val="DefaultParagraphFont"/>
+    <w:link w:val="FootnoteText"/>
     <w:uiPriority w:val="99"/>
     <w:semiHidden/>
     <w:rsid w:val="002341E4"/>
@@ -3979,9 +4895,9 @@
       <w:szCs w:val="20"/>
     </w:rPr>
   </w:style>
-  <w:style w:type="character" w:styleId="Fodnotehenvisning">
+  <w:style w:type="character" w:styleId="FootnoteReference">
     <w:name w:val="footnote reference"/>
-    <w:basedOn w:val="Standardskrifttypeiafsnit"/>
+    <w:basedOn w:val="DefaultParagraphFont"/>
     <w:uiPriority w:val="99"/>
     <w:semiHidden/>
     <w:unhideWhenUsed/>

--- a/Manual.docx
+++ b/Manual.docx
@@ -55,7 +55,7 @@
         <w:rPr>
           <w:lang w:val="en-US"/>
         </w:rPr>
-        <w:t>3</w:t>
+        <w:t>4</w:t>
       </w:r>
       <w:r>
         <w:rPr>
@@ -67,7 +67,7 @@
         <w:rPr>
           <w:lang w:val="en-US"/>
         </w:rPr>
-        <w:t>08</w:t>
+        <w:t>17</w:t>
       </w:r>
     </w:p>
     <w:p>
@@ -2889,35 +2889,72 @@
           <w:rFonts w:ascii="Times" w:hAnsi="Times" w:cs="Times"/>
           <w:lang w:val="en-US"/>
         </w:rPr>
-        <w:t>be more rigid. I indicate if the format is required or recommended</w:t>
-      </w:r>
-      <w:r>
-        <w:rPr>
-          <w:rFonts w:ascii="Times" w:hAnsi="Times" w:cs="Times"/>
-          <w:lang w:val="en-US"/>
-        </w:rPr>
-        <w:t xml:space="preserve"> but I</w:t>
-      </w:r>
-      <w:r>
-        <w:rPr>
-          <w:rFonts w:ascii="Times" w:hAnsi="Times" w:cs="Times"/>
-          <w:lang w:val="en-US"/>
-        </w:rPr>
-        <w:t xml:space="preserve"> suggest you try to comply with the recommended formatting </w:t>
-      </w:r>
-      <w:r>
-        <w:rPr>
-          <w:rFonts w:ascii="Times" w:hAnsi="Times" w:cs="Times"/>
-          <w:lang w:val="en-US"/>
-        </w:rPr>
-        <w:t>as well</w:t>
-      </w:r>
-      <w:r>
-        <w:rPr>
-          <w:rFonts w:ascii="Times" w:hAnsi="Times" w:cs="Times"/>
-          <w:lang w:val="en-US"/>
-        </w:rPr>
-        <w:t xml:space="preserve"> pointing forward, </w:t>
+        <w:t xml:space="preserve">be more rigid. I indicate if the format is </w:t>
+      </w:r>
+      <w:r>
+        <w:rPr>
+          <w:rFonts w:ascii="Times" w:hAnsi="Times" w:cs="Times"/>
+          <w:lang w:val="en-US"/>
+        </w:rPr>
+        <w:t xml:space="preserve">currently </w:t>
+      </w:r>
+      <w:r>
+        <w:rPr>
+          <w:rFonts w:ascii="Times" w:hAnsi="Times" w:cs="Times"/>
+          <w:lang w:val="en-US"/>
+        </w:rPr>
+        <w:t>required or recommended</w:t>
+      </w:r>
+      <w:r>
+        <w:rPr>
+          <w:rFonts w:ascii="Times" w:hAnsi="Times" w:cs="Times"/>
+          <w:lang w:val="en-US"/>
+        </w:rPr>
+        <w:t xml:space="preserve"> </w:t>
+      </w:r>
+      <w:r>
+        <w:rPr>
+          <w:rFonts w:ascii="Times" w:hAnsi="Times" w:cs="Times"/>
+          <w:lang w:val="en-US"/>
+        </w:rPr>
+        <w:t>and</w:t>
+      </w:r>
+      <w:r>
+        <w:rPr>
+          <w:rFonts w:ascii="Times" w:hAnsi="Times" w:cs="Times"/>
+          <w:lang w:val="en-US"/>
+        </w:rPr>
+        <w:t xml:space="preserve"> I</w:t>
+      </w:r>
+      <w:r>
+        <w:rPr>
+          <w:rFonts w:ascii="Times" w:hAnsi="Times" w:cs="Times"/>
+          <w:lang w:val="en-US"/>
+        </w:rPr>
+        <w:t xml:space="preserve"> </w:t>
+      </w:r>
+      <w:r>
+        <w:rPr>
+          <w:rFonts w:ascii="Times" w:hAnsi="Times" w:cs="Times"/>
+          <w:lang w:val="en-US"/>
+        </w:rPr>
+        <w:t xml:space="preserve">strongly recommend you </w:t>
+      </w:r>
+      <w:proofErr w:type="gramStart"/>
+      <w:r>
+        <w:rPr>
+          <w:rFonts w:ascii="Times" w:hAnsi="Times" w:cs="Times"/>
+          <w:lang w:val="en-US"/>
+        </w:rPr>
+        <w:t>to comply</w:t>
+      </w:r>
+      <w:proofErr w:type="gramEnd"/>
+      <w:r>
+        <w:rPr>
+          <w:rFonts w:ascii="Times" w:hAnsi="Times" w:cs="Times"/>
+          <w:lang w:val="en-US"/>
+        </w:rPr>
+        <w:t xml:space="preserve"> with the recommended formatting, </w:t>
       </w:r>
       <w:r>
         <w:rPr>
@@ -2931,14 +2968,35 @@
           <w:rFonts w:ascii="Times" w:hAnsi="Times" w:cs="Times"/>
           <w:lang w:val="en-US"/>
         </w:rPr>
-        <w:t>o prevent any tedious data cleanup</w:t>
-      </w:r>
-      <w:r>
-        <w:rPr>
-          <w:rFonts w:ascii="Times" w:hAnsi="Times" w:cs="Times"/>
-          <w:lang w:val="en-US"/>
-        </w:rPr>
-        <w:t xml:space="preserve"> in the future as the recommended formats will most likely become required eventually.</w:t>
+        <w:t xml:space="preserve">o </w:t>
+      </w:r>
+      <w:r>
+        <w:rPr>
+          <w:rFonts w:ascii="Times" w:hAnsi="Times" w:cs="Times"/>
+          <w:lang w:val="en-US"/>
+        </w:rPr>
+        <w:t>prevent</w:t>
+      </w:r>
+      <w:r>
+        <w:rPr>
+          <w:rFonts w:ascii="Times" w:hAnsi="Times" w:cs="Times"/>
+          <w:lang w:val="en-US"/>
+        </w:rPr>
+        <w:t xml:space="preserve"> </w:t>
+      </w:r>
+      <w:r>
+        <w:rPr>
+          <w:rFonts w:ascii="Times" w:hAnsi="Times" w:cs="Times"/>
+          <w:lang w:val="en-US"/>
+        </w:rPr>
+        <w:t>any tedious data cleanup</w:t>
+      </w:r>
+      <w:r>
+        <w:rPr>
+          <w:rFonts w:ascii="Times" w:hAnsi="Times" w:cs="Times"/>
+          <w:lang w:val="en-US"/>
+        </w:rPr>
+        <w:t xml:space="preserve"> in the future.</w:t>
       </w:r>
     </w:p>
     <w:p>
@@ -2967,11 +3025,10 @@
       </w:r>
       <w:r>
         <w:rPr>
-          <w:rStyle w:val="Heading2Char"/>
-          <w:rFonts w:ascii="Times" w:hAnsi="Times" w:cs="Times"/>
-          <w:lang w:val="en-US"/>
-        </w:rPr>
-        <w:t>recommendation</w:t>
+          <w:rFonts w:ascii="Times" w:hAnsi="Times" w:cs="Times"/>
+          <w:lang w:val="en-US"/>
+        </w:rPr>
+        <w:t>highly recommended</w:t>
       </w:r>
       <w:r>
         <w:rPr>
@@ -3153,7 +3210,7 @@
           <w:rFonts w:ascii="Times" w:hAnsi="Times" w:cs="Times"/>
           <w:lang w:val="en-US"/>
         </w:rPr>
-        <w:t>s (</w:t>
+        <w:t>s</w:t>
       </w:r>
       <w:r>
         <w:rPr>
@@ -3161,15 +3218,7 @@
           <w:rFonts w:ascii="Times" w:hAnsi="Times" w:cs="Times"/>
           <w:lang w:val="en-US"/>
         </w:rPr>
-        <w:t>recommendation</w:t>
-      </w:r>
-      <w:r>
-        <w:rPr>
-          <w:rStyle w:val="Heading2Char"/>
-          <w:rFonts w:ascii="Times" w:hAnsi="Times" w:cs="Times"/>
-          <w:lang w:val="en-US"/>
-        </w:rPr>
-        <w:t>)</w:t>
+        <w:t xml:space="preserve"> (highly recommended)</w:t>
       </w:r>
       <w:bookmarkEnd w:id="8"/>
       <w:bookmarkEnd w:id="9"/>
@@ -3508,11 +3557,10 @@
       </w:r>
       <w:r>
         <w:rPr>
-          <w:rStyle w:val="Heading2Char"/>
-          <w:rFonts w:ascii="Times" w:hAnsi="Times" w:cs="Times"/>
-          <w:lang w:val="en-US"/>
-        </w:rPr>
-        <w:t>recommendation</w:t>
+          <w:rFonts w:ascii="Times" w:hAnsi="Times" w:cs="Times"/>
+          <w:lang w:val="en-US"/>
+        </w:rPr>
+        <w:t>highly recommended</w:t>
       </w:r>
       <w:r>
         <w:rPr>
@@ -3565,11 +3613,26 @@
       </w:r>
       <w:r>
         <w:rPr>
+          <w:rFonts w:ascii="Times" w:hAnsi="Times" w:cs="Times"/>
+          <w:lang w:val="en-US"/>
+        </w:rPr>
+        <w:t xml:space="preserve">highly </w:t>
+      </w:r>
+      <w:r>
+        <w:rPr>
           <w:rStyle w:val="Heading2Char"/>
           <w:rFonts w:ascii="Times" w:hAnsi="Times" w:cs="Times"/>
           <w:lang w:val="en-US"/>
         </w:rPr>
-        <w:t>recommendation</w:t>
+        <w:t>recommend</w:t>
+      </w:r>
+      <w:r>
+        <w:rPr>
+          <w:rStyle w:val="Heading2Char"/>
+          <w:rFonts w:ascii="Times" w:hAnsi="Times" w:cs="Times"/>
+          <w:lang w:val="en-US"/>
+        </w:rPr>
+        <w:t>ed</w:t>
       </w:r>
       <w:r>
         <w:rPr>
@@ -3623,6 +3686,138 @@
           <w:lang w:val="en-US"/>
         </w:rPr>
         <w:t>External: Use email</w:t>
+      </w:r>
+    </w:p>
+    <w:p>
+      <w:pPr>
+        <w:pStyle w:val="Heading2"/>
+        <w:rPr>
+          <w:rFonts w:ascii="Times" w:hAnsi="Times" w:cs="Times"/>
+          <w:lang w:val="en-US"/>
+        </w:rPr>
+      </w:pPr>
+    </w:p>
+    <w:p>
+      <w:pPr>
+        <w:pStyle w:val="Heading2"/>
+        <w:rPr>
+          <w:rFonts w:ascii="Times" w:hAnsi="Times" w:cs="Times"/>
+          <w:lang w:val="en-US"/>
+        </w:rPr>
+      </w:pPr>
+      <w:r>
+        <w:rPr>
+          <w:rFonts w:ascii="Times" w:hAnsi="Times" w:cs="Times"/>
+          <w:lang w:val="en-US"/>
+        </w:rPr>
+        <w:t>Date</w:t>
+      </w:r>
+      <w:r>
+        <w:rPr>
+          <w:rFonts w:ascii="Times" w:hAnsi="Times" w:cs="Times"/>
+          <w:lang w:val="en-US"/>
+        </w:rPr>
+        <w:t xml:space="preserve"> (</w:t>
+      </w:r>
+      <w:r>
+        <w:rPr>
+          <w:rFonts w:ascii="Times" w:hAnsi="Times" w:cs="Times"/>
+          <w:lang w:val="en-US"/>
+        </w:rPr>
+        <w:t xml:space="preserve">highly </w:t>
+      </w:r>
+      <w:r>
+        <w:rPr>
+          <w:rStyle w:val="Heading2Char"/>
+          <w:rFonts w:ascii="Times" w:hAnsi="Times" w:cs="Times"/>
+          <w:lang w:val="en-US"/>
+        </w:rPr>
+        <w:t>recommended</w:t>
+      </w:r>
+      <w:r>
+        <w:rPr>
+          <w:rFonts w:ascii="Times" w:hAnsi="Times" w:cs="Times"/>
+          <w:lang w:val="en-US"/>
+        </w:rPr>
+        <w:t>)</w:t>
+      </w:r>
+    </w:p>
+    <w:p>
+      <w:pPr>
+        <w:rPr>
+          <w:rFonts w:ascii="Times" w:hAnsi="Times" w:cs="Times"/>
+          <w:lang w:val="en-US"/>
+        </w:rPr>
+      </w:pPr>
+      <w:r>
+        <w:rPr>
+          <w:rFonts w:ascii="Times" w:hAnsi="Times" w:cs="Times"/>
+          <w:lang w:val="en-US"/>
+        </w:rPr>
+        <w:t xml:space="preserve">Use </w:t>
+      </w:r>
+      <w:r>
+        <w:rPr>
+          <w:rFonts w:ascii="Times" w:hAnsi="Times" w:cs="Times"/>
+          <w:lang w:val="en-US"/>
+        </w:rPr>
+        <w:t>ISO_8601</w:t>
+      </w:r>
+      <w:r>
+        <w:rPr>
+          <w:rFonts w:ascii="Times" w:hAnsi="Times" w:cs="Times"/>
+          <w:lang w:val="en-US"/>
+        </w:rPr>
+        <w:t xml:space="preserve"> standard: YYYY-</w:t>
+      </w:r>
+      <w:r>
+        <w:rPr>
+          <w:rFonts w:ascii="Times" w:hAnsi="Times" w:cs="Times"/>
+          <w:lang w:val="en-US"/>
+        </w:rPr>
+        <w:t>MM</w:t>
+      </w:r>
+      <w:r>
+        <w:rPr>
+          <w:rFonts w:ascii="Times" w:hAnsi="Times" w:cs="Times"/>
+          <w:lang w:val="en-US"/>
+        </w:rPr>
+        <w:t>-</w:t>
+      </w:r>
+      <w:r>
+        <w:rPr>
+          <w:rFonts w:ascii="Times" w:hAnsi="Times" w:cs="Times"/>
+          <w:lang w:val="en-US"/>
+        </w:rPr>
+        <w:t>DD</w:t>
+      </w:r>
+      <w:r>
+        <w:rPr>
+          <w:rFonts w:ascii="Times" w:hAnsi="Times" w:cs="Times"/>
+          <w:lang w:val="en-US"/>
+        </w:rPr>
+        <w:t xml:space="preserve"> </w:t>
+      </w:r>
+      <w:r>
+        <w:rPr>
+          <w:rFonts w:ascii="Times" w:hAnsi="Times" w:cs="Times"/>
+          <w:lang w:val="en-US"/>
+        </w:rPr>
+        <w:t>(</w:t>
+      </w:r>
+      <w:r>
+        <w:rPr>
+          <w:rFonts w:ascii="Times" w:hAnsi="Times" w:cs="Times"/>
+          <w:lang w:val="en-US"/>
+        </w:rPr>
+        <w:t>https://en.wikipedia.org/wiki/ISO_8601</w:t>
+      </w:r>
+      <w:r>
+        <w:rPr>
+          <w:rFonts w:ascii="Times" w:hAnsi="Times" w:cs="Times"/>
+          <w:lang w:val="en-US"/>
+        </w:rPr>
+        <w:t>)</w:t>
       </w:r>
     </w:p>
     <w:p>
@@ -4613,7 +4808,7 @@
   <w:style w:type="paragraph" w:default="1" w:styleId="Normal">
     <w:name w:val="Normal"/>
     <w:qFormat/>
-    <w:rsid w:val="00D152C3"/>
+    <w:rsid w:val="0078461B"/>
   </w:style>
   <w:style w:type="paragraph" w:styleId="Heading1">
     <w:name w:val="heading 1"/>

--- a/Manual.docx
+++ b/Manual.docx
@@ -1,6 +1,6 @@
 
 <file path=word/document.xml><?xml version="1.0" encoding="utf-8"?>
-<w:document xmlns:wpc="http://schemas.microsoft.com/office/word/2010/wordprocessingCanvas" xmlns:cx="http://schemas.microsoft.com/office/drawing/2014/chartex" xmlns:cx1="http://schemas.microsoft.com/office/drawing/2015/9/8/chartex" xmlns:cx2="http://schemas.microsoft.com/office/drawing/2015/10/21/chartex" xmlns:cx3="http://schemas.microsoft.com/office/drawing/2016/5/9/chartex" xmlns:cx4="http://schemas.microsoft.com/office/drawing/2016/5/10/chartex" xmlns:cx5="http://schemas.microsoft.com/office/drawing/2016/5/11/chartex" xmlns:cx6="http://schemas.microsoft.com/office/drawing/2016/5/12/chartex" xmlns:cx7="http://schemas.microsoft.com/office/drawing/2016/5/13/chartex" xmlns:cx8="http://schemas.microsoft.com/office/drawing/2016/5/14/chartex" xmlns:mc="http://schemas.openxmlformats.org/markup-compatibility/2006" xmlns:aink="http://schemas.microsoft.com/office/drawing/2016/ink" xmlns:am3d="http://schemas.microsoft.com/office/drawing/2017/model3d" xmlns:o="urn:schemas-microsoft-com:office:office" xmlns:oel="http://schemas.microsoft.com/office/2019/extlst" xmlns:r="http://schemas.openxmlformats.org/officeDocument/2006/relationships" xmlns:m="http://schemas.openxmlformats.org/officeDocument/2006/math" xmlns:v="urn:schemas-microsoft-com:vml" xmlns:wp14="http://schemas.microsoft.com/office/word/2010/wordprocessingDrawing" xmlns:wp="http://schemas.openxmlformats.org/drawingml/2006/wordprocessingDrawing" xmlns:w10="urn:schemas-microsoft-com:office:word" xmlns:w="http://schemas.openxmlformats.org/wordprocessingml/2006/main" xmlns:w14="http://schemas.microsoft.com/office/word/2010/wordml" xmlns:w15="http://schemas.microsoft.com/office/word/2012/wordml" xmlns:w16cex="http://schemas.microsoft.com/office/word/2018/wordml/cex" xmlns:w16cid="http://schemas.microsoft.com/office/word/2016/wordml/cid" xmlns:w16="http://schemas.microsoft.com/office/word/2018/wordml" xmlns:w16sdtdh="http://schemas.microsoft.com/office/word/2020/wordml/sdtdatahash" xmlns:w16se="http://schemas.microsoft.com/office/word/2015/wordml/symex" xmlns:wpg="http://schemas.microsoft.com/office/word/2010/wordprocessingGroup" xmlns:wpi="http://schemas.microsoft.com/office/word/2010/wordprocessingInk" xmlns:wne="http://schemas.microsoft.com/office/word/2006/wordml" xmlns:wps="http://schemas.microsoft.com/office/word/2010/wordprocessingShape" mc:Ignorable="w14 w15 w16se w16cid w16 w16cex w16sdtdh wp14">
+<w:document xmlns:wpc="http://schemas.microsoft.com/office/word/2010/wordprocessingCanvas" xmlns:cx="http://schemas.microsoft.com/office/drawing/2014/chartex" xmlns:cx1="http://schemas.microsoft.com/office/drawing/2015/9/8/chartex" xmlns:cx2="http://schemas.microsoft.com/office/drawing/2015/10/21/chartex" xmlns:cx3="http://schemas.microsoft.com/office/drawing/2016/5/9/chartex" xmlns:cx4="http://schemas.microsoft.com/office/drawing/2016/5/10/chartex" xmlns:cx5="http://schemas.microsoft.com/office/drawing/2016/5/11/chartex" xmlns:cx6="http://schemas.microsoft.com/office/drawing/2016/5/12/chartex" xmlns:cx7="http://schemas.microsoft.com/office/drawing/2016/5/13/chartex" xmlns:cx8="http://schemas.microsoft.com/office/drawing/2016/5/14/chartex" xmlns:mc="http://schemas.openxmlformats.org/markup-compatibility/2006" xmlns:aink="http://schemas.microsoft.com/office/drawing/2016/ink" xmlns:am3d="http://schemas.microsoft.com/office/drawing/2017/model3d" xmlns:o="urn:schemas-microsoft-com:office:office" xmlns:oel="http://schemas.microsoft.com/office/2019/extlst" xmlns:r="http://schemas.openxmlformats.org/officeDocument/2006/relationships" xmlns:m="http://schemas.openxmlformats.org/officeDocument/2006/math" xmlns:v="urn:schemas-microsoft-com:vml" xmlns:wp14="http://schemas.microsoft.com/office/word/2010/wordprocessingDrawing" xmlns:wp="http://schemas.openxmlformats.org/drawingml/2006/wordprocessingDrawing" xmlns:w10="urn:schemas-microsoft-com:office:word" xmlns:w="http://schemas.openxmlformats.org/wordprocessingml/2006/main" xmlns:w14="http://schemas.microsoft.com/office/word/2010/wordml" xmlns:w15="http://schemas.microsoft.com/office/word/2012/wordml" xmlns:w16cex="http://schemas.microsoft.com/office/word/2018/wordml/cex" xmlns:w16cid="http://schemas.microsoft.com/office/word/2016/wordml/cid" xmlns:w16="http://schemas.microsoft.com/office/word/2018/wordml" xmlns:w16du="http://schemas.microsoft.com/office/word/2023/wordml/word16du" xmlns:w16sdtdh="http://schemas.microsoft.com/office/word/2020/wordml/sdtdatahash" xmlns:w16se="http://schemas.microsoft.com/office/word/2015/wordml/symex" xmlns:wpg="http://schemas.microsoft.com/office/word/2010/wordprocessingGroup" xmlns:wpi="http://schemas.microsoft.com/office/word/2010/wordprocessingInk" xmlns:wne="http://schemas.microsoft.com/office/word/2006/wordml" xmlns:wps="http://schemas.microsoft.com/office/word/2010/wordprocessingShape" mc:Ignorable="w14 w15 w16se w16cid w16 w16cex w16sdtdh w16du wp14">
   <w:body>
     <w:p>
       <w:pPr>
@@ -15,17 +15,8 @@
           <w:rFonts w:ascii="Times" w:hAnsi="Times" w:cs="Times"/>
           <w:lang w:val="en-US"/>
         </w:rPr>
-        <w:t xml:space="preserve">Manual for uploading excel sheets to the centralized CGG meta data </w:t>
-      </w:r>
-      <w:proofErr w:type="gramStart"/>
-      <w:r>
-        <w:rPr>
-          <w:rFonts w:ascii="Times" w:hAnsi="Times" w:cs="Times"/>
-          <w:lang w:val="en-US"/>
-        </w:rPr>
-        <w:t>database</w:t>
-      </w:r>
-      <w:proofErr w:type="gramEnd"/>
+        <w:t>Manual for uploading excel sheets to the centralized CGG meta data database</w:t>
+      </w:r>
     </w:p>
     <w:p>
       <w:pPr>
@@ -43,7 +34,7 @@
         <w:rPr>
           <w:lang w:val="en-US"/>
         </w:rPr>
-        <w:t>2</w:t>
+        <w:t>3</w:t>
       </w:r>
       <w:r>
         <w:rPr>
@@ -55,7 +46,7 @@
         <w:rPr>
           <w:lang w:val="en-US"/>
         </w:rPr>
-        <w:t>4</w:t>
+        <w:t>6</w:t>
       </w:r>
       <w:r>
         <w:rPr>
@@ -67,7 +58,20 @@
         <w:rPr>
           <w:lang w:val="en-US"/>
         </w:rPr>
-        <w:t>17</w:t>
+        <w:t>04</w:t>
+      </w:r>
+    </w:p>
+    <w:p>
+      <w:pPr>
+        <w:rPr>
+          <w:lang w:val="en-US"/>
+        </w:rPr>
+      </w:pPr>
+      <w:r>
+        <w:rPr>
+          <w:lang w:val="en-US"/>
+        </w:rPr>
+        <w:t>Author: Magnus Johannsen (magnus.johannsen@sund.ku.dk)</w:t>
       </w:r>
     </w:p>
     <w:p>
@@ -1014,7 +1018,6 @@
           <w:rFonts w:ascii="Times" w:hAnsi="Times" w:cs="Times"/>
           <w:lang w:val="en-US"/>
         </w:rPr>
-        <w:lastRenderedPageBreak/>
         <w:t>Step-by-step</w:t>
       </w:r>
       <w:r>
@@ -1022,19 +1025,10 @@
           <w:rFonts w:ascii="Times" w:hAnsi="Times" w:cs="Times"/>
           <w:lang w:val="en-US"/>
         </w:rPr>
-        <w:t xml:space="preserve"> guide to </w:t>
-      </w:r>
-      <w:proofErr w:type="gramStart"/>
-      <w:r>
-        <w:rPr>
-          <w:rFonts w:ascii="Times" w:hAnsi="Times" w:cs="Times"/>
-          <w:lang w:val="en-US"/>
-        </w:rPr>
-        <w:t>uploading</w:t>
+        <w:t xml:space="preserve"> guide to uploading</w:t>
       </w:r>
       <w:bookmarkEnd w:id="0"/>
       <w:bookmarkEnd w:id="1"/>
-      <w:proofErr w:type="gramEnd"/>
     </w:p>
     <w:p>
       <w:pPr>
@@ -1208,7 +1202,21 @@
           <w:rFonts w:ascii="Times" w:hAnsi="Times" w:cs="Times"/>
           <w:lang w:val="en-US"/>
         </w:rPr>
-        <w:t>preadsheets you upload must match the tables in the database in column names, column amounts</w:t>
+        <w:t>preadsheets you upload must match the tables in the database</w:t>
+      </w:r>
+      <w:r>
+        <w:rPr>
+          <w:rFonts w:ascii="Times" w:hAnsi="Times" w:cs="Times"/>
+          <w:lang w:val="en-US"/>
+        </w:rPr>
+        <w:t xml:space="preserve">. This means </w:t>
+      </w:r>
+      <w:r>
+        <w:rPr>
+          <w:rFonts w:ascii="Times" w:hAnsi="Times" w:cs="Times"/>
+          <w:lang w:val="en-US"/>
+        </w:rPr>
+        <w:t>column names</w:t>
       </w:r>
       <w:r>
         <w:rPr>
@@ -1236,6 +1244,13 @@
           <w:rFonts w:ascii="Times" w:hAnsi="Times" w:cs="Times"/>
           <w:lang w:val="en-US"/>
         </w:rPr>
+        <w:t xml:space="preserve"> of your spreadsheets should be equivalent to that of the database table</w:t>
+      </w:r>
+      <w:r>
+        <w:rPr>
+          <w:rFonts w:ascii="Times" w:hAnsi="Times" w:cs="Times"/>
+          <w:lang w:val="en-US"/>
+        </w:rPr>
         <w:t xml:space="preserve">. </w:t>
       </w:r>
       <w:r>
@@ -1244,39 +1259,7 @@
           <w:color w:val="1F2328"/>
           <w:lang w:val="en-US"/>
         </w:rPr>
-        <w:t xml:space="preserve">To make it easy for you, the tables in the database are made such that they correspond to the sheets you are already using, so there should be no need to change your </w:t>
-      </w:r>
-      <w:r>
-        <w:rPr>
-          <w:rFonts w:ascii="Times" w:hAnsi="Times" w:cs="Times"/>
-          <w:color w:val="1F2328"/>
-          <w:lang w:val="en-US"/>
-        </w:rPr>
-        <w:t>current</w:t>
-      </w:r>
-      <w:r>
-        <w:rPr>
-          <w:rFonts w:ascii="Times" w:hAnsi="Times" w:cs="Times"/>
-          <w:color w:val="1F2328"/>
-          <w:lang w:val="en-US"/>
-        </w:rPr>
-        <w:t xml:space="preserve"> spreadsheet templates, and you should be able to upload</w:t>
-      </w:r>
-      <w:r>
-        <w:rPr>
-          <w:rFonts w:ascii="Times" w:hAnsi="Times" w:cs="Times"/>
-          <w:color w:val="1F2328"/>
-          <w:lang w:val="en-US"/>
-        </w:rPr>
-        <w:t xml:space="preserve"> your data with</w:t>
-      </w:r>
-      <w:r>
-        <w:rPr>
-          <w:rFonts w:ascii="Times" w:hAnsi="Times" w:cs="Times"/>
-          <w:color w:val="1F2328"/>
-          <w:lang w:val="en-US"/>
-        </w:rPr>
-        <w:t xml:space="preserve"> no problems. If you encounter any </w:t>
+        <w:t xml:space="preserve">If you encounter any </w:t>
       </w:r>
       <w:r>
         <w:rPr>
@@ -1347,71 +1330,163 @@
           <w:color w:val="1F2328"/>
           <w:lang w:val="en-US"/>
         </w:rPr>
+        <w:t>.</w:t>
+      </w:r>
+      <w:r>
+        <w:rPr>
+          <w:rFonts w:ascii="Times" w:hAnsi="Times" w:cs="Times"/>
+          <w:color w:val="1F2328"/>
+          <w:lang w:val="en-US"/>
+        </w:rPr>
+        <w:t xml:space="preserve"> If you use these templates, everything should work. </w:t>
+      </w:r>
+      <w:r>
+        <w:rPr>
+          <w:rFonts w:ascii="Times" w:hAnsi="Times" w:cs="Times"/>
+          <w:color w:val="1F2328"/>
+          <w:lang w:val="en-US"/>
+        </w:rPr>
+        <w:t>Download the one that is relevant for you</w:t>
+      </w:r>
+      <w:r>
+        <w:rPr>
+          <w:rFonts w:ascii="Times" w:hAnsi="Times" w:cs="Times"/>
+          <w:color w:val="1F2328"/>
+          <w:lang w:val="en-US"/>
+        </w:rPr>
+        <w:t>, by clicking on it</w:t>
+      </w:r>
+      <w:r>
+        <w:rPr>
+          <w:rFonts w:ascii="Times" w:hAnsi="Times" w:cs="Times"/>
+          <w:color w:val="1F2328"/>
+          <w:lang w:val="en-US"/>
+        </w:rPr>
+        <w:t>.</w:t>
+      </w:r>
+      <w:r>
+        <w:rPr>
+          <w:rFonts w:ascii="Times" w:hAnsi="Times" w:cs="Times"/>
+          <w:color w:val="1F2328"/>
+          <w:lang w:val="en-US"/>
+        </w:rPr>
+        <w:t xml:space="preserve"> If you don’t know which ones are, </w:t>
+      </w:r>
+      <w:r>
+        <w:rPr>
+          <w:rFonts w:ascii="Times" w:hAnsi="Times" w:cs="Times"/>
+          <w:color w:val="1F2328"/>
+          <w:lang w:val="en-US"/>
+        </w:rPr>
+        <w:t xml:space="preserve">or </w:t>
+      </w:r>
+      <w:r>
+        <w:rPr>
+          <w:rFonts w:ascii="Times" w:hAnsi="Times" w:cs="Times"/>
+          <w:color w:val="1F2328"/>
+          <w:lang w:val="en-US"/>
+        </w:rPr>
+        <w:t xml:space="preserve">if you encounter issues using them, </w:t>
+      </w:r>
+      <w:r>
+        <w:rPr>
+          <w:rFonts w:ascii="Times" w:hAnsi="Times" w:cs="Times"/>
+          <w:color w:val="1F2328"/>
+          <w:lang w:val="en-US"/>
+        </w:rPr>
+        <w:t>contact</w:t>
+      </w:r>
+      <w:r>
+        <w:rPr>
+          <w:rFonts w:ascii="Times" w:hAnsi="Times" w:cs="Times"/>
+          <w:color w:val="1F2328"/>
+          <w:lang w:val="en-US"/>
+        </w:rPr>
+        <w:t xml:space="preserve"> </w:t>
+      </w:r>
+      <w:r>
+        <w:rPr>
+          <w:rFonts w:ascii="Times" w:hAnsi="Times" w:cs="Times"/>
+          <w:color w:val="1F2328"/>
+          <w:lang w:val="en-US"/>
+        </w:rPr>
+        <w:t xml:space="preserve">the database </w:t>
+      </w:r>
+      <w:r>
+        <w:rPr>
+          <w:rFonts w:ascii="Times" w:hAnsi="Times" w:cs="Times"/>
+          <w:color w:val="1F2328"/>
+          <w:lang w:val="en-US"/>
+        </w:rPr>
+        <w:t>admi</w:t>
+      </w:r>
+      <w:r>
+        <w:rPr>
+          <w:rFonts w:ascii="Times" w:hAnsi="Times" w:cs="Times"/>
+          <w:color w:val="1F2328"/>
+          <w:lang w:val="en-US"/>
+        </w:rPr>
+        <w:t>n</w:t>
+      </w:r>
+      <w:r>
+        <w:rPr>
+          <w:rFonts w:ascii="Times" w:hAnsi="Times" w:cs="Times"/>
+          <w:color w:val="1F2328"/>
+          <w:lang w:val="en-US"/>
+        </w:rPr>
+        <w:t>istrator (see contact info below)</w:t>
+      </w:r>
+      <w:r>
+        <w:rPr>
+          <w:rFonts w:ascii="Times" w:hAnsi="Times" w:cs="Times"/>
+          <w:color w:val="1F2328"/>
+          <w:lang w:val="en-US"/>
+        </w:rPr>
         <w:t xml:space="preserve">. </w:t>
       </w:r>
-      <w:r>
-        <w:rPr>
-          <w:rFonts w:ascii="Times" w:hAnsi="Times" w:cs="Times"/>
-          <w:color w:val="1F2328"/>
-          <w:lang w:val="en-US"/>
-        </w:rPr>
-        <w:t>Download the one that is relevant for you</w:t>
-      </w:r>
-      <w:r>
-        <w:rPr>
-          <w:rFonts w:ascii="Times" w:hAnsi="Times" w:cs="Times"/>
-          <w:color w:val="1F2328"/>
-          <w:lang w:val="en-US"/>
-        </w:rPr>
-        <w:t>.</w:t>
-      </w:r>
-      <w:r>
-        <w:rPr>
-          <w:rFonts w:ascii="Times" w:hAnsi="Times" w:cs="Times"/>
-          <w:color w:val="1F2328"/>
-          <w:lang w:val="en-US"/>
-        </w:rPr>
-        <w:t xml:space="preserve"> If you don’t know which ones are, </w:t>
-      </w:r>
-      <w:r>
-        <w:rPr>
-          <w:rFonts w:ascii="Times" w:hAnsi="Times" w:cs="Times"/>
-          <w:color w:val="1F2328"/>
-          <w:lang w:val="en-US"/>
-        </w:rPr>
-        <w:t>or if you need them updated, contact</w:t>
-      </w:r>
-      <w:r>
-        <w:rPr>
-          <w:rFonts w:ascii="Times" w:hAnsi="Times" w:cs="Times"/>
-          <w:color w:val="1F2328"/>
-          <w:lang w:val="en-US"/>
-        </w:rPr>
-        <w:t xml:space="preserve"> admi</w:t>
-      </w:r>
-      <w:r>
-        <w:rPr>
-          <w:rFonts w:ascii="Times" w:hAnsi="Times" w:cs="Times"/>
-          <w:color w:val="1F2328"/>
-          <w:lang w:val="en-US"/>
-        </w:rPr>
-        <w:t>n</w:t>
-      </w:r>
-      <w:r>
-        <w:rPr>
-          <w:rFonts w:ascii="Times" w:hAnsi="Times" w:cs="Times"/>
-          <w:color w:val="1F2328"/>
-          <w:lang w:val="en-US"/>
-        </w:rPr>
-        <w:t xml:space="preserve">. Some of the sheets you can download </w:t>
-      </w:r>
-      <w:r>
-        <w:rPr>
-          <w:rFonts w:ascii="Times" w:hAnsi="Times" w:cs="Times"/>
-          <w:color w:val="1F2328"/>
-          <w:lang w:val="en-US"/>
-        </w:rPr>
-        <w:t>looks like this:</w:t>
+    </w:p>
+    <w:p>
+      <w:pPr>
+        <w:pStyle w:val="ListParagraph"/>
+        <w:rPr>
+          <w:rFonts w:ascii="Times" w:hAnsi="Times" w:cs="Times"/>
+          <w:color w:val="1F2328"/>
+          <w:lang w:val="en-US"/>
+        </w:rPr>
+      </w:pPr>
+    </w:p>
+    <w:p>
+      <w:pPr>
+        <w:pStyle w:val="ListParagraph"/>
+        <w:rPr>
+          <w:rFonts w:ascii="Times" w:hAnsi="Times" w:cs="Times"/>
+          <w:color w:val="1F2328"/>
+          <w:lang w:val="en-US"/>
+        </w:rPr>
+      </w:pPr>
+      <w:r>
+        <w:rPr>
+          <w:rFonts w:ascii="Times" w:hAnsi="Times" w:cs="Times"/>
+          <w:color w:val="1F2328"/>
+          <w:lang w:val="en-US"/>
+        </w:rPr>
+        <w:t xml:space="preserve">Some of the sheets you can download </w:t>
+      </w:r>
+      <w:r>
+        <w:rPr>
+          <w:rFonts w:ascii="Times" w:hAnsi="Times" w:cs="Times"/>
+          <w:color w:val="1F2328"/>
+          <w:lang w:val="en-US"/>
+        </w:rPr>
+        <w:t xml:space="preserve">may look </w:t>
+      </w:r>
+      <w:r>
+        <w:rPr>
+          <w:rFonts w:ascii="Times" w:hAnsi="Times" w:cs="Times"/>
+          <w:color w:val="1F2328"/>
+          <w:lang w:val="en-US"/>
+        </w:rPr>
+        <w:t>like this:</w:t>
       </w:r>
     </w:p>
     <w:tbl>
@@ -1597,7 +1672,17 @@
                 <w:lang w:eastAsia="da-DK"/>
                 <w14:ligatures w14:val="none"/>
               </w:rPr>
-              <w:t>text</w:t>
+              <w:t>T</w:t>
+            </w:r>
+            <w:r>
+              <w:rPr>
+                <w:rFonts w:ascii="Calibri" w:eastAsia="Times New Roman" w:hAnsi="Calibri" w:cs="Calibri"/>
+                <w:color w:val="000000"/>
+                <w:kern w:val="0"/>
+                <w:lang w:eastAsia="da-DK"/>
+                <w14:ligatures w14:val="none"/>
+              </w:rPr>
+              <w:t>ext</w:t>
             </w:r>
             <w:proofErr w:type="spellEnd"/>
           </w:p>
@@ -1757,7 +1842,17 @@
                 <w:lang w:eastAsia="da-DK"/>
                 <w14:ligatures w14:val="none"/>
               </w:rPr>
-              <w:t>text</w:t>
+              <w:t>T</w:t>
+            </w:r>
+            <w:r>
+              <w:rPr>
+                <w:rFonts w:ascii="Calibri" w:eastAsia="Times New Roman" w:hAnsi="Calibri" w:cs="Calibri"/>
+                <w:color w:val="000000"/>
+                <w:kern w:val="0"/>
+                <w:lang w:eastAsia="da-DK"/>
+                <w14:ligatures w14:val="none"/>
+              </w:rPr>
+              <w:t>ext</w:t>
             </w:r>
             <w:proofErr w:type="spellEnd"/>
           </w:p>
@@ -1769,6 +1864,7 @@
         <w:pStyle w:val="ListParagraph"/>
         <w:rPr>
           <w:rFonts w:ascii="Times" w:hAnsi="Times" w:cs="Times"/>
+          <w:color w:val="1F2328"/>
           <w:lang w:val="en-US"/>
         </w:rPr>
       </w:pPr>
@@ -2565,15 +2661,13 @@
         </w:rPr>
         <w:t xml:space="preserve"> This will ensure that your data is uploaded to the correct table, and that the database knows which sheet to expect (as described earlier, it is programmed to accept a fixed </w:t>
       </w:r>
-      <w:proofErr w:type="gramStart"/>
-      <w:r>
-        <w:rPr>
-          <w:rFonts w:ascii="Times" w:hAnsi="Times" w:cs="Times"/>
-          <w:lang w:val="en-US"/>
-        </w:rPr>
-        <w:t>amount</w:t>
-      </w:r>
-      <w:proofErr w:type="gramEnd"/>
+      <w:r>
+        <w:rPr>
+          <w:rFonts w:ascii="Times" w:hAnsi="Times" w:cs="Times"/>
+          <w:lang w:val="en-US"/>
+        </w:rPr>
+        <w:t>number</w:t>
+      </w:r>
       <w:r>
         <w:rPr>
           <w:rFonts w:ascii="Times" w:hAnsi="Times" w:cs="Times"/>
@@ -2722,7 +2816,15 @@
           <w:rFonts w:ascii="Times" w:hAnsi="Times" w:cs="Times"/>
           <w:lang w:val="en-US"/>
         </w:rPr>
-        <w:t xml:space="preserve"> data corresponds to the format options you chose, t</w:t>
+        <w:t xml:space="preserve"> data </w:t>
+      </w:r>
+      <w:r>
+        <w:rPr>
+          <w:rFonts w:ascii="Times" w:hAnsi="Times" w:cs="Times"/>
+          <w:lang w:val="en-US"/>
+        </w:rPr>
+        <w:lastRenderedPageBreak/>
+        <w:t>corresponds to the format options you chose, t</w:t>
       </w:r>
       <w:r>
         <w:rPr>
@@ -2772,7 +2874,6 @@
           <w:rFonts w:ascii="Times" w:hAnsi="Times" w:cs="Times"/>
           <w:lang w:val="en-US"/>
         </w:rPr>
-        <w:lastRenderedPageBreak/>
         <w:t xml:space="preserve">When you press confirm, your data will be uploaded to the database and redirected to a page that shows you exactly how the data looks in the database. Double check that the data looks okay. </w:t>
       </w:r>
     </w:p>
@@ -2940,15 +3041,13 @@
         </w:rPr>
         <w:t xml:space="preserve">strongly recommend you </w:t>
       </w:r>
-      <w:proofErr w:type="gramStart"/>
-      <w:r>
-        <w:rPr>
-          <w:rFonts w:ascii="Times" w:hAnsi="Times" w:cs="Times"/>
-          <w:lang w:val="en-US"/>
-        </w:rPr>
-        <w:t>to comply</w:t>
-      </w:r>
-      <w:proofErr w:type="gramEnd"/>
+      <w:r>
+        <w:rPr>
+          <w:rFonts w:ascii="Times" w:hAnsi="Times" w:cs="Times"/>
+          <w:lang w:val="en-US"/>
+        </w:rPr>
+        <w:t>comply</w:t>
+      </w:r>
       <w:r>
         <w:rPr>
           <w:rFonts w:ascii="Times" w:hAnsi="Times" w:cs="Times"/>
@@ -3115,7 +3214,15 @@
           <w:color w:val="1F2328"/>
           <w:lang w:val="en-US"/>
         </w:rPr>
-        <w:t>Intervals should be in a restricted mathematical notation and only the following characters are allowed: “</w:t>
+        <w:t>Any reported i</w:t>
+      </w:r>
+      <w:r>
+        <w:rPr>
+          <w:rFonts w:ascii="Times" w:hAnsi="Times" w:cs="Times"/>
+          <w:color w:val="1F2328"/>
+          <w:lang w:val="en-US"/>
+        </w:rPr>
+        <w:t>ntervals should be in a restricted mathematical notation and only the following characters are allowed: “</w:t>
       </w:r>
       <w:proofErr w:type="gramStart"/>
       <w:r>
@@ -3185,6 +3292,16 @@
         </w:rPr>
         <w:t xml:space="preserve"> and we might be able to figure out something.</w:t>
       </w:r>
+      <w:r>
+        <w:rPr>
+          <w:rFonts w:ascii="Times" w:eastAsia="Times New Roman" w:hAnsi="Times" w:cs="Times"/>
+          <w:color w:val="000000"/>
+          <w:kern w:val="0"/>
+          <w:lang w:val="en-US" w:eastAsia="da-DK"/>
+          <w14:ligatures w14:val="none"/>
+        </w:rPr>
+        <w:t xml:space="preserve"> However, the preferred method of reporting intervals is to have two columns (a “from” column and a “to” column).</w:t>
+      </w:r>
     </w:p>
     <w:p>
       <w:pPr>
@@ -3462,77 +3579,6 @@
     </w:p>
     <w:p>
       <w:pPr>
-        <w:rPr>
-          <w:rFonts w:ascii="Times" w:hAnsi="Times" w:cs="Times"/>
-          <w:lang w:val="en-US"/>
-        </w:rPr>
-      </w:pPr>
-      <w:r>
-        <w:rPr>
-          <w:rFonts w:ascii="Times" w:hAnsi="Times" w:cs="Times"/>
-          <w:lang w:val="en-US"/>
-        </w:rPr>
-        <w:t xml:space="preserve">Note: </w:t>
-      </w:r>
-      <w:r>
-        <w:rPr>
-          <w:rFonts w:ascii="Times" w:hAnsi="Times" w:cs="Times"/>
-          <w:lang w:val="en-US"/>
-        </w:rPr>
-        <w:t xml:space="preserve">We </w:t>
-      </w:r>
-      <w:r>
-        <w:rPr>
-          <w:rFonts w:ascii="Times" w:hAnsi="Times" w:cs="Times"/>
-          <w:lang w:val="en-US"/>
-        </w:rPr>
-        <w:t>can</w:t>
-      </w:r>
-      <w:r>
-        <w:rPr>
-          <w:rFonts w:ascii="Times" w:hAnsi="Times" w:cs="Times"/>
-          <w:lang w:val="en-US"/>
-        </w:rPr>
-        <w:t xml:space="preserve"> include an</w:t>
-      </w:r>
-      <w:r>
-        <w:rPr>
-          <w:rFonts w:ascii="Times" w:hAnsi="Times" w:cs="Times"/>
-          <w:lang w:val="en-US"/>
-        </w:rPr>
-        <w:t xml:space="preserve"> input field on the website where you </w:t>
-      </w:r>
-      <w:r>
-        <w:rPr>
-          <w:rFonts w:ascii="Times" w:hAnsi="Times" w:cs="Times"/>
-          <w:lang w:val="en-US"/>
-        </w:rPr>
-        <w:t xml:space="preserve">input exactly which rows you want to upload </w:t>
-      </w:r>
-      <w:r>
-        <w:rPr>
-          <w:rFonts w:ascii="Times" w:hAnsi="Times" w:cs="Times"/>
-          <w:lang w:val="en-US"/>
-        </w:rPr>
-        <w:t>of your sheet</w:t>
-      </w:r>
-      <w:r>
-        <w:rPr>
-          <w:rFonts w:ascii="Times" w:hAnsi="Times" w:cs="Times"/>
-          <w:lang w:val="en-US"/>
-        </w:rPr>
-        <w:t xml:space="preserve"> if this will make it easier for you</w:t>
-      </w:r>
-      <w:r>
-        <w:rPr>
-          <w:rFonts w:ascii="Times" w:hAnsi="Times" w:cs="Times"/>
-          <w:lang w:val="en-US"/>
-        </w:rPr>
-        <w:t>.</w:t>
-      </w:r>
-    </w:p>
-    <w:p>
-      <w:pPr>
         <w:pStyle w:val="Heading2"/>
         <w:rPr>
           <w:rFonts w:ascii="Times" w:hAnsi="Times" w:cs="Times"/>
@@ -3656,36 +3702,416 @@
           <w:rFonts w:ascii="Times" w:hAnsi="Times" w:cs="Times"/>
           <w:lang w:val="en-US"/>
         </w:rPr>
-        <w:t xml:space="preserve">Internal: </w:t>
-      </w:r>
-      <w:r>
-        <w:rPr>
-          <w:rFonts w:ascii="Times" w:hAnsi="Times" w:cs="Times"/>
-          <w:lang w:val="en-US"/>
-        </w:rPr>
-        <w:t>KU ids, as they are guaranteed to be unique</w:t>
-      </w:r>
-      <w:r>
-        <w:rPr>
-          <w:rFonts w:ascii="Times" w:hAnsi="Times" w:cs="Times"/>
-          <w:lang w:val="en-US"/>
-        </w:rPr>
-        <w:t>, and can be used to look up relevant information.</w:t>
-      </w:r>
-    </w:p>
-    <w:p>
-      <w:pPr>
-        <w:rPr>
-          <w:rFonts w:ascii="Times" w:hAnsi="Times" w:cs="Times"/>
-          <w:lang w:val="en-US"/>
-        </w:rPr>
-      </w:pPr>
-      <w:r>
-        <w:rPr>
-          <w:rFonts w:ascii="Times" w:hAnsi="Times" w:cs="Times"/>
-          <w:lang w:val="en-US"/>
-        </w:rPr>
-        <w:t>External: Use email</w:t>
+        <w:t>Full names</w:t>
+      </w:r>
+      <w:r>
+        <w:rPr>
+          <w:rFonts w:ascii="Times" w:hAnsi="Times" w:cs="Times"/>
+          <w:lang w:val="en-US"/>
+        </w:rPr>
+        <w:t>. If you want to use initials, you need to upload a translator spreadsheet in this format:</w:t>
+      </w:r>
+    </w:p>
+    <w:tbl>
+      <w:tblPr>
+        <w:tblW w:w="5202" w:type="dxa"/>
+        <w:jc w:val="center"/>
+        <w:tblBorders>
+          <w:top w:val="single" w:sz="4" w:space="0" w:color="auto"/>
+          <w:left w:val="single" w:sz="4" w:space="0" w:color="auto"/>
+          <w:bottom w:val="single" w:sz="4" w:space="0" w:color="auto"/>
+          <w:right w:val="single" w:sz="4" w:space="0" w:color="auto"/>
+          <w:insideH w:val="single" w:sz="4" w:space="0" w:color="auto"/>
+          <w:insideV w:val="single" w:sz="4" w:space="0" w:color="auto"/>
+        </w:tblBorders>
+        <w:tblCellMar>
+          <w:left w:w="70" w:type="dxa"/>
+          <w:right w:w="70" w:type="dxa"/>
+        </w:tblCellMar>
+        <w:tblLook w:val="04A0" w:firstRow="1" w:lastRow="0" w:firstColumn="1" w:lastColumn="0" w:noHBand="0" w:noVBand="1"/>
+      </w:tblPr>
+      <w:tblGrid>
+        <w:gridCol w:w="2405"/>
+        <w:gridCol w:w="2797"/>
+      </w:tblGrid>
+      <w:tr>
+        <w:trPr>
+          <w:trHeight w:val="224"/>
+          <w:jc w:val="center"/>
+        </w:trPr>
+        <w:tc>
+          <w:tcPr>
+            <w:tcW w:w="2405" w:type="dxa"/>
+            <w:shd w:val="clear" w:color="auto" w:fill="auto"/>
+            <w:noWrap/>
+            <w:hideMark/>
+          </w:tcPr>
+          <w:p>
+            <w:pPr>
+              <w:spacing w:after="0" w:line="240" w:lineRule="auto"/>
+              <w:jc w:val="center"/>
+              <w:rPr>
+                <w:rFonts w:ascii="Calibri" w:eastAsia="Times New Roman" w:hAnsi="Calibri" w:cs="Calibri"/>
+                <w:b/>
+                <w:bCs/>
+                <w:kern w:val="0"/>
+                <w:lang w:eastAsia="da-DK"/>
+                <w14:ligatures w14:val="none"/>
+              </w:rPr>
+            </w:pPr>
+            <w:r>
+              <w:rPr>
+                <w:rFonts w:ascii="Calibri" w:eastAsia="Times New Roman" w:hAnsi="Calibri" w:cs="Calibri"/>
+                <w:b/>
+                <w:bCs/>
+                <w:kern w:val="0"/>
+                <w:lang w:eastAsia="da-DK"/>
+                <w14:ligatures w14:val="none"/>
+              </w:rPr>
+              <w:t>Initials</w:t>
+            </w:r>
+          </w:p>
+        </w:tc>
+        <w:tc>
+          <w:tcPr>
+            <w:tcW w:w="2797" w:type="dxa"/>
+            <w:shd w:val="clear" w:color="auto" w:fill="auto"/>
+            <w:noWrap/>
+            <w:hideMark/>
+          </w:tcPr>
+          <w:p>
+            <w:pPr>
+              <w:spacing w:after="0" w:line="240" w:lineRule="auto"/>
+              <w:jc w:val="center"/>
+              <w:rPr>
+                <w:rFonts w:ascii="Calibri" w:eastAsia="Times New Roman" w:hAnsi="Calibri" w:cs="Calibri"/>
+                <w:b/>
+                <w:bCs/>
+                <w:kern w:val="0"/>
+                <w:lang w:eastAsia="da-DK"/>
+                <w14:ligatures w14:val="none"/>
+              </w:rPr>
+            </w:pPr>
+            <w:r>
+              <w:rPr>
+                <w:rFonts w:ascii="Calibri" w:eastAsia="Times New Roman" w:hAnsi="Calibri" w:cs="Calibri"/>
+                <w:b/>
+                <w:bCs/>
+                <w:kern w:val="0"/>
+                <w:lang w:eastAsia="da-DK"/>
+                <w14:ligatures w14:val="none"/>
+              </w:rPr>
+              <w:t xml:space="preserve">Full </w:t>
+            </w:r>
+            <w:proofErr w:type="spellStart"/>
+            <w:r>
+              <w:rPr>
+                <w:rFonts w:ascii="Calibri" w:eastAsia="Times New Roman" w:hAnsi="Calibri" w:cs="Calibri"/>
+                <w:b/>
+                <w:bCs/>
+                <w:kern w:val="0"/>
+                <w:lang w:eastAsia="da-DK"/>
+                <w14:ligatures w14:val="none"/>
+              </w:rPr>
+              <w:t>Name</w:t>
+            </w:r>
+            <w:proofErr w:type="spellEnd"/>
+          </w:p>
+        </w:tc>
+      </w:tr>
+      <w:tr>
+        <w:trPr>
+          <w:trHeight w:val="224"/>
+          <w:jc w:val="center"/>
+        </w:trPr>
+        <w:tc>
+          <w:tcPr>
+            <w:tcW w:w="2405" w:type="dxa"/>
+            <w:shd w:val="clear" w:color="auto" w:fill="auto"/>
+            <w:noWrap/>
+            <w:vAlign w:val="bottom"/>
+            <w:hideMark/>
+          </w:tcPr>
+          <w:p>
+            <w:pPr>
+              <w:spacing w:after="0" w:line="240" w:lineRule="auto"/>
+              <w:rPr>
+                <w:rFonts w:ascii="Calibri" w:eastAsia="Times New Roman" w:hAnsi="Calibri" w:cs="Calibri"/>
+                <w:color w:val="000000"/>
+                <w:kern w:val="0"/>
+                <w:lang w:eastAsia="da-DK"/>
+                <w14:ligatures w14:val="none"/>
+              </w:rPr>
+            </w:pPr>
+            <w:r>
+              <w:rPr>
+                <w:rFonts w:ascii="Calibri" w:eastAsia="Times New Roman" w:hAnsi="Calibri" w:cs="Calibri"/>
+                <w:color w:val="000000"/>
+                <w:kern w:val="0"/>
+                <w:lang w:eastAsia="da-DK"/>
+                <w14:ligatures w14:val="none"/>
+              </w:rPr>
+              <w:t>MJ</w:t>
+            </w:r>
+          </w:p>
+        </w:tc>
+        <w:tc>
+          <w:tcPr>
+            <w:tcW w:w="2797" w:type="dxa"/>
+            <w:shd w:val="clear" w:color="auto" w:fill="auto"/>
+            <w:noWrap/>
+            <w:vAlign w:val="bottom"/>
+            <w:hideMark/>
+          </w:tcPr>
+          <w:p>
+            <w:pPr>
+              <w:spacing w:after="0" w:line="240" w:lineRule="auto"/>
+              <w:rPr>
+                <w:rFonts w:ascii="Calibri" w:eastAsia="Times New Roman" w:hAnsi="Calibri" w:cs="Calibri"/>
+                <w:color w:val="000000"/>
+                <w:kern w:val="0"/>
+                <w:lang w:eastAsia="da-DK"/>
+                <w14:ligatures w14:val="none"/>
+              </w:rPr>
+            </w:pPr>
+            <w:r>
+              <w:rPr>
+                <w:rFonts w:ascii="Calibri" w:eastAsia="Times New Roman" w:hAnsi="Calibri" w:cs="Calibri"/>
+                <w:color w:val="000000"/>
+                <w:kern w:val="0"/>
+                <w:lang w:eastAsia="da-DK"/>
+                <w14:ligatures w14:val="none"/>
+              </w:rPr>
+              <w:t>Magnus Johannsen</w:t>
+            </w:r>
+          </w:p>
+        </w:tc>
+      </w:tr>
+      <w:tr>
+        <w:trPr>
+          <w:trHeight w:val="224"/>
+          <w:jc w:val="center"/>
+        </w:trPr>
+        <w:tc>
+          <w:tcPr>
+            <w:tcW w:w="2405" w:type="dxa"/>
+            <w:shd w:val="clear" w:color="auto" w:fill="auto"/>
+            <w:noWrap/>
+            <w:vAlign w:val="bottom"/>
+            <w:hideMark/>
+          </w:tcPr>
+          <w:p>
+            <w:pPr>
+              <w:spacing w:after="0" w:line="240" w:lineRule="auto"/>
+              <w:rPr>
+                <w:rFonts w:ascii="Calibri" w:eastAsia="Times New Roman" w:hAnsi="Calibri" w:cs="Calibri"/>
+                <w:color w:val="000000"/>
+                <w:kern w:val="0"/>
+                <w:lang w:eastAsia="da-DK"/>
+                <w14:ligatures w14:val="none"/>
+              </w:rPr>
+            </w:pPr>
+            <w:r>
+              <w:rPr>
+                <w:rFonts w:ascii="Calibri" w:eastAsia="Times New Roman" w:hAnsi="Calibri" w:cs="Calibri"/>
+                <w:color w:val="000000"/>
+                <w:kern w:val="0"/>
+                <w:lang w:eastAsia="da-DK"/>
+                <w14:ligatures w14:val="none"/>
+              </w:rPr>
+              <w:t>MJK</w:t>
+            </w:r>
+          </w:p>
+        </w:tc>
+        <w:tc>
+          <w:tcPr>
+            <w:tcW w:w="2797" w:type="dxa"/>
+            <w:shd w:val="clear" w:color="auto" w:fill="auto"/>
+            <w:noWrap/>
+            <w:vAlign w:val="bottom"/>
+            <w:hideMark/>
+          </w:tcPr>
+          <w:p>
+            <w:pPr>
+              <w:spacing w:after="0" w:line="240" w:lineRule="auto"/>
+              <w:rPr>
+                <w:rFonts w:ascii="Calibri" w:eastAsia="Times New Roman" w:hAnsi="Calibri" w:cs="Calibri"/>
+                <w:color w:val="000000"/>
+                <w:kern w:val="0"/>
+                <w:lang w:eastAsia="da-DK"/>
+                <w14:ligatures w14:val="none"/>
+              </w:rPr>
+            </w:pPr>
+            <w:r>
+              <w:rPr>
+                <w:rFonts w:ascii="Calibri" w:eastAsia="Times New Roman" w:hAnsi="Calibri" w:cs="Calibri"/>
+                <w:color w:val="000000"/>
+                <w:kern w:val="0"/>
+                <w:lang w:eastAsia="da-DK"/>
+                <w14:ligatures w14:val="none"/>
+              </w:rPr>
+              <w:t>Michael Jackson</w:t>
+            </w:r>
+          </w:p>
+        </w:tc>
+      </w:tr>
+      <w:tr>
+        <w:trPr>
+          <w:trHeight w:val="224"/>
+          <w:jc w:val="center"/>
+        </w:trPr>
+        <w:tc>
+          <w:tcPr>
+            <w:tcW w:w="2405" w:type="dxa"/>
+            <w:shd w:val="clear" w:color="auto" w:fill="auto"/>
+            <w:noWrap/>
+            <w:vAlign w:val="bottom"/>
+            <w:hideMark/>
+          </w:tcPr>
+          <w:p>
+            <w:pPr>
+              <w:spacing w:after="0" w:line="240" w:lineRule="auto"/>
+              <w:rPr>
+                <w:rFonts w:ascii="Calibri" w:eastAsia="Times New Roman" w:hAnsi="Calibri" w:cs="Calibri"/>
+                <w:color w:val="000000"/>
+                <w:kern w:val="0"/>
+                <w:lang w:eastAsia="da-DK"/>
+                <w14:ligatures w14:val="none"/>
+              </w:rPr>
+            </w:pPr>
+            <w:r>
+              <w:rPr>
+                <w:rFonts w:ascii="Calibri" w:eastAsia="Times New Roman" w:hAnsi="Calibri" w:cs="Calibri"/>
+                <w:color w:val="000000"/>
+                <w:kern w:val="0"/>
+                <w:lang w:eastAsia="da-DK"/>
+                <w14:ligatures w14:val="none"/>
+              </w:rPr>
+              <w:t>MJD</w:t>
+            </w:r>
+          </w:p>
+        </w:tc>
+        <w:tc>
+          <w:tcPr>
+            <w:tcW w:w="2797" w:type="dxa"/>
+            <w:shd w:val="clear" w:color="auto" w:fill="auto"/>
+            <w:noWrap/>
+            <w:vAlign w:val="bottom"/>
+            <w:hideMark/>
+          </w:tcPr>
+          <w:p>
+            <w:pPr>
+              <w:spacing w:after="0" w:line="240" w:lineRule="auto"/>
+              <w:rPr>
+                <w:rFonts w:ascii="Calibri" w:eastAsia="Times New Roman" w:hAnsi="Calibri" w:cs="Calibri"/>
+                <w:color w:val="000000"/>
+                <w:kern w:val="0"/>
+                <w:lang w:eastAsia="da-DK"/>
+                <w14:ligatures w14:val="none"/>
+              </w:rPr>
+            </w:pPr>
+            <w:r>
+              <w:rPr>
+                <w:rFonts w:ascii="Calibri" w:eastAsia="Times New Roman" w:hAnsi="Calibri" w:cs="Calibri"/>
+                <w:color w:val="000000"/>
+                <w:kern w:val="0"/>
+                <w:lang w:eastAsia="da-DK"/>
+                <w14:ligatures w14:val="none"/>
+              </w:rPr>
+              <w:t>Michael Jordan</w:t>
+            </w:r>
+          </w:p>
+        </w:tc>
+      </w:tr>
+      <w:tr>
+        <w:trPr>
+          <w:trHeight w:val="224"/>
+          <w:jc w:val="center"/>
+        </w:trPr>
+        <w:tc>
+          <w:tcPr>
+            <w:tcW w:w="2405" w:type="dxa"/>
+            <w:shd w:val="clear" w:color="auto" w:fill="auto"/>
+            <w:noWrap/>
+            <w:vAlign w:val="bottom"/>
+          </w:tcPr>
+          <w:p>
+            <w:pPr>
+              <w:spacing w:after="0" w:line="240" w:lineRule="auto"/>
+              <w:rPr>
+                <w:rFonts w:ascii="Calibri" w:eastAsia="Times New Roman" w:hAnsi="Calibri" w:cs="Calibri"/>
+                <w:color w:val="000000"/>
+                <w:kern w:val="0"/>
+                <w:lang w:eastAsia="da-DK"/>
+                <w14:ligatures w14:val="none"/>
+              </w:rPr>
+            </w:pPr>
+            <w:r>
+              <w:rPr>
+                <w:rFonts w:ascii="Calibri" w:eastAsia="Times New Roman" w:hAnsi="Calibri" w:cs="Calibri"/>
+                <w:color w:val="000000"/>
+                <w:kern w:val="0"/>
+                <w:lang w:eastAsia="da-DK"/>
+                <w14:ligatures w14:val="none"/>
+              </w:rPr>
+              <w:lastRenderedPageBreak/>
+              <w:t>MJG</w:t>
+            </w:r>
+          </w:p>
+        </w:tc>
+        <w:tc>
+          <w:tcPr>
+            <w:tcW w:w="2797" w:type="dxa"/>
+            <w:shd w:val="clear" w:color="auto" w:fill="auto"/>
+            <w:noWrap/>
+            <w:vAlign w:val="bottom"/>
+          </w:tcPr>
+          <w:p>
+            <w:pPr>
+              <w:spacing w:after="0" w:line="240" w:lineRule="auto"/>
+              <w:rPr>
+                <w:rFonts w:ascii="Calibri" w:eastAsia="Times New Roman" w:hAnsi="Calibri" w:cs="Calibri"/>
+                <w:color w:val="000000"/>
+                <w:kern w:val="0"/>
+                <w:lang w:eastAsia="da-DK"/>
+                <w14:ligatures w14:val="none"/>
+              </w:rPr>
+            </w:pPr>
+            <w:r>
+              <w:rPr>
+                <w:rFonts w:ascii="Calibri" w:eastAsia="Times New Roman" w:hAnsi="Calibri" w:cs="Calibri"/>
+                <w:color w:val="000000"/>
+                <w:kern w:val="0"/>
+                <w:lang w:eastAsia="da-DK"/>
+                <w14:ligatures w14:val="none"/>
+              </w:rPr>
+              <w:t>Mick Jagger</w:t>
+            </w:r>
+          </w:p>
+        </w:tc>
+      </w:tr>
+    </w:tbl>
+    <w:p>
+      <w:pPr>
+        <w:rPr>
+          <w:rFonts w:ascii="Times" w:hAnsi="Times" w:cs="Times"/>
+          <w:lang w:val="en-US"/>
+        </w:rPr>
+      </w:pPr>
+    </w:p>
+    <w:p>
+      <w:pPr>
+        <w:rPr>
+          <w:rFonts w:ascii="Times" w:hAnsi="Times" w:cs="Times"/>
+          <w:lang w:val="en-US"/>
+        </w:rPr>
+      </w:pPr>
+      <w:r>
+        <w:rPr>
+          <w:rFonts w:ascii="Times" w:hAnsi="Times" w:cs="Times"/>
+          <w:lang w:val="en-US"/>
+        </w:rPr>
+        <w:t xml:space="preserve">Select “Initials Translator” as spreadsheet type. </w:t>
       </w:r>
     </w:p>
     <w:p>
@@ -3696,15 +4122,6 @@
           <w:lang w:val="en-US"/>
         </w:rPr>
       </w:pPr>
-    </w:p>
-    <w:p>
-      <w:pPr>
-        <w:pStyle w:val="Heading2"/>
-        <w:rPr>
-          <w:rFonts w:ascii="Times" w:hAnsi="Times" w:cs="Times"/>
-          <w:lang w:val="en-US"/>
-        </w:rPr>
-      </w:pPr>
       <w:r>
         <w:rPr>
           <w:rFonts w:ascii="Times" w:hAnsi="Times" w:cs="Times"/>
@@ -3754,21 +4171,21 @@
           <w:rFonts w:ascii="Times" w:hAnsi="Times" w:cs="Times"/>
           <w:lang w:val="en-US"/>
         </w:rPr>
-        <w:t xml:space="preserve">Use </w:t>
-      </w:r>
-      <w:r>
-        <w:rPr>
-          <w:rFonts w:ascii="Times" w:hAnsi="Times" w:cs="Times"/>
-          <w:lang w:val="en-US"/>
-        </w:rPr>
-        <w:t>ISO_8601</w:t>
-      </w:r>
-      <w:r>
-        <w:rPr>
-          <w:rFonts w:ascii="Times" w:hAnsi="Times" w:cs="Times"/>
-          <w:lang w:val="en-US"/>
-        </w:rPr>
-        <w:t xml:space="preserve"> standard: YYYY-</w:t>
+        <w:t>Use ISO</w:t>
+      </w:r>
+      <w:r>
+        <w:rPr>
+          <w:rFonts w:ascii="Times" w:hAnsi="Times" w:cs="Times"/>
+          <w:lang w:val="en-US"/>
+        </w:rPr>
+        <w:t xml:space="preserve"> </w:t>
+      </w:r>
+      <w:r>
+        <w:rPr>
+          <w:rFonts w:ascii="Times" w:hAnsi="Times" w:cs="Times"/>
+          <w:lang w:val="en-US"/>
+        </w:rPr>
+        <w:t>8601 standard: YYYY-</w:t>
       </w:r>
       <w:r>
         <w:rPr>
@@ -3835,7 +4252,6 @@
           <w:rFonts w:ascii="Times" w:hAnsi="Times" w:cs="Times"/>
           <w:lang w:val="en-US"/>
         </w:rPr>
-        <w:lastRenderedPageBreak/>
         <w:t>Details on formatting and parsing:</w:t>
       </w:r>
       <w:bookmarkEnd w:id="16"/>
@@ -4112,7 +4528,21 @@
           <w:rFonts w:ascii="Times" w:hAnsi="Times" w:cs="Times"/>
           <w:lang w:val="en-US"/>
         </w:rPr>
-        <w:t>During upload, you will most likely encounter errors. Most of the time, these are due to unexpected formatting, and should be easily fixed by yourself. However, if you encounter any errors that you cannot fix yourself, make sure to contact admin with the time and date of when the error happened and the traceback shown on the error page.</w:t>
+        <w:t xml:space="preserve">During upload, you will most likely encounter errors. Most of the time, these are due to unexpected formatting, </w:t>
+      </w:r>
+      <w:r>
+        <w:rPr>
+          <w:rFonts w:ascii="Times" w:hAnsi="Times" w:cs="Times"/>
+          <w:lang w:val="en-US"/>
+        </w:rPr>
+        <w:t xml:space="preserve">or data </w:t>
+      </w:r>
+      <w:r>
+        <w:rPr>
+          <w:rFonts w:ascii="Times" w:hAnsi="Times" w:cs="Times"/>
+          <w:lang w:val="en-US"/>
+        </w:rPr>
+        <w:t>and should be easily fixed by yourself. However, if you encounter any errors that you cannot fix yourself, make sure to contact admin with the time and date of when the error happened and the traceback shown on the error page.</w:t>
       </w:r>
     </w:p>
     <w:p>
@@ -4127,15 +4557,22 @@
           <w:rFonts w:ascii="Times" w:hAnsi="Times" w:cs="Times"/>
           <w:lang w:val="en-US" w:eastAsia="da-DK"/>
         </w:rPr>
-        <w:t>If you encounter a “Internal Server Error”, this means you encountered an error I did not anticipate.  Please notify me with the time and date for when it occurred, so I can investigate the error log.</w:t>
-      </w:r>
-    </w:p>
-    <w:p>
-      <w:pPr>
-        <w:rPr>
-          <w:lang w:val="en-US"/>
-        </w:rPr>
-      </w:pPr>
+        <w:t xml:space="preserve">If you encounter a “Internal Server Error”, this means you encountered an error I did not anticipate.  Please notify </w:t>
+      </w:r>
+      <w:r>
+        <w:rPr>
+          <w:rFonts w:ascii="Times" w:hAnsi="Times" w:cs="Times"/>
+          <w:lang w:val="en-US" w:eastAsia="da-DK"/>
+        </w:rPr>
+        <w:t>database administrator</w:t>
+      </w:r>
+      <w:r>
+        <w:rPr>
+          <w:rFonts w:ascii="Times" w:hAnsi="Times" w:cs="Times"/>
+          <w:lang w:val="en-US" w:eastAsia="da-DK"/>
+        </w:rPr>
+        <w:t xml:space="preserve"> with the time and date for when it occurred, so I can investigate the error log.</w:t>
+      </w:r>
     </w:p>
     <w:p>
       <w:pPr>
@@ -4229,7 +4666,7 @@
 </file>
 
 <file path=word/endnotes.xml><?xml version="1.0" encoding="utf-8"?>
-<w:endnotes xmlns:wpc="http://schemas.microsoft.com/office/word/2010/wordprocessingCanvas" xmlns:cx="http://schemas.microsoft.com/office/drawing/2014/chartex" xmlns:cx1="http://schemas.microsoft.com/office/drawing/2015/9/8/chartex" xmlns:cx2="http://schemas.microsoft.com/office/drawing/2015/10/21/chartex" xmlns:cx3="http://schemas.microsoft.com/office/drawing/2016/5/9/chartex" xmlns:cx4="http://schemas.microsoft.com/office/drawing/2016/5/10/chartex" xmlns:cx5="http://schemas.microsoft.com/office/drawing/2016/5/11/chartex" xmlns:cx6="http://schemas.microsoft.com/office/drawing/2016/5/12/chartex" xmlns:cx7="http://schemas.microsoft.com/office/drawing/2016/5/13/chartex" xmlns:cx8="http://schemas.microsoft.com/office/drawing/2016/5/14/chartex" xmlns:mc="http://schemas.openxmlformats.org/markup-compatibility/2006" xmlns:aink="http://schemas.microsoft.com/office/drawing/2016/ink" xmlns:am3d="http://schemas.microsoft.com/office/drawing/2017/model3d" xmlns:o="urn:schemas-microsoft-com:office:office" xmlns:oel="http://schemas.microsoft.com/office/2019/extlst" xmlns:r="http://schemas.openxmlformats.org/officeDocument/2006/relationships" xmlns:m="http://schemas.openxmlformats.org/officeDocument/2006/math" xmlns:v="urn:schemas-microsoft-com:vml" xmlns:wp14="http://schemas.microsoft.com/office/word/2010/wordprocessingDrawing" xmlns:wp="http://schemas.openxmlformats.org/drawingml/2006/wordprocessingDrawing" xmlns:w10="urn:schemas-microsoft-com:office:word" xmlns:w="http://schemas.openxmlformats.org/wordprocessingml/2006/main" xmlns:w14="http://schemas.microsoft.com/office/word/2010/wordml" xmlns:w15="http://schemas.microsoft.com/office/word/2012/wordml" xmlns:w16cex="http://schemas.microsoft.com/office/word/2018/wordml/cex" xmlns:w16cid="http://schemas.microsoft.com/office/word/2016/wordml/cid" xmlns:w16="http://schemas.microsoft.com/office/word/2018/wordml" xmlns:w16sdtdh="http://schemas.microsoft.com/office/word/2020/wordml/sdtdatahash" xmlns:w16se="http://schemas.microsoft.com/office/word/2015/wordml/symex" xmlns:wpg="http://schemas.microsoft.com/office/word/2010/wordprocessingGroup" xmlns:wpi="http://schemas.microsoft.com/office/word/2010/wordprocessingInk" xmlns:wne="http://schemas.microsoft.com/office/word/2006/wordml" xmlns:wps="http://schemas.microsoft.com/office/word/2010/wordprocessingShape" mc:Ignorable="w14 w15 w16se w16cid w16 w16cex w16sdtdh wp14">
+<w:endnotes xmlns:wpc="http://schemas.microsoft.com/office/word/2010/wordprocessingCanvas" xmlns:cx="http://schemas.microsoft.com/office/drawing/2014/chartex" xmlns:cx1="http://schemas.microsoft.com/office/drawing/2015/9/8/chartex" xmlns:cx2="http://schemas.microsoft.com/office/drawing/2015/10/21/chartex" xmlns:cx3="http://schemas.microsoft.com/office/drawing/2016/5/9/chartex" xmlns:cx4="http://schemas.microsoft.com/office/drawing/2016/5/10/chartex" xmlns:cx5="http://schemas.microsoft.com/office/drawing/2016/5/11/chartex" xmlns:cx6="http://schemas.microsoft.com/office/drawing/2016/5/12/chartex" xmlns:cx7="http://schemas.microsoft.com/office/drawing/2016/5/13/chartex" xmlns:cx8="http://schemas.microsoft.com/office/drawing/2016/5/14/chartex" xmlns:mc="http://schemas.openxmlformats.org/markup-compatibility/2006" xmlns:aink="http://schemas.microsoft.com/office/drawing/2016/ink" xmlns:am3d="http://schemas.microsoft.com/office/drawing/2017/model3d" xmlns:o="urn:schemas-microsoft-com:office:office" xmlns:oel="http://schemas.microsoft.com/office/2019/extlst" xmlns:r="http://schemas.openxmlformats.org/officeDocument/2006/relationships" xmlns:m="http://schemas.openxmlformats.org/officeDocument/2006/math" xmlns:v="urn:schemas-microsoft-com:vml" xmlns:wp14="http://schemas.microsoft.com/office/word/2010/wordprocessingDrawing" xmlns:wp="http://schemas.openxmlformats.org/drawingml/2006/wordprocessingDrawing" xmlns:w10="urn:schemas-microsoft-com:office:word" xmlns:w="http://schemas.openxmlformats.org/wordprocessingml/2006/main" xmlns:w14="http://schemas.microsoft.com/office/word/2010/wordml" xmlns:w15="http://schemas.microsoft.com/office/word/2012/wordml" xmlns:w16cex="http://schemas.microsoft.com/office/word/2018/wordml/cex" xmlns:w16cid="http://schemas.microsoft.com/office/word/2016/wordml/cid" xmlns:w16="http://schemas.microsoft.com/office/word/2018/wordml" xmlns:w16du="http://schemas.microsoft.com/office/word/2023/wordml/word16du" xmlns:w16sdtdh="http://schemas.microsoft.com/office/word/2020/wordml/sdtdatahash" xmlns:w16se="http://schemas.microsoft.com/office/word/2015/wordml/symex" xmlns:wpg="http://schemas.microsoft.com/office/word/2010/wordprocessingGroup" xmlns:wpi="http://schemas.microsoft.com/office/word/2010/wordprocessingInk" xmlns:wne="http://schemas.microsoft.com/office/word/2006/wordml" xmlns:wps="http://schemas.microsoft.com/office/word/2010/wordprocessingShape" mc:Ignorable="w14 w15 w16se w16cid w16 w16cex w16sdtdh w16du wp14">
   <w:endnote w:type="separator" w:id="-1">
     <w:p>
       <w:pPr>
@@ -4254,7 +4691,7 @@
 </file>
 
 <file path=word/footnotes.xml><?xml version="1.0" encoding="utf-8"?>
-<w:footnotes xmlns:wpc="http://schemas.microsoft.com/office/word/2010/wordprocessingCanvas" xmlns:cx="http://schemas.microsoft.com/office/drawing/2014/chartex" xmlns:cx1="http://schemas.microsoft.com/office/drawing/2015/9/8/chartex" xmlns:cx2="http://schemas.microsoft.com/office/drawing/2015/10/21/chartex" xmlns:cx3="http://schemas.microsoft.com/office/drawing/2016/5/9/chartex" xmlns:cx4="http://schemas.microsoft.com/office/drawing/2016/5/10/chartex" xmlns:cx5="http://schemas.microsoft.com/office/drawing/2016/5/11/chartex" xmlns:cx6="http://schemas.microsoft.com/office/drawing/2016/5/12/chartex" xmlns:cx7="http://schemas.microsoft.com/office/drawing/2016/5/13/chartex" xmlns:cx8="http://schemas.microsoft.com/office/drawing/2016/5/14/chartex" xmlns:mc="http://schemas.openxmlformats.org/markup-compatibility/2006" xmlns:aink="http://schemas.microsoft.com/office/drawing/2016/ink" xmlns:am3d="http://schemas.microsoft.com/office/drawing/2017/model3d" xmlns:o="urn:schemas-microsoft-com:office:office" xmlns:oel="http://schemas.microsoft.com/office/2019/extlst" xmlns:r="http://schemas.openxmlformats.org/officeDocument/2006/relationships" xmlns:m="http://schemas.openxmlformats.org/officeDocument/2006/math" xmlns:v="urn:schemas-microsoft-com:vml" xmlns:wp14="http://schemas.microsoft.com/office/word/2010/wordprocessingDrawing" xmlns:wp="http://schemas.openxmlformats.org/drawingml/2006/wordprocessingDrawing" xmlns:w10="urn:schemas-microsoft-com:office:word" xmlns:w="http://schemas.openxmlformats.org/wordprocessingml/2006/main" xmlns:w14="http://schemas.microsoft.com/office/word/2010/wordml" xmlns:w15="http://schemas.microsoft.com/office/word/2012/wordml" xmlns:w16cex="http://schemas.microsoft.com/office/word/2018/wordml/cex" xmlns:w16cid="http://schemas.microsoft.com/office/word/2016/wordml/cid" xmlns:w16="http://schemas.microsoft.com/office/word/2018/wordml" xmlns:w16sdtdh="http://schemas.microsoft.com/office/word/2020/wordml/sdtdatahash" xmlns:w16se="http://schemas.microsoft.com/office/word/2015/wordml/symex" xmlns:wpg="http://schemas.microsoft.com/office/word/2010/wordprocessingGroup" xmlns:wpi="http://schemas.microsoft.com/office/word/2010/wordprocessingInk" xmlns:wne="http://schemas.microsoft.com/office/word/2006/wordml" xmlns:wps="http://schemas.microsoft.com/office/word/2010/wordprocessingShape" mc:Ignorable="w14 w15 w16se w16cid w16 w16cex w16sdtdh wp14">
+<w:footnotes xmlns:wpc="http://schemas.microsoft.com/office/word/2010/wordprocessingCanvas" xmlns:cx="http://schemas.microsoft.com/office/drawing/2014/chartex" xmlns:cx1="http://schemas.microsoft.com/office/drawing/2015/9/8/chartex" xmlns:cx2="http://schemas.microsoft.com/office/drawing/2015/10/21/chartex" xmlns:cx3="http://schemas.microsoft.com/office/drawing/2016/5/9/chartex" xmlns:cx4="http://schemas.microsoft.com/office/drawing/2016/5/10/chartex" xmlns:cx5="http://schemas.microsoft.com/office/drawing/2016/5/11/chartex" xmlns:cx6="http://schemas.microsoft.com/office/drawing/2016/5/12/chartex" xmlns:cx7="http://schemas.microsoft.com/office/drawing/2016/5/13/chartex" xmlns:cx8="http://schemas.microsoft.com/office/drawing/2016/5/14/chartex" xmlns:mc="http://schemas.openxmlformats.org/markup-compatibility/2006" xmlns:aink="http://schemas.microsoft.com/office/drawing/2016/ink" xmlns:am3d="http://schemas.microsoft.com/office/drawing/2017/model3d" xmlns:o="urn:schemas-microsoft-com:office:office" xmlns:oel="http://schemas.microsoft.com/office/2019/extlst" xmlns:r="http://schemas.openxmlformats.org/officeDocument/2006/relationships" xmlns:m="http://schemas.openxmlformats.org/officeDocument/2006/math" xmlns:v="urn:schemas-microsoft-com:vml" xmlns:wp14="http://schemas.microsoft.com/office/word/2010/wordprocessingDrawing" xmlns:wp="http://schemas.openxmlformats.org/drawingml/2006/wordprocessingDrawing" xmlns:w10="urn:schemas-microsoft-com:office:word" xmlns:w="http://schemas.openxmlformats.org/wordprocessingml/2006/main" xmlns:w14="http://schemas.microsoft.com/office/word/2010/wordml" xmlns:w15="http://schemas.microsoft.com/office/word/2012/wordml" xmlns:w16cex="http://schemas.microsoft.com/office/word/2018/wordml/cex" xmlns:w16cid="http://schemas.microsoft.com/office/word/2016/wordml/cid" xmlns:w16="http://schemas.microsoft.com/office/word/2018/wordml" xmlns:w16du="http://schemas.microsoft.com/office/word/2023/wordml/word16du" xmlns:w16sdtdh="http://schemas.microsoft.com/office/word/2020/wordml/sdtdatahash" xmlns:w16se="http://schemas.microsoft.com/office/word/2015/wordml/symex" xmlns:wpg="http://schemas.microsoft.com/office/word/2010/wordprocessingGroup" xmlns:wpi="http://schemas.microsoft.com/office/word/2010/wordprocessingInk" xmlns:wne="http://schemas.microsoft.com/office/word/2006/wordml" xmlns:wps="http://schemas.microsoft.com/office/word/2010/wordprocessingShape" mc:Ignorable="w14 w15 w16se w16cid w16 w16cex w16sdtdh w16du wp14">
   <w:footnote w:type="separator" w:id="-1">
     <w:p>
       <w:pPr>
@@ -4312,7 +4749,7 @@
 </file>
 
 <file path=word/numbering.xml><?xml version="1.0" encoding="utf-8"?>
-<w:numbering xmlns:wpc="http://schemas.microsoft.com/office/word/2010/wordprocessingCanvas" xmlns:cx="http://schemas.microsoft.com/office/drawing/2014/chartex" xmlns:cx1="http://schemas.microsoft.com/office/drawing/2015/9/8/chartex" xmlns:cx2="http://schemas.microsoft.com/office/drawing/2015/10/21/chartex" xmlns:cx3="http://schemas.microsoft.com/office/drawing/2016/5/9/chartex" xmlns:cx4="http://schemas.microsoft.com/office/drawing/2016/5/10/chartex" xmlns:cx5="http://schemas.microsoft.com/office/drawing/2016/5/11/chartex" xmlns:cx6="http://schemas.microsoft.com/office/drawing/2016/5/12/chartex" xmlns:cx7="http://schemas.microsoft.com/office/drawing/2016/5/13/chartex" xmlns:cx8="http://schemas.microsoft.com/office/drawing/2016/5/14/chartex" xmlns:mc="http://schemas.openxmlformats.org/markup-compatibility/2006" xmlns:aink="http://schemas.microsoft.com/office/drawing/2016/ink" xmlns:am3d="http://schemas.microsoft.com/office/drawing/2017/model3d" xmlns:o="urn:schemas-microsoft-com:office:office" xmlns:oel="http://schemas.microsoft.com/office/2019/extlst" xmlns:r="http://schemas.openxmlformats.org/officeDocument/2006/relationships" xmlns:m="http://schemas.openxmlformats.org/officeDocument/2006/math" xmlns:v="urn:schemas-microsoft-com:vml" xmlns:wp14="http://schemas.microsoft.com/office/word/2010/wordprocessingDrawing" xmlns:wp="http://schemas.openxmlformats.org/drawingml/2006/wordprocessingDrawing" xmlns:w10="urn:schemas-microsoft-com:office:word" xmlns:w="http://schemas.openxmlformats.org/wordprocessingml/2006/main" xmlns:w14="http://schemas.microsoft.com/office/word/2010/wordml" xmlns:w15="http://schemas.microsoft.com/office/word/2012/wordml" xmlns:w16cex="http://schemas.microsoft.com/office/word/2018/wordml/cex" xmlns:w16cid="http://schemas.microsoft.com/office/word/2016/wordml/cid" xmlns:w16="http://schemas.microsoft.com/office/word/2018/wordml" xmlns:w16sdtdh="http://schemas.microsoft.com/office/word/2020/wordml/sdtdatahash" xmlns:w16se="http://schemas.microsoft.com/office/word/2015/wordml/symex" xmlns:wpg="http://schemas.microsoft.com/office/word/2010/wordprocessingGroup" xmlns:wpi="http://schemas.microsoft.com/office/word/2010/wordprocessingInk" xmlns:wne="http://schemas.microsoft.com/office/word/2006/wordml" xmlns:wps="http://schemas.microsoft.com/office/word/2010/wordprocessingShape" mc:Ignorable="w14 w15 w16se w16cid w16 w16cex w16sdtdh wp14">
+<w:numbering xmlns:wpc="http://schemas.microsoft.com/office/word/2010/wordprocessingCanvas" xmlns:cx="http://schemas.microsoft.com/office/drawing/2014/chartex" xmlns:cx1="http://schemas.microsoft.com/office/drawing/2015/9/8/chartex" xmlns:cx2="http://schemas.microsoft.com/office/drawing/2015/10/21/chartex" xmlns:cx3="http://schemas.microsoft.com/office/drawing/2016/5/9/chartex" xmlns:cx4="http://schemas.microsoft.com/office/drawing/2016/5/10/chartex" xmlns:cx5="http://schemas.microsoft.com/office/drawing/2016/5/11/chartex" xmlns:cx6="http://schemas.microsoft.com/office/drawing/2016/5/12/chartex" xmlns:cx7="http://schemas.microsoft.com/office/drawing/2016/5/13/chartex" xmlns:cx8="http://schemas.microsoft.com/office/drawing/2016/5/14/chartex" xmlns:mc="http://schemas.openxmlformats.org/markup-compatibility/2006" xmlns:aink="http://schemas.microsoft.com/office/drawing/2016/ink" xmlns:am3d="http://schemas.microsoft.com/office/drawing/2017/model3d" xmlns:o="urn:schemas-microsoft-com:office:office" xmlns:oel="http://schemas.microsoft.com/office/2019/extlst" xmlns:r="http://schemas.openxmlformats.org/officeDocument/2006/relationships" xmlns:m="http://schemas.openxmlformats.org/officeDocument/2006/math" xmlns:v="urn:schemas-microsoft-com:vml" xmlns:wp14="http://schemas.microsoft.com/office/word/2010/wordprocessingDrawing" xmlns:wp="http://schemas.openxmlformats.org/drawingml/2006/wordprocessingDrawing" xmlns:w10="urn:schemas-microsoft-com:office:word" xmlns:w="http://schemas.openxmlformats.org/wordprocessingml/2006/main" xmlns:w14="http://schemas.microsoft.com/office/word/2010/wordml" xmlns:w15="http://schemas.microsoft.com/office/word/2012/wordml" xmlns:w16cex="http://schemas.microsoft.com/office/word/2018/wordml/cex" xmlns:w16cid="http://schemas.microsoft.com/office/word/2016/wordml/cid" xmlns:w16="http://schemas.microsoft.com/office/word/2018/wordml" xmlns:w16du="http://schemas.microsoft.com/office/word/2023/wordml/word16du" xmlns:w16sdtdh="http://schemas.microsoft.com/office/word/2020/wordml/sdtdatahash" xmlns:w16se="http://schemas.microsoft.com/office/word/2015/wordml/symex" xmlns:wpg="http://schemas.microsoft.com/office/word/2010/wordprocessingGroup" xmlns:wpi="http://schemas.microsoft.com/office/word/2010/wordprocessingInk" xmlns:wne="http://schemas.microsoft.com/office/word/2006/wordml" xmlns:wps="http://schemas.microsoft.com/office/word/2010/wordprocessingShape" mc:Ignorable="w14 w15 w16se w16cid w16 w16cex w16sdtdh w16du wp14">
   <w:abstractNum w:abstractNumId="0" w15:restartNumberingAfterBreak="0">
     <w:nsid w:val="76B4186A"/>
     <w:multiLevelType w:val="hybridMultilevel"/>
@@ -4409,7 +4846,7 @@
 </file>
 
 <file path=word/styles.xml><?xml version="1.0" encoding="utf-8"?>
-<w:styles xmlns:mc="http://schemas.openxmlformats.org/markup-compatibility/2006" xmlns:r="http://schemas.openxmlformats.org/officeDocument/2006/relationships" xmlns:w="http://schemas.openxmlformats.org/wordprocessingml/2006/main" xmlns:w14="http://schemas.microsoft.com/office/word/2010/wordml" xmlns:w15="http://schemas.microsoft.com/office/word/2012/wordml" xmlns:w16cex="http://schemas.microsoft.com/office/word/2018/wordml/cex" xmlns:w16cid="http://schemas.microsoft.com/office/word/2016/wordml/cid" xmlns:w16="http://schemas.microsoft.com/office/word/2018/wordml" xmlns:w16sdtdh="http://schemas.microsoft.com/office/word/2020/wordml/sdtdatahash" xmlns:w16se="http://schemas.microsoft.com/office/word/2015/wordml/symex" mc:Ignorable="w14 w15 w16se w16cid w16 w16cex w16sdtdh">
+<w:styles xmlns:mc="http://schemas.openxmlformats.org/markup-compatibility/2006" xmlns:r="http://schemas.openxmlformats.org/officeDocument/2006/relationships" xmlns:w="http://schemas.openxmlformats.org/wordprocessingml/2006/main" xmlns:w14="http://schemas.microsoft.com/office/word/2010/wordml" xmlns:w15="http://schemas.microsoft.com/office/word/2012/wordml" xmlns:w16cex="http://schemas.microsoft.com/office/word/2018/wordml/cex" xmlns:w16cid="http://schemas.microsoft.com/office/word/2016/wordml/cid" xmlns:w16="http://schemas.microsoft.com/office/word/2018/wordml" xmlns:w16du="http://schemas.microsoft.com/office/word/2023/wordml/word16du" xmlns:w16sdtdh="http://schemas.microsoft.com/office/word/2020/wordml/sdtdatahash" xmlns:w16se="http://schemas.microsoft.com/office/word/2015/wordml/symex" mc:Ignorable="w14 w15 w16se w16cid w16 w16cex w16sdtdh w16du">
   <w:docDefaults>
     <w:rPrDefault>
       <w:rPr>
@@ -4808,7 +5245,7 @@
   <w:style w:type="paragraph" w:default="1" w:styleId="Normal">
     <w:name w:val="Normal"/>
     <w:qFormat/>
-    <w:rsid w:val="0078461B"/>
+    <w:rsid w:val="003278C2"/>
   </w:style>
   <w:style w:type="paragraph" w:styleId="Heading1">
     <w:name w:val="heading 1"/>

--- a/Manual.docx
+++ b/Manual.docx
@@ -1101,6 +1101,7 @@
         <w:t xml:space="preserve"> in </w:t>
       </w:r>
       <w:proofErr w:type="spellStart"/>
+      <w:proofErr w:type="gramStart"/>
       <w:r>
         <w:rPr>
           <w:rFonts w:ascii="Times" w:hAnsi="Times" w:cs="Times"/>
@@ -1110,6 +1111,7 @@
         <w:t>you</w:t>
       </w:r>
       <w:proofErr w:type="spellEnd"/>
+      <w:proofErr w:type="gramEnd"/>
       <w:r>
         <w:rPr>
           <w:rFonts w:ascii="Times" w:hAnsi="Times" w:cs="Times"/>
@@ -1259,15 +1261,45 @@
           <w:color w:val="1F2328"/>
           <w:lang w:val="en-US"/>
         </w:rPr>
-        <w:t xml:space="preserve">If you encounter any </w:t>
-      </w:r>
-      <w:r>
-        <w:rPr>
-          <w:rFonts w:ascii="Times" w:hAnsi="Times" w:cs="Times"/>
-          <w:color w:val="1F2328"/>
-          <w:lang w:val="en-US"/>
-        </w:rPr>
-        <w:t>issues,</w:t>
+        <w:t>If</w:t>
+      </w:r>
+      <w:r>
+        <w:rPr>
+          <w:rFonts w:ascii="Times" w:hAnsi="Times" w:cs="Times"/>
+          <w:color w:val="1F2328"/>
+          <w:lang w:val="en-US"/>
+        </w:rPr>
+        <w:t xml:space="preserve"> the upload does not work with the template, you are currently using</w:t>
+      </w:r>
+      <w:r>
+        <w:rPr>
+          <w:rFonts w:ascii="Times" w:hAnsi="Times" w:cs="Times"/>
+          <w:color w:val="1F2328"/>
+          <w:lang w:val="en-US"/>
+        </w:rPr>
+        <w:t xml:space="preserve">, </w:t>
+      </w:r>
+      <w:r>
+        <w:rPr>
+          <w:rFonts w:ascii="Times" w:hAnsi="Times" w:cs="Times"/>
+          <w:color w:val="1F2328"/>
+          <w:lang w:val="en-US"/>
+        </w:rPr>
+        <w:t xml:space="preserve">you can find compatible templates on </w:t>
+      </w:r>
+      <w:r>
+        <w:rPr>
+          <w:rFonts w:ascii="Times" w:hAnsi="Times" w:cs="Times"/>
+          <w:lang w:val="en-US"/>
+        </w:rPr>
+        <w:t>http://dandyweb01fl.unicph.domain</w:t>
+      </w:r>
+      <w:r>
+        <w:rPr>
+          <w:rFonts w:ascii="Times" w:hAnsi="Times" w:cs="Times"/>
+          <w:lang w:val="en-US"/>
+        </w:rPr>
+        <w:t>:5100</w:t>
       </w:r>
       <w:r>
         <w:rPr>
@@ -1280,49 +1312,10 @@
       <w:r>
         <w:rPr>
           <w:rFonts w:ascii="Times" w:hAnsi="Times" w:cs="Times"/>
-          <w:lang w:val="en-US"/>
-        </w:rPr>
-        <w:t>I’ve made a list of</w:t>
-      </w:r>
-      <w:r>
-        <w:rPr>
-          <w:rFonts w:ascii="Times" w:hAnsi="Times" w:cs="Times"/>
-          <w:color w:val="1F2328"/>
-          <w:lang w:val="en-US"/>
-        </w:rPr>
-        <w:t xml:space="preserve"> </w:t>
-      </w:r>
-      <w:r>
-        <w:rPr>
-          <w:rFonts w:ascii="Times" w:hAnsi="Times" w:cs="Times"/>
-          <w:color w:val="1F2328"/>
-          <w:lang w:val="en-US"/>
-        </w:rPr>
-        <w:t xml:space="preserve">database compatible </w:t>
-      </w:r>
-      <w:r>
-        <w:rPr>
-          <w:rFonts w:ascii="Times" w:hAnsi="Times" w:cs="Times"/>
-          <w:color w:val="1F2328"/>
-          <w:lang w:val="en-US"/>
-        </w:rPr>
-        <w:t>Excel sheet</w:t>
-      </w:r>
-      <w:r>
-        <w:rPr>
-          <w:rFonts w:ascii="Times" w:hAnsi="Times" w:cs="Times"/>
-          <w:color w:val="1F2328"/>
-          <w:lang w:val="en-US"/>
-        </w:rPr>
-        <w:t xml:space="preserve">s, </w:t>
-      </w:r>
-      <w:r>
-        <w:rPr>
-          <w:rFonts w:ascii="Times" w:hAnsi="Times" w:cs="Times"/>
-          <w:color w:val="1F2328"/>
-          <w:lang w:val="en-US"/>
-        </w:rPr>
-        <w:t>that you will see on the website (the list of blue hyperlinks)</w:t>
+          <w:color w:val="1F2328"/>
+          <w:lang w:val="en-US"/>
+        </w:rPr>
+        <w:t>(the list of blue hyperlinks)</w:t>
       </w:r>
       <w:r>
         <w:rPr>
@@ -2468,76 +2461,9 @@
       <w:r>
         <w:rPr>
           <w:rFonts w:ascii="Times" w:hAnsi="Times" w:cs="Times"/>
-          <w:color w:val="1F2328"/>
-          <w:lang w:val="en-US"/>
-        </w:rPr>
-        <w:t xml:space="preserve">Save the sheet as “Unicode Text (.txt)” (windows) or “UTF-16 </w:t>
-      </w:r>
-      <w:proofErr w:type="spellStart"/>
-      <w:r>
-        <w:rPr>
-          <w:rFonts w:ascii="Times" w:hAnsi="Times" w:cs="Times"/>
-          <w:color w:val="1F2328"/>
-          <w:lang w:val="en-US"/>
-        </w:rPr>
-        <w:t>unicode</w:t>
-      </w:r>
-      <w:proofErr w:type="spellEnd"/>
-      <w:r>
-        <w:rPr>
-          <w:rFonts w:ascii="Times" w:hAnsi="Times" w:cs="Times"/>
-          <w:color w:val="1F2328"/>
-          <w:lang w:val="en-US"/>
-        </w:rPr>
-        <w:t xml:space="preserve"> </w:t>
-      </w:r>
-      <w:r>
-        <w:rPr>
-          <w:rFonts w:ascii="Times" w:hAnsi="Times" w:cs="Times"/>
-          <w:color w:val="1F2328"/>
-          <w:lang w:val="en-US"/>
-        </w:rPr>
-        <w:t>text” (mac).</w:t>
-      </w:r>
-      <w:r>
-        <w:rPr>
-          <w:rFonts w:ascii="Times" w:hAnsi="Times" w:cs="Times"/>
-          <w:color w:val="1F2328"/>
-          <w:lang w:val="en-US"/>
-        </w:rPr>
-        <w:t xml:space="preserve"> </w:t>
-      </w:r>
-      <w:r>
-        <w:rPr>
-          <w:rFonts w:ascii="Times" w:hAnsi="Times" w:cs="Times"/>
-          <w:color w:val="1F2328"/>
-          <w:lang w:val="en-US"/>
-        </w:rPr>
-        <w:t>Note</w:t>
-      </w:r>
-      <w:r>
-        <w:rPr>
-          <w:rFonts w:ascii="Times" w:hAnsi="Times" w:cs="Times"/>
-          <w:color w:val="1F2328"/>
-          <w:lang w:val="en-US"/>
-        </w:rPr>
-        <w:t xml:space="preserve">: This will only save the active sheet, and not the whole Excel file, so make sure you are saving the correct </w:t>
-      </w:r>
-      <w:r>
-        <w:rPr>
-          <w:rFonts w:ascii="Times" w:hAnsi="Times" w:cs="Times"/>
-          <w:color w:val="1F2328"/>
-          <w:lang w:val="en-US"/>
-        </w:rPr>
-        <w:t>sheet</w:t>
-      </w:r>
-      <w:r>
-        <w:rPr>
-          <w:rFonts w:ascii="Times" w:hAnsi="Times" w:cs="Times"/>
-          <w:color w:val="1F2328"/>
-          <w:lang w:val="en-US"/>
-        </w:rPr>
-        <w:t xml:space="preserve"> that you want to upload.</w:t>
+          <w:lang w:val="en-US"/>
+        </w:rPr>
+        <w:t>Delete any redundant/empty columns and/or rows from the sheet.</w:t>
       </w:r>
     </w:p>
     <w:p>
@@ -2564,20 +2490,25 @@
       <w:r>
         <w:rPr>
           <w:rFonts w:ascii="Times" w:hAnsi="Times" w:cs="Times"/>
-          <w:lang w:val="en-US"/>
-        </w:rPr>
-        <w:t xml:space="preserve">Go </w:t>
-      </w:r>
-      <w:r>
-        <w:rPr>
-          <w:rFonts w:ascii="Times" w:hAnsi="Times" w:cs="Times"/>
-          <w:lang w:val="en-US"/>
-        </w:rPr>
-        <w:t>back to</w:t>
-      </w:r>
-      <w:r>
-        <w:rPr>
-          <w:rFonts w:ascii="Times" w:hAnsi="Times" w:cs="Times"/>
+          <w:color w:val="1F2328"/>
+          <w:lang w:val="en-US"/>
+        </w:rPr>
+        <w:t xml:space="preserve">Save the sheet as “Unicode Text (.txt)” (windows) or “UTF-16 </w:t>
+      </w:r>
+      <w:proofErr w:type="spellStart"/>
+      <w:r>
+        <w:rPr>
+          <w:rFonts w:ascii="Times" w:hAnsi="Times" w:cs="Times"/>
+          <w:color w:val="1F2328"/>
+          <w:lang w:val="en-US"/>
+        </w:rPr>
+        <w:t>unicode</w:t>
+      </w:r>
+      <w:proofErr w:type="spellEnd"/>
+      <w:r>
+        <w:rPr>
+          <w:rFonts w:ascii="Times" w:hAnsi="Times" w:cs="Times"/>
+          <w:color w:val="1F2328"/>
           <w:lang w:val="en-US"/>
         </w:rPr>
         <w:t xml:space="preserve"> </w:t>
@@ -2585,38 +2516,58 @@
       <w:r>
         <w:rPr>
           <w:rFonts w:ascii="Times" w:hAnsi="Times" w:cs="Times"/>
-          <w:lang w:val="en-US"/>
-        </w:rPr>
-        <w:t>http://dandyweb01fl.unicph.domain</w:t>
-      </w:r>
-      <w:r>
-        <w:rPr>
-          <w:rFonts w:ascii="Times" w:hAnsi="Times" w:cs="Times"/>
-          <w:lang w:val="en-US"/>
-        </w:rPr>
-        <w:t>:5100</w:t>
-      </w:r>
-      <w:r>
-        <w:rPr>
-          <w:rFonts w:ascii="Times" w:hAnsi="Times" w:cs="Times"/>
-          <w:color w:val="1F2328"/>
-          <w:lang w:val="en-US"/>
-        </w:rPr>
-        <w:t>, c</w:t>
-      </w:r>
-      <w:r>
-        <w:rPr>
-          <w:rFonts w:ascii="Times" w:hAnsi="Times" w:cs="Times"/>
-          <w:lang w:val="en-US"/>
-        </w:rPr>
-        <w:t>lick the “Choose File” button and choose the .txt file you just saved</w:t>
-      </w:r>
-      <w:r>
-        <w:rPr>
-          <w:rFonts w:ascii="Times" w:hAnsi="Times" w:cs="Times"/>
-          <w:lang w:val="en-US"/>
-        </w:rPr>
-        <w:t>.</w:t>
+          <w:color w:val="1F2328"/>
+          <w:lang w:val="en-US"/>
+        </w:rPr>
+        <w:t>text” (mac).</w:t>
+      </w:r>
+      <w:r>
+        <w:rPr>
+          <w:rFonts w:ascii="Times" w:hAnsi="Times" w:cs="Times"/>
+          <w:color w:val="1F2328"/>
+          <w:lang w:val="en-US"/>
+        </w:rPr>
+        <w:t xml:space="preserve"> </w:t>
+      </w:r>
+      <w:r>
+        <w:rPr>
+          <w:rFonts w:ascii="Times" w:hAnsi="Times" w:cs="Times"/>
+          <w:color w:val="1F2328"/>
+          <w:lang w:val="en-US"/>
+        </w:rPr>
+        <w:t>Note</w:t>
+      </w:r>
+      <w:r>
+        <w:rPr>
+          <w:rFonts w:ascii="Times" w:hAnsi="Times" w:cs="Times"/>
+          <w:color w:val="1F2328"/>
+          <w:lang w:val="en-US"/>
+        </w:rPr>
+        <w:t xml:space="preserve">: This will only save the active sheet, and not the whole Excel file, so make sure you are saving the correct </w:t>
+      </w:r>
+      <w:r>
+        <w:rPr>
+          <w:rFonts w:ascii="Times" w:hAnsi="Times" w:cs="Times"/>
+          <w:color w:val="1F2328"/>
+          <w:lang w:val="en-US"/>
+        </w:rPr>
+        <w:t>sheet</w:t>
+      </w:r>
+      <w:r>
+        <w:rPr>
+          <w:rFonts w:ascii="Times" w:hAnsi="Times" w:cs="Times"/>
+          <w:color w:val="1F2328"/>
+          <w:lang w:val="en-US"/>
+        </w:rPr>
+        <w:t xml:space="preserve"> that you want to upload.</w:t>
+      </w:r>
+      <w:r>
+        <w:rPr>
+          <w:rFonts w:ascii="Times" w:hAnsi="Times" w:cs="Times"/>
+          <w:color w:val="1F2328"/>
+          <w:lang w:val="en-US"/>
+        </w:rPr>
+        <w:t xml:space="preserve"> Also, you need to use the desktop Excel app to be able to do this (not online Excel).</w:t>
       </w:r>
     </w:p>
     <w:p>
@@ -2645,35 +2596,14 @@
           <w:rFonts w:ascii="Times" w:hAnsi="Times" w:cs="Times"/>
           <w:lang w:val="en-US"/>
         </w:rPr>
-        <w:t xml:space="preserve">Select the </w:t>
-      </w:r>
-      <w:r>
-        <w:rPr>
-          <w:rFonts w:ascii="Times" w:hAnsi="Times" w:cs="Times"/>
-          <w:lang w:val="en-US"/>
-        </w:rPr>
-        <w:t>spreadsheet type.</w:t>
-      </w:r>
-      <w:r>
-        <w:rPr>
-          <w:rFonts w:ascii="Times" w:hAnsi="Times" w:cs="Times"/>
-          <w:lang w:val="en-US"/>
-        </w:rPr>
-        <w:t xml:space="preserve"> This will ensure that your data is uploaded to the correct table, and that the database knows which sheet to expect (as described earlier, it is programmed to accept a fixed </w:t>
-      </w:r>
-      <w:r>
-        <w:rPr>
-          <w:rFonts w:ascii="Times" w:hAnsi="Times" w:cs="Times"/>
-          <w:lang w:val="en-US"/>
-        </w:rPr>
-        <w:t>number</w:t>
-      </w:r>
-      <w:r>
-        <w:rPr>
-          <w:rFonts w:ascii="Times" w:hAnsi="Times" w:cs="Times"/>
-          <w:lang w:val="en-US"/>
-        </w:rPr>
-        <w:t xml:space="preserve"> of standard sheets). </w:t>
+        <w:t xml:space="preserve">Go </w:t>
+      </w:r>
+      <w:r>
+        <w:rPr>
+          <w:rFonts w:ascii="Times" w:hAnsi="Times" w:cs="Times"/>
+          <w:lang w:val="en-US"/>
+        </w:rPr>
+        <w:t>back to</w:t>
       </w:r>
       <w:r>
         <w:rPr>
@@ -2681,6 +2611,42 @@
           <w:lang w:val="en-US"/>
         </w:rPr>
         <w:t xml:space="preserve"> </w:t>
+      </w:r>
+      <w:r>
+        <w:rPr>
+          <w:rFonts w:ascii="Times" w:hAnsi="Times" w:cs="Times"/>
+          <w:lang w:val="en-US"/>
+        </w:rPr>
+        <w:t>http://dandyweb01fl.unicph.domain</w:t>
+      </w:r>
+      <w:r>
+        <w:rPr>
+          <w:rFonts w:ascii="Times" w:hAnsi="Times" w:cs="Times"/>
+          <w:lang w:val="en-US"/>
+        </w:rPr>
+        <w:t>:5100</w:t>
+      </w:r>
+      <w:r>
+        <w:rPr>
+          <w:rFonts w:ascii="Times" w:hAnsi="Times" w:cs="Times"/>
+          <w:color w:val="1F2328"/>
+          <w:lang w:val="en-US"/>
+        </w:rPr>
+        <w:t>, c</w:t>
+      </w:r>
+      <w:r>
+        <w:rPr>
+          <w:rFonts w:ascii="Times" w:hAnsi="Times" w:cs="Times"/>
+          <w:lang w:val="en-US"/>
+        </w:rPr>
+        <w:t>lick the “Choose File” button and choose the .txt file you just saved</w:t>
+      </w:r>
+      <w:r>
+        <w:rPr>
+          <w:rFonts w:ascii="Times" w:hAnsi="Times" w:cs="Times"/>
+          <w:lang w:val="en-US"/>
+        </w:rPr>
+        <w:t>.</w:t>
       </w:r>
     </w:p>
     <w:p>
@@ -2709,21 +2675,42 @@
           <w:rFonts w:ascii="Times" w:hAnsi="Times" w:cs="Times"/>
           <w:lang w:val="en-US"/>
         </w:rPr>
-        <w:t xml:space="preserve">Select the formatting </w:t>
-      </w:r>
-      <w:r>
-        <w:rPr>
-          <w:rFonts w:ascii="Times" w:hAnsi="Times" w:cs="Times"/>
-          <w:lang w:val="en-US"/>
-        </w:rPr>
-        <w:t xml:space="preserve">options that </w:t>
-      </w:r>
-      <w:r>
-        <w:rPr>
-          <w:rFonts w:ascii="Times" w:hAnsi="Times" w:cs="Times"/>
-          <w:lang w:val="en-US"/>
-        </w:rPr>
-        <w:t xml:space="preserve">are applicable to your sheet. </w:t>
+        <w:t xml:space="preserve">Select the </w:t>
+      </w:r>
+      <w:r>
+        <w:rPr>
+          <w:rFonts w:ascii="Times" w:hAnsi="Times" w:cs="Times"/>
+          <w:lang w:val="en-US"/>
+        </w:rPr>
+        <w:t>spreadsheet type.</w:t>
+      </w:r>
+      <w:r>
+        <w:rPr>
+          <w:rFonts w:ascii="Times" w:hAnsi="Times" w:cs="Times"/>
+          <w:lang w:val="en-US"/>
+        </w:rPr>
+        <w:t xml:space="preserve"> This will ensure that your data is uploaded to the correct table, and that the database knows which sheet to expect (as described earlier, it is programmed to accept a fixed </w:t>
+      </w:r>
+      <w:r>
+        <w:rPr>
+          <w:rFonts w:ascii="Times" w:hAnsi="Times" w:cs="Times"/>
+          <w:lang w:val="en-US"/>
+        </w:rPr>
+        <w:t>number</w:t>
+      </w:r>
+      <w:r>
+        <w:rPr>
+          <w:rFonts w:ascii="Times" w:hAnsi="Times" w:cs="Times"/>
+          <w:lang w:val="en-US"/>
+        </w:rPr>
+        <w:t xml:space="preserve"> of standard sheets). </w:t>
+      </w:r>
+      <w:r>
+        <w:rPr>
+          <w:rFonts w:ascii="Times" w:hAnsi="Times" w:cs="Times"/>
+          <w:lang w:val="en-US"/>
+        </w:rPr>
+        <w:t xml:space="preserve"> </w:t>
       </w:r>
     </w:p>
     <w:p>
@@ -2752,14 +2739,21 @@
           <w:rFonts w:ascii="Times" w:hAnsi="Times" w:cs="Times"/>
           <w:lang w:val="en-US"/>
         </w:rPr>
-        <w:t>Press upload</w:t>
-      </w:r>
-      <w:r>
-        <w:rPr>
-          <w:rFonts w:ascii="Times" w:hAnsi="Times" w:cs="Times"/>
-          <w:lang w:val="en-US"/>
-        </w:rPr>
-        <w:t>.</w:t>
+        <w:t xml:space="preserve">Select the formatting </w:t>
+      </w:r>
+      <w:r>
+        <w:rPr>
+          <w:rFonts w:ascii="Times" w:hAnsi="Times" w:cs="Times"/>
+          <w:lang w:val="en-US"/>
+        </w:rPr>
+        <w:t xml:space="preserve">options that </w:t>
+      </w:r>
+      <w:r>
+        <w:rPr>
+          <w:rFonts w:ascii="Times" w:hAnsi="Times" w:cs="Times"/>
+          <w:lang w:val="en-US"/>
+        </w:rPr>
+        <w:t xml:space="preserve">are applicable to your sheet. </w:t>
       </w:r>
     </w:p>
     <w:p>
@@ -2788,64 +2782,14 @@
           <w:rFonts w:ascii="Times" w:hAnsi="Times" w:cs="Times"/>
           <w:lang w:val="en-US"/>
         </w:rPr>
-        <w:t>Your data will be parsed, meaning, dates and decimal points will be converted to the database standard (YYYY-MM-DD and “.”)</w:t>
-      </w:r>
-      <w:r>
-        <w:rPr>
-          <w:rFonts w:ascii="Times" w:hAnsi="Times" w:cs="Times"/>
-          <w:lang w:val="en-US"/>
-        </w:rPr>
-        <w:t xml:space="preserve"> (see details below). </w:t>
-      </w:r>
-      <w:r>
-        <w:rPr>
-          <w:rFonts w:ascii="Times" w:hAnsi="Times" w:cs="Times"/>
-          <w:lang w:val="en-US"/>
-        </w:rPr>
-        <w:t xml:space="preserve">If the formatting of </w:t>
-      </w:r>
-      <w:r>
-        <w:rPr>
-          <w:rFonts w:ascii="Times" w:hAnsi="Times" w:cs="Times"/>
-          <w:lang w:val="en-US"/>
-        </w:rPr>
-        <w:t>your</w:t>
-      </w:r>
-      <w:r>
-        <w:rPr>
-          <w:rFonts w:ascii="Times" w:hAnsi="Times" w:cs="Times"/>
-          <w:lang w:val="en-US"/>
-        </w:rPr>
-        <w:t xml:space="preserve"> data </w:t>
-      </w:r>
-      <w:r>
-        <w:rPr>
-          <w:rFonts w:ascii="Times" w:hAnsi="Times" w:cs="Times"/>
-          <w:lang w:val="en-US"/>
-        </w:rPr>
-        <w:lastRenderedPageBreak/>
-        <w:t>corresponds to the format options you chose, t</w:t>
-      </w:r>
-      <w:r>
-        <w:rPr>
-          <w:rFonts w:ascii="Times" w:hAnsi="Times" w:cs="Times"/>
-          <w:lang w:val="en-US"/>
-        </w:rPr>
-        <w:t xml:space="preserve">he </w:t>
-      </w:r>
-      <w:r>
-        <w:rPr>
-          <w:rFonts w:ascii="Times" w:hAnsi="Times" w:cs="Times"/>
-          <w:lang w:val="en-US"/>
-        </w:rPr>
-        <w:t xml:space="preserve">parsed data will be </w:t>
-      </w:r>
-      <w:r>
-        <w:rPr>
-          <w:rFonts w:ascii="Times" w:hAnsi="Times" w:cs="Times"/>
-          <w:lang w:val="en-US"/>
-        </w:rPr>
-        <w:t>displayed as a table. Review the data to make sure it is correct, and press confirm if it is.</w:t>
+        <w:t>Press upload</w:t>
+      </w:r>
+      <w:r>
+        <w:rPr>
+          <w:rFonts w:ascii="Times" w:hAnsi="Times" w:cs="Times"/>
+          <w:lang w:val="en-US"/>
+        </w:rPr>
+        <w:t>.</w:t>
       </w:r>
     </w:p>
     <w:p>
@@ -2874,6 +2818,84 @@
           <w:rFonts w:ascii="Times" w:hAnsi="Times" w:cs="Times"/>
           <w:lang w:val="en-US"/>
         </w:rPr>
+        <w:t>Your data will be parsed, meaning, dates and decimal points will be converted to the database standard (YYYY-MM-DD and “.”)</w:t>
+      </w:r>
+      <w:r>
+        <w:rPr>
+          <w:rFonts w:ascii="Times" w:hAnsi="Times" w:cs="Times"/>
+          <w:lang w:val="en-US"/>
+        </w:rPr>
+        <w:t xml:space="preserve"> (see details below). </w:t>
+      </w:r>
+      <w:r>
+        <w:rPr>
+          <w:rFonts w:ascii="Times" w:hAnsi="Times" w:cs="Times"/>
+          <w:lang w:val="en-US"/>
+        </w:rPr>
+        <w:t xml:space="preserve">If the formatting of </w:t>
+      </w:r>
+      <w:r>
+        <w:rPr>
+          <w:rFonts w:ascii="Times" w:hAnsi="Times" w:cs="Times"/>
+          <w:lang w:val="en-US"/>
+        </w:rPr>
+        <w:t>your</w:t>
+      </w:r>
+      <w:r>
+        <w:rPr>
+          <w:rFonts w:ascii="Times" w:hAnsi="Times" w:cs="Times"/>
+          <w:lang w:val="en-US"/>
+        </w:rPr>
+        <w:t xml:space="preserve"> data corresponds to the format options you chose, t</w:t>
+      </w:r>
+      <w:r>
+        <w:rPr>
+          <w:rFonts w:ascii="Times" w:hAnsi="Times" w:cs="Times"/>
+          <w:lang w:val="en-US"/>
+        </w:rPr>
+        <w:t xml:space="preserve">he </w:t>
+      </w:r>
+      <w:r>
+        <w:rPr>
+          <w:rFonts w:ascii="Times" w:hAnsi="Times" w:cs="Times"/>
+          <w:lang w:val="en-US"/>
+        </w:rPr>
+        <w:t xml:space="preserve">parsed data will be </w:t>
+      </w:r>
+      <w:r>
+        <w:rPr>
+          <w:rFonts w:ascii="Times" w:hAnsi="Times" w:cs="Times"/>
+          <w:lang w:val="en-US"/>
+        </w:rPr>
+        <w:t>displayed as a table. Review the data to make sure it is correct, and press confirm if it is.</w:t>
+      </w:r>
+    </w:p>
+    <w:p>
+      <w:pPr>
+        <w:pStyle w:val="ListParagraph"/>
+        <w:rPr>
+          <w:rFonts w:ascii="Times" w:hAnsi="Times" w:cs="Times"/>
+          <w:lang w:val="en-US"/>
+        </w:rPr>
+      </w:pPr>
+    </w:p>
+    <w:p>
+      <w:pPr>
+        <w:pStyle w:val="ListParagraph"/>
+        <w:numPr>
+          <w:ilvl w:val="0"/>
+          <w:numId w:val="1"/>
+        </w:numPr>
+        <w:rPr>
+          <w:rFonts w:ascii="Times" w:hAnsi="Times" w:cs="Times"/>
+          <w:lang w:val="en-US"/>
+        </w:rPr>
+      </w:pPr>
+      <w:r>
+        <w:rPr>
+          <w:rFonts w:ascii="Times" w:hAnsi="Times" w:cs="Times"/>
+          <w:lang w:val="en-US"/>
+        </w:rPr>
         <w:t xml:space="preserve">When you press confirm, your data will be uploaded to the database and redirected to a page that shows you exactly how the data looks in the database. Double check that the data looks okay. </w:t>
       </w:r>
     </w:p>
@@ -3648,7 +3670,14 @@
           <w:rFonts w:ascii="Times" w:hAnsi="Times" w:cs="Times"/>
           <w:lang w:val="en-US"/>
         </w:rPr>
-        <w:t xml:space="preserve">Personal </w:t>
+        <w:t>Person</w:t>
+      </w:r>
+      <w:r>
+        <w:rPr>
+          <w:rFonts w:ascii="Times" w:hAnsi="Times" w:cs="Times"/>
+          <w:lang w:val="en-US"/>
+        </w:rPr>
+        <w:t xml:space="preserve"> </w:t>
       </w:r>
       <w:r>
         <w:rPr>
@@ -3709,7 +3738,28 @@
           <w:rFonts w:ascii="Times" w:hAnsi="Times" w:cs="Times"/>
           <w:lang w:val="en-US"/>
         </w:rPr>
-        <w:t>. If you want to use initials, you need to upload a translator spreadsheet in this format:</w:t>
+        <w:t>. If you want to use initials</w:t>
+      </w:r>
+      <w:r>
+        <w:rPr>
+          <w:rFonts w:ascii="Times" w:hAnsi="Times" w:cs="Times"/>
+          <w:lang w:val="en-US"/>
+        </w:rPr>
+        <w:t xml:space="preserve"> or KU-IDs</w:t>
+      </w:r>
+      <w:r>
+        <w:rPr>
+          <w:rFonts w:ascii="Times" w:hAnsi="Times" w:cs="Times"/>
+          <w:lang w:val="en-US"/>
+        </w:rPr>
+        <w:t xml:space="preserve">, you need to upload a </w:t>
+      </w:r>
+      <w:r>
+        <w:rPr>
+          <w:rFonts w:ascii="Times" w:hAnsi="Times" w:cs="Times"/>
+          <w:lang w:val="en-US"/>
+        </w:rPr>
+        <w:t>“Initials Translator” spreadsheet like this:</w:t>
       </w:r>
     </w:p>
     <w:tbl>
@@ -4054,7 +4104,6 @@
                 <w:lang w:eastAsia="da-DK"/>
                 <w14:ligatures w14:val="none"/>
               </w:rPr>
-              <w:lastRenderedPageBreak/>
               <w:t>MJG</w:t>
             </w:r>
           </w:p>
@@ -4090,6 +4139,72 @@
           </w:p>
         </w:tc>
       </w:tr>
+      <w:tr>
+        <w:trPr>
+          <w:trHeight w:val="224"/>
+          <w:jc w:val="center"/>
+        </w:trPr>
+        <w:tc>
+          <w:tcPr>
+            <w:tcW w:w="2405" w:type="dxa"/>
+            <w:shd w:val="clear" w:color="auto" w:fill="auto"/>
+            <w:noWrap/>
+            <w:vAlign w:val="bottom"/>
+          </w:tcPr>
+          <w:p>
+            <w:pPr>
+              <w:spacing w:after="0" w:line="240" w:lineRule="auto"/>
+              <w:rPr>
+                <w:rFonts w:ascii="Calibri" w:eastAsia="Times New Roman" w:hAnsi="Calibri" w:cs="Calibri"/>
+                <w:color w:val="000000"/>
+                <w:kern w:val="0"/>
+                <w:lang w:eastAsia="da-DK"/>
+                <w14:ligatures w14:val="none"/>
+              </w:rPr>
+            </w:pPr>
+            <w:r>
+              <w:rPr>
+                <w:rFonts w:ascii="Calibri" w:eastAsia="Times New Roman" w:hAnsi="Calibri" w:cs="Calibri"/>
+                <w:color w:val="000000"/>
+                <w:kern w:val="0"/>
+                <w:lang w:eastAsia="da-DK"/>
+                <w14:ligatures w14:val="none"/>
+              </w:rPr>
+              <w:t>glj523</w:t>
+            </w:r>
+          </w:p>
+        </w:tc>
+        <w:tc>
+          <w:tcPr>
+            <w:tcW w:w="2797" w:type="dxa"/>
+            <w:shd w:val="clear" w:color="auto" w:fill="auto"/>
+            <w:noWrap/>
+            <w:vAlign w:val="bottom"/>
+          </w:tcPr>
+          <w:p>
+            <w:pPr>
+              <w:spacing w:after="0" w:line="240" w:lineRule="auto"/>
+              <w:rPr>
+                <w:rFonts w:ascii="Calibri" w:eastAsia="Times New Roman" w:hAnsi="Calibri" w:cs="Calibri"/>
+                <w:color w:val="000000"/>
+                <w:kern w:val="0"/>
+                <w:lang w:eastAsia="da-DK"/>
+                <w14:ligatures w14:val="none"/>
+              </w:rPr>
+            </w:pPr>
+            <w:r>
+              <w:rPr>
+                <w:rFonts w:ascii="Calibri" w:eastAsia="Times New Roman" w:hAnsi="Calibri" w:cs="Calibri"/>
+                <w:color w:val="000000"/>
+                <w:kern w:val="0"/>
+                <w:lang w:eastAsia="da-DK"/>
+                <w14:ligatures w14:val="none"/>
+              </w:rPr>
+              <w:t>Peter Jensen</w:t>
+            </w:r>
+          </w:p>
+        </w:tc>
+      </w:tr>
     </w:tbl>
     <w:p>
       <w:pPr>
@@ -4098,21 +4213,6 @@
           <w:lang w:val="en-US"/>
         </w:rPr>
       </w:pPr>
-    </w:p>
-    <w:p>
-      <w:pPr>
-        <w:rPr>
-          <w:rFonts w:ascii="Times" w:hAnsi="Times" w:cs="Times"/>
-          <w:lang w:val="en-US"/>
-        </w:rPr>
-      </w:pPr>
-      <w:r>
-        <w:rPr>
-          <w:rFonts w:ascii="Times" w:hAnsi="Times" w:cs="Times"/>
-          <w:lang w:val="en-US"/>
-        </w:rPr>
-        <w:t xml:space="preserve">Select “Initials Translator” as spreadsheet type. </w:t>
-      </w:r>
     </w:p>
     <w:p>
       <w:pPr>
@@ -4557,7 +4657,23 @@
           <w:rFonts w:ascii="Times" w:hAnsi="Times" w:cs="Times"/>
           <w:lang w:val="en-US" w:eastAsia="da-DK"/>
         </w:rPr>
-        <w:t xml:space="preserve">If you encounter a “Internal Server Error”, this means you encountered an error I did not anticipate.  Please notify </w:t>
+        <w:t xml:space="preserve">If you encounter </w:t>
+      </w:r>
+      <w:proofErr w:type="gramStart"/>
+      <w:r>
+        <w:rPr>
+          <w:rFonts w:ascii="Times" w:hAnsi="Times" w:cs="Times"/>
+          <w:lang w:val="en-US" w:eastAsia="da-DK"/>
+        </w:rPr>
+        <w:t>a “</w:t>
+      </w:r>
+      <w:proofErr w:type="gramEnd"/>
+      <w:r>
+        <w:rPr>
+          <w:rFonts w:ascii="Times" w:hAnsi="Times" w:cs="Times"/>
+          <w:lang w:val="en-US" w:eastAsia="da-DK"/>
+        </w:rPr>
+        <w:t xml:space="preserve">Internal Server Error”, this means you encountered an error I did not anticipate.  Please notify </w:t>
       </w:r>
       <w:r>
         <w:rPr>
@@ -4611,6 +4727,13 @@
           <w:lang w:val="en-US"/>
         </w:rPr>
         <w:t xml:space="preserve">Contact </w:t>
+      </w:r>
+      <w:r>
+        <w:rPr>
+          <w:rFonts w:ascii="Times" w:hAnsi="Times" w:cs="Times"/>
+          <w:lang w:val="en-US"/>
+        </w:rPr>
+        <w:t xml:space="preserve">Magnus Johannsen on </w:t>
       </w:r>
       <w:hyperlink r:id="rId8" w:history="1">
         <w:r>
@@ -4627,7 +4750,21 @@
           <w:rFonts w:ascii="Times" w:hAnsi="Times" w:cs="Times"/>
           <w:lang w:val="en-US"/>
         </w:rPr>
-        <w:t xml:space="preserve"> if you encounter any errors you cannot resolve, or if you have any questions. </w:t>
+        <w:t xml:space="preserve"> </w:t>
+      </w:r>
+      <w:r>
+        <w:rPr>
+          <w:rFonts w:ascii="Times" w:hAnsi="Times" w:cs="Times"/>
+          <w:lang w:val="en-US"/>
+        </w:rPr>
+        <w:t xml:space="preserve">or +4560669492 </w:t>
+      </w:r>
+      <w:r>
+        <w:rPr>
+          <w:rFonts w:ascii="Times" w:hAnsi="Times" w:cs="Times"/>
+          <w:lang w:val="en-US"/>
+        </w:rPr>
+        <w:t xml:space="preserve">if you encounter any errors you cannot resolve, or if you have any questions. </w:t>
       </w:r>
     </w:p>
     <w:p>

--- a/Manual.docx
+++ b/Manual.docx
@@ -58,7 +58,7 @@
         <w:rPr>
           <w:lang w:val="en-US"/>
         </w:rPr>
-        <w:t>04</w:t>
+        <w:t>10</w:t>
       </w:r>
     </w:p>
     <w:p>
@@ -1048,6 +1048,20 @@
           <w:lang w:val="en-US"/>
         </w:rPr>
         <w:t>Log in and connect to the KU VPN</w:t>
+      </w:r>
+      <w:r>
+        <w:rPr>
+          <w:rFonts w:ascii="Times" w:hAnsi="Times" w:cs="Times"/>
+          <w:lang w:val="en-US"/>
+        </w:rPr>
+        <w:t xml:space="preserve">. See here how to install Cisco and connect to the VPN: </w:t>
+      </w:r>
+      <w:r>
+        <w:rPr>
+          <w:rFonts w:ascii="Times" w:hAnsi="Times" w:cs="Times"/>
+          <w:lang w:val="en-US"/>
+        </w:rPr>
+        <w:t>https://kunet.ku.dk/medarbejderguide/Sider/It/Fjernadgang-vpn.aspx?searchHitHighlight=vpn</w:t>
       </w:r>
     </w:p>
     <w:p>
@@ -2782,6 +2796,7 @@
           <w:rFonts w:ascii="Times" w:hAnsi="Times" w:cs="Times"/>
           <w:lang w:val="en-US"/>
         </w:rPr>
+        <w:lastRenderedPageBreak/>
         <w:t>Press upload</w:t>
       </w:r>
       <w:r>
@@ -3818,6 +3833,7 @@
                 <w:lang w:eastAsia="da-DK"/>
                 <w14:ligatures w14:val="none"/>
               </w:rPr>
+              <w:lastRenderedPageBreak/>
               <w:t>Initials</w:t>
             </w:r>
           </w:p>
